--- a/Road-map - 1 этап HTML-CSS.docx
+++ b/Road-map - 1 этап HTML-CSS.docx
@@ -1,6 +1,6 @@
 
 <file path=word/document.xml><?xml version="1.0" encoding="utf-8"?>
-<w:document xmlns:wpc="http://schemas.microsoft.com/office/word/2010/wordprocessingCanvas" xmlns:cx="http://schemas.microsoft.com/office/drawing/2014/chartex" xmlns:cx1="http://schemas.microsoft.com/office/drawing/2015/9/8/chartex" xmlns:cx2="http://schemas.microsoft.com/office/drawing/2015/10/21/chartex" xmlns:cx3="http://schemas.microsoft.com/office/drawing/2016/5/9/chartex" xmlns:cx4="http://schemas.microsoft.com/office/drawing/2016/5/10/chartex" xmlns:cx5="http://schemas.microsoft.com/office/drawing/2016/5/11/chartex" xmlns:cx6="http://schemas.microsoft.com/office/drawing/2016/5/12/chartex" xmlns:cx7="http://schemas.microsoft.com/office/drawing/2016/5/13/chartex" xmlns:cx8="http://schemas.microsoft.com/office/drawing/2016/5/14/chartex" xmlns:mc="http://schemas.openxmlformats.org/markup-compatibility/2006" xmlns:aink="http://schemas.microsoft.com/office/drawing/2016/ink" xmlns:am3d="http://schemas.microsoft.com/office/drawing/2017/model3d" xmlns:o="urn:schemas-microsoft-com:office:office" xmlns:oel="http://schemas.microsoft.com/office/2019/extlst" xmlns:r="http://schemas.openxmlformats.org/officeDocument/2006/relationships" xmlns:m="http://schemas.openxmlformats.org/officeDocument/2006/math" xmlns:v="urn:schemas-microsoft-com:vml" xmlns:wp14="http://schemas.microsoft.com/office/word/2010/wordprocessingDrawing" xmlns:wp="http://schemas.openxmlformats.org/drawingml/2006/wordprocessingDrawing" xmlns:w10="urn:schemas-microsoft-com:office:word" xmlns:w="http://schemas.openxmlformats.org/wordprocessingml/2006/main" xmlns:w14="http://schemas.microsoft.com/office/word/2010/wordml" xmlns:w15="http://schemas.microsoft.com/office/word/2012/wordml" xmlns:w16cex="http://schemas.microsoft.com/office/word/2018/wordml/cex" xmlns:w16cid="http://schemas.microsoft.com/office/word/2016/wordml/cid" xmlns:w16="http://schemas.microsoft.com/office/word/2018/wordml" xmlns:w16sdtdh="http://schemas.microsoft.com/office/word/2020/wordml/sdtdatahash" xmlns:w16se="http://schemas.microsoft.com/office/word/2015/wordml/symex" xmlns:wpg="http://schemas.microsoft.com/office/word/2010/wordprocessingGroup" xmlns:wpi="http://schemas.microsoft.com/office/word/2010/wordprocessingInk" xmlns:wne="http://schemas.microsoft.com/office/word/2006/wordml" xmlns:wps="http://schemas.microsoft.com/office/word/2010/wordprocessingShape" mc:Ignorable="w14 w15 w16se w16cid w16 w16cex w16sdtdh wp14">
+<w:document xmlns:wpc="http://schemas.microsoft.com/office/word/2010/wordprocessingCanvas" xmlns:mc="http://schemas.openxmlformats.org/markup-compatibility/2006" xmlns:o="urn:schemas-microsoft-com:office:office" xmlns:r="http://schemas.openxmlformats.org/officeDocument/2006/relationships" xmlns:m="http://schemas.openxmlformats.org/officeDocument/2006/math" xmlns:v="urn:schemas-microsoft-com:vml" xmlns:wp14="http://schemas.microsoft.com/office/word/2010/wordprocessingDrawing" xmlns:wp="http://schemas.openxmlformats.org/drawingml/2006/wordprocessingDrawing" xmlns:w10="urn:schemas-microsoft-com:office:word" xmlns:w="http://schemas.openxmlformats.org/wordprocessingml/2006/main" xmlns:w14="http://schemas.microsoft.com/office/word/2010/wordml" xmlns:w15="http://schemas.microsoft.com/office/word/2012/wordml" xmlns:wpg="http://schemas.microsoft.com/office/word/2010/wordprocessingGroup" xmlns:wpi="http://schemas.microsoft.com/office/word/2010/wordprocessingInk" xmlns:wne="http://schemas.microsoft.com/office/word/2006/wordml" xmlns:wps="http://schemas.microsoft.com/office/word/2010/wordprocessingShape" mc:Ignorable="w14 w15 wp14">
   <w:body>
     <w:tbl>
       <w:tblPr>
@@ -1840,43 +1840,7 @@
                 <w:sz w:val="20"/>
                 <w:szCs w:val="20"/>
               </w:rPr>
-              <w:t xml:space="preserve">Базовая работа с </w:t>
-            </w:r>
-            <w:proofErr w:type="spellStart"/>
-            <w:r>
-              <w:rPr>
-                <w:rFonts w:ascii="Times New Roman" w:hAnsi="Times New Roman" w:cs="Times New Roman"/>
-                <w:sz w:val="20"/>
-                <w:szCs w:val="20"/>
-              </w:rPr>
-              <w:t>GitHub</w:t>
-            </w:r>
-            <w:proofErr w:type="spellEnd"/>
-            <w:r>
-              <w:rPr>
-                <w:rFonts w:ascii="Times New Roman" w:hAnsi="Times New Roman" w:cs="Times New Roman"/>
-                <w:sz w:val="20"/>
-                <w:szCs w:val="20"/>
-              </w:rPr>
-              <w:t xml:space="preserve"> </w:t>
-            </w:r>
-            <w:proofErr w:type="spellStart"/>
-            <w:r>
-              <w:rPr>
-                <w:rFonts w:ascii="Times New Roman" w:hAnsi="Times New Roman" w:cs="Times New Roman"/>
-                <w:sz w:val="20"/>
-                <w:szCs w:val="20"/>
-              </w:rPr>
-              <w:t>Pages</w:t>
-            </w:r>
-            <w:proofErr w:type="spellEnd"/>
-            <w:r>
-              <w:rPr>
-                <w:rFonts w:ascii="Times New Roman" w:hAnsi="Times New Roman" w:cs="Times New Roman"/>
-                <w:sz w:val="20"/>
-                <w:szCs w:val="20"/>
-              </w:rPr>
-              <w:t>.</w:t>
+              <w:t>Базовая работа с GitHub Pages.</w:t>
             </w:r>
           </w:p>
         </w:tc>
@@ -1900,43 +1864,7 @@
                 <w:sz w:val="20"/>
                 <w:szCs w:val="20"/>
               </w:rPr>
-              <w:t xml:space="preserve">Проверить код на validator.w3.org. Выложить проект на </w:t>
-            </w:r>
-            <w:proofErr w:type="spellStart"/>
-            <w:r>
-              <w:rPr>
-                <w:rFonts w:ascii="Times New Roman" w:hAnsi="Times New Roman" w:cs="Times New Roman"/>
-                <w:sz w:val="20"/>
-                <w:szCs w:val="20"/>
-              </w:rPr>
-              <w:t>GitHub</w:t>
-            </w:r>
-            <w:proofErr w:type="spellEnd"/>
-            <w:r>
-              <w:rPr>
-                <w:rFonts w:ascii="Times New Roman" w:hAnsi="Times New Roman" w:cs="Times New Roman"/>
-                <w:sz w:val="20"/>
-                <w:szCs w:val="20"/>
-              </w:rPr>
-              <w:t xml:space="preserve"> </w:t>
-            </w:r>
-            <w:proofErr w:type="spellStart"/>
-            <w:r>
-              <w:rPr>
-                <w:rFonts w:ascii="Times New Roman" w:hAnsi="Times New Roman" w:cs="Times New Roman"/>
-                <w:sz w:val="20"/>
-                <w:szCs w:val="20"/>
-              </w:rPr>
-              <w:t>Pages</w:t>
-            </w:r>
-            <w:proofErr w:type="spellEnd"/>
-            <w:r>
-              <w:rPr>
-                <w:rFonts w:ascii="Times New Roman" w:hAnsi="Times New Roman" w:cs="Times New Roman"/>
-                <w:sz w:val="20"/>
-                <w:szCs w:val="20"/>
-              </w:rPr>
-              <w:t>.</w:t>
+              <w:t>Проверить код на validator.w3.org. Выложить проект на GitHub Pages.</w:t>
             </w:r>
           </w:p>
         </w:tc>
@@ -2163,18 +2091,8 @@
                 <w:sz w:val="24"/>
                 <w:szCs w:val="20"/>
               </w:rPr>
-              <w:t xml:space="preserve">Научиться правильно структурировать контент для браузеров, поисковиков и </w:t>
-            </w:r>
-            <w:proofErr w:type="spellStart"/>
-            <w:r>
-              <w:rPr>
-                <w:rFonts w:ascii="Times New Roman" w:hAnsi="Times New Roman" w:cs="Times New Roman"/>
-                <w:sz w:val="24"/>
-                <w:szCs w:val="20"/>
-              </w:rPr>
-              <w:t>скринридеров</w:t>
-            </w:r>
-            <w:proofErr w:type="spellEnd"/>
+              <w:t>Научиться правильно структурировать контент для браузеров, поисковиков и скринридеров</w:t>
+            </w:r>
           </w:p>
         </w:tc>
       </w:tr>
@@ -4468,6 +4386,15 @@
               <w:t>/Telegram (</w:t>
             </w:r>
             <w:proofErr w:type="spellStart"/>
+            <w:r>
+              <w:rPr>
+                <w:rFonts w:ascii="Times New Roman" w:hAnsi="Times New Roman" w:cs="Times New Roman"/>
+                <w:sz w:val="20"/>
+                <w:szCs w:val="20"/>
+                <w:lang w:val="en-US"/>
+              </w:rPr>
+              <w:t>og</w:t>
+            </w:r>
             <w:proofErr w:type="gramStart"/>
             <w:r>
               <w:rPr>
@@ -4476,7 +4403,7 @@
                 <w:szCs w:val="20"/>
                 <w:lang w:val="en-US"/>
               </w:rPr>
-              <w:t>og:title</w:t>
+              <w:t>:title</w:t>
             </w:r>
             <w:proofErr w:type="spellEnd"/>
             <w:proofErr w:type="gramEnd"/>
@@ -4702,25 +4629,7 @@
                 <w:sz w:val="20"/>
                 <w:szCs w:val="20"/>
               </w:rPr>
-              <w:t xml:space="preserve"> абсолютные (</w:t>
-            </w:r>
-            <w:proofErr w:type="spellStart"/>
-            <w:r>
-              <w:rPr>
-                <w:rFonts w:ascii="Times New Roman" w:hAnsi="Times New Roman" w:cs="Times New Roman"/>
-                <w:sz w:val="20"/>
-                <w:szCs w:val="20"/>
-              </w:rPr>
-              <w:t>https</w:t>
-            </w:r>
-            <w:proofErr w:type="spellEnd"/>
-            <w:r>
-              <w:rPr>
-                <w:rFonts w:ascii="Times New Roman" w:hAnsi="Times New Roman" w:cs="Times New Roman"/>
-                <w:sz w:val="20"/>
-                <w:szCs w:val="20"/>
-              </w:rPr>
-              <w:t>://...). &lt;</w:t>
+              <w:t xml:space="preserve"> абсолютные (https://...). &lt;</w:t>
             </w:r>
             <w:proofErr w:type="spellStart"/>
             <w:r>
@@ -4985,7 +4894,25 @@
                 <w:sz w:val="20"/>
                 <w:szCs w:val="20"/>
               </w:rPr>
-              <w:t>&gt; (спойлер), &lt;</w:t>
+              <w:t>&gt; (</w:t>
+            </w:r>
+            <w:proofErr w:type="spellStart"/>
+            <w:r>
+              <w:rPr>
+                <w:rFonts w:ascii="Times New Roman" w:hAnsi="Times New Roman" w:cs="Times New Roman"/>
+                <w:sz w:val="20"/>
+                <w:szCs w:val="20"/>
+              </w:rPr>
+              <w:t>спойлер</w:t>
+            </w:r>
+            <w:proofErr w:type="spellEnd"/>
+            <w:r>
+              <w:rPr>
+                <w:rFonts w:ascii="Times New Roman" w:hAnsi="Times New Roman" w:cs="Times New Roman"/>
+                <w:sz w:val="20"/>
+                <w:szCs w:val="20"/>
+              </w:rPr>
+              <w:t>), &lt;</w:t>
             </w:r>
             <w:proofErr w:type="spellStart"/>
             <w:r>
@@ -5897,7 +5824,6 @@
               <w:t xml:space="preserve">="favicon.ico"&gt;. Файл </w:t>
             </w:r>
             <w:proofErr w:type="spellStart"/>
-            <w:proofErr w:type="gramStart"/>
             <w:r>
               <w:rPr>
                 <w:rFonts w:ascii="Times New Roman" w:hAnsi="Times New Roman" w:cs="Times New Roman"/>
@@ -5907,7 +5833,6 @@
               <w:t>manifest.json</w:t>
             </w:r>
             <w:proofErr w:type="spellEnd"/>
-            <w:proofErr w:type="gramEnd"/>
             <w:r>
               <w:rPr>
                 <w:rFonts w:ascii="Times New Roman" w:hAnsi="Times New Roman" w:cs="Times New Roman"/>
@@ -6877,7 +6802,25 @@
                 <w:sz w:val="20"/>
                 <w:szCs w:val="20"/>
               </w:rPr>
-              <w:t>, валидацией (</w:t>
+              <w:t xml:space="preserve">, </w:t>
+            </w:r>
+            <w:proofErr w:type="spellStart"/>
+            <w:r>
+              <w:rPr>
+                <w:rFonts w:ascii="Times New Roman" w:hAnsi="Times New Roman" w:cs="Times New Roman"/>
+                <w:sz w:val="20"/>
+                <w:szCs w:val="20"/>
+              </w:rPr>
+              <w:t>валидацией</w:t>
+            </w:r>
+            <w:proofErr w:type="spellEnd"/>
+            <w:r>
+              <w:rPr>
+                <w:rFonts w:ascii="Times New Roman" w:hAnsi="Times New Roman" w:cs="Times New Roman"/>
+                <w:sz w:val="20"/>
+                <w:szCs w:val="20"/>
+              </w:rPr>
+              <w:t xml:space="preserve"> (</w:t>
             </w:r>
             <w:proofErr w:type="spellStart"/>
             <w:r>
@@ -7130,54 +7073,8 @@
                 <w:b/>
                 <w:szCs w:val="20"/>
               </w:rPr>
-              <w:t xml:space="preserve">Блочная модель, позиционирование, </w:t>
-            </w:r>
-            <w:proofErr w:type="spellStart"/>
-            <w:r>
-              <w:rPr>
-                <w:rFonts w:ascii="Times New Roman" w:hAnsi="Times New Roman" w:cs="Times New Roman"/>
-                <w:b/>
-                <w:szCs w:val="20"/>
-              </w:rPr>
-              <w:t>Flexbox</w:t>
-            </w:r>
-            <w:proofErr w:type="spellEnd"/>
-            <w:r>
-              <w:rPr>
-                <w:rFonts w:ascii="Times New Roman" w:hAnsi="Times New Roman" w:cs="Times New Roman"/>
-                <w:b/>
-                <w:szCs w:val="20"/>
-              </w:rPr>
-              <w:t xml:space="preserve">, Grid, </w:t>
-            </w:r>
-            <w:proofErr w:type="spellStart"/>
-            <w:r>
-              <w:rPr>
-                <w:rFonts w:ascii="Times New Roman" w:hAnsi="Times New Roman" w:cs="Times New Roman"/>
-                <w:b/>
-                <w:szCs w:val="20"/>
-              </w:rPr>
-              <w:t>медиазапросы</w:t>
-            </w:r>
-            <w:proofErr w:type="spellEnd"/>
-            <w:r>
-              <w:rPr>
-                <w:rFonts w:ascii="Times New Roman" w:hAnsi="Times New Roman" w:cs="Times New Roman"/>
-                <w:b/>
-                <w:szCs w:val="20"/>
-              </w:rPr>
-              <w:t xml:space="preserve">, </w:t>
-            </w:r>
-            <w:proofErr w:type="spellStart"/>
-            <w:r>
-              <w:rPr>
-                <w:rFonts w:ascii="Times New Roman" w:hAnsi="Times New Roman" w:cs="Times New Roman"/>
-                <w:b/>
-                <w:szCs w:val="20"/>
-              </w:rPr>
-              <w:t>псевдоклассы</w:t>
-            </w:r>
-            <w:proofErr w:type="spellEnd"/>
+              <w:t>Блочная модель, позиционирование, Flexbox, Grid, медиазапросы, псевдоклассы</w:t>
+            </w:r>
           </w:p>
         </w:tc>
         <w:tc>
@@ -7553,16 +7450,7 @@
                 <w:sz w:val="20"/>
                 <w:szCs w:val="20"/>
               </w:rPr>
-              <w:t xml:space="preserve">Синтаксис и подключение. Селекторы (тег, </w:t>
-            </w:r>
-            <w:proofErr w:type="gramStart"/>
-            <w:r>
-              <w:rPr>
-                <w:rFonts w:ascii="Times New Roman" w:hAnsi="Times New Roman" w:cs="Times New Roman"/>
-                <w:sz w:val="20"/>
-                <w:szCs w:val="20"/>
-              </w:rPr>
-              <w:t xml:space="preserve">класс </w:t>
+              <w:t xml:space="preserve">Синтаксис и подключение. Селекторы (тег, класс </w:t>
             </w:r>
             <w:r>
               <w:rPr>
@@ -7573,7 +7461,6 @@
               </w:rPr>
               <w:t>.</w:t>
             </w:r>
-            <w:proofErr w:type="gramEnd"/>
             <w:r>
               <w:rPr>
                 <w:rFonts w:ascii="Times New Roman" w:hAnsi="Times New Roman" w:cs="Times New Roman"/>
@@ -7676,16 +7563,7 @@
                 <w:sz w:val="20"/>
                 <w:szCs w:val="20"/>
               </w:rPr>
-              <w:t xml:space="preserve">). </w:t>
-            </w:r>
-            <w:proofErr w:type="gramStart"/>
-            <w:r>
-              <w:rPr>
-                <w:rFonts w:ascii="Times New Roman" w:hAnsi="Times New Roman" w:cs="Times New Roman"/>
-                <w:sz w:val="20"/>
-                <w:szCs w:val="20"/>
-              </w:rPr>
-              <w:t>!</w:t>
+              <w:t>). !</w:t>
             </w:r>
             <w:proofErr w:type="spellStart"/>
             <w:r>
@@ -7697,7 +7575,6 @@
               <w:t>important</w:t>
             </w:r>
             <w:proofErr w:type="spellEnd"/>
-            <w:proofErr w:type="gramEnd"/>
             <w:r>
               <w:rPr>
                 <w:rFonts w:ascii="Times New Roman" w:hAnsi="Times New Roman" w:cs="Times New Roman"/>
@@ -7865,13 +7742,23 @@
                 <w:szCs w:val="20"/>
               </w:rPr>
             </w:pPr>
-            <w:r>
-              <w:rPr>
-                <w:rFonts w:ascii="Times New Roman" w:hAnsi="Times New Roman" w:cs="Times New Roman"/>
-                <w:sz w:val="20"/>
-                <w:szCs w:val="20"/>
-              </w:rPr>
-              <w:t xml:space="preserve">Google </w:t>
+            <w:proofErr w:type="spellStart"/>
+            <w:r>
+              <w:rPr>
+                <w:rFonts w:ascii="Times New Roman" w:hAnsi="Times New Roman" w:cs="Times New Roman"/>
+                <w:sz w:val="20"/>
+                <w:szCs w:val="20"/>
+              </w:rPr>
+              <w:t>Google</w:t>
+            </w:r>
+            <w:proofErr w:type="spellEnd"/>
+            <w:r>
+              <w:rPr>
+                <w:rFonts w:ascii="Times New Roman" w:hAnsi="Times New Roman" w:cs="Times New Roman"/>
+                <w:sz w:val="20"/>
+                <w:szCs w:val="20"/>
+              </w:rPr>
+              <w:t xml:space="preserve"> </w:t>
             </w:r>
             <w:proofErr w:type="spellStart"/>
             <w:r>
@@ -9016,19 +8903,8 @@
                 <w:sz w:val="24"/>
                 <w:szCs w:val="20"/>
               </w:rPr>
-              <w:t xml:space="preserve">Позиционирование и </w:t>
-            </w:r>
-            <w:proofErr w:type="spellStart"/>
-            <w:r>
-              <w:rPr>
-                <w:rFonts w:ascii="Times New Roman" w:hAnsi="Times New Roman" w:cs="Times New Roman"/>
-                <w:b/>
-                <w:sz w:val="24"/>
-                <w:szCs w:val="20"/>
-              </w:rPr>
-              <w:t>псевдоклассы</w:t>
-            </w:r>
-            <w:proofErr w:type="spellEnd"/>
+              <w:t>Позиционирование и псевдоклассы</w:t>
+            </w:r>
           </w:p>
           <w:p>
             <w:pPr>
@@ -9219,6 +9095,7 @@
             <w:tcBorders>
               <w:left w:val="single" w:sz="8" w:space="0" w:color="auto"/>
             </w:tcBorders>
+            <w:shd w:val="clear" w:color="auto" w:fill="E2EFD9" w:themeFill="accent6" w:themeFillTint="33"/>
             <w:vAlign w:val="center"/>
           </w:tcPr>
           <w:p>
@@ -9572,7 +9449,17 @@
                 <w:sz w:val="20"/>
                 <w:szCs w:val="20"/>
               </w:rPr>
-              <w:t>Создать "бейджик" на углу картинки.</w:t>
+              <w:t>Создат</w:t>
+            </w:r>
+            <w:bookmarkStart w:id="0" w:name="_GoBack"/>
+            <w:bookmarkEnd w:id="0"/>
+            <w:r>
+              <w:rPr>
+                <w:rFonts w:ascii="Times New Roman" w:hAnsi="Times New Roman" w:cs="Times New Roman"/>
+                <w:sz w:val="20"/>
+                <w:szCs w:val="20"/>
+              </w:rPr>
+              <w:t>ь "бейджик" на углу картинки.</w:t>
             </w:r>
           </w:p>
         </w:tc>
@@ -9832,7 +9719,6 @@
                 <w:lang w:val="en-US"/>
               </w:rPr>
             </w:pPr>
-            <w:proofErr w:type="spellStart"/>
             <w:r>
               <w:rPr>
                 <w:rFonts w:ascii="Times New Roman" w:hAnsi="Times New Roman" w:cs="Times New Roman"/>
@@ -9841,7 +9727,6 @@
               </w:rPr>
               <w:t>Псевдоклассы</w:t>
             </w:r>
-            <w:proofErr w:type="spellEnd"/>
             <w:r>
               <w:rPr>
                 <w:rFonts w:ascii="Times New Roman" w:hAnsi="Times New Roman" w:cs="Times New Roman"/>
@@ -10077,7 +9962,6 @@
                 <w:lang w:val="en-US"/>
               </w:rPr>
             </w:pPr>
-            <w:proofErr w:type="spellStart"/>
             <w:r>
               <w:rPr>
                 <w:rFonts w:ascii="Times New Roman" w:hAnsi="Times New Roman" w:cs="Times New Roman"/>
@@ -10086,7 +9970,6 @@
               </w:rPr>
               <w:t>Псевдоклассы</w:t>
             </w:r>
-            <w:proofErr w:type="spellEnd"/>
             <w:r>
               <w:rPr>
                 <w:rFonts w:ascii="Times New Roman" w:hAnsi="Times New Roman" w:cs="Times New Roman"/>
@@ -10450,7 +10333,7 @@
                 <w:sz w:val="20"/>
                 <w:szCs w:val="20"/>
               </w:rPr>
-              <w:t xml:space="preserve">Добавить иконку перед ссылкой </w:t>
+              <w:t>Добавить иконку перед ссылкой через</w:t>
             </w:r>
             <w:proofErr w:type="gramStart"/>
             <w:r>
@@ -10459,9 +10342,10 @@
                 <w:sz w:val="20"/>
                 <w:szCs w:val="20"/>
               </w:rPr>
-              <w:t>через ::</w:t>
-            </w:r>
-            <w:proofErr w:type="spellStart"/>
+              <w:t xml:space="preserve"> ::</w:t>
+            </w:r>
+            <w:proofErr w:type="spellStart"/>
+            <w:proofErr w:type="gramEnd"/>
             <w:r>
               <w:rPr>
                 <w:rFonts w:ascii="Times New Roman" w:hAnsi="Times New Roman" w:cs="Times New Roman"/>
@@ -10471,7 +10355,6 @@
               <w:t>before</w:t>
             </w:r>
             <w:proofErr w:type="spellEnd"/>
-            <w:proofErr w:type="gramEnd"/>
             <w:r>
               <w:rPr>
                 <w:rFonts w:ascii="Times New Roman" w:hAnsi="Times New Roman" w:cs="Times New Roman"/>
@@ -10710,7 +10593,6 @@
                 <w:szCs w:val="20"/>
               </w:rPr>
             </w:pPr>
-            <w:proofErr w:type="spellStart"/>
             <w:r>
               <w:rPr>
                 <w:rFonts w:ascii="Times New Roman" w:hAnsi="Times New Roman" w:cs="Times New Roman"/>
@@ -10718,17 +10600,7 @@
                 <w:sz w:val="24"/>
                 <w:szCs w:val="20"/>
               </w:rPr>
-              <w:t>Flexbox</w:t>
-            </w:r>
-            <w:proofErr w:type="spellEnd"/>
-            <w:r>
-              <w:rPr>
-                <w:rFonts w:ascii="Times New Roman" w:hAnsi="Times New Roman" w:cs="Times New Roman"/>
-                <w:b/>
-                <w:sz w:val="24"/>
-                <w:szCs w:val="20"/>
-              </w:rPr>
-              <w:t xml:space="preserve"> и Базовая адаптивность</w:t>
+              <w:t>Flexbox и Базовая адаптивность</w:t>
             </w:r>
           </w:p>
           <w:p>
@@ -11329,23 +11201,13 @@
                 <w:szCs w:val="20"/>
               </w:rPr>
             </w:pPr>
-            <w:proofErr w:type="spellStart"/>
-            <w:r>
-              <w:rPr>
-                <w:rFonts w:ascii="Times New Roman" w:hAnsi="Times New Roman" w:cs="Times New Roman"/>
-                <w:sz w:val="20"/>
-                <w:szCs w:val="20"/>
-              </w:rPr>
-              <w:t>Flexbox</w:t>
-            </w:r>
-            <w:proofErr w:type="spellEnd"/>
-            <w:r>
-              <w:rPr>
-                <w:rFonts w:ascii="Times New Roman" w:hAnsi="Times New Roman" w:cs="Times New Roman"/>
-                <w:sz w:val="20"/>
-                <w:szCs w:val="20"/>
-              </w:rPr>
-              <w:t xml:space="preserve"> Управление переносом. </w:t>
+            <w:r>
+              <w:rPr>
+                <w:rFonts w:ascii="Times New Roman" w:hAnsi="Times New Roman" w:cs="Times New Roman"/>
+                <w:sz w:val="20"/>
+                <w:szCs w:val="20"/>
+              </w:rPr>
+              <w:t xml:space="preserve">Flexbox Управление переносом. </w:t>
             </w:r>
             <w:proofErr w:type="spellStart"/>
             <w:r>
@@ -11521,43 +11383,7 @@
                 <w:sz w:val="20"/>
                 <w:szCs w:val="20"/>
               </w:rPr>
-              <w:t xml:space="preserve">Практика </w:t>
-            </w:r>
-            <w:proofErr w:type="spellStart"/>
-            <w:r>
-              <w:rPr>
-                <w:rFonts w:ascii="Times New Roman" w:hAnsi="Times New Roman" w:cs="Times New Roman"/>
-                <w:sz w:val="20"/>
-                <w:szCs w:val="20"/>
-              </w:rPr>
-              <w:t>Flexbox</w:t>
-            </w:r>
-            <w:proofErr w:type="spellEnd"/>
-            <w:r>
-              <w:rPr>
-                <w:rFonts w:ascii="Times New Roman" w:hAnsi="Times New Roman" w:cs="Times New Roman"/>
-                <w:sz w:val="20"/>
-                <w:szCs w:val="20"/>
-              </w:rPr>
-              <w:t xml:space="preserve">. Используйте игру </w:t>
-            </w:r>
-            <w:proofErr w:type="spellStart"/>
-            <w:r>
-              <w:rPr>
-                <w:rFonts w:ascii="Times New Roman" w:hAnsi="Times New Roman" w:cs="Times New Roman"/>
-                <w:sz w:val="20"/>
-                <w:szCs w:val="20"/>
-              </w:rPr>
-              <w:t>Flexbox</w:t>
-            </w:r>
-            <w:proofErr w:type="spellEnd"/>
-            <w:r>
-              <w:rPr>
-                <w:rFonts w:ascii="Times New Roman" w:hAnsi="Times New Roman" w:cs="Times New Roman"/>
-                <w:sz w:val="20"/>
-                <w:szCs w:val="20"/>
-              </w:rPr>
-              <w:t xml:space="preserve"> </w:t>
+              <w:t xml:space="preserve">Практика Flexbox. Используйте игру Flexbox </w:t>
             </w:r>
             <w:proofErr w:type="spellStart"/>
             <w:r>
@@ -11697,25 +11523,25 @@
                 <w:sz w:val="20"/>
                 <w:szCs w:val="20"/>
               </w:rPr>
-              <w:t xml:space="preserve">Адаптивность: </w:t>
-            </w:r>
-            <w:proofErr w:type="spellStart"/>
-            <w:r>
-              <w:rPr>
-                <w:rFonts w:ascii="Times New Roman" w:hAnsi="Times New Roman" w:cs="Times New Roman"/>
-                <w:sz w:val="20"/>
-                <w:szCs w:val="20"/>
-              </w:rPr>
-              <w:t>Медиазапросы</w:t>
-            </w:r>
-            <w:proofErr w:type="spellEnd"/>
-            <w:r>
-              <w:rPr>
-                <w:rFonts w:ascii="Times New Roman" w:hAnsi="Times New Roman" w:cs="Times New Roman"/>
-                <w:sz w:val="20"/>
-                <w:szCs w:val="20"/>
-              </w:rPr>
-              <w:t xml:space="preserve"> (база). @media (</w:t>
+              <w:t>Адаптивность: Медиазапросы (база). @</w:t>
+            </w:r>
+            <w:proofErr w:type="spellStart"/>
+            <w:r>
+              <w:rPr>
+                <w:rFonts w:ascii="Times New Roman" w:hAnsi="Times New Roman" w:cs="Times New Roman"/>
+                <w:sz w:val="20"/>
+                <w:szCs w:val="20"/>
+              </w:rPr>
+              <w:t>media</w:t>
+            </w:r>
+            <w:proofErr w:type="spellEnd"/>
+            <w:r>
+              <w:rPr>
+                <w:rFonts w:ascii="Times New Roman" w:hAnsi="Times New Roman" w:cs="Times New Roman"/>
+                <w:sz w:val="20"/>
+                <w:szCs w:val="20"/>
+              </w:rPr>
+              <w:t xml:space="preserve"> (</w:t>
             </w:r>
             <w:proofErr w:type="spellStart"/>
             <w:r>
@@ -11733,16 +11559,16 @@
                 <w:sz w:val="20"/>
                 <w:szCs w:val="20"/>
               </w:rPr>
-              <w:t>: ...). Mobile-</w:t>
-            </w:r>
-            <w:proofErr w:type="spellStart"/>
-            <w:r>
-              <w:rPr>
-                <w:rFonts w:ascii="Times New Roman" w:hAnsi="Times New Roman" w:cs="Times New Roman"/>
-                <w:sz w:val="20"/>
-                <w:szCs w:val="20"/>
-              </w:rPr>
-              <w:t>first</w:t>
+              <w:t xml:space="preserve">: ...). </w:t>
+            </w:r>
+            <w:proofErr w:type="spellStart"/>
+            <w:r>
+              <w:rPr>
+                <w:rFonts w:ascii="Times New Roman" w:hAnsi="Times New Roman" w:cs="Times New Roman"/>
+                <w:sz w:val="20"/>
+                <w:szCs w:val="20"/>
+              </w:rPr>
+              <w:t>Mobile-first</w:t>
             </w:r>
             <w:proofErr w:type="spellEnd"/>
             <w:r>
@@ -12122,43 +11948,7 @@
                 <w:sz w:val="20"/>
                 <w:szCs w:val="20"/>
               </w:rPr>
-              <w:t>Сверстайте адаптивную карточку товара. На десктопе — горизонтальная, на мобильном — вертикальная (</w:t>
-            </w:r>
-            <w:proofErr w:type="spellStart"/>
-            <w:r>
-              <w:rPr>
-                <w:rFonts w:ascii="Times New Roman" w:hAnsi="Times New Roman" w:cs="Times New Roman"/>
-                <w:sz w:val="20"/>
-                <w:szCs w:val="20"/>
-              </w:rPr>
-              <w:t>Flexbox</w:t>
-            </w:r>
-            <w:proofErr w:type="spellEnd"/>
-            <w:r>
-              <w:rPr>
-                <w:rFonts w:ascii="Times New Roman" w:hAnsi="Times New Roman" w:cs="Times New Roman"/>
-                <w:sz w:val="20"/>
-                <w:szCs w:val="20"/>
-              </w:rPr>
-              <w:t xml:space="preserve"> + </w:t>
-            </w:r>
-            <w:proofErr w:type="spellStart"/>
-            <w:r>
-              <w:rPr>
-                <w:rFonts w:ascii="Times New Roman" w:hAnsi="Times New Roman" w:cs="Times New Roman"/>
-                <w:sz w:val="20"/>
-                <w:szCs w:val="20"/>
-              </w:rPr>
-              <w:t>медиазапросы</w:t>
-            </w:r>
-            <w:proofErr w:type="spellEnd"/>
-            <w:r>
-              <w:rPr>
-                <w:rFonts w:ascii="Times New Roman" w:hAnsi="Times New Roman" w:cs="Times New Roman"/>
-                <w:sz w:val="20"/>
-                <w:szCs w:val="20"/>
-              </w:rPr>
-              <w:t>).</w:t>
+              <w:t>Сверстайте адаптивную карточку товара. На десктопе — горизонтальная, на мобильном — вертикальная (Flexbox + медиазапросы).</w:t>
             </w:r>
           </w:p>
         </w:tc>
@@ -13664,25 +13454,7 @@
                 <w:sz w:val="24"/>
                 <w:szCs w:val="20"/>
               </w:rPr>
-              <w:t xml:space="preserve">Применить все знания на практике, сверстав реальный макет из </w:t>
-            </w:r>
-            <w:proofErr w:type="spellStart"/>
-            <w:r>
-              <w:rPr>
-                <w:rFonts w:ascii="Times New Roman" w:hAnsi="Times New Roman" w:cs="Times New Roman"/>
-                <w:sz w:val="24"/>
-                <w:szCs w:val="20"/>
-              </w:rPr>
-              <w:t>Figma</w:t>
-            </w:r>
-            <w:proofErr w:type="spellEnd"/>
-            <w:r>
-              <w:rPr>
-                <w:rFonts w:ascii="Times New Roman" w:hAnsi="Times New Roman" w:cs="Times New Roman"/>
-                <w:sz w:val="24"/>
-                <w:szCs w:val="20"/>
-              </w:rPr>
-              <w:t>/Photoshop</w:t>
+              <w:t>Применить все знания на практике, сверстав реальный макет из Figma/Photoshop</w:t>
             </w:r>
           </w:p>
         </w:tc>
@@ -14519,25 +14291,7 @@
                 <w:sz w:val="20"/>
                 <w:szCs w:val="20"/>
               </w:rPr>
-              <w:t xml:space="preserve">: Внутренние блоки. Карточки внутри секций верстайте с помощью </w:t>
-            </w:r>
-            <w:proofErr w:type="spellStart"/>
-            <w:r>
-              <w:rPr>
-                <w:rFonts w:ascii="Times New Roman" w:hAnsi="Times New Roman" w:cs="Times New Roman"/>
-                <w:sz w:val="20"/>
-                <w:szCs w:val="20"/>
-              </w:rPr>
-              <w:t>Flexbox</w:t>
-            </w:r>
-            <w:proofErr w:type="spellEnd"/>
-            <w:r>
-              <w:rPr>
-                <w:rFonts w:ascii="Times New Roman" w:hAnsi="Times New Roman" w:cs="Times New Roman"/>
-                <w:sz w:val="20"/>
-                <w:szCs w:val="20"/>
-              </w:rPr>
-              <w:t>. Работайте с типографикой, отступами, изображениями.</w:t>
+              <w:t>: Внутренние блоки. Карточки внутри секций верстайте с помощью Flexbox. Работайте с типографикой, отступами, изображениями.</w:t>
             </w:r>
           </w:p>
         </w:tc>
@@ -14558,23 +14312,13 @@
                 <w:szCs w:val="20"/>
               </w:rPr>
             </w:pPr>
-            <w:proofErr w:type="spellStart"/>
-            <w:r>
-              <w:rPr>
-                <w:rFonts w:ascii="Times New Roman" w:hAnsi="Times New Roman" w:cs="Times New Roman"/>
-                <w:sz w:val="20"/>
-                <w:szCs w:val="20"/>
-              </w:rPr>
-              <w:t>Flexbox</w:t>
-            </w:r>
-            <w:proofErr w:type="spellEnd"/>
-            <w:r>
-              <w:rPr>
-                <w:rFonts w:ascii="Times New Roman" w:hAnsi="Times New Roman" w:cs="Times New Roman"/>
-                <w:sz w:val="20"/>
-                <w:szCs w:val="20"/>
-              </w:rPr>
-              <w:t xml:space="preserve"> для выравнивания внутри карточек. </w:t>
+            <w:r>
+              <w:rPr>
+                <w:rFonts w:ascii="Times New Roman" w:hAnsi="Times New Roman" w:cs="Times New Roman"/>
+                <w:sz w:val="20"/>
+                <w:szCs w:val="20"/>
+              </w:rPr>
+              <w:t xml:space="preserve">Flexbox для выравнивания внутри карточек. </w:t>
             </w:r>
             <w:proofErr w:type="spellStart"/>
             <w:r>
@@ -14690,43 +14434,7 @@
                 <w:sz w:val="20"/>
                 <w:szCs w:val="20"/>
               </w:rPr>
-              <w:t xml:space="preserve">. Напишите </w:t>
-            </w:r>
-            <w:proofErr w:type="spellStart"/>
-            <w:r>
-              <w:rPr>
-                <w:rFonts w:ascii="Times New Roman" w:hAnsi="Times New Roman" w:cs="Times New Roman"/>
-                <w:sz w:val="20"/>
-                <w:szCs w:val="20"/>
-              </w:rPr>
-              <w:t>медиазапросы</w:t>
-            </w:r>
-            <w:proofErr w:type="spellEnd"/>
-            <w:r>
-              <w:rPr>
-                <w:rFonts w:ascii="Times New Roman" w:hAnsi="Times New Roman" w:cs="Times New Roman"/>
-                <w:sz w:val="20"/>
-                <w:szCs w:val="20"/>
-              </w:rPr>
-              <w:t xml:space="preserve"> для планшетов (768px) и мобильных (480px). Перестраивайте Grid и </w:t>
-            </w:r>
-            <w:proofErr w:type="spellStart"/>
-            <w:r>
-              <w:rPr>
-                <w:rFonts w:ascii="Times New Roman" w:hAnsi="Times New Roman" w:cs="Times New Roman"/>
-                <w:sz w:val="20"/>
-                <w:szCs w:val="20"/>
-              </w:rPr>
-              <w:t>Flexbox</w:t>
-            </w:r>
-            <w:proofErr w:type="spellEnd"/>
-            <w:r>
-              <w:rPr>
-                <w:rFonts w:ascii="Times New Roman" w:hAnsi="Times New Roman" w:cs="Times New Roman"/>
-                <w:sz w:val="20"/>
-                <w:szCs w:val="20"/>
-              </w:rPr>
-              <w:t>-контейнеры. Скрывайте/показывайте элементы.</w:t>
+              <w:t>. Напишите медиазапросы для планшетов (768px) и мобильных (480px). Перестраивайте Grid и Flexbox-контейнеры. Скрывайте/показывайте элементы.</w:t>
             </w:r>
           </w:p>
         </w:tc>
@@ -14748,7 +14456,6 @@
                 <w:lang w:val="en-US"/>
               </w:rPr>
             </w:pPr>
-            <w:proofErr w:type="spellStart"/>
             <w:r>
               <w:rPr>
                 <w:rFonts w:ascii="Times New Roman" w:hAnsi="Times New Roman" w:cs="Times New Roman"/>
@@ -14757,7 +14464,6 @@
               </w:rPr>
               <w:t>Медиазапросы</w:t>
             </w:r>
-            <w:proofErr w:type="spellEnd"/>
             <w:r>
               <w:rPr>
                 <w:rFonts w:ascii="Times New Roman" w:hAnsi="Times New Roman" w:cs="Times New Roman"/>
@@ -14966,23 +14672,13 @@
                 <w:szCs w:val="20"/>
               </w:rPr>
             </w:pPr>
-            <w:proofErr w:type="spellStart"/>
-            <w:r>
-              <w:rPr>
-                <w:rFonts w:ascii="Times New Roman" w:hAnsi="Times New Roman" w:cs="Times New Roman"/>
-                <w:sz w:val="20"/>
-                <w:szCs w:val="20"/>
-              </w:rPr>
-              <w:t>Псевдоклассы</w:t>
-            </w:r>
-            <w:proofErr w:type="spellEnd"/>
-            <w:r>
-              <w:rPr>
-                <w:rFonts w:ascii="Times New Roman" w:hAnsi="Times New Roman" w:cs="Times New Roman"/>
-                <w:sz w:val="20"/>
-                <w:szCs w:val="20"/>
-              </w:rPr>
-              <w:t>, плавные переходы (</w:t>
+            <w:r>
+              <w:rPr>
+                <w:rFonts w:ascii="Times New Roman" w:hAnsi="Times New Roman" w:cs="Times New Roman"/>
+                <w:sz w:val="20"/>
+                <w:szCs w:val="20"/>
+              </w:rPr>
+              <w:t>Псевдоклассы, плавные переходы (</w:t>
             </w:r>
             <w:proofErr w:type="spellStart"/>
             <w:r>
@@ -15194,25 +14890,7 @@
                 <w:sz w:val="20"/>
                 <w:szCs w:val="20"/>
               </w:rPr>
-              <w:t xml:space="preserve">Использованы CSS Grid для общего макета и </w:t>
-            </w:r>
-            <w:proofErr w:type="spellStart"/>
-            <w:r>
-              <w:rPr>
-                <w:rFonts w:ascii="Times New Roman" w:hAnsi="Times New Roman" w:cs="Times New Roman"/>
-                <w:sz w:val="20"/>
-                <w:szCs w:val="20"/>
-              </w:rPr>
-              <w:t>Flexbox</w:t>
-            </w:r>
-            <w:proofErr w:type="spellEnd"/>
-            <w:r>
-              <w:rPr>
-                <w:rFonts w:ascii="Times New Roman" w:hAnsi="Times New Roman" w:cs="Times New Roman"/>
-                <w:sz w:val="20"/>
-                <w:szCs w:val="20"/>
-              </w:rPr>
-              <w:t xml:space="preserve"> для компонентов.</w:t>
+              <w:t>Использованы CSS Grid для общего макета и Flexbox для компонентов.</w:t>
             </w:r>
           </w:p>
           <w:p>
@@ -15376,43 +15054,7 @@
                 <w:sz w:val="20"/>
                 <w:szCs w:val="20"/>
               </w:rPr>
-              <w:t xml:space="preserve">Страница загружена на </w:t>
-            </w:r>
-            <w:proofErr w:type="spellStart"/>
-            <w:r>
-              <w:rPr>
-                <w:rFonts w:ascii="Times New Roman" w:hAnsi="Times New Roman" w:cs="Times New Roman"/>
-                <w:sz w:val="20"/>
-                <w:szCs w:val="20"/>
-              </w:rPr>
-              <w:t>GitHub</w:t>
-            </w:r>
-            <w:proofErr w:type="spellEnd"/>
-            <w:r>
-              <w:rPr>
-                <w:rFonts w:ascii="Times New Roman" w:hAnsi="Times New Roman" w:cs="Times New Roman"/>
-                <w:sz w:val="20"/>
-                <w:szCs w:val="20"/>
-              </w:rPr>
-              <w:t xml:space="preserve"> </w:t>
-            </w:r>
-            <w:proofErr w:type="spellStart"/>
-            <w:r>
-              <w:rPr>
-                <w:rFonts w:ascii="Times New Roman" w:hAnsi="Times New Roman" w:cs="Times New Roman"/>
-                <w:sz w:val="20"/>
-                <w:szCs w:val="20"/>
-              </w:rPr>
-              <w:t>Pages</w:t>
-            </w:r>
-            <w:proofErr w:type="spellEnd"/>
-            <w:r>
-              <w:rPr>
-                <w:rFonts w:ascii="Times New Roman" w:hAnsi="Times New Roman" w:cs="Times New Roman"/>
-                <w:sz w:val="20"/>
-                <w:szCs w:val="20"/>
-              </w:rPr>
-              <w:t>.</w:t>
+              <w:t>Страница загружена на GitHub Pages.</w:t>
             </w:r>
           </w:p>
         </w:tc>
@@ -15523,25 +15165,7 @@
                 <w:b/>
                 <w:szCs w:val="20"/>
               </w:rPr>
-              <w:t xml:space="preserve">SASS/SCSS (переменные, вложенность, </w:t>
-            </w:r>
-            <w:proofErr w:type="spellStart"/>
-            <w:r>
-              <w:rPr>
-                <w:rFonts w:ascii="Times New Roman" w:hAnsi="Times New Roman" w:cs="Times New Roman"/>
-                <w:b/>
-                <w:szCs w:val="20"/>
-              </w:rPr>
-              <w:t>миксины</w:t>
-            </w:r>
-            <w:proofErr w:type="spellEnd"/>
-            <w:r>
-              <w:rPr>
-                <w:rFonts w:ascii="Times New Roman" w:hAnsi="Times New Roman" w:cs="Times New Roman"/>
-                <w:b/>
-                <w:szCs w:val="20"/>
-              </w:rPr>
-              <w:t>).</w:t>
+              <w:t>SASS/SCSS (переменные, вложенность, миксины).</w:t>
             </w:r>
           </w:p>
         </w:tc>
@@ -16153,7 +15777,43 @@
                 <w:sz w:val="20"/>
                 <w:szCs w:val="20"/>
               </w:rPr>
-              <w:t xml:space="preserve">. Настройка в VS Code: Watch </w:t>
+              <w:t xml:space="preserve">. Настройка в VS </w:t>
+            </w:r>
+            <w:proofErr w:type="spellStart"/>
+            <w:r>
+              <w:rPr>
+                <w:rFonts w:ascii="Times New Roman" w:hAnsi="Times New Roman" w:cs="Times New Roman"/>
+                <w:sz w:val="20"/>
+                <w:szCs w:val="20"/>
+              </w:rPr>
+              <w:t>Code</w:t>
+            </w:r>
+            <w:proofErr w:type="spellEnd"/>
+            <w:r>
+              <w:rPr>
+                <w:rFonts w:ascii="Times New Roman" w:hAnsi="Times New Roman" w:cs="Times New Roman"/>
+                <w:sz w:val="20"/>
+                <w:szCs w:val="20"/>
+              </w:rPr>
+              <w:t xml:space="preserve">: </w:t>
+            </w:r>
+            <w:proofErr w:type="spellStart"/>
+            <w:r>
+              <w:rPr>
+                <w:rFonts w:ascii="Times New Roman" w:hAnsi="Times New Roman" w:cs="Times New Roman"/>
+                <w:sz w:val="20"/>
+                <w:szCs w:val="20"/>
+              </w:rPr>
+              <w:t>Watch</w:t>
+            </w:r>
+            <w:proofErr w:type="spellEnd"/>
+            <w:r>
+              <w:rPr>
+                <w:rFonts w:ascii="Times New Roman" w:hAnsi="Times New Roman" w:cs="Times New Roman"/>
+                <w:sz w:val="20"/>
+                <w:szCs w:val="20"/>
+              </w:rPr>
+              <w:t xml:space="preserve"> </w:t>
             </w:r>
             <w:proofErr w:type="spellStart"/>
             <w:r>
@@ -16218,7 +15878,6 @@
               <w:t xml:space="preserve">/ с файлом </w:t>
             </w:r>
             <w:proofErr w:type="spellStart"/>
-            <w:proofErr w:type="gramStart"/>
             <w:r>
               <w:rPr>
                 <w:rFonts w:ascii="Times New Roman" w:hAnsi="Times New Roman" w:cs="Times New Roman"/>
@@ -16228,7 +15887,6 @@
               <w:t>style.scss</w:t>
             </w:r>
             <w:proofErr w:type="spellEnd"/>
-            <w:proofErr w:type="gramEnd"/>
             <w:r>
               <w:rPr>
                 <w:rFonts w:ascii="Times New Roman" w:hAnsi="Times New Roman" w:cs="Times New Roman"/>
@@ -16395,7 +16053,6 @@
               <w:t xml:space="preserve">Скопировать ваш существующий CSS в </w:t>
             </w:r>
             <w:proofErr w:type="spellStart"/>
-            <w:proofErr w:type="gramStart"/>
             <w:r>
               <w:rPr>
                 <w:rFonts w:ascii="Times New Roman" w:hAnsi="Times New Roman" w:cs="Times New Roman"/>
@@ -16405,7 +16062,6 @@
               <w:t>style.scss</w:t>
             </w:r>
             <w:proofErr w:type="spellEnd"/>
-            <w:proofErr w:type="gramEnd"/>
             <w:r>
               <w:rPr>
                 <w:rFonts w:ascii="Times New Roman" w:hAnsi="Times New Roman" w:cs="Times New Roman"/>
@@ -16588,27 +16244,7 @@
                 <w:sz w:val="24"/>
                 <w:szCs w:val="20"/>
               </w:rPr>
-              <w:t>Переменные (</w:t>
-            </w:r>
-            <w:proofErr w:type="spellStart"/>
-            <w:r>
-              <w:rPr>
-                <w:rFonts w:ascii="Times New Roman" w:hAnsi="Times New Roman" w:cs="Times New Roman"/>
-                <w:b/>
-                <w:sz w:val="24"/>
-                <w:szCs w:val="20"/>
-              </w:rPr>
-              <w:t>Variables</w:t>
-            </w:r>
-            <w:proofErr w:type="spellEnd"/>
-            <w:r>
-              <w:rPr>
-                <w:rFonts w:ascii="Times New Roman" w:hAnsi="Times New Roman" w:cs="Times New Roman"/>
-                <w:b/>
-                <w:sz w:val="24"/>
-                <w:szCs w:val="20"/>
-              </w:rPr>
-              <w:t>) — основа организации</w:t>
+              <w:t>Переменные (Variables) — основа организации</w:t>
             </w:r>
           </w:p>
           <w:p>
@@ -16960,7 +16596,6 @@
               <w:t xml:space="preserve">2. Создайте секцию в начале </w:t>
             </w:r>
             <w:proofErr w:type="spellStart"/>
-            <w:proofErr w:type="gramStart"/>
             <w:r>
               <w:rPr>
                 <w:rFonts w:ascii="Times New Roman" w:hAnsi="Times New Roman" w:cs="Times New Roman"/>
@@ -16970,7 +16605,6 @@
               <w:t>style.scss</w:t>
             </w:r>
             <w:proofErr w:type="spellEnd"/>
-            <w:proofErr w:type="gramEnd"/>
             <w:r>
               <w:rPr>
                 <w:rFonts w:ascii="Times New Roman" w:hAnsi="Times New Roman" w:cs="Times New Roman"/>
@@ -17047,7 +16681,107 @@
                 <w:szCs w:val="20"/>
                 <w:lang w:val="en-US"/>
               </w:rPr>
-              <w:t>&gt;$primary-color: #2c3e50;&lt;br&gt;$secondary-color: #3498db;&lt;br&gt;$text-color: #333;&lt;br&gt;$light-gray: #f5f5f5;&lt;br&gt;$font-main: 'Roboto', sans-serif;&lt;</w:t>
+              <w:t>&gt;$primary-color: #2c3e50;&lt;</w:t>
+            </w:r>
+            <w:proofErr w:type="spellStart"/>
+            <w:r>
+              <w:rPr>
+                <w:rFonts w:ascii="Times New Roman" w:hAnsi="Times New Roman" w:cs="Times New Roman"/>
+                <w:sz w:val="20"/>
+                <w:szCs w:val="20"/>
+                <w:lang w:val="en-US"/>
+              </w:rPr>
+              <w:t>br</w:t>
+            </w:r>
+            <w:proofErr w:type="spellEnd"/>
+            <w:r>
+              <w:rPr>
+                <w:rFonts w:ascii="Times New Roman" w:hAnsi="Times New Roman" w:cs="Times New Roman"/>
+                <w:sz w:val="20"/>
+                <w:szCs w:val="20"/>
+                <w:lang w:val="en-US"/>
+              </w:rPr>
+              <w:t>&gt;$secondary-color: #3498db;&lt;</w:t>
+            </w:r>
+            <w:proofErr w:type="spellStart"/>
+            <w:r>
+              <w:rPr>
+                <w:rFonts w:ascii="Times New Roman" w:hAnsi="Times New Roman" w:cs="Times New Roman"/>
+                <w:sz w:val="20"/>
+                <w:szCs w:val="20"/>
+                <w:lang w:val="en-US"/>
+              </w:rPr>
+              <w:t>br</w:t>
+            </w:r>
+            <w:proofErr w:type="spellEnd"/>
+            <w:r>
+              <w:rPr>
+                <w:rFonts w:ascii="Times New Roman" w:hAnsi="Times New Roman" w:cs="Times New Roman"/>
+                <w:sz w:val="20"/>
+                <w:szCs w:val="20"/>
+                <w:lang w:val="en-US"/>
+              </w:rPr>
+              <w:t>&gt;$text-color: #333;&lt;</w:t>
+            </w:r>
+            <w:proofErr w:type="spellStart"/>
+            <w:r>
+              <w:rPr>
+                <w:rFonts w:ascii="Times New Roman" w:hAnsi="Times New Roman" w:cs="Times New Roman"/>
+                <w:sz w:val="20"/>
+                <w:szCs w:val="20"/>
+                <w:lang w:val="en-US"/>
+              </w:rPr>
+              <w:t>br</w:t>
+            </w:r>
+            <w:proofErr w:type="spellEnd"/>
+            <w:r>
+              <w:rPr>
+                <w:rFonts w:ascii="Times New Roman" w:hAnsi="Times New Roman" w:cs="Times New Roman"/>
+                <w:sz w:val="20"/>
+                <w:szCs w:val="20"/>
+                <w:lang w:val="en-US"/>
+              </w:rPr>
+              <w:t>&gt;$light-gray: #f5f5f5;&lt;</w:t>
+            </w:r>
+            <w:proofErr w:type="spellStart"/>
+            <w:r>
+              <w:rPr>
+                <w:rFonts w:ascii="Times New Roman" w:hAnsi="Times New Roman" w:cs="Times New Roman"/>
+                <w:sz w:val="20"/>
+                <w:szCs w:val="20"/>
+                <w:lang w:val="en-US"/>
+              </w:rPr>
+              <w:t>br</w:t>
+            </w:r>
+            <w:proofErr w:type="spellEnd"/>
+            <w:r>
+              <w:rPr>
+                <w:rFonts w:ascii="Times New Roman" w:hAnsi="Times New Roman" w:cs="Times New Roman"/>
+                <w:sz w:val="20"/>
+                <w:szCs w:val="20"/>
+                <w:lang w:val="en-US"/>
+              </w:rPr>
+              <w:t>&gt;$font-main: '</w:t>
+            </w:r>
+            <w:proofErr w:type="spellStart"/>
+            <w:r>
+              <w:rPr>
+                <w:rFonts w:ascii="Times New Roman" w:hAnsi="Times New Roman" w:cs="Times New Roman"/>
+                <w:sz w:val="20"/>
+                <w:szCs w:val="20"/>
+                <w:lang w:val="en-US"/>
+              </w:rPr>
+              <w:t>Roboto</w:t>
+            </w:r>
+            <w:proofErr w:type="spellEnd"/>
+            <w:r>
+              <w:rPr>
+                <w:rFonts w:ascii="Times New Roman" w:hAnsi="Times New Roman" w:cs="Times New Roman"/>
+                <w:sz w:val="20"/>
+                <w:szCs w:val="20"/>
+                <w:lang w:val="en-US"/>
+              </w:rPr>
+              <w:t>', sans-serif;&lt;</w:t>
             </w:r>
             <w:proofErr w:type="spellStart"/>
             <w:r>
@@ -17361,27 +17095,7 @@
                 <w:sz w:val="24"/>
                 <w:szCs w:val="20"/>
               </w:rPr>
-              <w:t>оженность (</w:t>
-            </w:r>
-            <w:proofErr w:type="spellStart"/>
-            <w:r>
-              <w:rPr>
-                <w:rFonts w:ascii="Times New Roman" w:hAnsi="Times New Roman" w:cs="Times New Roman"/>
-                <w:b/>
-                <w:sz w:val="24"/>
-                <w:szCs w:val="20"/>
-              </w:rPr>
-              <w:t>Nesting</w:t>
-            </w:r>
-            <w:proofErr w:type="spellEnd"/>
-            <w:r>
-              <w:rPr>
-                <w:rFonts w:ascii="Times New Roman" w:hAnsi="Times New Roman" w:cs="Times New Roman"/>
-                <w:b/>
-                <w:sz w:val="24"/>
-                <w:szCs w:val="20"/>
-              </w:rPr>
-              <w:t>) — улучшение структуры</w:t>
+              <w:t>оженность (Nesting) — улучшение структуры</w:t>
             </w:r>
           </w:p>
           <w:p>
@@ -17678,25 +17392,14 @@
               <w:t>br</w:t>
             </w:r>
             <w:proofErr w:type="spellEnd"/>
-            <w:proofErr w:type="gramStart"/>
-            <w:r>
-              <w:rPr>
-                <w:rFonts w:ascii="Times New Roman" w:hAnsi="Times New Roman" w:cs="Times New Roman"/>
-                <w:sz w:val="20"/>
-                <w:szCs w:val="20"/>
-                <w:lang w:val="en-US"/>
-              </w:rPr>
-              <w:t>&gt;.card</w:t>
-            </w:r>
-            <w:proofErr w:type="gramEnd"/>
-            <w:r>
-              <w:rPr>
-                <w:rFonts w:ascii="Times New Roman" w:hAnsi="Times New Roman" w:cs="Times New Roman"/>
-                <w:sz w:val="20"/>
-                <w:szCs w:val="20"/>
-                <w:lang w:val="en-US"/>
-              </w:rPr>
-              <w:t xml:space="preserve"> {&lt;</w:t>
+            <w:r>
+              <w:rPr>
+                <w:rFonts w:ascii="Times New Roman" w:hAnsi="Times New Roman" w:cs="Times New Roman"/>
+                <w:sz w:val="20"/>
+                <w:szCs w:val="20"/>
+                <w:lang w:val="en-US"/>
+              </w:rPr>
+              <w:t>&gt;.card {&lt;</w:t>
             </w:r>
             <w:proofErr w:type="spellStart"/>
             <w:r>
@@ -18041,25 +17744,14 @@
                 <w:szCs w:val="20"/>
               </w:rPr>
             </w:pPr>
-            <w:proofErr w:type="spellStart"/>
-            <w:r>
-              <w:rPr>
-                <w:rFonts w:ascii="Times New Roman" w:hAnsi="Times New Roman" w:cs="Times New Roman"/>
-                <w:sz w:val="20"/>
-                <w:szCs w:val="20"/>
-                <w:lang w:val="en-US"/>
-              </w:rPr>
-              <w:t>Псевдоклассы</w:t>
-            </w:r>
-            <w:proofErr w:type="spellEnd"/>
-            <w:r>
-              <w:rPr>
-                <w:rFonts w:ascii="Times New Roman" w:hAnsi="Times New Roman" w:cs="Times New Roman"/>
-                <w:sz w:val="20"/>
-                <w:szCs w:val="20"/>
-                <w:lang w:val="en-US"/>
-              </w:rPr>
-              <w:t xml:space="preserve"> и </w:t>
+            <w:r>
+              <w:rPr>
+                <w:rFonts w:ascii="Times New Roman" w:hAnsi="Times New Roman" w:cs="Times New Roman"/>
+                <w:sz w:val="20"/>
+                <w:szCs w:val="20"/>
+                <w:lang w:val="en-US"/>
+              </w:rPr>
+              <w:t xml:space="preserve">Псевдоклассы и </w:t>
             </w:r>
             <w:r>
               <w:rPr>
@@ -18117,25 +17809,14 @@
               <w:t>br</w:t>
             </w:r>
             <w:proofErr w:type="spellEnd"/>
-            <w:proofErr w:type="gramStart"/>
-            <w:r>
-              <w:rPr>
-                <w:rFonts w:ascii="Times New Roman" w:hAnsi="Times New Roman" w:cs="Times New Roman"/>
-                <w:sz w:val="20"/>
-                <w:szCs w:val="20"/>
-                <w:lang w:val="en-US"/>
-              </w:rPr>
-              <w:t>&gt;.button</w:t>
-            </w:r>
-            <w:proofErr w:type="gramEnd"/>
-            <w:r>
-              <w:rPr>
-                <w:rFonts w:ascii="Times New Roman" w:hAnsi="Times New Roman" w:cs="Times New Roman"/>
-                <w:sz w:val="20"/>
-                <w:szCs w:val="20"/>
-                <w:lang w:val="en-US"/>
-              </w:rPr>
-              <w:t xml:space="preserve"> {&lt;</w:t>
+            <w:r>
+              <w:rPr>
+                <w:rFonts w:ascii="Times New Roman" w:hAnsi="Times New Roman" w:cs="Times New Roman"/>
+                <w:sz w:val="20"/>
+                <w:szCs w:val="20"/>
+                <w:lang w:val="en-US"/>
+              </w:rPr>
+              <w:t>&gt;.button {&lt;</w:t>
             </w:r>
             <w:proofErr w:type="spellStart"/>
             <w:r>
@@ -18337,7 +18018,6 @@
                 <w:szCs w:val="20"/>
               </w:rPr>
             </w:pPr>
-            <w:proofErr w:type="spellStart"/>
             <w:r>
               <w:rPr>
                 <w:rFonts w:ascii="Times New Roman" w:hAnsi="Times New Roman" w:cs="Times New Roman"/>
@@ -18345,9 +18025,8 @@
                 <w:sz w:val="24"/>
                 <w:szCs w:val="20"/>
               </w:rPr>
-              <w:t>Миксины</w:t>
-            </w:r>
-            <w:proofErr w:type="spellEnd"/>
+              <w:t xml:space="preserve">Миксины (Mixins) — </w:t>
+            </w:r>
             <w:r>
               <w:rPr>
                 <w:rFonts w:ascii="Times New Roman" w:hAnsi="Times New Roman" w:cs="Times New Roman"/>
@@ -18355,9 +18034,8 @@
                 <w:sz w:val="24"/>
                 <w:szCs w:val="20"/>
               </w:rPr>
-              <w:t xml:space="preserve"> (</w:t>
-            </w:r>
-            <w:proofErr w:type="spellStart"/>
+              <w:t>пере</w:t>
+            </w:r>
             <w:r>
               <w:rPr>
                 <w:rFonts w:ascii="Times New Roman" w:hAnsi="Times New Roman" w:cs="Times New Roman"/>
@@ -18365,46 +18043,7 @@
                 <w:sz w:val="24"/>
                 <w:szCs w:val="20"/>
               </w:rPr>
-              <w:t>Mixins</w:t>
-            </w:r>
-            <w:proofErr w:type="spellEnd"/>
-            <w:r>
-              <w:rPr>
-                <w:rFonts w:ascii="Times New Roman" w:hAnsi="Times New Roman" w:cs="Times New Roman"/>
-                <w:b/>
-                <w:sz w:val="24"/>
-                <w:szCs w:val="20"/>
-              </w:rPr>
-              <w:t xml:space="preserve">) — </w:t>
-            </w:r>
-            <w:proofErr w:type="spellStart"/>
-            <w:r>
-              <w:rPr>
-                <w:rFonts w:ascii="Times New Roman" w:hAnsi="Times New Roman" w:cs="Times New Roman"/>
-                <w:b/>
-                <w:sz w:val="24"/>
-                <w:szCs w:val="20"/>
-              </w:rPr>
-              <w:t>пере</w:t>
-            </w:r>
-            <w:r>
-              <w:rPr>
-                <w:rFonts w:ascii="Times New Roman" w:hAnsi="Times New Roman" w:cs="Times New Roman"/>
-                <w:b/>
-                <w:sz w:val="24"/>
-                <w:szCs w:val="20"/>
-              </w:rPr>
-              <w:t>используемые</w:t>
-            </w:r>
-            <w:proofErr w:type="spellEnd"/>
-            <w:r>
-              <w:rPr>
-                <w:rFonts w:ascii="Times New Roman" w:hAnsi="Times New Roman" w:cs="Times New Roman"/>
-                <w:b/>
-                <w:sz w:val="24"/>
-                <w:szCs w:val="20"/>
-              </w:rPr>
-              <w:t xml:space="preserve"> блоки</w:t>
+              <w:t>используемые блоки</w:t>
             </w:r>
           </w:p>
           <w:p>
@@ -18650,18 +18289,8 @@
                 <w:sz w:val="20"/>
                 <w:szCs w:val="20"/>
               </w:rPr>
-              <w:t xml:space="preserve">Простой </w:t>
-            </w:r>
-            <w:proofErr w:type="spellStart"/>
-            <w:r>
-              <w:rPr>
-                <w:rFonts w:ascii="Times New Roman" w:hAnsi="Times New Roman" w:cs="Times New Roman"/>
-                <w:sz w:val="20"/>
-                <w:szCs w:val="20"/>
-              </w:rPr>
-              <w:t>миксин</w:t>
-            </w:r>
-            <w:proofErr w:type="spellEnd"/>
+              <w:t>Простой миксин</w:t>
+            </w:r>
           </w:p>
         </w:tc>
         <w:tc>
@@ -18717,7 +18346,27 @@
                 <w:szCs w:val="20"/>
                 <w:lang w:val="en-US"/>
               </w:rPr>
-              <w:t>&gt;@mixin flex-center {&lt;</w:t>
+              <w:t>&gt;@</w:t>
+            </w:r>
+            <w:proofErr w:type="spellStart"/>
+            <w:r>
+              <w:rPr>
+                <w:rFonts w:ascii="Times New Roman" w:hAnsi="Times New Roman" w:cs="Times New Roman"/>
+                <w:sz w:val="20"/>
+                <w:szCs w:val="20"/>
+                <w:lang w:val="en-US"/>
+              </w:rPr>
+              <w:t>mixin</w:t>
+            </w:r>
+            <w:proofErr w:type="spellEnd"/>
+            <w:r>
+              <w:rPr>
+                <w:rFonts w:ascii="Times New Roman" w:hAnsi="Times New Roman" w:cs="Times New Roman"/>
+                <w:sz w:val="20"/>
+                <w:szCs w:val="20"/>
+                <w:lang w:val="en-US"/>
+              </w:rPr>
+              <w:t xml:space="preserve"> flex-center {&lt;</w:t>
             </w:r>
             <w:proofErr w:type="spellStart"/>
             <w:r>
@@ -18843,25 +18492,7 @@
                 <w:sz w:val="20"/>
                 <w:szCs w:val="20"/>
               </w:rPr>
-              <w:t xml:space="preserve">-выравнивание, стилизация кнопок, </w:t>
-            </w:r>
-            <w:proofErr w:type="spellStart"/>
-            <w:r>
-              <w:rPr>
-                <w:rFonts w:ascii="Times New Roman" w:hAnsi="Times New Roman" w:cs="Times New Roman"/>
-                <w:sz w:val="20"/>
-                <w:szCs w:val="20"/>
-              </w:rPr>
-              <w:t>медиазапросы</w:t>
-            </w:r>
-            <w:proofErr w:type="spellEnd"/>
-            <w:r>
-              <w:rPr>
-                <w:rFonts w:ascii="Times New Roman" w:hAnsi="Times New Roman" w:cs="Times New Roman"/>
-                <w:sz w:val="20"/>
-                <w:szCs w:val="20"/>
-              </w:rPr>
-              <w:t>).</w:t>
+              <w:t>-выравнивание, стилизация кнопок, медиазапросы).</w:t>
             </w:r>
           </w:p>
           <w:p>
@@ -18899,7 +18530,6 @@
               <w:t xml:space="preserve"> в </w:t>
             </w:r>
             <w:proofErr w:type="spellStart"/>
-            <w:proofErr w:type="gramStart"/>
             <w:r>
               <w:rPr>
                 <w:rFonts w:ascii="Times New Roman" w:hAnsi="Times New Roman" w:cs="Times New Roman"/>
@@ -18909,7 +18539,6 @@
               <w:t>style.scss</w:t>
             </w:r>
             <w:proofErr w:type="spellEnd"/>
-            <w:proofErr w:type="gramEnd"/>
             <w:r>
               <w:rPr>
                 <w:rFonts w:ascii="Times New Roman" w:hAnsi="Times New Roman" w:cs="Times New Roman"/>
@@ -18966,27 +18595,7 @@
                 <w:szCs w:val="20"/>
                 <w:lang w:val="en-US"/>
               </w:rPr>
-              <w:t xml:space="preserve">&gt;// </w:t>
-            </w:r>
-            <w:proofErr w:type="spellStart"/>
-            <w:r>
-              <w:rPr>
-                <w:rFonts w:ascii="Times New Roman" w:hAnsi="Times New Roman" w:cs="Times New Roman"/>
-                <w:sz w:val="20"/>
-                <w:szCs w:val="20"/>
-                <w:lang w:val="en-US"/>
-              </w:rPr>
-              <w:t>Mixins</w:t>
-            </w:r>
-            <w:proofErr w:type="spellEnd"/>
-            <w:r>
-              <w:rPr>
-                <w:rFonts w:ascii="Times New Roman" w:hAnsi="Times New Roman" w:cs="Times New Roman"/>
-                <w:sz w:val="20"/>
-                <w:szCs w:val="20"/>
-                <w:lang w:val="en-US"/>
-              </w:rPr>
-              <w:t>&lt;</w:t>
+              <w:t>&gt;// Mixins&lt;</w:t>
             </w:r>
             <w:proofErr w:type="spellStart"/>
             <w:r>
@@ -19006,7 +18615,27 @@
                 <w:szCs w:val="20"/>
                 <w:lang w:val="en-US"/>
               </w:rPr>
-              <w:t>&gt;@mixin flex-center {&lt;</w:t>
+              <w:t>&gt;@</w:t>
+            </w:r>
+            <w:proofErr w:type="spellStart"/>
+            <w:r>
+              <w:rPr>
+                <w:rFonts w:ascii="Times New Roman" w:hAnsi="Times New Roman" w:cs="Times New Roman"/>
+                <w:sz w:val="20"/>
+                <w:szCs w:val="20"/>
+                <w:lang w:val="en-US"/>
+              </w:rPr>
+              <w:t>mixin</w:t>
+            </w:r>
+            <w:proofErr w:type="spellEnd"/>
+            <w:r>
+              <w:rPr>
+                <w:rFonts w:ascii="Times New Roman" w:hAnsi="Times New Roman" w:cs="Times New Roman"/>
+                <w:sz w:val="20"/>
+                <w:szCs w:val="20"/>
+                <w:lang w:val="en-US"/>
+              </w:rPr>
+              <w:t xml:space="preserve"> flex-center {&lt;</w:t>
             </w:r>
             <w:proofErr w:type="spellStart"/>
             <w:r>
@@ -19079,7 +18708,6 @@
               <w:t>br</w:t>
             </w:r>
             <w:proofErr w:type="spellEnd"/>
-            <w:proofErr w:type="gramStart"/>
             <w:r>
               <w:rPr>
                 <w:rFonts w:ascii="Times New Roman" w:hAnsi="Times New Roman" w:cs="Times New Roman"/>
@@ -19090,7 +18718,6 @@
               <w:t>&gt;}&lt;</w:t>
             </w:r>
             <w:proofErr w:type="spellStart"/>
-            <w:proofErr w:type="gramEnd"/>
             <w:r>
               <w:rPr>
                 <w:rFonts w:ascii="Times New Roman" w:hAnsi="Times New Roman" w:cs="Times New Roman"/>
@@ -19128,7 +18755,27 @@
                 <w:szCs w:val="20"/>
                 <w:lang w:val="en-US"/>
               </w:rPr>
-              <w:t>&gt;@mixin mobile {&lt;</w:t>
+              <w:t>&gt;@</w:t>
+            </w:r>
+            <w:proofErr w:type="spellStart"/>
+            <w:r>
+              <w:rPr>
+                <w:rFonts w:ascii="Times New Roman" w:hAnsi="Times New Roman" w:cs="Times New Roman"/>
+                <w:sz w:val="20"/>
+                <w:szCs w:val="20"/>
+                <w:lang w:val="en-US"/>
+              </w:rPr>
+              <w:t>mixin</w:t>
+            </w:r>
+            <w:proofErr w:type="spellEnd"/>
+            <w:r>
+              <w:rPr>
+                <w:rFonts w:ascii="Times New Roman" w:hAnsi="Times New Roman" w:cs="Times New Roman"/>
+                <w:sz w:val="20"/>
+                <w:szCs w:val="20"/>
+                <w:lang w:val="en-US"/>
+              </w:rPr>
+              <w:t xml:space="preserve"> mobile {&lt;</w:t>
             </w:r>
             <w:proofErr w:type="spellStart"/>
             <w:r>
@@ -19168,7 +18815,27 @@
                 <w:szCs w:val="20"/>
                 <w:lang w:val="en-US"/>
               </w:rPr>
-              <w:t>&gt; @content;&lt;br&gt; }&lt;</w:t>
+              <w:t>&gt; @content;&lt;</w:t>
+            </w:r>
+            <w:proofErr w:type="spellStart"/>
+            <w:r>
+              <w:rPr>
+                <w:rFonts w:ascii="Times New Roman" w:hAnsi="Times New Roman" w:cs="Times New Roman"/>
+                <w:sz w:val="20"/>
+                <w:szCs w:val="20"/>
+                <w:lang w:val="en-US"/>
+              </w:rPr>
+              <w:t>br</w:t>
+            </w:r>
+            <w:proofErr w:type="spellEnd"/>
+            <w:r>
+              <w:rPr>
+                <w:rFonts w:ascii="Times New Roman" w:hAnsi="Times New Roman" w:cs="Times New Roman"/>
+                <w:sz w:val="20"/>
+                <w:szCs w:val="20"/>
+                <w:lang w:val="en-US"/>
+              </w:rPr>
+              <w:t>&gt; }&lt;</w:t>
             </w:r>
             <w:proofErr w:type="spellStart"/>
             <w:r>
@@ -19289,25 +18956,14 @@
                 <w:szCs w:val="20"/>
               </w:rPr>
             </w:pPr>
-            <w:proofErr w:type="spellStart"/>
-            <w:r>
-              <w:rPr>
-                <w:rFonts w:ascii="Times New Roman" w:hAnsi="Times New Roman" w:cs="Times New Roman"/>
-                <w:sz w:val="20"/>
-                <w:szCs w:val="20"/>
-                <w:lang w:val="en-US"/>
-              </w:rPr>
-              <w:t>Миксин</w:t>
-            </w:r>
-            <w:proofErr w:type="spellEnd"/>
-            <w:r>
-              <w:rPr>
-                <w:rFonts w:ascii="Times New Roman" w:hAnsi="Times New Roman" w:cs="Times New Roman"/>
-                <w:sz w:val="20"/>
-                <w:szCs w:val="20"/>
-                <w:lang w:val="en-US"/>
-              </w:rPr>
-              <w:t xml:space="preserve"> с </w:t>
+            <w:r>
+              <w:rPr>
+                <w:rFonts w:ascii="Times New Roman" w:hAnsi="Times New Roman" w:cs="Times New Roman"/>
+                <w:sz w:val="20"/>
+                <w:szCs w:val="20"/>
+                <w:lang w:val="en-US"/>
+              </w:rPr>
+              <w:t xml:space="preserve">Миксин с </w:t>
             </w:r>
             <w:r>
               <w:rPr>
@@ -19372,27 +19028,27 @@
                 <w:szCs w:val="20"/>
                 <w:lang w:val="en-US"/>
               </w:rPr>
-              <w:t xml:space="preserve">&gt;@mixin </w:t>
-            </w:r>
-            <w:proofErr w:type="gramStart"/>
-            <w:r>
-              <w:rPr>
-                <w:rFonts w:ascii="Times New Roman" w:hAnsi="Times New Roman" w:cs="Times New Roman"/>
-                <w:sz w:val="20"/>
-                <w:szCs w:val="20"/>
-                <w:lang w:val="en-US"/>
-              </w:rPr>
-              <w:t>box(</w:t>
-            </w:r>
-            <w:proofErr w:type="gramEnd"/>
-            <w:r>
-              <w:rPr>
-                <w:rFonts w:ascii="Times New Roman" w:hAnsi="Times New Roman" w:cs="Times New Roman"/>
-                <w:sz w:val="20"/>
-                <w:szCs w:val="20"/>
-                <w:lang w:val="en-US"/>
-              </w:rPr>
-              <w:t>$radius, $shadow) {&lt;</w:t>
+              <w:t>&gt;@</w:t>
+            </w:r>
+            <w:proofErr w:type="spellStart"/>
+            <w:r>
+              <w:rPr>
+                <w:rFonts w:ascii="Times New Roman" w:hAnsi="Times New Roman" w:cs="Times New Roman"/>
+                <w:sz w:val="20"/>
+                <w:szCs w:val="20"/>
+                <w:lang w:val="en-US"/>
+              </w:rPr>
+              <w:t>mixin</w:t>
+            </w:r>
+            <w:proofErr w:type="spellEnd"/>
+            <w:r>
+              <w:rPr>
+                <w:rFonts w:ascii="Times New Roman" w:hAnsi="Times New Roman" w:cs="Times New Roman"/>
+                <w:sz w:val="20"/>
+                <w:szCs w:val="20"/>
+                <w:lang w:val="en-US"/>
+              </w:rPr>
+              <w:t xml:space="preserve"> box($radius, $shadow) {&lt;</w:t>
             </w:r>
             <w:proofErr w:type="spellStart"/>
             <w:r>
@@ -20094,7 +19750,6 @@
               <w:t>│ ├── _</w:t>
             </w:r>
             <w:proofErr w:type="spellStart"/>
-            <w:proofErr w:type="gramStart"/>
             <w:r>
               <w:rPr>
                 <w:rFonts w:ascii="Times New Roman" w:hAnsi="Times New Roman" w:cs="Times New Roman"/>
@@ -20105,7 +19760,6 @@
               <w:t>variables.scss</w:t>
             </w:r>
             <w:proofErr w:type="spellEnd"/>
-            <w:proofErr w:type="gramEnd"/>
           </w:p>
           <w:p>
             <w:pPr>
@@ -20126,7 +19780,6 @@
               <w:t>│ └── _</w:t>
             </w:r>
             <w:proofErr w:type="spellStart"/>
-            <w:proofErr w:type="gramStart"/>
             <w:r>
               <w:rPr>
                 <w:rFonts w:ascii="Times New Roman" w:hAnsi="Times New Roman" w:cs="Times New Roman"/>
@@ -20137,7 +19790,6 @@
               <w:t>mixins.scss</w:t>
             </w:r>
             <w:proofErr w:type="spellEnd"/>
-            <w:proofErr w:type="gramEnd"/>
           </w:p>
           <w:p>
             <w:pPr>
@@ -20162,6 +19814,7 @@
                 <w:rFonts w:ascii="Times New Roman" w:hAnsi="Times New Roman" w:cs="Times New Roman"/>
                 <w:sz w:val="20"/>
                 <w:szCs w:val="20"/>
+                <w:lang w:val="en-US"/>
               </w:rPr>
               <w:t>/</w:t>
             </w:r>
@@ -20185,7 +19838,6 @@
               <w:t>│ ├── _</w:t>
             </w:r>
             <w:proofErr w:type="spellStart"/>
-            <w:proofErr w:type="gramStart"/>
             <w:r>
               <w:rPr>
                 <w:rFonts w:ascii="Times New Roman" w:hAnsi="Times New Roman" w:cs="Times New Roman"/>
@@ -20196,7 +19848,6 @@
               <w:t>buttons.scss</w:t>
             </w:r>
             <w:proofErr w:type="spellEnd"/>
-            <w:proofErr w:type="gramEnd"/>
           </w:p>
           <w:p>
             <w:pPr>
@@ -20217,7 +19868,6 @@
               <w:t>│ └── _</w:t>
             </w:r>
             <w:proofErr w:type="spellStart"/>
-            <w:proofErr w:type="gramStart"/>
             <w:r>
               <w:rPr>
                 <w:rFonts w:ascii="Times New Roman" w:hAnsi="Times New Roman" w:cs="Times New Roman"/>
@@ -20228,7 +19878,6 @@
               <w:t>cards.scss</w:t>
             </w:r>
             <w:proofErr w:type="spellEnd"/>
-            <w:proofErr w:type="gramEnd"/>
           </w:p>
           <w:p>
             <w:pPr>
@@ -20249,7 +19898,6 @@
               <w:t xml:space="preserve">└── </w:t>
             </w:r>
             <w:proofErr w:type="spellStart"/>
-            <w:proofErr w:type="gramStart"/>
             <w:r>
               <w:rPr>
                 <w:rFonts w:ascii="Times New Roman" w:hAnsi="Times New Roman" w:cs="Times New Roman"/>
@@ -20260,41 +19908,22 @@
               <w:t>main.scss</w:t>
             </w:r>
             <w:proofErr w:type="spellEnd"/>
-            <w:proofErr w:type="gramEnd"/>
-          </w:p>
-          <w:p>
-            <w:pPr>
-              <w:rPr>
-                <w:rFonts w:ascii="Times New Roman" w:hAnsi="Times New Roman" w:cs="Times New Roman"/>
-                <w:sz w:val="20"/>
-                <w:szCs w:val="20"/>
-              </w:rPr>
-            </w:pPr>
-            <w:r>
-              <w:rPr>
-                <w:rFonts w:ascii="Times New Roman" w:hAnsi="Times New Roman" w:cs="Times New Roman"/>
-                <w:sz w:val="20"/>
-                <w:szCs w:val="20"/>
-              </w:rPr>
-              <w:t xml:space="preserve">2. Перенесите переменные, </w:t>
-            </w:r>
-            <w:proofErr w:type="spellStart"/>
-            <w:r>
-              <w:rPr>
-                <w:rFonts w:ascii="Times New Roman" w:hAnsi="Times New Roman" w:cs="Times New Roman"/>
-                <w:sz w:val="20"/>
-                <w:szCs w:val="20"/>
-              </w:rPr>
-              <w:t>миксины</w:t>
-            </w:r>
-            <w:proofErr w:type="spellEnd"/>
-            <w:r>
-              <w:rPr>
-                <w:rFonts w:ascii="Times New Roman" w:hAnsi="Times New Roman" w:cs="Times New Roman"/>
-                <w:sz w:val="20"/>
-                <w:szCs w:val="20"/>
-              </w:rPr>
-              <w:t xml:space="preserve">, компоненты в отдельные файлы (начинайте имена с _ — это </w:t>
+          </w:p>
+          <w:p>
+            <w:pPr>
+              <w:rPr>
+                <w:rFonts w:ascii="Times New Roman" w:hAnsi="Times New Roman" w:cs="Times New Roman"/>
+                <w:sz w:val="20"/>
+                <w:szCs w:val="20"/>
+              </w:rPr>
+            </w:pPr>
+            <w:r>
+              <w:rPr>
+                <w:rFonts w:ascii="Times New Roman" w:hAnsi="Times New Roman" w:cs="Times New Roman"/>
+                <w:sz w:val="20"/>
+                <w:szCs w:val="20"/>
+              </w:rPr>
+              <w:t xml:space="preserve">2. Перенесите переменные, миксины, компоненты в отдельные файлы (начинайте имена с _ — это </w:t>
             </w:r>
             <w:proofErr w:type="spellStart"/>
             <w:r>
@@ -20332,7 +19961,6 @@
               <w:t xml:space="preserve">3. В </w:t>
             </w:r>
             <w:proofErr w:type="spellStart"/>
-            <w:proofErr w:type="gramStart"/>
             <w:r>
               <w:rPr>
                 <w:rFonts w:ascii="Times New Roman" w:hAnsi="Times New Roman" w:cs="Times New Roman"/>
@@ -20342,7 +19970,6 @@
               <w:t>main.scss</w:t>
             </w:r>
             <w:proofErr w:type="spellEnd"/>
-            <w:proofErr w:type="gramEnd"/>
             <w:r>
               <w:rPr>
                 <w:rFonts w:ascii="Times New Roman" w:hAnsi="Times New Roman" w:cs="Times New Roman"/>
@@ -20731,25 +20358,7 @@
                 <w:sz w:val="20"/>
                 <w:szCs w:val="20"/>
               </w:rPr>
-              <w:t xml:space="preserve">Создайте новую ветку в Git: </w:t>
-            </w:r>
-            <w:proofErr w:type="spellStart"/>
-            <w:r>
-              <w:rPr>
-                <w:rFonts w:ascii="Times New Roman" w:hAnsi="Times New Roman" w:cs="Times New Roman"/>
-                <w:sz w:val="20"/>
-                <w:szCs w:val="20"/>
-              </w:rPr>
-              <w:t>git</w:t>
-            </w:r>
-            <w:proofErr w:type="spellEnd"/>
-            <w:r>
-              <w:rPr>
-                <w:rFonts w:ascii="Times New Roman" w:hAnsi="Times New Roman" w:cs="Times New Roman"/>
-                <w:sz w:val="20"/>
-                <w:szCs w:val="20"/>
-              </w:rPr>
-              <w:t xml:space="preserve"> </w:t>
+              <w:t xml:space="preserve">Создайте новую ветку в Git: git </w:t>
             </w:r>
             <w:proofErr w:type="spellStart"/>
             <w:r>
@@ -20870,7 +20479,6 @@
               <w:t xml:space="preserve">Скопируйте весь CSS в </w:t>
             </w:r>
             <w:proofErr w:type="spellStart"/>
-            <w:proofErr w:type="gramStart"/>
             <w:r>
               <w:rPr>
                 <w:rFonts w:ascii="Times New Roman" w:hAnsi="Times New Roman" w:cs="Times New Roman"/>
@@ -20880,7 +20488,6 @@
               <w:t>main.scss</w:t>
             </w:r>
             <w:proofErr w:type="spellEnd"/>
-            <w:proofErr w:type="gramEnd"/>
           </w:p>
           <w:p>
             <w:pPr>
@@ -20942,43 +20549,7 @@
                 <w:sz w:val="20"/>
                 <w:szCs w:val="20"/>
               </w:rPr>
-              <w:t xml:space="preserve">Шаг 3: </w:t>
-            </w:r>
-            <w:proofErr w:type="spellStart"/>
-            <w:r>
-              <w:rPr>
-                <w:rFonts w:ascii="Times New Roman" w:hAnsi="Times New Roman" w:cs="Times New Roman"/>
-                <w:sz w:val="20"/>
-                <w:szCs w:val="20"/>
-              </w:rPr>
-              <w:t>Миксины</w:t>
-            </w:r>
-            <w:proofErr w:type="spellEnd"/>
-            <w:r>
-              <w:rPr>
-                <w:rFonts w:ascii="Times New Roman" w:hAnsi="Times New Roman" w:cs="Times New Roman"/>
-                <w:sz w:val="20"/>
-                <w:szCs w:val="20"/>
-              </w:rPr>
-              <w:t xml:space="preserve"> — создайте </w:t>
-            </w:r>
-            <w:proofErr w:type="spellStart"/>
-            <w:r>
-              <w:rPr>
-                <w:rFonts w:ascii="Times New Roman" w:hAnsi="Times New Roman" w:cs="Times New Roman"/>
-                <w:sz w:val="20"/>
-                <w:szCs w:val="20"/>
-              </w:rPr>
-              <w:t>миксины</w:t>
-            </w:r>
-            <w:proofErr w:type="spellEnd"/>
-            <w:r>
-              <w:rPr>
-                <w:rFonts w:ascii="Times New Roman" w:hAnsi="Times New Roman" w:cs="Times New Roman"/>
-                <w:sz w:val="20"/>
-                <w:szCs w:val="20"/>
-              </w:rPr>
-              <w:t xml:space="preserve"> для повторяющихся блоков</w:t>
+              <w:t>Шаг 3: Миксины — создайте миксины для повторяющихся блоков</w:t>
             </w:r>
           </w:p>
           <w:p>
@@ -21047,7 +20618,6 @@
               <w:t xml:space="preserve"> (_</w:t>
             </w:r>
             <w:proofErr w:type="spellStart"/>
-            <w:proofErr w:type="gramStart"/>
             <w:r>
               <w:rPr>
                 <w:rFonts w:ascii="Times New Roman" w:hAnsi="Times New Roman" w:cs="Times New Roman"/>
@@ -21057,7 +20627,6 @@
               <w:t>variables.scss</w:t>
             </w:r>
             <w:proofErr w:type="spellEnd"/>
-            <w:proofErr w:type="gramEnd"/>
             <w:r>
               <w:rPr>
                 <w:rFonts w:ascii="Times New Roman" w:hAnsi="Times New Roman" w:cs="Times New Roman"/>
@@ -21311,15 +20880,6 @@
                 <w:lang w:val="en-US"/>
               </w:rPr>
             </w:pPr>
-            <w:r>
-              <w:rPr>
-                <w:rFonts w:ascii="Times New Roman" w:hAnsi="Times New Roman" w:cs="Times New Roman"/>
-                <w:sz w:val="20"/>
-                <w:szCs w:val="20"/>
-                <w:lang w:val="en-US"/>
-              </w:rPr>
-              <w:t xml:space="preserve">git </w:t>
-            </w:r>
             <w:proofErr w:type="gramStart"/>
             <w:r>
               <w:rPr>
@@ -21328,9 +20888,18 @@
                 <w:szCs w:val="20"/>
                 <w:lang w:val="en-US"/>
               </w:rPr>
-              <w:t>add .</w:t>
+              <w:t>git</w:t>
             </w:r>
             <w:proofErr w:type="gramEnd"/>
+            <w:r>
+              <w:rPr>
+                <w:rFonts w:ascii="Times New Roman" w:hAnsi="Times New Roman" w:cs="Times New Roman"/>
+                <w:sz w:val="20"/>
+                <w:szCs w:val="20"/>
+                <w:lang w:val="en-US"/>
+              </w:rPr>
+              <w:t xml:space="preserve"> add .</w:t>
+            </w:r>
           </w:p>
           <w:p>
             <w:pPr>
@@ -21753,43 +21322,7 @@
                 <w:b/>
                 <w:szCs w:val="20"/>
               </w:rPr>
-              <w:t xml:space="preserve">Git (базовые команды, </w:t>
-            </w:r>
-            <w:proofErr w:type="spellStart"/>
-            <w:r>
-              <w:rPr>
-                <w:rFonts w:ascii="Times New Roman" w:hAnsi="Times New Roman" w:cs="Times New Roman"/>
-                <w:b/>
-                <w:szCs w:val="20"/>
-              </w:rPr>
-              <w:t>GitHub</w:t>
-            </w:r>
-            <w:proofErr w:type="spellEnd"/>
-            <w:r>
-              <w:rPr>
-                <w:rFonts w:ascii="Times New Roman" w:hAnsi="Times New Roman" w:cs="Times New Roman"/>
-                <w:b/>
-                <w:szCs w:val="20"/>
-              </w:rPr>
-              <w:t xml:space="preserve">), </w:t>
-            </w:r>
-            <w:proofErr w:type="spellStart"/>
-            <w:r>
-              <w:rPr>
-                <w:rFonts w:ascii="Times New Roman" w:hAnsi="Times New Roman" w:cs="Times New Roman"/>
-                <w:b/>
-                <w:szCs w:val="20"/>
-              </w:rPr>
-              <w:t>Figma</w:t>
-            </w:r>
-            <w:proofErr w:type="spellEnd"/>
-            <w:r>
-              <w:rPr>
-                <w:rFonts w:ascii="Times New Roman" w:hAnsi="Times New Roman" w:cs="Times New Roman"/>
-                <w:b/>
-                <w:szCs w:val="20"/>
-              </w:rPr>
-              <w:t xml:space="preserve"> (нарезка макетов), </w:t>
+              <w:t xml:space="preserve">Git (базовые команды, GitHub), Figma (нарезка макетов), </w:t>
             </w:r>
             <w:proofErr w:type="spellStart"/>
             <w:r>
@@ -21874,36 +21407,8 @@
                 <w:b/>
                 <w:szCs w:val="20"/>
               </w:rPr>
-              <w:t xml:space="preserve">на </w:t>
-            </w:r>
-            <w:proofErr w:type="spellStart"/>
-            <w:r>
-              <w:rPr>
-                <w:rFonts w:ascii="Times New Roman" w:hAnsi="Times New Roman" w:cs="Times New Roman"/>
-                <w:b/>
-                <w:szCs w:val="20"/>
-              </w:rPr>
-              <w:t>GitHub</w:t>
-            </w:r>
-            <w:proofErr w:type="spellEnd"/>
-            <w:r>
-              <w:rPr>
-                <w:rFonts w:ascii="Times New Roman" w:hAnsi="Times New Roman" w:cs="Times New Roman"/>
-                <w:b/>
-                <w:szCs w:val="20"/>
-              </w:rPr>
-              <w:t xml:space="preserve"> </w:t>
-            </w:r>
-            <w:proofErr w:type="spellStart"/>
-            <w:r>
-              <w:rPr>
-                <w:rFonts w:ascii="Times New Roman" w:hAnsi="Times New Roman" w:cs="Times New Roman"/>
-                <w:b/>
-                <w:szCs w:val="20"/>
-              </w:rPr>
-              <w:t>Pages</w:t>
-            </w:r>
-            <w:proofErr w:type="spellEnd"/>
+              <w:t>на GitHub Pages</w:t>
+            </w:r>
           </w:p>
         </w:tc>
       </w:tr>
@@ -21999,27 +21504,7 @@
                 <w:sz w:val="24"/>
                 <w:szCs w:val="20"/>
               </w:rPr>
-              <w:t>Git/</w:t>
-            </w:r>
-            <w:proofErr w:type="spellStart"/>
-            <w:r>
-              <w:rPr>
-                <w:rFonts w:ascii="Times New Roman" w:hAnsi="Times New Roman" w:cs="Times New Roman"/>
-                <w:b/>
-                <w:sz w:val="24"/>
-                <w:szCs w:val="20"/>
-              </w:rPr>
-              <w:t>GitHub</w:t>
-            </w:r>
-            <w:proofErr w:type="spellEnd"/>
-            <w:r>
-              <w:rPr>
-                <w:rFonts w:ascii="Times New Roman" w:hAnsi="Times New Roman" w:cs="Times New Roman"/>
-                <w:b/>
-                <w:sz w:val="24"/>
-                <w:szCs w:val="20"/>
-              </w:rPr>
-              <w:t xml:space="preserve"> + Первая вёрстка</w:t>
+              <w:t>Git/GitHub + Первая вёрстка</w:t>
             </w:r>
           </w:p>
         </w:tc>
@@ -22273,25 +21758,7 @@
                 <w:sz w:val="20"/>
                 <w:szCs w:val="20"/>
               </w:rPr>
-              <w:t xml:space="preserve">Установить Git с git-scm.com. Проверить: </w:t>
-            </w:r>
-            <w:proofErr w:type="spellStart"/>
-            <w:r>
-              <w:rPr>
-                <w:rFonts w:ascii="Times New Roman" w:hAnsi="Times New Roman" w:cs="Times New Roman"/>
-                <w:sz w:val="20"/>
-                <w:szCs w:val="20"/>
-              </w:rPr>
-              <w:t>git</w:t>
-            </w:r>
-            <w:proofErr w:type="spellEnd"/>
-            <w:r>
-              <w:rPr>
-                <w:rFonts w:ascii="Times New Roman" w:hAnsi="Times New Roman" w:cs="Times New Roman"/>
-                <w:sz w:val="20"/>
-                <w:szCs w:val="20"/>
-              </w:rPr>
-              <w:t xml:space="preserve"> --</w:t>
+              <w:t>Установить Git с git-scm.com. Проверить: git --</w:t>
             </w:r>
             <w:proofErr w:type="spellStart"/>
             <w:r>
@@ -22327,25 +21794,7 @@
                 <w:sz w:val="20"/>
                 <w:szCs w:val="20"/>
               </w:rPr>
-              <w:t xml:space="preserve">: </w:t>
-            </w:r>
-            <w:proofErr w:type="spellStart"/>
-            <w:r>
-              <w:rPr>
-                <w:rFonts w:ascii="Times New Roman" w:hAnsi="Times New Roman" w:cs="Times New Roman"/>
-                <w:sz w:val="20"/>
-                <w:szCs w:val="20"/>
-              </w:rPr>
-              <w:t>git</w:t>
-            </w:r>
-            <w:proofErr w:type="spellEnd"/>
-            <w:r>
-              <w:rPr>
-                <w:rFonts w:ascii="Times New Roman" w:hAnsi="Times New Roman" w:cs="Times New Roman"/>
-                <w:sz w:val="20"/>
-                <w:szCs w:val="20"/>
-              </w:rPr>
-              <w:t xml:space="preserve"> </w:t>
+              <w:t xml:space="preserve">: git </w:t>
             </w:r>
             <w:proofErr w:type="spellStart"/>
             <w:r>
@@ -22497,25 +21946,7 @@
                 <w:sz w:val="20"/>
                 <w:szCs w:val="20"/>
               </w:rPr>
-              <w:t xml:space="preserve">1. </w:t>
-            </w:r>
-            <w:proofErr w:type="spellStart"/>
-            <w:r>
-              <w:rPr>
-                <w:rFonts w:ascii="Times New Roman" w:hAnsi="Times New Roman" w:cs="Times New Roman"/>
-                <w:sz w:val="20"/>
-                <w:szCs w:val="20"/>
-              </w:rPr>
-              <w:t>git</w:t>
-            </w:r>
-            <w:proofErr w:type="spellEnd"/>
-            <w:r>
-              <w:rPr>
-                <w:rFonts w:ascii="Times New Roman" w:hAnsi="Times New Roman" w:cs="Times New Roman"/>
-                <w:sz w:val="20"/>
-                <w:szCs w:val="20"/>
-              </w:rPr>
-              <w:t xml:space="preserve"> </w:t>
+              <w:t xml:space="preserve">1. git </w:t>
             </w:r>
             <w:proofErr w:type="spellStart"/>
             <w:r>
@@ -22550,25 +21981,7 @@
                 <w:sz w:val="20"/>
                 <w:szCs w:val="20"/>
               </w:rPr>
-              <w:t xml:space="preserve">2. </w:t>
-            </w:r>
-            <w:proofErr w:type="spellStart"/>
-            <w:r>
-              <w:rPr>
-                <w:rFonts w:ascii="Times New Roman" w:hAnsi="Times New Roman" w:cs="Times New Roman"/>
-                <w:sz w:val="20"/>
-                <w:szCs w:val="20"/>
-              </w:rPr>
-              <w:t>git</w:t>
-            </w:r>
-            <w:proofErr w:type="spellEnd"/>
-            <w:r>
-              <w:rPr>
-                <w:rFonts w:ascii="Times New Roman" w:hAnsi="Times New Roman" w:cs="Times New Roman"/>
-                <w:sz w:val="20"/>
-                <w:szCs w:val="20"/>
-              </w:rPr>
-              <w:t xml:space="preserve"> </w:t>
+              <w:t xml:space="preserve">2. git </w:t>
             </w:r>
             <w:proofErr w:type="spellStart"/>
             <w:r>
@@ -22603,25 +22016,7 @@
                 <w:sz w:val="20"/>
                 <w:szCs w:val="20"/>
               </w:rPr>
-              <w:t xml:space="preserve">3. </w:t>
-            </w:r>
-            <w:proofErr w:type="spellStart"/>
-            <w:r>
-              <w:rPr>
-                <w:rFonts w:ascii="Times New Roman" w:hAnsi="Times New Roman" w:cs="Times New Roman"/>
-                <w:sz w:val="20"/>
-                <w:szCs w:val="20"/>
-              </w:rPr>
-              <w:t>git</w:t>
-            </w:r>
-            <w:proofErr w:type="spellEnd"/>
-            <w:r>
-              <w:rPr>
-                <w:rFonts w:ascii="Times New Roman" w:hAnsi="Times New Roman" w:cs="Times New Roman"/>
-                <w:sz w:val="20"/>
-                <w:szCs w:val="20"/>
-              </w:rPr>
-              <w:t xml:space="preserve"> </w:t>
+              <w:t xml:space="preserve">3. git </w:t>
             </w:r>
             <w:proofErr w:type="spellStart"/>
             <w:proofErr w:type="gramStart"/>
@@ -22649,25 +22044,7 @@
                 <w:sz w:val="20"/>
                 <w:szCs w:val="20"/>
               </w:rPr>
-              <w:t xml:space="preserve"> или </w:t>
-            </w:r>
-            <w:proofErr w:type="spellStart"/>
-            <w:r>
-              <w:rPr>
-                <w:rFonts w:ascii="Times New Roman" w:hAnsi="Times New Roman" w:cs="Times New Roman"/>
-                <w:sz w:val="20"/>
-                <w:szCs w:val="20"/>
-              </w:rPr>
-              <w:t>git</w:t>
-            </w:r>
-            <w:proofErr w:type="spellEnd"/>
-            <w:r>
-              <w:rPr>
-                <w:rFonts w:ascii="Times New Roman" w:hAnsi="Times New Roman" w:cs="Times New Roman"/>
-                <w:sz w:val="20"/>
-                <w:szCs w:val="20"/>
-              </w:rPr>
-              <w:t xml:space="preserve"> </w:t>
+              <w:t xml:space="preserve"> или git </w:t>
             </w:r>
             <w:proofErr w:type="spellStart"/>
             <w:r>
@@ -22702,25 +22079,7 @@
                 <w:sz w:val="20"/>
                 <w:szCs w:val="20"/>
               </w:rPr>
-              <w:t xml:space="preserve">4. </w:t>
-            </w:r>
-            <w:proofErr w:type="spellStart"/>
-            <w:r>
-              <w:rPr>
-                <w:rFonts w:ascii="Times New Roman" w:hAnsi="Times New Roman" w:cs="Times New Roman"/>
-                <w:sz w:val="20"/>
-                <w:szCs w:val="20"/>
-              </w:rPr>
-              <w:t>git</w:t>
-            </w:r>
-            <w:proofErr w:type="spellEnd"/>
-            <w:r>
-              <w:rPr>
-                <w:rFonts w:ascii="Times New Roman" w:hAnsi="Times New Roman" w:cs="Times New Roman"/>
-                <w:sz w:val="20"/>
-                <w:szCs w:val="20"/>
-              </w:rPr>
-              <w:t xml:space="preserve"> </w:t>
+              <w:t xml:space="preserve">4. git </w:t>
             </w:r>
             <w:proofErr w:type="spellStart"/>
             <w:r>
@@ -22755,25 +22114,7 @@
                 <w:sz w:val="20"/>
                 <w:szCs w:val="20"/>
               </w:rPr>
-              <w:t xml:space="preserve">5. </w:t>
-            </w:r>
-            <w:proofErr w:type="spellStart"/>
-            <w:r>
-              <w:rPr>
-                <w:rFonts w:ascii="Times New Roman" w:hAnsi="Times New Roman" w:cs="Times New Roman"/>
-                <w:sz w:val="20"/>
-                <w:szCs w:val="20"/>
-              </w:rPr>
-              <w:t>git</w:t>
-            </w:r>
-            <w:proofErr w:type="spellEnd"/>
-            <w:r>
-              <w:rPr>
-                <w:rFonts w:ascii="Times New Roman" w:hAnsi="Times New Roman" w:cs="Times New Roman"/>
-                <w:sz w:val="20"/>
-                <w:szCs w:val="20"/>
-              </w:rPr>
-              <w:t xml:space="preserve"> </w:t>
+              <w:t xml:space="preserve">5. git </w:t>
             </w:r>
             <w:proofErr w:type="spellStart"/>
             <w:r>
@@ -23691,25 +23032,7 @@
                 <w:sz w:val="20"/>
                 <w:szCs w:val="20"/>
               </w:rPr>
-              <w:t xml:space="preserve">Залить ваш тренировочный проект на </w:t>
-            </w:r>
-            <w:proofErr w:type="spellStart"/>
-            <w:r>
-              <w:rPr>
-                <w:rFonts w:ascii="Times New Roman" w:hAnsi="Times New Roman" w:cs="Times New Roman"/>
-                <w:sz w:val="20"/>
-                <w:szCs w:val="20"/>
-              </w:rPr>
-              <w:t>GitHub</w:t>
-            </w:r>
-            <w:proofErr w:type="spellEnd"/>
-            <w:r>
-              <w:rPr>
-                <w:rFonts w:ascii="Times New Roman" w:hAnsi="Times New Roman" w:cs="Times New Roman"/>
-                <w:sz w:val="20"/>
-                <w:szCs w:val="20"/>
-              </w:rPr>
-              <w:t>.</w:t>
+              <w:t>Залить ваш тренировочный проект на GitHub.</w:t>
             </w:r>
           </w:p>
         </w:tc>
@@ -23767,41 +23090,13 @@
                 <w:szCs w:val="20"/>
               </w:rPr>
             </w:pPr>
-            <w:proofErr w:type="spellStart"/>
-            <w:r>
-              <w:rPr>
-                <w:rFonts w:ascii="Times New Roman" w:hAnsi="Times New Roman" w:cs="Times New Roman"/>
-                <w:sz w:val="20"/>
-                <w:szCs w:val="20"/>
-              </w:rPr>
-              <w:t>GitHub</w:t>
-            </w:r>
-            <w:proofErr w:type="spellEnd"/>
-            <w:r>
-              <w:rPr>
-                <w:rFonts w:ascii="Times New Roman" w:hAnsi="Times New Roman" w:cs="Times New Roman"/>
-                <w:sz w:val="20"/>
-                <w:szCs w:val="20"/>
-              </w:rPr>
-              <w:t xml:space="preserve"> </w:t>
-            </w:r>
-            <w:proofErr w:type="spellStart"/>
-            <w:r>
-              <w:rPr>
-                <w:rFonts w:ascii="Times New Roman" w:hAnsi="Times New Roman" w:cs="Times New Roman"/>
-                <w:sz w:val="20"/>
-                <w:szCs w:val="20"/>
-              </w:rPr>
-              <w:t>Pages</w:t>
-            </w:r>
-            <w:proofErr w:type="spellEnd"/>
-            <w:r>
-              <w:rPr>
-                <w:rFonts w:ascii="Times New Roman" w:hAnsi="Times New Roman" w:cs="Times New Roman"/>
-                <w:sz w:val="20"/>
-                <w:szCs w:val="20"/>
-              </w:rPr>
-              <w:t xml:space="preserve"> - живой сайт</w:t>
+            <w:r>
+              <w:rPr>
+                <w:rFonts w:ascii="Times New Roman" w:hAnsi="Times New Roman" w:cs="Times New Roman"/>
+                <w:sz w:val="20"/>
+                <w:szCs w:val="20"/>
+              </w:rPr>
+              <w:t>GitHub Pages - живой сайт</w:t>
             </w:r>
           </w:p>
         </w:tc>
@@ -23950,26 +23245,18 @@
                 <w:sz w:val="20"/>
                 <w:szCs w:val="20"/>
               </w:rPr>
-              <w:t xml:space="preserve">Включите </w:t>
-            </w:r>
-            <w:proofErr w:type="spellStart"/>
-            <w:r>
-              <w:rPr>
-                <w:rFonts w:ascii="Times New Roman" w:hAnsi="Times New Roman" w:cs="Times New Roman"/>
-                <w:sz w:val="20"/>
-                <w:szCs w:val="20"/>
-              </w:rPr>
-              <w:t>Pages</w:t>
-            </w:r>
-            <w:proofErr w:type="spellEnd"/>
-            <w:r>
-              <w:rPr>
-                <w:rFonts w:ascii="Times New Roman" w:hAnsi="Times New Roman" w:cs="Times New Roman"/>
-                <w:sz w:val="20"/>
-                <w:szCs w:val="20"/>
-              </w:rPr>
-              <w:t xml:space="preserve"> для своего репозитория</w:t>
-            </w:r>
+              <w:t xml:space="preserve">Включите Pages для своего </w:t>
+            </w:r>
+            <w:proofErr w:type="spellStart"/>
+            <w:r>
+              <w:rPr>
+                <w:rFonts w:ascii="Times New Roman" w:hAnsi="Times New Roman" w:cs="Times New Roman"/>
+                <w:sz w:val="20"/>
+                <w:szCs w:val="20"/>
+              </w:rPr>
+              <w:t>репозитория</w:t>
+            </w:r>
+            <w:proofErr w:type="spellEnd"/>
             <w:r>
               <w:rPr>
                 <w:rFonts w:ascii="Times New Roman" w:hAnsi="Times New Roman" w:cs="Times New Roman"/>
@@ -24076,47 +23363,7 @@
                 <w:sz w:val="20"/>
                 <w:szCs w:val="20"/>
               </w:rPr>
-              <w:t xml:space="preserve">кт и активировать </w:t>
-            </w:r>
-            <w:proofErr w:type="spellStart"/>
-            <w:r>
-              <w:rPr>
-                <w:rFonts w:ascii="Times New Roman" w:hAnsi="Times New Roman" w:cs="Times New Roman"/>
-                <w:b/>
-                <w:sz w:val="20"/>
-                <w:szCs w:val="20"/>
-              </w:rPr>
-              <w:t>GitHub</w:t>
-            </w:r>
-            <w:proofErr w:type="spellEnd"/>
-            <w:r>
-              <w:rPr>
-                <w:rFonts w:ascii="Times New Roman" w:hAnsi="Times New Roman" w:cs="Times New Roman"/>
-                <w:b/>
-                <w:sz w:val="20"/>
-                <w:szCs w:val="20"/>
-              </w:rPr>
-              <w:t xml:space="preserve"> </w:t>
-            </w:r>
-            <w:proofErr w:type="spellStart"/>
-            <w:r>
-              <w:rPr>
-                <w:rFonts w:ascii="Times New Roman" w:hAnsi="Times New Roman" w:cs="Times New Roman"/>
-                <w:b/>
-                <w:sz w:val="20"/>
-                <w:szCs w:val="20"/>
-              </w:rPr>
-              <w:t>Pages</w:t>
-            </w:r>
-            <w:proofErr w:type="spellEnd"/>
-            <w:r>
-              <w:rPr>
-                <w:rFonts w:ascii="Times New Roman" w:hAnsi="Times New Roman" w:cs="Times New Roman"/>
-                <w:b/>
-                <w:sz w:val="20"/>
-                <w:szCs w:val="20"/>
-              </w:rPr>
-              <w:t>.</w:t>
+              <w:t>кт и активировать GitHub Pages.</w:t>
             </w:r>
           </w:p>
         </w:tc>
@@ -24248,18 +23495,8 @@
                 <w:sz w:val="20"/>
                 <w:szCs w:val="20"/>
               </w:rPr>
-              <w:t xml:space="preserve">Использовать </w:t>
-            </w:r>
-            <w:proofErr w:type="spellStart"/>
-            <w:r>
-              <w:rPr>
-                <w:rFonts w:ascii="Times New Roman" w:hAnsi="Times New Roman" w:cs="Times New Roman"/>
-                <w:sz w:val="20"/>
-                <w:szCs w:val="20"/>
-              </w:rPr>
-              <w:t>Flexbox</w:t>
-            </w:r>
-            <w:proofErr w:type="spellEnd"/>
+              <w:t>Использовать Flexbox</w:t>
+            </w:r>
           </w:p>
           <w:p>
             <w:pPr>
@@ -24370,198 +23607,195 @@
                 <w:szCs w:val="20"/>
               </w:rPr>
             </w:pPr>
-            <w:proofErr w:type="spellStart"/>
-            <w:r>
-              <w:rPr>
-                <w:rFonts w:ascii="Times New Roman" w:hAnsi="Times New Roman" w:cs="Times New Roman"/>
-                <w:sz w:val="20"/>
-                <w:szCs w:val="20"/>
+            <w:r>
+              <w:rPr>
+                <w:rFonts w:ascii="Times New Roman" w:hAnsi="Times New Roman" w:cs="Times New Roman"/>
+                <w:sz w:val="20"/>
+                <w:szCs w:val="20"/>
+              </w:rPr>
+              <w:t xml:space="preserve">git </w:t>
+            </w:r>
+            <w:proofErr w:type="spellStart"/>
+            <w:r>
+              <w:rPr>
+                <w:rFonts w:ascii="Times New Roman" w:hAnsi="Times New Roman" w:cs="Times New Roman"/>
+                <w:sz w:val="20"/>
+                <w:szCs w:val="20"/>
+              </w:rPr>
+              <w:t>pull</w:t>
+            </w:r>
+            <w:proofErr w:type="spellEnd"/>
+            <w:r>
+              <w:rPr>
+                <w:rFonts w:ascii="Times New Roman" w:hAnsi="Times New Roman" w:cs="Times New Roman"/>
+                <w:sz w:val="20"/>
+                <w:szCs w:val="20"/>
+              </w:rPr>
+              <w:t xml:space="preserve"> </w:t>
+            </w:r>
+            <w:proofErr w:type="spellStart"/>
+            <w:r>
+              <w:rPr>
+                <w:rFonts w:ascii="Times New Roman" w:hAnsi="Times New Roman" w:cs="Times New Roman"/>
+                <w:sz w:val="20"/>
+                <w:szCs w:val="20"/>
+              </w:rPr>
+              <w:t>origin</w:t>
+            </w:r>
+            <w:proofErr w:type="spellEnd"/>
+            <w:r>
+              <w:rPr>
+                <w:rFonts w:ascii="Times New Roman" w:hAnsi="Times New Roman" w:cs="Times New Roman"/>
+                <w:sz w:val="20"/>
+                <w:szCs w:val="20"/>
+              </w:rPr>
+              <w:t xml:space="preserve"> </w:t>
+            </w:r>
+            <w:proofErr w:type="spellStart"/>
+            <w:proofErr w:type="gramStart"/>
+            <w:r>
+              <w:rPr>
+                <w:rFonts w:ascii="Times New Roman" w:hAnsi="Times New Roman" w:cs="Times New Roman"/>
+                <w:sz w:val="20"/>
+                <w:szCs w:val="20"/>
+              </w:rPr>
+              <w:t>main</w:t>
+            </w:r>
+            <w:proofErr w:type="spellEnd"/>
+            <w:r>
+              <w:rPr>
+                <w:rFonts w:ascii="Times New Roman" w:hAnsi="Times New Roman" w:cs="Times New Roman"/>
+                <w:sz w:val="20"/>
+                <w:szCs w:val="20"/>
+              </w:rPr>
+              <w:t xml:space="preserve">  </w:t>
+            </w:r>
+            <w:r>
+              <w:rPr>
+                <w:rFonts w:ascii="Times New Roman" w:hAnsi="Times New Roman" w:cs="Times New Roman"/>
+                <w:i/>
+                <w:sz w:val="20"/>
+                <w:szCs w:val="20"/>
+              </w:rPr>
+              <w:t>#</w:t>
+            </w:r>
+            <w:proofErr w:type="gramEnd"/>
+            <w:r>
+              <w:rPr>
+                <w:rFonts w:ascii="Times New Roman" w:hAnsi="Times New Roman" w:cs="Times New Roman"/>
+                <w:i/>
+                <w:sz w:val="20"/>
+                <w:szCs w:val="20"/>
+              </w:rPr>
+              <w:t xml:space="preserve"> если работаете на нескольких устройствах</w:t>
+            </w:r>
+          </w:p>
+          <w:p>
+            <w:pPr>
+              <w:rPr>
+                <w:rFonts w:ascii="Times New Roman" w:hAnsi="Times New Roman" w:cs="Times New Roman"/>
+                <w:sz w:val="20"/>
+                <w:szCs w:val="20"/>
+              </w:rPr>
+            </w:pPr>
+          </w:p>
+          <w:p>
+            <w:pPr>
+              <w:rPr>
+                <w:rFonts w:ascii="Times New Roman" w:hAnsi="Times New Roman" w:cs="Times New Roman"/>
+                <w:i/>
+                <w:sz w:val="20"/>
+                <w:szCs w:val="20"/>
+                <w:lang w:val="en-US"/>
+              </w:rPr>
+            </w:pPr>
+            <w:r>
+              <w:rPr>
+                <w:rFonts w:ascii="Times New Roman" w:hAnsi="Times New Roman" w:cs="Times New Roman"/>
+                <w:i/>
+                <w:sz w:val="20"/>
+                <w:szCs w:val="20"/>
+                <w:lang w:val="en-US"/>
+              </w:rPr>
+              <w:t xml:space="preserve"># </w:t>
+            </w:r>
+            <w:r>
+              <w:rPr>
+                <w:rFonts w:ascii="Times New Roman" w:hAnsi="Times New Roman" w:cs="Times New Roman"/>
+                <w:i/>
+                <w:sz w:val="20"/>
+                <w:szCs w:val="20"/>
+              </w:rPr>
+              <w:t>После</w:t>
+            </w:r>
+            <w:r>
+              <w:rPr>
+                <w:rFonts w:ascii="Times New Roman" w:hAnsi="Times New Roman" w:cs="Times New Roman"/>
+                <w:i/>
+                <w:sz w:val="20"/>
+                <w:szCs w:val="20"/>
+                <w:lang w:val="en-US"/>
+              </w:rPr>
+              <w:t xml:space="preserve"> </w:t>
+            </w:r>
+            <w:r>
+              <w:rPr>
+                <w:rFonts w:ascii="Times New Roman" w:hAnsi="Times New Roman" w:cs="Times New Roman"/>
+                <w:i/>
+                <w:sz w:val="20"/>
+                <w:szCs w:val="20"/>
+              </w:rPr>
+              <w:t>каждого</w:t>
+            </w:r>
+            <w:r>
+              <w:rPr>
+                <w:rFonts w:ascii="Times New Roman" w:hAnsi="Times New Roman" w:cs="Times New Roman"/>
+                <w:i/>
+                <w:sz w:val="20"/>
+                <w:szCs w:val="20"/>
+                <w:lang w:val="en-US"/>
+              </w:rPr>
+              <w:t xml:space="preserve"> </w:t>
+            </w:r>
+            <w:r>
+              <w:rPr>
+                <w:rFonts w:ascii="Times New Roman" w:hAnsi="Times New Roman" w:cs="Times New Roman"/>
+                <w:i/>
+                <w:sz w:val="20"/>
+                <w:szCs w:val="20"/>
+              </w:rPr>
+              <w:t>этапа</w:t>
+            </w:r>
+          </w:p>
+          <w:p>
+            <w:pPr>
+              <w:rPr>
+                <w:rFonts w:ascii="Times New Roman" w:hAnsi="Times New Roman" w:cs="Times New Roman"/>
+                <w:sz w:val="20"/>
+                <w:szCs w:val="20"/>
+                <w:lang w:val="en-US"/>
+              </w:rPr>
+            </w:pPr>
+            <w:proofErr w:type="gramStart"/>
+            <w:r>
+              <w:rPr>
+                <w:rFonts w:ascii="Times New Roman" w:hAnsi="Times New Roman" w:cs="Times New Roman"/>
+                <w:sz w:val="20"/>
+                <w:szCs w:val="20"/>
+                <w:lang w:val="en-US"/>
               </w:rPr>
               <w:t>git</w:t>
             </w:r>
-            <w:proofErr w:type="spellEnd"/>
-            <w:r>
-              <w:rPr>
-                <w:rFonts w:ascii="Times New Roman" w:hAnsi="Times New Roman" w:cs="Times New Roman"/>
-                <w:sz w:val="20"/>
-                <w:szCs w:val="20"/>
+            <w:proofErr w:type="gramEnd"/>
+            <w:r>
+              <w:rPr>
+                <w:rFonts w:ascii="Times New Roman" w:hAnsi="Times New Roman" w:cs="Times New Roman"/>
+                <w:sz w:val="20"/>
+                <w:szCs w:val="20"/>
+                <w:lang w:val="en-US"/>
               </w:rPr>
               <w:t xml:space="preserve"> </w:t>
             </w:r>
-            <w:proofErr w:type="spellStart"/>
-            <w:r>
-              <w:rPr>
-                <w:rFonts w:ascii="Times New Roman" w:hAnsi="Times New Roman" w:cs="Times New Roman"/>
-                <w:sz w:val="20"/>
-                <w:szCs w:val="20"/>
-              </w:rPr>
-              <w:t>pull</w:t>
-            </w:r>
-            <w:proofErr w:type="spellEnd"/>
-            <w:r>
-              <w:rPr>
-                <w:rFonts w:ascii="Times New Roman" w:hAnsi="Times New Roman" w:cs="Times New Roman"/>
-                <w:sz w:val="20"/>
-                <w:szCs w:val="20"/>
-              </w:rPr>
-              <w:t xml:space="preserve"> </w:t>
-            </w:r>
-            <w:proofErr w:type="spellStart"/>
-            <w:r>
-              <w:rPr>
-                <w:rFonts w:ascii="Times New Roman" w:hAnsi="Times New Roman" w:cs="Times New Roman"/>
-                <w:sz w:val="20"/>
-                <w:szCs w:val="20"/>
-              </w:rPr>
-              <w:t>origin</w:t>
-            </w:r>
-            <w:proofErr w:type="spellEnd"/>
-            <w:r>
-              <w:rPr>
-                <w:rFonts w:ascii="Times New Roman" w:hAnsi="Times New Roman" w:cs="Times New Roman"/>
-                <w:sz w:val="20"/>
-                <w:szCs w:val="20"/>
-              </w:rPr>
-              <w:t xml:space="preserve"> </w:t>
-            </w:r>
-            <w:proofErr w:type="spellStart"/>
-            <w:proofErr w:type="gramStart"/>
-            <w:r>
-              <w:rPr>
-                <w:rFonts w:ascii="Times New Roman" w:hAnsi="Times New Roman" w:cs="Times New Roman"/>
-                <w:sz w:val="20"/>
-                <w:szCs w:val="20"/>
-              </w:rPr>
-              <w:t>main</w:t>
-            </w:r>
-            <w:proofErr w:type="spellEnd"/>
-            <w:r>
-              <w:rPr>
-                <w:rFonts w:ascii="Times New Roman" w:hAnsi="Times New Roman" w:cs="Times New Roman"/>
-                <w:sz w:val="20"/>
-                <w:szCs w:val="20"/>
-              </w:rPr>
-              <w:t xml:space="preserve">  </w:t>
-            </w:r>
-            <w:r>
-              <w:rPr>
-                <w:rFonts w:ascii="Times New Roman" w:hAnsi="Times New Roman" w:cs="Times New Roman"/>
-                <w:i/>
-                <w:sz w:val="20"/>
-                <w:szCs w:val="20"/>
-              </w:rPr>
-              <w:t>#</w:t>
-            </w:r>
-            <w:proofErr w:type="gramEnd"/>
-            <w:r>
-              <w:rPr>
-                <w:rFonts w:ascii="Times New Roman" w:hAnsi="Times New Roman" w:cs="Times New Roman"/>
-                <w:i/>
-                <w:sz w:val="20"/>
-                <w:szCs w:val="20"/>
-              </w:rPr>
-              <w:t xml:space="preserve"> если работаете на нескольких устройствах</w:t>
-            </w:r>
-          </w:p>
-          <w:p>
-            <w:pPr>
-              <w:rPr>
-                <w:rFonts w:ascii="Times New Roman" w:hAnsi="Times New Roman" w:cs="Times New Roman"/>
-                <w:sz w:val="20"/>
-                <w:szCs w:val="20"/>
-              </w:rPr>
-            </w:pPr>
-          </w:p>
-          <w:p>
-            <w:pPr>
-              <w:rPr>
-                <w:rFonts w:ascii="Times New Roman" w:hAnsi="Times New Roman" w:cs="Times New Roman"/>
-                <w:i/>
-                <w:sz w:val="20"/>
-                <w:szCs w:val="20"/>
-              </w:rPr>
-            </w:pPr>
-            <w:r>
-              <w:rPr>
-                <w:rFonts w:ascii="Times New Roman" w:hAnsi="Times New Roman" w:cs="Times New Roman"/>
-                <w:i/>
-                <w:sz w:val="20"/>
-                <w:szCs w:val="20"/>
-              </w:rPr>
-              <w:t xml:space="preserve"># </w:t>
-            </w:r>
-            <w:r>
-              <w:rPr>
-                <w:rFonts w:ascii="Times New Roman" w:hAnsi="Times New Roman" w:cs="Times New Roman"/>
-                <w:i/>
-                <w:sz w:val="20"/>
-                <w:szCs w:val="20"/>
-              </w:rPr>
-              <w:t>После</w:t>
-            </w:r>
-            <w:r>
-              <w:rPr>
-                <w:rFonts w:ascii="Times New Roman" w:hAnsi="Times New Roman" w:cs="Times New Roman"/>
-                <w:i/>
-                <w:sz w:val="20"/>
-                <w:szCs w:val="20"/>
-              </w:rPr>
-              <w:t xml:space="preserve"> </w:t>
-            </w:r>
-            <w:r>
-              <w:rPr>
-                <w:rFonts w:ascii="Times New Roman" w:hAnsi="Times New Roman" w:cs="Times New Roman"/>
-                <w:i/>
-                <w:sz w:val="20"/>
-                <w:szCs w:val="20"/>
-              </w:rPr>
-              <w:t>каждого</w:t>
-            </w:r>
-            <w:r>
-              <w:rPr>
-                <w:rFonts w:ascii="Times New Roman" w:hAnsi="Times New Roman" w:cs="Times New Roman"/>
-                <w:i/>
-                <w:sz w:val="20"/>
-                <w:szCs w:val="20"/>
-              </w:rPr>
-              <w:t xml:space="preserve"> </w:t>
-            </w:r>
-            <w:r>
-              <w:rPr>
-                <w:rFonts w:ascii="Times New Roman" w:hAnsi="Times New Roman" w:cs="Times New Roman"/>
-                <w:i/>
-                <w:sz w:val="20"/>
-                <w:szCs w:val="20"/>
-              </w:rPr>
-              <w:t>этапа</w:t>
-            </w:r>
-          </w:p>
-          <w:p>
-            <w:pPr>
-              <w:rPr>
-                <w:rFonts w:ascii="Times New Roman" w:hAnsi="Times New Roman" w:cs="Times New Roman"/>
-                <w:sz w:val="20"/>
-                <w:szCs w:val="20"/>
-              </w:rPr>
-            </w:pPr>
-            <w:r>
-              <w:rPr>
-                <w:rFonts w:ascii="Times New Roman" w:hAnsi="Times New Roman" w:cs="Times New Roman"/>
-                <w:sz w:val="20"/>
-                <w:szCs w:val="20"/>
-                <w:lang w:val="en-US"/>
-              </w:rPr>
-              <w:t>git</w:t>
-            </w:r>
-            <w:r>
-              <w:rPr>
-                <w:rFonts w:ascii="Times New Roman" w:hAnsi="Times New Roman" w:cs="Times New Roman"/>
-                <w:sz w:val="20"/>
-                <w:szCs w:val="20"/>
-              </w:rPr>
-              <w:t xml:space="preserve"> </w:t>
-            </w:r>
-            <w:proofErr w:type="gramStart"/>
             <w:r>
               <w:rPr>
                 <w:rFonts w:ascii="Times New Roman" w:hAnsi="Times New Roman" w:cs="Times New Roman"/>
@@ -24576,10 +23810,10 @@
                 <w:rFonts w:ascii="Times New Roman" w:hAnsi="Times New Roman" w:cs="Times New Roman"/>
                 <w:sz w:val="20"/>
                 <w:szCs w:val="20"/>
+                <w:lang w:val="en-US"/>
               </w:rPr>
               <w:t xml:space="preserve"> .</w:t>
             </w:r>
-            <w:proofErr w:type="gramEnd"/>
           </w:p>
           <w:p>
             <w:pPr>
@@ -24609,23 +23843,13 @@
                 <w:szCs w:val="20"/>
               </w:rPr>
             </w:pPr>
-            <w:proofErr w:type="spellStart"/>
-            <w:r>
-              <w:rPr>
-                <w:rFonts w:ascii="Times New Roman" w:hAnsi="Times New Roman" w:cs="Times New Roman"/>
-                <w:sz w:val="20"/>
-                <w:szCs w:val="20"/>
-              </w:rPr>
-              <w:t>git</w:t>
-            </w:r>
-            <w:proofErr w:type="spellEnd"/>
-            <w:r>
-              <w:rPr>
-                <w:rFonts w:ascii="Times New Roman" w:hAnsi="Times New Roman" w:cs="Times New Roman"/>
-                <w:sz w:val="20"/>
-                <w:szCs w:val="20"/>
-              </w:rPr>
-              <w:t xml:space="preserve"> </w:t>
+            <w:r>
+              <w:rPr>
+                <w:rFonts w:ascii="Times New Roman" w:hAnsi="Times New Roman" w:cs="Times New Roman"/>
+                <w:sz w:val="20"/>
+                <w:szCs w:val="20"/>
+              </w:rPr>
+              <w:t xml:space="preserve">git </w:t>
             </w:r>
             <w:proofErr w:type="spellStart"/>
             <w:r>
@@ -24742,25 +23966,7 @@
                 <w:sz w:val="20"/>
                 <w:szCs w:val="20"/>
               </w:rPr>
-              <w:t xml:space="preserve">Создать макет в </w:t>
-            </w:r>
-            <w:proofErr w:type="spellStart"/>
-            <w:r>
-              <w:rPr>
-                <w:rFonts w:ascii="Times New Roman" w:hAnsi="Times New Roman" w:cs="Times New Roman"/>
-                <w:sz w:val="20"/>
-                <w:szCs w:val="20"/>
-              </w:rPr>
-              <w:t>Figma</w:t>
-            </w:r>
-            <w:proofErr w:type="spellEnd"/>
-            <w:r>
-              <w:rPr>
-                <w:rFonts w:ascii="Times New Roman" w:hAnsi="Times New Roman" w:cs="Times New Roman"/>
-                <w:sz w:val="20"/>
-                <w:szCs w:val="20"/>
-              </w:rPr>
-              <w:t>/на бумаге. Написать HTML-структуру.</w:t>
+              <w:t>Создать макет в Figma/на бумаге. Написать HTML-структуру.</w:t>
             </w:r>
           </w:p>
         </w:tc>
@@ -24828,6 +24034,7 @@
               </w:rPr>
               <w:t xml:space="preserve"> </w:t>
             </w:r>
+            <w:proofErr w:type="spellStart"/>
             <w:r>
               <w:rPr>
                 <w:rFonts w:ascii="Times New Roman" w:hAnsi="Times New Roman" w:cs="Times New Roman"/>
@@ -24836,6 +24043,7 @@
               </w:rPr>
               <w:t>коммит</w:t>
             </w:r>
+            <w:proofErr w:type="spellEnd"/>
             <w:r>
               <w:rPr>
                 <w:rFonts w:ascii="Times New Roman" w:hAnsi="Times New Roman" w:cs="Times New Roman"/>
@@ -25114,7 +24322,25 @@
                 <w:sz w:val="20"/>
                 <w:szCs w:val="20"/>
               </w:rPr>
-              <w:t xml:space="preserve">Финальный коммит, </w:t>
+              <w:t xml:space="preserve">Финальный </w:t>
+            </w:r>
+            <w:proofErr w:type="spellStart"/>
+            <w:r>
+              <w:rPr>
+                <w:rFonts w:ascii="Times New Roman" w:hAnsi="Times New Roman" w:cs="Times New Roman"/>
+                <w:sz w:val="20"/>
+                <w:szCs w:val="20"/>
+              </w:rPr>
+              <w:t>коммит</w:t>
+            </w:r>
+            <w:proofErr w:type="spellEnd"/>
+            <w:r>
+              <w:rPr>
+                <w:rFonts w:ascii="Times New Roman" w:hAnsi="Times New Roman" w:cs="Times New Roman"/>
+                <w:sz w:val="20"/>
+                <w:szCs w:val="20"/>
+              </w:rPr>
+              <w:t xml:space="preserve">, </w:t>
             </w:r>
             <w:proofErr w:type="spellStart"/>
             <w:r>
@@ -25132,61 +24358,7 @@
                 <w:sz w:val="20"/>
                 <w:szCs w:val="20"/>
               </w:rPr>
-              <w:t xml:space="preserve"> на </w:t>
-            </w:r>
-            <w:proofErr w:type="spellStart"/>
-            <w:r>
-              <w:rPr>
-                <w:rFonts w:ascii="Times New Roman" w:hAnsi="Times New Roman" w:cs="Times New Roman"/>
-                <w:sz w:val="20"/>
-                <w:szCs w:val="20"/>
-              </w:rPr>
-              <w:t>GitHub</w:t>
-            </w:r>
-            <w:proofErr w:type="spellEnd"/>
-            <w:r>
-              <w:rPr>
-                <w:rFonts w:ascii="Times New Roman" w:hAnsi="Times New Roman" w:cs="Times New Roman"/>
-                <w:sz w:val="20"/>
-                <w:szCs w:val="20"/>
-              </w:rPr>
-              <w:t xml:space="preserve">. Проверить работу на </w:t>
-            </w:r>
-            <w:proofErr w:type="spellStart"/>
-            <w:r>
-              <w:rPr>
-                <w:rFonts w:ascii="Times New Roman" w:hAnsi="Times New Roman" w:cs="Times New Roman"/>
-                <w:sz w:val="20"/>
-                <w:szCs w:val="20"/>
-              </w:rPr>
-              <w:t>GitHub</w:t>
-            </w:r>
-            <w:proofErr w:type="spellEnd"/>
-            <w:r>
-              <w:rPr>
-                <w:rFonts w:ascii="Times New Roman" w:hAnsi="Times New Roman" w:cs="Times New Roman"/>
-                <w:sz w:val="20"/>
-                <w:szCs w:val="20"/>
-              </w:rPr>
-              <w:t xml:space="preserve"> </w:t>
-            </w:r>
-            <w:proofErr w:type="spellStart"/>
-            <w:r>
-              <w:rPr>
-                <w:rFonts w:ascii="Times New Roman" w:hAnsi="Times New Roman" w:cs="Times New Roman"/>
-                <w:sz w:val="20"/>
-                <w:szCs w:val="20"/>
-              </w:rPr>
-              <w:t>Pages</w:t>
-            </w:r>
-            <w:proofErr w:type="spellEnd"/>
-            <w:r>
-              <w:rPr>
-                <w:rFonts w:ascii="Times New Roman" w:hAnsi="Times New Roman" w:cs="Times New Roman"/>
-                <w:sz w:val="20"/>
-                <w:szCs w:val="20"/>
-              </w:rPr>
-              <w:t>.</w:t>
+              <w:t xml:space="preserve"> на GitHub. Проверить работу на GitHub Pages.</w:t>
             </w:r>
           </w:p>
         </w:tc>
@@ -25544,18 +24716,8 @@
                 <w:sz w:val="20"/>
                 <w:szCs w:val="20"/>
               </w:rPr>
-              <w:t xml:space="preserve">Знакомство с </w:t>
-            </w:r>
-            <w:proofErr w:type="spellStart"/>
-            <w:r>
-              <w:rPr>
-                <w:rFonts w:ascii="Times New Roman" w:hAnsi="Times New Roman" w:cs="Times New Roman"/>
-                <w:sz w:val="20"/>
-                <w:szCs w:val="20"/>
-              </w:rPr>
-              <w:t>Figma</w:t>
-            </w:r>
-            <w:proofErr w:type="spellEnd"/>
+              <w:t>Знакомство с Figma</w:t>
+            </w:r>
           </w:p>
         </w:tc>
         <w:tc>
@@ -26263,23 +25425,31 @@
                 <w:szCs w:val="20"/>
               </w:rPr>
             </w:pPr>
-            <w:proofErr w:type="spellStart"/>
-            <w:r>
-              <w:rPr>
-                <w:rFonts w:ascii="Times New Roman" w:hAnsi="Times New Roman" w:cs="Times New Roman"/>
-                <w:sz w:val="20"/>
-                <w:szCs w:val="20"/>
-              </w:rPr>
-              <w:t>Figma</w:t>
-            </w:r>
-            <w:proofErr w:type="spellEnd"/>
-            <w:r>
-              <w:rPr>
-                <w:rFonts w:ascii="Times New Roman" w:hAnsi="Times New Roman" w:cs="Times New Roman"/>
-                <w:sz w:val="20"/>
-                <w:szCs w:val="20"/>
-              </w:rPr>
-              <w:t xml:space="preserve"> Community - тысячи готовых макетов</w:t>
+            <w:r>
+              <w:rPr>
+                <w:rFonts w:ascii="Times New Roman" w:hAnsi="Times New Roman" w:cs="Times New Roman"/>
+                <w:sz w:val="20"/>
+                <w:szCs w:val="20"/>
+              </w:rPr>
+              <w:t xml:space="preserve">Figma </w:t>
+            </w:r>
+            <w:proofErr w:type="spellStart"/>
+            <w:r>
+              <w:rPr>
+                <w:rFonts w:ascii="Times New Roman" w:hAnsi="Times New Roman" w:cs="Times New Roman"/>
+                <w:sz w:val="20"/>
+                <w:szCs w:val="20"/>
+              </w:rPr>
+              <w:t>Community</w:t>
+            </w:r>
+            <w:proofErr w:type="spellEnd"/>
+            <w:r>
+              <w:rPr>
+                <w:rFonts w:ascii="Times New Roman" w:hAnsi="Times New Roman" w:cs="Times New Roman"/>
+                <w:sz w:val="20"/>
+                <w:szCs w:val="20"/>
+              </w:rPr>
+              <w:t xml:space="preserve"> - тысячи готовых макетов</w:t>
             </w:r>
           </w:p>
         </w:tc>
@@ -26591,18 +25761,8 @@
                 <w:sz w:val="20"/>
                 <w:szCs w:val="20"/>
               </w:rPr>
-              <w:t xml:space="preserve">Все иконки/изображения из </w:t>
-            </w:r>
-            <w:proofErr w:type="spellStart"/>
-            <w:r>
-              <w:rPr>
-                <w:rFonts w:ascii="Times New Roman" w:hAnsi="Times New Roman" w:cs="Times New Roman"/>
-                <w:sz w:val="20"/>
-                <w:szCs w:val="20"/>
-              </w:rPr>
-              <w:t>Figma</w:t>
-            </w:r>
-            <w:proofErr w:type="spellEnd"/>
+              <w:t>Все иконки/изображения из Figma</w:t>
+            </w:r>
           </w:p>
         </w:tc>
       </w:tr>
@@ -27073,131 +26233,101 @@
                 <w:sz w:val="20"/>
                 <w:szCs w:val="20"/>
               </w:rPr>
-              <w:t>Git-практика</w:t>
-            </w:r>
+              <w:t>Git-практика: Создать новую ветку для проекта:</w:t>
+            </w:r>
+          </w:p>
+          <w:p>
+            <w:pPr>
+              <w:rPr>
+                <w:rFonts w:ascii="Times New Roman" w:hAnsi="Times New Roman" w:cs="Times New Roman"/>
+                <w:sz w:val="20"/>
+                <w:szCs w:val="20"/>
+              </w:rPr>
+            </w:pPr>
+            <w:r>
+              <w:rPr>
+                <w:rFonts w:ascii="Times New Roman" w:hAnsi="Times New Roman" w:cs="Times New Roman"/>
+                <w:sz w:val="20"/>
+                <w:szCs w:val="20"/>
+              </w:rPr>
+              <w:t xml:space="preserve">git </w:t>
+            </w:r>
+            <w:proofErr w:type="spellStart"/>
+            <w:r>
+              <w:rPr>
+                <w:rFonts w:ascii="Times New Roman" w:hAnsi="Times New Roman" w:cs="Times New Roman"/>
+                <w:sz w:val="20"/>
+                <w:szCs w:val="20"/>
+              </w:rPr>
+              <w:t>checkout</w:t>
+            </w:r>
+            <w:proofErr w:type="spellEnd"/>
+            <w:r>
+              <w:rPr>
+                <w:rFonts w:ascii="Times New Roman" w:hAnsi="Times New Roman" w:cs="Times New Roman"/>
+                <w:sz w:val="20"/>
+                <w:szCs w:val="20"/>
+              </w:rPr>
+              <w:t xml:space="preserve"> -b project-2</w:t>
+            </w:r>
+          </w:p>
+          <w:p>
+            <w:pPr>
+              <w:rPr>
+                <w:rFonts w:ascii="Times New Roman" w:hAnsi="Times New Roman" w:cs="Times New Roman"/>
+                <w:sz w:val="20"/>
+                <w:szCs w:val="20"/>
+              </w:rPr>
+            </w:pPr>
+          </w:p>
+          <w:p>
+            <w:pPr>
+              <w:rPr>
+                <w:rFonts w:ascii="Times New Roman" w:hAnsi="Times New Roman" w:cs="Times New Roman"/>
+                <w:i/>
+                <w:sz w:val="20"/>
+                <w:szCs w:val="20"/>
+              </w:rPr>
+            </w:pPr>
+            <w:r>
+              <w:rPr>
+                <w:rFonts w:ascii="Times New Roman" w:hAnsi="Times New Roman" w:cs="Times New Roman"/>
+                <w:i/>
+                <w:sz w:val="20"/>
+                <w:szCs w:val="20"/>
+              </w:rPr>
+              <w:t># Работаете в этой ветке</w:t>
+            </w:r>
+          </w:p>
+          <w:p>
+            <w:pPr>
+              <w:rPr>
+                <w:rFonts w:ascii="Times New Roman" w:hAnsi="Times New Roman" w:cs="Times New Roman"/>
+                <w:sz w:val="20"/>
+                <w:szCs w:val="20"/>
+                <w:lang w:val="en-US"/>
+              </w:rPr>
+            </w:pPr>
             <w:proofErr w:type="gramStart"/>
             <w:r>
               <w:rPr>
                 <w:rFonts w:ascii="Times New Roman" w:hAnsi="Times New Roman" w:cs="Times New Roman"/>
-                <w:b/>
-                <w:sz w:val="20"/>
-                <w:szCs w:val="20"/>
-              </w:rPr>
-              <w:t>: Создать</w:t>
+                <w:sz w:val="20"/>
+                <w:szCs w:val="20"/>
+                <w:lang w:val="en-US"/>
+              </w:rPr>
+              <w:t>git</w:t>
             </w:r>
             <w:proofErr w:type="gramEnd"/>
             <w:r>
               <w:rPr>
                 <w:rFonts w:ascii="Times New Roman" w:hAnsi="Times New Roman" w:cs="Times New Roman"/>
-                <w:b/>
-                <w:sz w:val="20"/>
-                <w:szCs w:val="20"/>
-              </w:rPr>
-              <w:t xml:space="preserve"> новую ветку для проекта:</w:t>
-            </w:r>
-          </w:p>
-          <w:p>
-            <w:pPr>
-              <w:rPr>
-                <w:rFonts w:ascii="Times New Roman" w:hAnsi="Times New Roman" w:cs="Times New Roman"/>
-                <w:sz w:val="20"/>
-                <w:szCs w:val="20"/>
-              </w:rPr>
-            </w:pPr>
-            <w:proofErr w:type="spellStart"/>
-            <w:r>
-              <w:rPr>
-                <w:rFonts w:ascii="Times New Roman" w:hAnsi="Times New Roman" w:cs="Times New Roman"/>
-                <w:sz w:val="20"/>
-                <w:szCs w:val="20"/>
-              </w:rPr>
-              <w:t>git</w:t>
-            </w:r>
-            <w:proofErr w:type="spellEnd"/>
-            <w:r>
-              <w:rPr>
-                <w:rFonts w:ascii="Times New Roman" w:hAnsi="Times New Roman" w:cs="Times New Roman"/>
-                <w:sz w:val="20"/>
-                <w:szCs w:val="20"/>
-              </w:rPr>
-              <w:t xml:space="preserve"> </w:t>
-            </w:r>
-            <w:proofErr w:type="spellStart"/>
-            <w:r>
-              <w:rPr>
-                <w:rFonts w:ascii="Times New Roman" w:hAnsi="Times New Roman" w:cs="Times New Roman"/>
-                <w:sz w:val="20"/>
-                <w:szCs w:val="20"/>
-              </w:rPr>
-              <w:t>checkout</w:t>
-            </w:r>
-            <w:proofErr w:type="spellEnd"/>
-            <w:r>
-              <w:rPr>
-                <w:rFonts w:ascii="Times New Roman" w:hAnsi="Times New Roman" w:cs="Times New Roman"/>
-                <w:sz w:val="20"/>
-                <w:szCs w:val="20"/>
-              </w:rPr>
-              <w:t xml:space="preserve"> -b project-2</w:t>
-            </w:r>
-          </w:p>
-          <w:p>
-            <w:pPr>
-              <w:rPr>
-                <w:rFonts w:ascii="Times New Roman" w:hAnsi="Times New Roman" w:cs="Times New Roman"/>
-                <w:sz w:val="20"/>
-                <w:szCs w:val="20"/>
-              </w:rPr>
-            </w:pPr>
-          </w:p>
-          <w:p>
-            <w:pPr>
-              <w:rPr>
-                <w:rFonts w:ascii="Times New Roman" w:hAnsi="Times New Roman" w:cs="Times New Roman"/>
-                <w:i/>
-                <w:sz w:val="20"/>
-                <w:szCs w:val="20"/>
-              </w:rPr>
-            </w:pPr>
-            <w:r>
-              <w:rPr>
-                <w:rFonts w:ascii="Times New Roman" w:hAnsi="Times New Roman" w:cs="Times New Roman"/>
-                <w:i/>
-                <w:sz w:val="20"/>
-                <w:szCs w:val="20"/>
-              </w:rPr>
-              <w:t># Работаете в этой ветке</w:t>
-            </w:r>
-          </w:p>
-          <w:p>
-            <w:pPr>
-              <w:rPr>
-                <w:rFonts w:ascii="Times New Roman" w:hAnsi="Times New Roman" w:cs="Times New Roman"/>
-                <w:sz w:val="20"/>
-                <w:szCs w:val="20"/>
-                <w:lang w:val="en-US"/>
-              </w:rPr>
-            </w:pPr>
-            <w:r>
-              <w:rPr>
-                <w:rFonts w:ascii="Times New Roman" w:hAnsi="Times New Roman" w:cs="Times New Roman"/>
-                <w:sz w:val="20"/>
-                <w:szCs w:val="20"/>
-                <w:lang w:val="en-US"/>
-              </w:rPr>
-              <w:t xml:space="preserve">git </w:t>
-            </w:r>
-            <w:proofErr w:type="gramStart"/>
-            <w:r>
-              <w:rPr>
-                <w:rFonts w:ascii="Times New Roman" w:hAnsi="Times New Roman" w:cs="Times New Roman"/>
-                <w:sz w:val="20"/>
-                <w:szCs w:val="20"/>
-                <w:lang w:val="en-US"/>
-              </w:rPr>
-              <w:t>add .</w:t>
-            </w:r>
-            <w:proofErr w:type="gramEnd"/>
+                <w:sz w:val="20"/>
+                <w:szCs w:val="20"/>
+                <w:lang w:val="en-US"/>
+              </w:rPr>
+              <w:t xml:space="preserve"> add .</w:t>
+            </w:r>
           </w:p>
           <w:p>
             <w:pPr>
@@ -27334,23 +26464,13 @@
                 <w:szCs w:val="20"/>
               </w:rPr>
             </w:pPr>
-            <w:proofErr w:type="spellStart"/>
-            <w:r>
-              <w:rPr>
-                <w:rFonts w:ascii="Times New Roman" w:hAnsi="Times New Roman" w:cs="Times New Roman"/>
-                <w:sz w:val="20"/>
-                <w:szCs w:val="20"/>
-              </w:rPr>
-              <w:t>git</w:t>
-            </w:r>
-            <w:proofErr w:type="spellEnd"/>
-            <w:r>
-              <w:rPr>
-                <w:rFonts w:ascii="Times New Roman" w:hAnsi="Times New Roman" w:cs="Times New Roman"/>
-                <w:sz w:val="20"/>
-                <w:szCs w:val="20"/>
-              </w:rPr>
-              <w:t xml:space="preserve"> </w:t>
+            <w:r>
+              <w:rPr>
+                <w:rFonts w:ascii="Times New Roman" w:hAnsi="Times New Roman" w:cs="Times New Roman"/>
+                <w:sz w:val="20"/>
+                <w:szCs w:val="20"/>
+              </w:rPr>
+              <w:t xml:space="preserve">git </w:t>
             </w:r>
             <w:proofErr w:type="spellStart"/>
             <w:r>
@@ -27760,22 +26880,14 @@
                 <w:szCs w:val="20"/>
               </w:rPr>
             </w:pPr>
-            <w:r>
-              <w:rPr>
-                <w:rFonts w:ascii="Times New Roman" w:hAnsi="Times New Roman" w:cs="Times New Roman"/>
-                <w:sz w:val="20"/>
-                <w:szCs w:val="20"/>
-              </w:rPr>
-              <w:t>Mobile-</w:t>
-            </w:r>
-            <w:proofErr w:type="spellStart"/>
-            <w:r>
-              <w:rPr>
-                <w:rFonts w:ascii="Times New Roman" w:hAnsi="Times New Roman" w:cs="Times New Roman"/>
-                <w:sz w:val="20"/>
-                <w:szCs w:val="20"/>
-              </w:rPr>
-              <w:t>first</w:t>
+            <w:proofErr w:type="spellStart"/>
+            <w:r>
+              <w:rPr>
+                <w:rFonts w:ascii="Times New Roman" w:hAnsi="Times New Roman" w:cs="Times New Roman"/>
+                <w:sz w:val="20"/>
+                <w:szCs w:val="20"/>
+              </w:rPr>
+              <w:t>Mobile-first</w:t>
             </w:r>
             <w:proofErr w:type="spellEnd"/>
             <w:r>
@@ -27888,7 +27000,6 @@
               </w:rPr>
               <w:t xml:space="preserve"># </w:t>
             </w:r>
-            <w:proofErr w:type="gramStart"/>
             <w:r>
               <w:rPr>
                 <w:rFonts w:ascii="Times New Roman" w:hAnsi="Times New Roman" w:cs="Times New Roman"/>
@@ -27920,7 +27031,6 @@
               <w:t>gitignore</w:t>
             </w:r>
             <w:proofErr w:type="spellEnd"/>
-            <w:proofErr w:type="gramEnd"/>
           </w:p>
           <w:p>
             <w:pPr>
@@ -28464,25 +27574,7 @@
                 <w:sz w:val="20"/>
                 <w:szCs w:val="20"/>
               </w:rPr>
-              <w:t>- CSS3 (</w:t>
-            </w:r>
-            <w:proofErr w:type="spellStart"/>
-            <w:r>
-              <w:rPr>
-                <w:rFonts w:ascii="Times New Roman" w:hAnsi="Times New Roman" w:cs="Times New Roman"/>
-                <w:sz w:val="20"/>
-                <w:szCs w:val="20"/>
-              </w:rPr>
-              <w:t>Flexbox</w:t>
-            </w:r>
-            <w:proofErr w:type="spellEnd"/>
-            <w:r>
-              <w:rPr>
-                <w:rFonts w:ascii="Times New Roman" w:hAnsi="Times New Roman" w:cs="Times New Roman"/>
-                <w:sz w:val="20"/>
-                <w:szCs w:val="20"/>
-              </w:rPr>
-              <w:t>, Grid, анимации)</w:t>
+              <w:t>- CSS3 (Flexbox, Grid, анимации)</w:t>
             </w:r>
           </w:p>
           <w:p>
@@ -28749,16 +27841,61 @@
                 <w:sz w:val="20"/>
                 <w:szCs w:val="20"/>
               </w:rPr>
-              <w:t xml:space="preserve">[Ссылка на </w:t>
-            </w:r>
-            <w:proofErr w:type="spellStart"/>
-            <w:r>
-              <w:rPr>
-                <w:rFonts w:ascii="Times New Roman" w:hAnsi="Times New Roman" w:cs="Times New Roman"/>
-                <w:sz w:val="20"/>
-                <w:szCs w:val="20"/>
-              </w:rPr>
-              <w:t>GitHub</w:t>
+              <w:t>[Ссылка на GitHub Pages](https://ваш-логин.github.io/portfolio/project-3/)</w:t>
+            </w:r>
+          </w:p>
+          <w:p>
+            <w:pPr>
+              <w:rPr>
+                <w:rFonts w:ascii="Times New Roman" w:hAnsi="Times New Roman" w:cs="Times New Roman"/>
+                <w:sz w:val="20"/>
+                <w:szCs w:val="20"/>
+              </w:rPr>
+            </w:pPr>
+          </w:p>
+          <w:p>
+            <w:pPr>
+              <w:rPr>
+                <w:rFonts w:ascii="Times New Roman" w:hAnsi="Times New Roman" w:cs="Times New Roman"/>
+                <w:i/>
+                <w:sz w:val="20"/>
+                <w:szCs w:val="20"/>
+              </w:rPr>
+            </w:pPr>
+            <w:r>
+              <w:rPr>
+                <w:rFonts w:ascii="Times New Roman" w:hAnsi="Times New Roman" w:cs="Times New Roman"/>
+                <w:i/>
+                <w:sz w:val="20"/>
+                <w:szCs w:val="20"/>
+              </w:rPr>
+              <w:t>## Макет</w:t>
+            </w:r>
+          </w:p>
+          <w:p>
+            <w:pPr>
+              <w:rPr>
+                <w:rFonts w:ascii="Times New Roman" w:hAnsi="Times New Roman" w:cs="Times New Roman"/>
+                <w:sz w:val="20"/>
+                <w:szCs w:val="20"/>
+              </w:rPr>
+            </w:pPr>
+            <w:r>
+              <w:rPr>
+                <w:rFonts w:ascii="Times New Roman" w:hAnsi="Times New Roman" w:cs="Times New Roman"/>
+                <w:sz w:val="20"/>
+                <w:szCs w:val="20"/>
+              </w:rPr>
+              <w:t xml:space="preserve">[Ссылка на макет в Figma/ </w:t>
+            </w:r>
+            <w:proofErr w:type="spellStart"/>
+            <w:r>
+              <w:rPr>
+                <w:rFonts w:ascii="Times New Roman" w:hAnsi="Times New Roman" w:cs="Times New Roman"/>
+                <w:sz w:val="20"/>
+                <w:szCs w:val="20"/>
+              </w:rPr>
+              <w:t>Frontend</w:t>
             </w:r>
             <w:proofErr w:type="spellEnd"/>
             <w:r>
@@ -28770,6 +27907,15 @@
               <w:t xml:space="preserve"> </w:t>
             </w:r>
             <w:proofErr w:type="spellStart"/>
+            <w:r>
+              <w:rPr>
+                <w:rFonts w:ascii="Times New Roman" w:hAnsi="Times New Roman" w:cs="Times New Roman"/>
+                <w:sz w:val="20"/>
+                <w:szCs w:val="20"/>
+              </w:rPr>
+              <w:t>Mentor</w:t>
+            </w:r>
+            <w:proofErr w:type="spellEnd"/>
             <w:proofErr w:type="gramStart"/>
             <w:r>
               <w:rPr>
@@ -28777,18 +27923,8 @@
                 <w:sz w:val="20"/>
                 <w:szCs w:val="20"/>
               </w:rPr>
-              <w:t>Pages</w:t>
-            </w:r>
-            <w:proofErr w:type="spellEnd"/>
-            <w:r>
-              <w:rPr>
-                <w:rFonts w:ascii="Times New Roman" w:hAnsi="Times New Roman" w:cs="Times New Roman"/>
-                <w:sz w:val="20"/>
-                <w:szCs w:val="20"/>
-              </w:rPr>
               <w:t>](</w:t>
             </w:r>
-            <w:proofErr w:type="spellStart"/>
             <w:proofErr w:type="gramEnd"/>
             <w:r>
               <w:rPr>
@@ -28796,34 +27932,7 @@
                 <w:sz w:val="20"/>
                 <w:szCs w:val="20"/>
               </w:rPr>
-              <w:t>https</w:t>
-            </w:r>
-            <w:proofErr w:type="spellEnd"/>
-            <w:r>
-              <w:rPr>
-                <w:rFonts w:ascii="Times New Roman" w:hAnsi="Times New Roman" w:cs="Times New Roman"/>
-                <w:sz w:val="20"/>
-                <w:szCs w:val="20"/>
-              </w:rPr>
-              <w:t>://ваш-логин.github.io/</w:t>
-            </w:r>
-            <w:proofErr w:type="spellStart"/>
-            <w:r>
-              <w:rPr>
-                <w:rFonts w:ascii="Times New Roman" w:hAnsi="Times New Roman" w:cs="Times New Roman"/>
-                <w:sz w:val="20"/>
-                <w:szCs w:val="20"/>
-              </w:rPr>
-              <w:t>portfolio</w:t>
-            </w:r>
-            <w:proofErr w:type="spellEnd"/>
-            <w:r>
-              <w:rPr>
-                <w:rFonts w:ascii="Times New Roman" w:hAnsi="Times New Roman" w:cs="Times New Roman"/>
-                <w:sz w:val="20"/>
-                <w:szCs w:val="20"/>
-              </w:rPr>
-              <w:t>/project-3/)</w:t>
+              <w:t>)</w:t>
             </w:r>
           </w:p>
           <w:p>
@@ -28851,115 +27960,6 @@
                 <w:sz w:val="20"/>
                 <w:szCs w:val="20"/>
               </w:rPr>
-              <w:t>## Макет</w:t>
-            </w:r>
-          </w:p>
-          <w:p>
-            <w:pPr>
-              <w:rPr>
-                <w:rFonts w:ascii="Times New Roman" w:hAnsi="Times New Roman" w:cs="Times New Roman"/>
-                <w:sz w:val="20"/>
-                <w:szCs w:val="20"/>
-              </w:rPr>
-            </w:pPr>
-            <w:r>
-              <w:rPr>
-                <w:rFonts w:ascii="Times New Roman" w:hAnsi="Times New Roman" w:cs="Times New Roman"/>
-                <w:sz w:val="20"/>
-                <w:szCs w:val="20"/>
-              </w:rPr>
-              <w:t xml:space="preserve">[Ссылка на макет в </w:t>
-            </w:r>
-            <w:proofErr w:type="spellStart"/>
-            <w:r>
-              <w:rPr>
-                <w:rFonts w:ascii="Times New Roman" w:hAnsi="Times New Roman" w:cs="Times New Roman"/>
-                <w:sz w:val="20"/>
-                <w:szCs w:val="20"/>
-              </w:rPr>
-              <w:t>Figma</w:t>
-            </w:r>
-            <w:proofErr w:type="spellEnd"/>
-            <w:r>
-              <w:rPr>
-                <w:rFonts w:ascii="Times New Roman" w:hAnsi="Times New Roman" w:cs="Times New Roman"/>
-                <w:sz w:val="20"/>
-                <w:szCs w:val="20"/>
-              </w:rPr>
-              <w:t xml:space="preserve">/ </w:t>
-            </w:r>
-            <w:proofErr w:type="spellStart"/>
-            <w:r>
-              <w:rPr>
-                <w:rFonts w:ascii="Times New Roman" w:hAnsi="Times New Roman" w:cs="Times New Roman"/>
-                <w:sz w:val="20"/>
-                <w:szCs w:val="20"/>
-              </w:rPr>
-              <w:t>Frontend</w:t>
-            </w:r>
-            <w:proofErr w:type="spellEnd"/>
-            <w:r>
-              <w:rPr>
-                <w:rFonts w:ascii="Times New Roman" w:hAnsi="Times New Roman" w:cs="Times New Roman"/>
-                <w:sz w:val="20"/>
-                <w:szCs w:val="20"/>
-              </w:rPr>
-              <w:t xml:space="preserve"> </w:t>
-            </w:r>
-            <w:proofErr w:type="spellStart"/>
-            <w:proofErr w:type="gramStart"/>
-            <w:r>
-              <w:rPr>
-                <w:rFonts w:ascii="Times New Roman" w:hAnsi="Times New Roman" w:cs="Times New Roman"/>
-                <w:sz w:val="20"/>
-                <w:szCs w:val="20"/>
-              </w:rPr>
-              <w:t>Mentor</w:t>
-            </w:r>
-            <w:proofErr w:type="spellEnd"/>
-            <w:r>
-              <w:rPr>
-                <w:rFonts w:ascii="Times New Roman" w:hAnsi="Times New Roman" w:cs="Times New Roman"/>
-                <w:sz w:val="20"/>
-                <w:szCs w:val="20"/>
-              </w:rPr>
-              <w:t>](</w:t>
-            </w:r>
-            <w:proofErr w:type="gramEnd"/>
-            <w:r>
-              <w:rPr>
-                <w:rFonts w:ascii="Times New Roman" w:hAnsi="Times New Roman" w:cs="Times New Roman"/>
-                <w:sz w:val="20"/>
-                <w:szCs w:val="20"/>
-              </w:rPr>
-              <w:t>)</w:t>
-            </w:r>
-          </w:p>
-          <w:p>
-            <w:pPr>
-              <w:rPr>
-                <w:rFonts w:ascii="Times New Roman" w:hAnsi="Times New Roman" w:cs="Times New Roman"/>
-                <w:sz w:val="20"/>
-                <w:szCs w:val="20"/>
-              </w:rPr>
-            </w:pPr>
-          </w:p>
-          <w:p>
-            <w:pPr>
-              <w:rPr>
-                <w:rFonts w:ascii="Times New Roman" w:hAnsi="Times New Roman" w:cs="Times New Roman"/>
-                <w:i/>
-                <w:sz w:val="20"/>
-                <w:szCs w:val="20"/>
-              </w:rPr>
-            </w:pPr>
-            <w:r>
-              <w:rPr>
-                <w:rFonts w:ascii="Times New Roman" w:hAnsi="Times New Roman" w:cs="Times New Roman"/>
-                <w:i/>
-                <w:sz w:val="20"/>
-                <w:szCs w:val="20"/>
-              </w:rPr>
               <w:t>## Автор</w:t>
             </w:r>
           </w:p>
@@ -28977,63 +27977,19 @@
                 <w:sz w:val="20"/>
                 <w:szCs w:val="20"/>
               </w:rPr>
-              <w:t>Ваше имя - [</w:t>
-            </w:r>
-            <w:proofErr w:type="spellStart"/>
-            <w:r>
-              <w:rPr>
-                <w:rFonts w:ascii="Times New Roman" w:hAnsi="Times New Roman" w:cs="Times New Roman"/>
-                <w:sz w:val="20"/>
-                <w:szCs w:val="20"/>
-              </w:rPr>
-              <w:t>GitHub</w:t>
-            </w:r>
-            <w:proofErr w:type="spellEnd"/>
-            <w:r>
-              <w:rPr>
-                <w:rFonts w:ascii="Times New Roman" w:hAnsi="Times New Roman" w:cs="Times New Roman"/>
-                <w:sz w:val="20"/>
-                <w:szCs w:val="20"/>
-              </w:rPr>
-              <w:t xml:space="preserve"> </w:t>
-            </w:r>
-            <w:proofErr w:type="gramStart"/>
-            <w:r>
-              <w:rPr>
-                <w:rFonts w:ascii="Times New Roman" w:hAnsi="Times New Roman" w:cs="Times New Roman"/>
-                <w:sz w:val="20"/>
-                <w:szCs w:val="20"/>
-              </w:rPr>
-              <w:t>профиль](</w:t>
-            </w:r>
-            <w:proofErr w:type="gramEnd"/>
-            <w:r>
-              <w:fldChar w:fldCharType="begin"/>
-            </w:r>
-            <w:r>
-              <w:instrText>HYPERLINK "https://github.com/ваш-логин"</w:instrText>
-            </w:r>
-            <w:r>
-              <w:fldChar w:fldCharType="separate"/>
-            </w:r>
-            <w:r>
-              <w:rPr>
-                <w:rStyle w:val="a7"/>
-                <w:rFonts w:ascii="Times New Roman" w:hAnsi="Times New Roman" w:cs="Times New Roman"/>
-                <w:sz w:val="20"/>
-                <w:szCs w:val="20"/>
-              </w:rPr>
-              <w:t>https://github.com/ваш-логин</w:t>
-            </w:r>
-            <w:r>
-              <w:rPr>
-                <w:rStyle w:val="a7"/>
-                <w:rFonts w:ascii="Times New Roman" w:hAnsi="Times New Roman" w:cs="Times New Roman"/>
-                <w:sz w:val="20"/>
-                <w:szCs w:val="20"/>
-              </w:rPr>
-              <w:fldChar w:fldCharType="end"/>
-            </w:r>
+              <w:t>Ваше имя - [GitHub профиль](</w:t>
+            </w:r>
+            <w:hyperlink r:id="rId6" w:history="1">
+              <w:r>
+                <w:rPr>
+                  <w:rStyle w:val="a7"/>
+                  <w:rFonts w:ascii="Times New Roman" w:hAnsi="Times New Roman" w:cs="Times New Roman"/>
+                  <w:sz w:val="20"/>
+                  <w:szCs w:val="20"/>
+                </w:rPr>
+                <w:t>https://github.com/ваш-логин</w:t>
+              </w:r>
+            </w:hyperlink>
             <w:r>
               <w:rPr>
                 <w:rFonts w:ascii="Times New Roman" w:hAnsi="Times New Roman" w:cs="Times New Roman"/>
@@ -29448,7 +28404,27 @@
                 <w:szCs w:val="20"/>
                 <w:lang w:val="en-US"/>
               </w:rPr>
-              <w:t>&lt;html lang="</w:t>
+              <w:t xml:space="preserve">&lt;html </w:t>
+            </w:r>
+            <w:proofErr w:type="spellStart"/>
+            <w:r>
+              <w:rPr>
+                <w:rFonts w:ascii="Times New Roman" w:hAnsi="Times New Roman" w:cs="Times New Roman"/>
+                <w:sz w:val="20"/>
+                <w:szCs w:val="20"/>
+                <w:lang w:val="en-US"/>
+              </w:rPr>
+              <w:t>lang</w:t>
+            </w:r>
+            <w:proofErr w:type="spellEnd"/>
+            <w:r>
+              <w:rPr>
+                <w:rFonts w:ascii="Times New Roman" w:hAnsi="Times New Roman" w:cs="Times New Roman"/>
+                <w:sz w:val="20"/>
+                <w:szCs w:val="20"/>
+                <w:lang w:val="en-US"/>
+              </w:rPr>
+              <w:t>="</w:t>
             </w:r>
             <w:proofErr w:type="spellStart"/>
             <w:r>
@@ -29905,25 +28881,7 @@
                 <w:sz w:val="20"/>
                 <w:szCs w:val="20"/>
               </w:rPr>
-              <w:t xml:space="preserve">                &lt;p&gt;Адаптивная карточка с </w:t>
-            </w:r>
-            <w:proofErr w:type="spellStart"/>
-            <w:r>
-              <w:rPr>
-                <w:rFonts w:ascii="Times New Roman" w:hAnsi="Times New Roman" w:cs="Times New Roman"/>
-                <w:sz w:val="20"/>
-                <w:szCs w:val="20"/>
-              </w:rPr>
-              <w:t>Flexbox</w:t>
-            </w:r>
-            <w:proofErr w:type="spellEnd"/>
-            <w:r>
-              <w:rPr>
-                <w:rFonts w:ascii="Times New Roman" w:hAnsi="Times New Roman" w:cs="Times New Roman"/>
-                <w:sz w:val="20"/>
-                <w:szCs w:val="20"/>
-              </w:rPr>
-              <w:t>&lt;/p&gt;</w:t>
+              <w:t xml:space="preserve">                &lt;p&gt;Адаптивная карточка с Flexbox&lt;/p&gt;</w:t>
             </w:r>
           </w:p>
           <w:p>
@@ -30035,8 +28993,490 @@
                 <w:lang w:val="en-US"/>
               </w:rPr>
               <w:lastRenderedPageBreak/>
-              <w:t xml:space="preserve">            </w:t>
-            </w:r>
+              <w:t xml:space="preserve">            &lt;!-- </w:t>
+            </w:r>
+            <w:r>
+              <w:rPr>
+                <w:rFonts w:ascii="Times New Roman" w:hAnsi="Times New Roman" w:cs="Times New Roman"/>
+                <w:sz w:val="20"/>
+                <w:szCs w:val="20"/>
+              </w:rPr>
+              <w:t>Ещё</w:t>
+            </w:r>
+            <w:r>
+              <w:rPr>
+                <w:rFonts w:ascii="Times New Roman" w:hAnsi="Times New Roman" w:cs="Times New Roman"/>
+                <w:sz w:val="20"/>
+                <w:szCs w:val="20"/>
+                <w:lang w:val="en-US"/>
+              </w:rPr>
+              <w:t xml:space="preserve"> 2 </w:t>
+            </w:r>
+            <w:r>
+              <w:rPr>
+                <w:rFonts w:ascii="Times New Roman" w:hAnsi="Times New Roman" w:cs="Times New Roman"/>
+                <w:sz w:val="20"/>
+                <w:szCs w:val="20"/>
+              </w:rPr>
+              <w:t>проекта</w:t>
+            </w:r>
+            <w:r>
+              <w:rPr>
+                <w:rFonts w:ascii="Times New Roman" w:hAnsi="Times New Roman" w:cs="Times New Roman"/>
+                <w:sz w:val="20"/>
+                <w:szCs w:val="20"/>
+                <w:lang w:val="en-US"/>
+              </w:rPr>
+              <w:t xml:space="preserve"> --&gt;</w:t>
+            </w:r>
+          </w:p>
+          <w:p>
+            <w:pPr>
+              <w:rPr>
+                <w:rFonts w:ascii="Times New Roman" w:hAnsi="Times New Roman" w:cs="Times New Roman"/>
+                <w:sz w:val="20"/>
+                <w:szCs w:val="20"/>
+                <w:lang w:val="en-US"/>
+              </w:rPr>
+            </w:pPr>
+            <w:r>
+              <w:rPr>
+                <w:rFonts w:ascii="Times New Roman" w:hAnsi="Times New Roman" w:cs="Times New Roman"/>
+                <w:sz w:val="20"/>
+                <w:szCs w:val="20"/>
+                <w:lang w:val="en-US"/>
+              </w:rPr>
+              <w:t xml:space="preserve">        &lt;/section&gt;</w:t>
+            </w:r>
+          </w:p>
+          <w:p>
+            <w:pPr>
+              <w:rPr>
+                <w:rFonts w:ascii="Times New Roman" w:hAnsi="Times New Roman" w:cs="Times New Roman"/>
+                <w:sz w:val="20"/>
+                <w:szCs w:val="20"/>
+                <w:lang w:val="en-US"/>
+              </w:rPr>
+            </w:pPr>
+            <w:r>
+              <w:rPr>
+                <w:rFonts w:ascii="Times New Roman" w:hAnsi="Times New Roman" w:cs="Times New Roman"/>
+                <w:sz w:val="20"/>
+                <w:szCs w:val="20"/>
+                <w:lang w:val="en-US"/>
+              </w:rPr>
+              <w:t xml:space="preserve">    &lt;/main&gt;</w:t>
+            </w:r>
+          </w:p>
+          <w:p>
+            <w:pPr>
+              <w:rPr>
+                <w:rFonts w:ascii="Times New Roman" w:hAnsi="Times New Roman" w:cs="Times New Roman"/>
+                <w:sz w:val="20"/>
+                <w:szCs w:val="20"/>
+              </w:rPr>
+            </w:pPr>
+            <w:r>
+              <w:rPr>
+                <w:rFonts w:ascii="Times New Roman" w:hAnsi="Times New Roman" w:cs="Times New Roman"/>
+                <w:sz w:val="20"/>
+                <w:szCs w:val="20"/>
+                <w:lang w:val="en-US"/>
+              </w:rPr>
+              <w:t xml:space="preserve">    </w:t>
+            </w:r>
+            <w:r>
+              <w:rPr>
+                <w:rFonts w:ascii="Times New Roman" w:hAnsi="Times New Roman" w:cs="Times New Roman"/>
+                <w:sz w:val="20"/>
+                <w:szCs w:val="20"/>
+              </w:rPr>
+              <w:t>&lt;</w:t>
+            </w:r>
+            <w:r>
+              <w:rPr>
+                <w:rFonts w:ascii="Times New Roman" w:hAnsi="Times New Roman" w:cs="Times New Roman"/>
+                <w:sz w:val="20"/>
+                <w:szCs w:val="20"/>
+                <w:lang w:val="en-US"/>
+              </w:rPr>
+              <w:t>footer</w:t>
+            </w:r>
+            <w:r>
+              <w:rPr>
+                <w:rFonts w:ascii="Times New Roman" w:hAnsi="Times New Roman" w:cs="Times New Roman"/>
+                <w:sz w:val="20"/>
+                <w:szCs w:val="20"/>
+              </w:rPr>
+              <w:t>&gt;</w:t>
+            </w:r>
+          </w:p>
+          <w:p>
+            <w:pPr>
+              <w:rPr>
+                <w:rFonts w:ascii="Times New Roman" w:hAnsi="Times New Roman" w:cs="Times New Roman"/>
+                <w:sz w:val="20"/>
+                <w:szCs w:val="20"/>
+              </w:rPr>
+            </w:pPr>
+            <w:r>
+              <w:rPr>
+                <w:rFonts w:ascii="Times New Roman" w:hAnsi="Times New Roman" w:cs="Times New Roman"/>
+                <w:sz w:val="20"/>
+                <w:szCs w:val="20"/>
+              </w:rPr>
+              <w:t xml:space="preserve">        &lt;</w:t>
+            </w:r>
+            <w:r>
+              <w:rPr>
+                <w:rFonts w:ascii="Times New Roman" w:hAnsi="Times New Roman" w:cs="Times New Roman"/>
+                <w:sz w:val="20"/>
+                <w:szCs w:val="20"/>
+                <w:lang w:val="en-US"/>
+              </w:rPr>
+              <w:t>p</w:t>
+            </w:r>
+            <w:r>
+              <w:rPr>
+                <w:rFonts w:ascii="Times New Roman" w:hAnsi="Times New Roman" w:cs="Times New Roman"/>
+                <w:sz w:val="20"/>
+                <w:szCs w:val="20"/>
+              </w:rPr>
+              <w:t>&gt;</w:t>
+            </w:r>
+            <w:r>
+              <w:rPr>
+                <w:rFonts w:ascii="Times New Roman" w:hAnsi="Times New Roman" w:cs="Times New Roman"/>
+                <w:sz w:val="20"/>
+                <w:szCs w:val="20"/>
+              </w:rPr>
+              <w:t>Мои</w:t>
+            </w:r>
+            <w:r>
+              <w:rPr>
+                <w:rFonts w:ascii="Times New Roman" w:hAnsi="Times New Roman" w:cs="Times New Roman"/>
+                <w:sz w:val="20"/>
+                <w:szCs w:val="20"/>
+              </w:rPr>
+              <w:t xml:space="preserve"> </w:t>
+            </w:r>
+            <w:r>
+              <w:rPr>
+                <w:rFonts w:ascii="Times New Roman" w:hAnsi="Times New Roman" w:cs="Times New Roman"/>
+                <w:sz w:val="20"/>
+                <w:szCs w:val="20"/>
+              </w:rPr>
+              <w:t>контакты</w:t>
+            </w:r>
+            <w:r>
+              <w:rPr>
+                <w:rFonts w:ascii="Times New Roman" w:hAnsi="Times New Roman" w:cs="Times New Roman"/>
+                <w:sz w:val="20"/>
+                <w:szCs w:val="20"/>
+              </w:rPr>
+              <w:t xml:space="preserve">: </w:t>
+            </w:r>
+            <w:r>
+              <w:rPr>
+                <w:rFonts w:ascii="Times New Roman" w:hAnsi="Times New Roman" w:cs="Times New Roman"/>
+                <w:sz w:val="20"/>
+                <w:szCs w:val="20"/>
+                <w:lang w:val="en-US"/>
+              </w:rPr>
+              <w:t>email</w:t>
+            </w:r>
+            <w:r>
+              <w:rPr>
+                <w:rFonts w:ascii="Times New Roman" w:hAnsi="Times New Roman" w:cs="Times New Roman"/>
+                <w:sz w:val="20"/>
+                <w:szCs w:val="20"/>
+              </w:rPr>
+              <w:t>@</w:t>
+            </w:r>
+            <w:r>
+              <w:rPr>
+                <w:rFonts w:ascii="Times New Roman" w:hAnsi="Times New Roman" w:cs="Times New Roman"/>
+                <w:sz w:val="20"/>
+                <w:szCs w:val="20"/>
+                <w:lang w:val="en-US"/>
+              </w:rPr>
+              <w:t>example</w:t>
+            </w:r>
+            <w:r>
+              <w:rPr>
+                <w:rFonts w:ascii="Times New Roman" w:hAnsi="Times New Roman" w:cs="Times New Roman"/>
+                <w:sz w:val="20"/>
+                <w:szCs w:val="20"/>
+              </w:rPr>
+              <w:t>.</w:t>
+            </w:r>
+            <w:r>
+              <w:rPr>
+                <w:rFonts w:ascii="Times New Roman" w:hAnsi="Times New Roman" w:cs="Times New Roman"/>
+                <w:sz w:val="20"/>
+                <w:szCs w:val="20"/>
+                <w:lang w:val="en-US"/>
+              </w:rPr>
+              <w:t>com</w:t>
+            </w:r>
+            <w:r>
+              <w:rPr>
+                <w:rFonts w:ascii="Times New Roman" w:hAnsi="Times New Roman" w:cs="Times New Roman"/>
+                <w:sz w:val="20"/>
+                <w:szCs w:val="20"/>
+              </w:rPr>
+              <w:t>&lt;/</w:t>
+            </w:r>
+            <w:r>
+              <w:rPr>
+                <w:rFonts w:ascii="Times New Roman" w:hAnsi="Times New Roman" w:cs="Times New Roman"/>
+                <w:sz w:val="20"/>
+                <w:szCs w:val="20"/>
+                <w:lang w:val="en-US"/>
+              </w:rPr>
+              <w:t>p</w:t>
+            </w:r>
+            <w:r>
+              <w:rPr>
+                <w:rFonts w:ascii="Times New Roman" w:hAnsi="Times New Roman" w:cs="Times New Roman"/>
+                <w:sz w:val="20"/>
+                <w:szCs w:val="20"/>
+              </w:rPr>
+              <w:t>&gt;</w:t>
+            </w:r>
+          </w:p>
+          <w:p>
+            <w:pPr>
+              <w:rPr>
+                <w:rFonts w:ascii="Times New Roman" w:hAnsi="Times New Roman" w:cs="Times New Roman"/>
+                <w:sz w:val="20"/>
+                <w:szCs w:val="20"/>
+                <w:lang w:val="en-US"/>
+              </w:rPr>
+            </w:pPr>
+            <w:r>
+              <w:rPr>
+                <w:rFonts w:ascii="Times New Roman" w:hAnsi="Times New Roman" w:cs="Times New Roman"/>
+                <w:sz w:val="20"/>
+                <w:szCs w:val="20"/>
+              </w:rPr>
+              <w:t xml:space="preserve">        </w:t>
+            </w:r>
+            <w:r>
+              <w:rPr>
+                <w:rFonts w:ascii="Times New Roman" w:hAnsi="Times New Roman" w:cs="Times New Roman"/>
+                <w:sz w:val="20"/>
+                <w:szCs w:val="20"/>
+                <w:lang w:val="en-US"/>
+              </w:rPr>
+              <w:t xml:space="preserve">&lt;p&gt;&lt;a </w:t>
+            </w:r>
+            <w:proofErr w:type="spellStart"/>
+            <w:r>
+              <w:rPr>
+                <w:rFonts w:ascii="Times New Roman" w:hAnsi="Times New Roman" w:cs="Times New Roman"/>
+                <w:sz w:val="20"/>
+                <w:szCs w:val="20"/>
+                <w:lang w:val="en-US"/>
+              </w:rPr>
+              <w:t>href</w:t>
+            </w:r>
+            <w:proofErr w:type="spellEnd"/>
+            <w:r>
+              <w:rPr>
+                <w:rFonts w:ascii="Times New Roman" w:hAnsi="Times New Roman" w:cs="Times New Roman"/>
+                <w:sz w:val="20"/>
+                <w:szCs w:val="20"/>
+                <w:lang w:val="en-US"/>
+              </w:rPr>
+              <w:t>="https://github.com/</w:t>
+            </w:r>
+            <w:r>
+              <w:rPr>
+                <w:rFonts w:ascii="Times New Roman" w:hAnsi="Times New Roman" w:cs="Times New Roman"/>
+                <w:sz w:val="20"/>
+                <w:szCs w:val="20"/>
+              </w:rPr>
+              <w:t>ваш</w:t>
+            </w:r>
+            <w:r>
+              <w:rPr>
+                <w:rFonts w:ascii="Times New Roman" w:hAnsi="Times New Roman" w:cs="Times New Roman"/>
+                <w:sz w:val="20"/>
+                <w:szCs w:val="20"/>
+                <w:lang w:val="en-US"/>
+              </w:rPr>
+              <w:t>-</w:t>
+            </w:r>
+            <w:r>
+              <w:rPr>
+                <w:rFonts w:ascii="Times New Roman" w:hAnsi="Times New Roman" w:cs="Times New Roman"/>
+                <w:sz w:val="20"/>
+                <w:szCs w:val="20"/>
+              </w:rPr>
+              <w:t>логин</w:t>
+            </w:r>
+            <w:r>
+              <w:rPr>
+                <w:rFonts w:ascii="Times New Roman" w:hAnsi="Times New Roman" w:cs="Times New Roman"/>
+                <w:sz w:val="20"/>
+                <w:szCs w:val="20"/>
+                <w:lang w:val="en-US"/>
+              </w:rPr>
+              <w:t xml:space="preserve">"&gt;GitHub </w:t>
+            </w:r>
+            <w:r>
+              <w:rPr>
+                <w:rFonts w:ascii="Times New Roman" w:hAnsi="Times New Roman" w:cs="Times New Roman"/>
+                <w:sz w:val="20"/>
+                <w:szCs w:val="20"/>
+              </w:rPr>
+              <w:t>профиль</w:t>
+            </w:r>
+            <w:r>
+              <w:rPr>
+                <w:rFonts w:ascii="Times New Roman" w:hAnsi="Times New Roman" w:cs="Times New Roman"/>
+                <w:sz w:val="20"/>
+                <w:szCs w:val="20"/>
+                <w:lang w:val="en-US"/>
+              </w:rPr>
+              <w:t>&lt;/a&gt;&lt;/p&gt;</w:t>
+            </w:r>
+          </w:p>
+          <w:p>
+            <w:pPr>
+              <w:rPr>
+                <w:rFonts w:ascii="Times New Roman" w:hAnsi="Times New Roman" w:cs="Times New Roman"/>
+                <w:sz w:val="20"/>
+                <w:szCs w:val="20"/>
+              </w:rPr>
+            </w:pPr>
+            <w:r>
+              <w:rPr>
+                <w:rFonts w:ascii="Times New Roman" w:hAnsi="Times New Roman" w:cs="Times New Roman"/>
+                <w:sz w:val="20"/>
+                <w:szCs w:val="20"/>
+                <w:lang w:val="en-US"/>
+              </w:rPr>
+              <w:t xml:space="preserve">    </w:t>
+            </w:r>
+            <w:r>
+              <w:rPr>
+                <w:rFonts w:ascii="Times New Roman" w:hAnsi="Times New Roman" w:cs="Times New Roman"/>
+                <w:sz w:val="20"/>
+                <w:szCs w:val="20"/>
+              </w:rPr>
+              <w:t>&lt;/</w:t>
+            </w:r>
+            <w:proofErr w:type="spellStart"/>
+            <w:r>
+              <w:rPr>
+                <w:rFonts w:ascii="Times New Roman" w:hAnsi="Times New Roman" w:cs="Times New Roman"/>
+                <w:sz w:val="20"/>
+                <w:szCs w:val="20"/>
+              </w:rPr>
+              <w:t>footer</w:t>
+            </w:r>
+            <w:proofErr w:type="spellEnd"/>
+            <w:r>
+              <w:rPr>
+                <w:rFonts w:ascii="Times New Roman" w:hAnsi="Times New Roman" w:cs="Times New Roman"/>
+                <w:sz w:val="20"/>
+                <w:szCs w:val="20"/>
+              </w:rPr>
+              <w:t>&gt;</w:t>
+            </w:r>
+          </w:p>
+          <w:p>
+            <w:pPr>
+              <w:rPr>
+                <w:rFonts w:ascii="Times New Roman" w:hAnsi="Times New Roman" w:cs="Times New Roman"/>
+                <w:sz w:val="20"/>
+                <w:szCs w:val="20"/>
+              </w:rPr>
+            </w:pPr>
+            <w:r>
+              <w:rPr>
+                <w:rFonts w:ascii="Times New Roman" w:hAnsi="Times New Roman" w:cs="Times New Roman"/>
+                <w:sz w:val="20"/>
+                <w:szCs w:val="20"/>
+              </w:rPr>
+              <w:t>&lt;/body&gt;</w:t>
+            </w:r>
+          </w:p>
+          <w:p>
+            <w:pPr>
+              <w:rPr>
+                <w:rFonts w:ascii="Times New Roman" w:hAnsi="Times New Roman" w:cs="Times New Roman"/>
+                <w:sz w:val="20"/>
+                <w:szCs w:val="20"/>
+              </w:rPr>
+            </w:pPr>
+            <w:r>
+              <w:rPr>
+                <w:rFonts w:ascii="Times New Roman" w:hAnsi="Times New Roman" w:cs="Times New Roman"/>
+                <w:sz w:val="20"/>
+                <w:szCs w:val="20"/>
+              </w:rPr>
+              <w:t>&lt;/html&gt;</w:t>
+            </w:r>
+          </w:p>
+          <w:p>
+            <w:pPr>
+              <w:rPr>
+                <w:rFonts w:ascii="Times New Roman" w:hAnsi="Times New Roman" w:cs="Times New Roman"/>
+                <w:sz w:val="20"/>
+                <w:szCs w:val="20"/>
+              </w:rPr>
+            </w:pPr>
+          </w:p>
+          <w:p>
+            <w:pPr>
+              <w:rPr>
+                <w:rFonts w:ascii="Times New Roman" w:hAnsi="Times New Roman" w:cs="Times New Roman"/>
+                <w:b/>
+                <w:sz w:val="20"/>
+                <w:szCs w:val="20"/>
+              </w:rPr>
+            </w:pPr>
+            <w:r>
+              <w:rPr>
+                <w:rFonts w:ascii="Times New Roman" w:hAnsi="Times New Roman" w:cs="Times New Roman"/>
+                <w:b/>
+                <w:sz w:val="20"/>
+                <w:szCs w:val="20"/>
+              </w:rPr>
+              <w:t>Финальные Git-команды:</w:t>
+            </w:r>
+          </w:p>
+          <w:p>
+            <w:pPr>
+              <w:rPr>
+                <w:rFonts w:ascii="Times New Roman" w:hAnsi="Times New Roman" w:cs="Times New Roman"/>
+                <w:i/>
+                <w:sz w:val="20"/>
+                <w:szCs w:val="20"/>
+              </w:rPr>
+            </w:pPr>
+            <w:r>
+              <w:rPr>
+                <w:rFonts w:ascii="Times New Roman" w:hAnsi="Times New Roman" w:cs="Times New Roman"/>
+                <w:i/>
+                <w:sz w:val="20"/>
+                <w:szCs w:val="20"/>
+              </w:rPr>
+              <w:t># Добавить все изменения</w:t>
+            </w:r>
+          </w:p>
+          <w:p>
+            <w:pPr>
+              <w:rPr>
+                <w:rFonts w:ascii="Times New Roman" w:hAnsi="Times New Roman" w:cs="Times New Roman"/>
+                <w:sz w:val="20"/>
+                <w:szCs w:val="20"/>
+                <w:lang w:val="en-US"/>
+              </w:rPr>
+            </w:pPr>
             <w:proofErr w:type="gramStart"/>
             <w:r>
               <w:rPr>
@@ -30045,7 +29485,7 @@
                 <w:szCs w:val="20"/>
                 <w:lang w:val="en-US"/>
               </w:rPr>
-              <w:t>&lt;!--</w:t>
+              <w:t>git</w:t>
             </w:r>
             <w:proofErr w:type="gramEnd"/>
             <w:r>
@@ -30055,174 +29495,71 @@
                 <w:szCs w:val="20"/>
                 <w:lang w:val="en-US"/>
               </w:rPr>
+              <w:t xml:space="preserve"> add .</w:t>
+            </w:r>
+          </w:p>
+          <w:p>
+            <w:pPr>
+              <w:rPr>
+                <w:rFonts w:ascii="Times New Roman" w:hAnsi="Times New Roman" w:cs="Times New Roman"/>
+                <w:sz w:val="20"/>
+                <w:szCs w:val="20"/>
+                <w:lang w:val="en-US"/>
+              </w:rPr>
+            </w:pPr>
+          </w:p>
+          <w:p>
+            <w:pPr>
+              <w:rPr>
+                <w:rFonts w:ascii="Times New Roman" w:hAnsi="Times New Roman" w:cs="Times New Roman"/>
+                <w:i/>
+                <w:sz w:val="20"/>
+                <w:szCs w:val="20"/>
+                <w:lang w:val="en-US"/>
+              </w:rPr>
+            </w:pPr>
+            <w:r>
+              <w:rPr>
+                <w:rFonts w:ascii="Times New Roman" w:hAnsi="Times New Roman" w:cs="Times New Roman"/>
+                <w:i/>
+                <w:sz w:val="20"/>
+                <w:szCs w:val="20"/>
+                <w:lang w:val="en-US"/>
+              </w:rPr>
+              <w:t xml:space="preserve"># </w:t>
+            </w:r>
+            <w:r>
+              <w:rPr>
+                <w:rFonts w:ascii="Times New Roman" w:hAnsi="Times New Roman" w:cs="Times New Roman"/>
+                <w:i/>
+                <w:sz w:val="20"/>
+                <w:szCs w:val="20"/>
+              </w:rPr>
+              <w:t>Создать</w:t>
+            </w:r>
+            <w:r>
+              <w:rPr>
+                <w:rFonts w:ascii="Times New Roman" w:hAnsi="Times New Roman" w:cs="Times New Roman"/>
+                <w:i/>
+                <w:sz w:val="20"/>
+                <w:szCs w:val="20"/>
+                <w:lang w:val="en-US"/>
+              </w:rPr>
               <w:t xml:space="preserve"> </w:t>
             </w:r>
             <w:r>
               <w:rPr>
                 <w:rFonts w:ascii="Times New Roman" w:hAnsi="Times New Roman" w:cs="Times New Roman"/>
-                <w:sz w:val="20"/>
-                <w:szCs w:val="20"/>
-              </w:rPr>
-              <w:t>Ещё</w:t>
-            </w:r>
-            <w:r>
-              <w:rPr>
-                <w:rFonts w:ascii="Times New Roman" w:hAnsi="Times New Roman" w:cs="Times New Roman"/>
-                <w:sz w:val="20"/>
-                <w:szCs w:val="20"/>
-                <w:lang w:val="en-US"/>
-              </w:rPr>
-              <w:t xml:space="preserve"> 2 </w:t>
-            </w:r>
-            <w:r>
-              <w:rPr>
-                <w:rFonts w:ascii="Times New Roman" w:hAnsi="Times New Roman" w:cs="Times New Roman"/>
-                <w:sz w:val="20"/>
-                <w:szCs w:val="20"/>
-              </w:rPr>
-              <w:t>проекта</w:t>
-            </w:r>
-            <w:r>
-              <w:rPr>
-                <w:rFonts w:ascii="Times New Roman" w:hAnsi="Times New Roman" w:cs="Times New Roman"/>
-                <w:sz w:val="20"/>
-                <w:szCs w:val="20"/>
-                <w:lang w:val="en-US"/>
-              </w:rPr>
-              <w:t xml:space="preserve"> --&gt;</w:t>
-            </w:r>
-          </w:p>
-          <w:p>
-            <w:pPr>
-              <w:rPr>
-                <w:rFonts w:ascii="Times New Roman" w:hAnsi="Times New Roman" w:cs="Times New Roman"/>
-                <w:sz w:val="20"/>
-                <w:szCs w:val="20"/>
-                <w:lang w:val="en-US"/>
-              </w:rPr>
-            </w:pPr>
-            <w:r>
-              <w:rPr>
-                <w:rFonts w:ascii="Times New Roman" w:hAnsi="Times New Roman" w:cs="Times New Roman"/>
-                <w:sz w:val="20"/>
-                <w:szCs w:val="20"/>
-                <w:lang w:val="en-US"/>
-              </w:rPr>
-              <w:t xml:space="preserve">        &lt;/section&gt;</w:t>
-            </w:r>
-          </w:p>
-          <w:p>
-            <w:pPr>
-              <w:rPr>
-                <w:rFonts w:ascii="Times New Roman" w:hAnsi="Times New Roman" w:cs="Times New Roman"/>
-                <w:sz w:val="20"/>
-                <w:szCs w:val="20"/>
-                <w:lang w:val="en-US"/>
-              </w:rPr>
-            </w:pPr>
-            <w:r>
-              <w:rPr>
-                <w:rFonts w:ascii="Times New Roman" w:hAnsi="Times New Roman" w:cs="Times New Roman"/>
-                <w:sz w:val="20"/>
-                <w:szCs w:val="20"/>
-                <w:lang w:val="en-US"/>
-              </w:rPr>
-              <w:t xml:space="preserve">    &lt;/main&gt;</w:t>
-            </w:r>
-          </w:p>
-          <w:p>
-            <w:pPr>
-              <w:rPr>
-                <w:rFonts w:ascii="Times New Roman" w:hAnsi="Times New Roman" w:cs="Times New Roman"/>
-                <w:sz w:val="20"/>
-                <w:szCs w:val="20"/>
-                <w:lang w:val="en-US"/>
-              </w:rPr>
-            </w:pPr>
-            <w:r>
-              <w:rPr>
-                <w:rFonts w:ascii="Times New Roman" w:hAnsi="Times New Roman" w:cs="Times New Roman"/>
-                <w:sz w:val="20"/>
-                <w:szCs w:val="20"/>
-                <w:lang w:val="en-US"/>
-              </w:rPr>
-              <w:t xml:space="preserve">    </w:t>
-            </w:r>
-            <w:r>
-              <w:rPr>
-                <w:rFonts w:ascii="Times New Roman" w:hAnsi="Times New Roman" w:cs="Times New Roman"/>
-                <w:sz w:val="20"/>
-                <w:szCs w:val="20"/>
-                <w:lang w:val="en-US"/>
-              </w:rPr>
-              <w:t>&lt;</w:t>
-            </w:r>
-            <w:r>
-              <w:rPr>
-                <w:rFonts w:ascii="Times New Roman" w:hAnsi="Times New Roman" w:cs="Times New Roman"/>
-                <w:sz w:val="20"/>
-                <w:szCs w:val="20"/>
-                <w:lang w:val="en-US"/>
-              </w:rPr>
-              <w:t>footer</w:t>
-            </w:r>
-            <w:r>
-              <w:rPr>
-                <w:rFonts w:ascii="Times New Roman" w:hAnsi="Times New Roman" w:cs="Times New Roman"/>
-                <w:sz w:val="20"/>
-                <w:szCs w:val="20"/>
-                <w:lang w:val="en-US"/>
-              </w:rPr>
-              <w:t>&gt;</w:t>
-            </w:r>
-          </w:p>
-          <w:p>
-            <w:pPr>
-              <w:rPr>
-                <w:rFonts w:ascii="Times New Roman" w:hAnsi="Times New Roman" w:cs="Times New Roman"/>
-                <w:sz w:val="20"/>
-                <w:szCs w:val="20"/>
-                <w:lang w:val="en-US"/>
-              </w:rPr>
-            </w:pPr>
-            <w:r>
-              <w:rPr>
-                <w:rFonts w:ascii="Times New Roman" w:hAnsi="Times New Roman" w:cs="Times New Roman"/>
-                <w:sz w:val="20"/>
-                <w:szCs w:val="20"/>
-                <w:lang w:val="en-US"/>
-              </w:rPr>
-              <w:t xml:space="preserve">        &lt;</w:t>
-            </w:r>
-            <w:r>
-              <w:rPr>
-                <w:rFonts w:ascii="Times New Roman" w:hAnsi="Times New Roman" w:cs="Times New Roman"/>
-                <w:sz w:val="20"/>
-                <w:szCs w:val="20"/>
-                <w:lang w:val="en-US"/>
-              </w:rPr>
-              <w:t>p</w:t>
-            </w:r>
-            <w:r>
-              <w:rPr>
-                <w:rFonts w:ascii="Times New Roman" w:hAnsi="Times New Roman" w:cs="Times New Roman"/>
-                <w:sz w:val="20"/>
-                <w:szCs w:val="20"/>
-                <w:lang w:val="en-US"/>
-              </w:rPr>
-              <w:t>&gt;</w:t>
-            </w:r>
-            <w:r>
-              <w:rPr>
-                <w:rFonts w:ascii="Times New Roman" w:hAnsi="Times New Roman" w:cs="Times New Roman"/>
-                <w:sz w:val="20"/>
-                <w:szCs w:val="20"/>
-              </w:rPr>
-              <w:t>Мои</w:t>
-            </w:r>
-            <w:r>
-              <w:rPr>
-                <w:rFonts w:ascii="Times New Roman" w:hAnsi="Times New Roman" w:cs="Times New Roman"/>
+                <w:i/>
+                <w:sz w:val="20"/>
+                <w:szCs w:val="20"/>
+              </w:rPr>
+              <w:t>финальный</w:t>
+            </w:r>
+            <w:r>
+              <w:rPr>
+                <w:rFonts w:ascii="Times New Roman" w:hAnsi="Times New Roman" w:cs="Times New Roman"/>
+                <w:i/>
                 <w:sz w:val="20"/>
                 <w:szCs w:val="20"/>
                 <w:lang w:val="en-US"/>
@@ -30232,359 +29569,53 @@
             <w:r>
               <w:rPr>
                 <w:rFonts w:ascii="Times New Roman" w:hAnsi="Times New Roman" w:cs="Times New Roman"/>
-                <w:sz w:val="20"/>
-                <w:szCs w:val="20"/>
-              </w:rPr>
-              <w:t>контакты</w:t>
-            </w:r>
-            <w:r>
-              <w:rPr>
-                <w:rFonts w:ascii="Times New Roman" w:hAnsi="Times New Roman" w:cs="Times New Roman"/>
-                <w:sz w:val="20"/>
-                <w:szCs w:val="20"/>
-                <w:lang w:val="en-US"/>
-              </w:rPr>
-              <w:t xml:space="preserve">: </w:t>
-            </w:r>
-            <w:r>
-              <w:rPr>
-                <w:rFonts w:ascii="Times New Roman" w:hAnsi="Times New Roman" w:cs="Times New Roman"/>
-                <w:sz w:val="20"/>
-                <w:szCs w:val="20"/>
-                <w:lang w:val="en-US"/>
-              </w:rPr>
-              <w:t>email</w:t>
-            </w:r>
-            <w:r>
-              <w:rPr>
-                <w:rFonts w:ascii="Times New Roman" w:hAnsi="Times New Roman" w:cs="Times New Roman"/>
-                <w:sz w:val="20"/>
-                <w:szCs w:val="20"/>
-                <w:lang w:val="en-US"/>
-              </w:rPr>
-              <w:t>@</w:t>
-            </w:r>
-            <w:r>
-              <w:rPr>
-                <w:rFonts w:ascii="Times New Roman" w:hAnsi="Times New Roman" w:cs="Times New Roman"/>
-                <w:sz w:val="20"/>
-                <w:szCs w:val="20"/>
-                <w:lang w:val="en-US"/>
-              </w:rPr>
-              <w:t>example</w:t>
-            </w:r>
-            <w:r>
-              <w:rPr>
-                <w:rFonts w:ascii="Times New Roman" w:hAnsi="Times New Roman" w:cs="Times New Roman"/>
-                <w:sz w:val="20"/>
-                <w:szCs w:val="20"/>
-                <w:lang w:val="en-US"/>
-              </w:rPr>
-              <w:t>.</w:t>
-            </w:r>
-            <w:r>
-              <w:rPr>
-                <w:rFonts w:ascii="Times New Roman" w:hAnsi="Times New Roman" w:cs="Times New Roman"/>
-                <w:sz w:val="20"/>
-                <w:szCs w:val="20"/>
-                <w:lang w:val="en-US"/>
-              </w:rPr>
-              <w:t>com</w:t>
-            </w:r>
-            <w:r>
-              <w:rPr>
-                <w:rFonts w:ascii="Times New Roman" w:hAnsi="Times New Roman" w:cs="Times New Roman"/>
-                <w:sz w:val="20"/>
-                <w:szCs w:val="20"/>
-                <w:lang w:val="en-US"/>
-              </w:rPr>
-              <w:t>&lt;/</w:t>
-            </w:r>
-            <w:r>
-              <w:rPr>
-                <w:rFonts w:ascii="Times New Roman" w:hAnsi="Times New Roman" w:cs="Times New Roman"/>
-                <w:sz w:val="20"/>
-                <w:szCs w:val="20"/>
-                <w:lang w:val="en-US"/>
-              </w:rPr>
-              <w:t>p</w:t>
-            </w:r>
-            <w:r>
-              <w:rPr>
-                <w:rFonts w:ascii="Times New Roman" w:hAnsi="Times New Roman" w:cs="Times New Roman"/>
-                <w:sz w:val="20"/>
-                <w:szCs w:val="20"/>
-                <w:lang w:val="en-US"/>
-              </w:rPr>
-              <w:t>&gt;</w:t>
-            </w:r>
-          </w:p>
-          <w:p>
-            <w:pPr>
-              <w:rPr>
-                <w:rFonts w:ascii="Times New Roman" w:hAnsi="Times New Roman" w:cs="Times New Roman"/>
-                <w:sz w:val="20"/>
-                <w:szCs w:val="20"/>
-                <w:lang w:val="en-US"/>
-              </w:rPr>
-            </w:pPr>
-            <w:r>
-              <w:rPr>
-                <w:rFonts w:ascii="Times New Roman" w:hAnsi="Times New Roman" w:cs="Times New Roman"/>
-                <w:sz w:val="20"/>
-                <w:szCs w:val="20"/>
-                <w:lang w:val="en-US"/>
-              </w:rPr>
-              <w:t xml:space="preserve">        </w:t>
-            </w:r>
-            <w:r>
-              <w:rPr>
-                <w:rFonts w:ascii="Times New Roman" w:hAnsi="Times New Roman" w:cs="Times New Roman"/>
-                <w:sz w:val="20"/>
-                <w:szCs w:val="20"/>
-                <w:lang w:val="en-US"/>
-              </w:rPr>
-              <w:t xml:space="preserve">&lt;p&gt;&lt;a </w:t>
-            </w:r>
-            <w:proofErr w:type="spellStart"/>
-            <w:r>
-              <w:rPr>
-                <w:rFonts w:ascii="Times New Roman" w:hAnsi="Times New Roman" w:cs="Times New Roman"/>
-                <w:sz w:val="20"/>
-                <w:szCs w:val="20"/>
-                <w:lang w:val="en-US"/>
-              </w:rPr>
-              <w:t>href</w:t>
-            </w:r>
-            <w:proofErr w:type="spellEnd"/>
-            <w:r>
-              <w:rPr>
-                <w:rFonts w:ascii="Times New Roman" w:hAnsi="Times New Roman" w:cs="Times New Roman"/>
-                <w:sz w:val="20"/>
-                <w:szCs w:val="20"/>
-                <w:lang w:val="en-US"/>
-              </w:rPr>
-              <w:t>="https://github.com/</w:t>
-            </w:r>
-            <w:r>
-              <w:rPr>
-                <w:rFonts w:ascii="Times New Roman" w:hAnsi="Times New Roman" w:cs="Times New Roman"/>
-                <w:sz w:val="20"/>
-                <w:szCs w:val="20"/>
-              </w:rPr>
-              <w:t>ваш</w:t>
-            </w:r>
-            <w:r>
-              <w:rPr>
-                <w:rFonts w:ascii="Times New Roman" w:hAnsi="Times New Roman" w:cs="Times New Roman"/>
-                <w:sz w:val="20"/>
-                <w:szCs w:val="20"/>
-                <w:lang w:val="en-US"/>
-              </w:rPr>
-              <w:t>-</w:t>
-            </w:r>
-            <w:r>
-              <w:rPr>
-                <w:rFonts w:ascii="Times New Roman" w:hAnsi="Times New Roman" w:cs="Times New Roman"/>
-                <w:sz w:val="20"/>
-                <w:szCs w:val="20"/>
-              </w:rPr>
-              <w:t>логин</w:t>
-            </w:r>
-            <w:r>
-              <w:rPr>
-                <w:rFonts w:ascii="Times New Roman" w:hAnsi="Times New Roman" w:cs="Times New Roman"/>
-                <w:sz w:val="20"/>
-                <w:szCs w:val="20"/>
-                <w:lang w:val="en-US"/>
-              </w:rPr>
-              <w:t xml:space="preserve">"&gt;GitHub </w:t>
-            </w:r>
-            <w:r>
-              <w:rPr>
-                <w:rFonts w:ascii="Times New Roman" w:hAnsi="Times New Roman" w:cs="Times New Roman"/>
-                <w:sz w:val="20"/>
-                <w:szCs w:val="20"/>
-              </w:rPr>
-              <w:t>профиль</w:t>
-            </w:r>
-            <w:r>
-              <w:rPr>
-                <w:rFonts w:ascii="Times New Roman" w:hAnsi="Times New Roman" w:cs="Times New Roman"/>
-                <w:sz w:val="20"/>
-                <w:szCs w:val="20"/>
-                <w:lang w:val="en-US"/>
-              </w:rPr>
-              <w:t>&lt;/a&gt;&lt;/p&gt;</w:t>
-            </w:r>
-          </w:p>
-          <w:p>
-            <w:pPr>
-              <w:rPr>
-                <w:rFonts w:ascii="Times New Roman" w:hAnsi="Times New Roman" w:cs="Times New Roman"/>
-                <w:sz w:val="20"/>
-                <w:szCs w:val="20"/>
-              </w:rPr>
-            </w:pPr>
-            <w:r>
-              <w:rPr>
-                <w:rFonts w:ascii="Times New Roman" w:hAnsi="Times New Roman" w:cs="Times New Roman"/>
-                <w:sz w:val="20"/>
-                <w:szCs w:val="20"/>
-                <w:lang w:val="en-US"/>
-              </w:rPr>
-              <w:t xml:space="preserve">    </w:t>
-            </w:r>
-            <w:r>
-              <w:rPr>
-                <w:rFonts w:ascii="Times New Roman" w:hAnsi="Times New Roman" w:cs="Times New Roman"/>
-                <w:sz w:val="20"/>
-                <w:szCs w:val="20"/>
-              </w:rPr>
-              <w:t>&lt;/</w:t>
-            </w:r>
-            <w:proofErr w:type="spellStart"/>
-            <w:r>
-              <w:rPr>
-                <w:rFonts w:ascii="Times New Roman" w:hAnsi="Times New Roman" w:cs="Times New Roman"/>
-                <w:sz w:val="20"/>
-                <w:szCs w:val="20"/>
-              </w:rPr>
-              <w:t>footer</w:t>
-            </w:r>
-            <w:proofErr w:type="spellEnd"/>
-            <w:r>
-              <w:rPr>
-                <w:rFonts w:ascii="Times New Roman" w:hAnsi="Times New Roman" w:cs="Times New Roman"/>
-                <w:sz w:val="20"/>
-                <w:szCs w:val="20"/>
-              </w:rPr>
-              <w:t>&gt;</w:t>
-            </w:r>
-          </w:p>
-          <w:p>
-            <w:pPr>
-              <w:rPr>
-                <w:rFonts w:ascii="Times New Roman" w:hAnsi="Times New Roman" w:cs="Times New Roman"/>
-                <w:sz w:val="20"/>
-                <w:szCs w:val="20"/>
-              </w:rPr>
-            </w:pPr>
-            <w:r>
-              <w:rPr>
-                <w:rFonts w:ascii="Times New Roman" w:hAnsi="Times New Roman" w:cs="Times New Roman"/>
-                <w:sz w:val="20"/>
-                <w:szCs w:val="20"/>
-              </w:rPr>
-              <w:t>&lt;/body&gt;</w:t>
-            </w:r>
-          </w:p>
-          <w:p>
-            <w:pPr>
-              <w:rPr>
-                <w:rFonts w:ascii="Times New Roman" w:hAnsi="Times New Roman" w:cs="Times New Roman"/>
-                <w:sz w:val="20"/>
-                <w:szCs w:val="20"/>
-              </w:rPr>
-            </w:pPr>
-            <w:r>
-              <w:rPr>
-                <w:rFonts w:ascii="Times New Roman" w:hAnsi="Times New Roman" w:cs="Times New Roman"/>
-                <w:sz w:val="20"/>
-                <w:szCs w:val="20"/>
-              </w:rPr>
-              <w:t>&lt;/html&gt;</w:t>
-            </w:r>
-          </w:p>
-          <w:p>
-            <w:pPr>
-              <w:rPr>
-                <w:rFonts w:ascii="Times New Roman" w:hAnsi="Times New Roman" w:cs="Times New Roman"/>
-                <w:sz w:val="20"/>
-                <w:szCs w:val="20"/>
-              </w:rPr>
-            </w:pPr>
-          </w:p>
-          <w:p>
-            <w:pPr>
-              <w:rPr>
-                <w:rFonts w:ascii="Times New Roman" w:hAnsi="Times New Roman" w:cs="Times New Roman"/>
-                <w:b/>
-                <w:sz w:val="20"/>
-                <w:szCs w:val="20"/>
-              </w:rPr>
-            </w:pPr>
-            <w:r>
-              <w:rPr>
-                <w:rFonts w:ascii="Times New Roman" w:hAnsi="Times New Roman" w:cs="Times New Roman"/>
-                <w:b/>
-                <w:sz w:val="20"/>
-                <w:szCs w:val="20"/>
-              </w:rPr>
-              <w:t>Финальные Git-команды:</w:t>
-            </w:r>
-          </w:p>
-          <w:p>
-            <w:pPr>
-              <w:rPr>
-                <w:rFonts w:ascii="Times New Roman" w:hAnsi="Times New Roman" w:cs="Times New Roman"/>
                 <w:i/>
                 <w:sz w:val="20"/>
                 <w:szCs w:val="20"/>
               </w:rPr>
-            </w:pPr>
-            <w:r>
+              <w:t>коммит</w:t>
+            </w:r>
+          </w:p>
+          <w:p>
+            <w:pPr>
+              <w:rPr>
+                <w:rFonts w:ascii="Times New Roman" w:hAnsi="Times New Roman" w:cs="Times New Roman"/>
+                <w:sz w:val="20"/>
+                <w:szCs w:val="20"/>
+                <w:lang w:val="en-US"/>
+              </w:rPr>
+            </w:pPr>
+            <w:r>
+              <w:rPr>
+                <w:rFonts w:ascii="Times New Roman" w:hAnsi="Times New Roman" w:cs="Times New Roman"/>
+                <w:sz w:val="20"/>
+                <w:szCs w:val="20"/>
+                <w:lang w:val="en-US"/>
+              </w:rPr>
+              <w:t>git commit -m "feat: complete portfolio with 3 projects"</w:t>
+            </w:r>
+          </w:p>
+          <w:p>
+            <w:pPr>
+              <w:rPr>
+                <w:rFonts w:ascii="Times New Roman" w:hAnsi="Times New Roman" w:cs="Times New Roman"/>
+                <w:sz w:val="20"/>
+                <w:szCs w:val="20"/>
+                <w:lang w:val="en-US"/>
+              </w:rPr>
+            </w:pPr>
+          </w:p>
+          <w:p>
+            <w:pPr>
               <w:rPr>
                 <w:rFonts w:ascii="Times New Roman" w:hAnsi="Times New Roman" w:cs="Times New Roman"/>
                 <w:i/>
                 <w:sz w:val="20"/>
                 <w:szCs w:val="20"/>
-              </w:rPr>
-              <w:t># Добавить все изменения</w:t>
-            </w:r>
-          </w:p>
-          <w:p>
-            <w:pPr>
-              <w:rPr>
-                <w:rFonts w:ascii="Times New Roman" w:hAnsi="Times New Roman" w:cs="Times New Roman"/>
-                <w:sz w:val="20"/>
-                <w:szCs w:val="20"/>
-                <w:lang w:val="en-US"/>
-              </w:rPr>
-            </w:pPr>
-            <w:r>
-              <w:rPr>
-                <w:rFonts w:ascii="Times New Roman" w:hAnsi="Times New Roman" w:cs="Times New Roman"/>
-                <w:sz w:val="20"/>
-                <w:szCs w:val="20"/>
-                <w:lang w:val="en-US"/>
-              </w:rPr>
-              <w:t xml:space="preserve">git </w:t>
-            </w:r>
-            <w:proofErr w:type="gramStart"/>
-            <w:r>
-              <w:rPr>
-                <w:rFonts w:ascii="Times New Roman" w:hAnsi="Times New Roman" w:cs="Times New Roman"/>
-                <w:sz w:val="20"/>
-                <w:szCs w:val="20"/>
-                <w:lang w:val="en-US"/>
-              </w:rPr>
-              <w:t>add .</w:t>
-            </w:r>
-            <w:proofErr w:type="gramEnd"/>
-          </w:p>
-          <w:p>
-            <w:pPr>
-              <w:rPr>
-                <w:rFonts w:ascii="Times New Roman" w:hAnsi="Times New Roman" w:cs="Times New Roman"/>
-                <w:sz w:val="20"/>
-                <w:szCs w:val="20"/>
-                <w:lang w:val="en-US"/>
-              </w:rPr>
-            </w:pPr>
-          </w:p>
-          <w:p>
-            <w:pPr>
+                <w:lang w:val="en-US"/>
+              </w:rPr>
+            </w:pPr>
+            <w:r>
               <w:rPr>
                 <w:rFonts w:ascii="Times New Roman" w:hAnsi="Times New Roman" w:cs="Times New Roman"/>
                 <w:i/>
@@ -30592,16 +29623,16 @@
                 <w:szCs w:val="20"/>
                 <w:lang w:val="en-US"/>
               </w:rPr>
-            </w:pPr>
+              <w:t xml:space="preserve"># </w:t>
+            </w:r>
             <w:r>
               <w:rPr>
                 <w:rFonts w:ascii="Times New Roman" w:hAnsi="Times New Roman" w:cs="Times New Roman"/>
                 <w:i/>
                 <w:sz w:val="20"/>
                 <w:szCs w:val="20"/>
-                <w:lang w:val="en-US"/>
-              </w:rPr>
-              <w:t xml:space="preserve"># </w:t>
+              </w:rPr>
+              <w:t>Отправить</w:t>
             </w:r>
             <w:r>
               <w:rPr>
@@ -30609,8 +29640,9 @@
                 <w:i/>
                 <w:sz w:val="20"/>
                 <w:szCs w:val="20"/>
-              </w:rPr>
-              <w:t>Создать</w:t>
+                <w:lang w:val="en-US"/>
+              </w:rPr>
+              <w:t xml:space="preserve"> </w:t>
             </w:r>
             <w:r>
               <w:rPr>
@@ -30618,9 +29650,8 @@
                 <w:i/>
                 <w:sz w:val="20"/>
                 <w:szCs w:val="20"/>
-                <w:lang w:val="en-US"/>
-              </w:rPr>
-              <w:t xml:space="preserve"> </w:t>
+              </w:rPr>
+              <w:t>на</w:t>
             </w:r>
             <w:r>
               <w:rPr>
@@ -30628,19 +29659,49 @@
                 <w:i/>
                 <w:sz w:val="20"/>
                 <w:szCs w:val="20"/>
-              </w:rPr>
-              <w:t>финальный</w:t>
-            </w:r>
-            <w:r>
+                <w:lang w:val="en-US"/>
+              </w:rPr>
+              <w:t xml:space="preserve"> GitHub</w:t>
+            </w:r>
+          </w:p>
+          <w:p>
+            <w:pPr>
+              <w:rPr>
+                <w:rFonts w:ascii="Times New Roman" w:hAnsi="Times New Roman" w:cs="Times New Roman"/>
+                <w:sz w:val="20"/>
+                <w:szCs w:val="20"/>
+                <w:lang w:val="en-US"/>
+              </w:rPr>
+            </w:pPr>
+            <w:r>
+              <w:rPr>
+                <w:rFonts w:ascii="Times New Roman" w:hAnsi="Times New Roman" w:cs="Times New Roman"/>
+                <w:sz w:val="20"/>
+                <w:szCs w:val="20"/>
+                <w:lang w:val="en-US"/>
+              </w:rPr>
+              <w:t>git push origin main</w:t>
+            </w:r>
+          </w:p>
+          <w:p>
+            <w:pPr>
+              <w:rPr>
+                <w:rFonts w:ascii="Times New Roman" w:hAnsi="Times New Roman" w:cs="Times New Roman"/>
+                <w:sz w:val="20"/>
+                <w:szCs w:val="20"/>
+                <w:lang w:val="en-US"/>
+              </w:rPr>
+            </w:pPr>
+          </w:p>
+          <w:p>
+            <w:pPr>
               <w:rPr>
                 <w:rFonts w:ascii="Times New Roman" w:hAnsi="Times New Roman" w:cs="Times New Roman"/>
                 <w:i/>
                 <w:sz w:val="20"/>
                 <w:szCs w:val="20"/>
-                <w:lang w:val="en-US"/>
-              </w:rPr>
-              <w:t xml:space="preserve"> </w:t>
-            </w:r>
+              </w:rPr>
+            </w:pPr>
             <w:r>
               <w:rPr>
                 <w:rFonts w:ascii="Times New Roman" w:hAnsi="Times New Roman" w:cs="Times New Roman"/>
@@ -30648,175 +29709,8 @@
                 <w:sz w:val="20"/>
                 <w:szCs w:val="20"/>
               </w:rPr>
-              <w:t>коммит</w:t>
-            </w:r>
-          </w:p>
-          <w:p>
-            <w:pPr>
-              <w:rPr>
-                <w:rFonts w:ascii="Times New Roman" w:hAnsi="Times New Roman" w:cs="Times New Roman"/>
-                <w:sz w:val="20"/>
-                <w:szCs w:val="20"/>
-                <w:lang w:val="en-US"/>
-              </w:rPr>
-            </w:pPr>
-            <w:r>
-              <w:rPr>
-                <w:rFonts w:ascii="Times New Roman" w:hAnsi="Times New Roman" w:cs="Times New Roman"/>
-                <w:sz w:val="20"/>
-                <w:szCs w:val="20"/>
-                <w:lang w:val="en-US"/>
-              </w:rPr>
-              <w:t>git commit -m "feat: complete portfolio with 3 projects"</w:t>
-            </w:r>
-          </w:p>
-          <w:p>
-            <w:pPr>
-              <w:rPr>
-                <w:rFonts w:ascii="Times New Roman" w:hAnsi="Times New Roman" w:cs="Times New Roman"/>
-                <w:sz w:val="20"/>
-                <w:szCs w:val="20"/>
-                <w:lang w:val="en-US"/>
-              </w:rPr>
-            </w:pPr>
-          </w:p>
-          <w:p>
-            <w:pPr>
-              <w:rPr>
-                <w:rFonts w:ascii="Times New Roman" w:hAnsi="Times New Roman" w:cs="Times New Roman"/>
-                <w:i/>
-                <w:sz w:val="20"/>
-                <w:szCs w:val="20"/>
-                <w:lang w:val="en-US"/>
-              </w:rPr>
-            </w:pPr>
-            <w:r>
-              <w:rPr>
-                <w:rFonts w:ascii="Times New Roman" w:hAnsi="Times New Roman" w:cs="Times New Roman"/>
-                <w:i/>
-                <w:sz w:val="20"/>
-                <w:szCs w:val="20"/>
-                <w:lang w:val="en-US"/>
-              </w:rPr>
-              <w:t xml:space="preserve"># </w:t>
-            </w:r>
-            <w:r>
-              <w:rPr>
-                <w:rFonts w:ascii="Times New Roman" w:hAnsi="Times New Roman" w:cs="Times New Roman"/>
-                <w:i/>
-                <w:sz w:val="20"/>
-                <w:szCs w:val="20"/>
-              </w:rPr>
-              <w:t>Отправить</w:t>
-            </w:r>
-            <w:r>
-              <w:rPr>
-                <w:rFonts w:ascii="Times New Roman" w:hAnsi="Times New Roman" w:cs="Times New Roman"/>
-                <w:i/>
-                <w:sz w:val="20"/>
-                <w:szCs w:val="20"/>
-                <w:lang w:val="en-US"/>
-              </w:rPr>
-              <w:t xml:space="preserve"> </w:t>
-            </w:r>
-            <w:r>
-              <w:rPr>
-                <w:rFonts w:ascii="Times New Roman" w:hAnsi="Times New Roman" w:cs="Times New Roman"/>
-                <w:i/>
-                <w:sz w:val="20"/>
-                <w:szCs w:val="20"/>
-              </w:rPr>
-              <w:t>на</w:t>
-            </w:r>
-            <w:r>
-              <w:rPr>
-                <w:rFonts w:ascii="Times New Roman" w:hAnsi="Times New Roman" w:cs="Times New Roman"/>
-                <w:i/>
-                <w:sz w:val="20"/>
-                <w:szCs w:val="20"/>
-                <w:lang w:val="en-US"/>
-              </w:rPr>
-              <w:t xml:space="preserve"> GitHub</w:t>
-            </w:r>
-          </w:p>
-          <w:p>
-            <w:pPr>
-              <w:rPr>
-                <w:rFonts w:ascii="Times New Roman" w:hAnsi="Times New Roman" w:cs="Times New Roman"/>
-                <w:sz w:val="20"/>
-                <w:szCs w:val="20"/>
-                <w:lang w:val="en-US"/>
-              </w:rPr>
-            </w:pPr>
-            <w:r>
-              <w:rPr>
-                <w:rFonts w:ascii="Times New Roman" w:hAnsi="Times New Roman" w:cs="Times New Roman"/>
-                <w:sz w:val="20"/>
-                <w:szCs w:val="20"/>
-                <w:lang w:val="en-US"/>
-              </w:rPr>
-              <w:t>git push origin main</w:t>
-            </w:r>
-          </w:p>
-          <w:p>
-            <w:pPr>
-              <w:rPr>
-                <w:rFonts w:ascii="Times New Roman" w:hAnsi="Times New Roman" w:cs="Times New Roman"/>
-                <w:sz w:val="20"/>
-                <w:szCs w:val="20"/>
-                <w:lang w:val="en-US"/>
-              </w:rPr>
-            </w:pPr>
-          </w:p>
-          <w:p>
-            <w:pPr>
-              <w:rPr>
-                <w:rFonts w:ascii="Times New Roman" w:hAnsi="Times New Roman" w:cs="Times New Roman"/>
-                <w:i/>
-                <w:sz w:val="20"/>
-                <w:szCs w:val="20"/>
-              </w:rPr>
-            </w:pPr>
-            <w:r>
-              <w:rPr>
-                <w:rFonts w:ascii="Times New Roman" w:hAnsi="Times New Roman" w:cs="Times New Roman"/>
-                <w:i/>
-                <w:sz w:val="20"/>
-                <w:szCs w:val="20"/>
-              </w:rPr>
-              <w:t xml:space="preserve"># Проверить </w:t>
-            </w:r>
-            <w:proofErr w:type="spellStart"/>
-            <w:r>
-              <w:rPr>
-                <w:rFonts w:ascii="Times New Roman" w:hAnsi="Times New Roman" w:cs="Times New Roman"/>
-                <w:i/>
-                <w:sz w:val="20"/>
-                <w:szCs w:val="20"/>
-              </w:rPr>
-              <w:t>GitHub</w:t>
-            </w:r>
-            <w:proofErr w:type="spellEnd"/>
-            <w:r>
-              <w:rPr>
-                <w:rFonts w:ascii="Times New Roman" w:hAnsi="Times New Roman" w:cs="Times New Roman"/>
-                <w:i/>
-                <w:sz w:val="20"/>
-                <w:szCs w:val="20"/>
-              </w:rPr>
-              <w:t xml:space="preserve"> </w:t>
-            </w:r>
-            <w:proofErr w:type="spellStart"/>
-            <w:r>
-              <w:rPr>
-                <w:rFonts w:ascii="Times New Roman" w:hAnsi="Times New Roman" w:cs="Times New Roman"/>
-                <w:i/>
-                <w:sz w:val="20"/>
-                <w:szCs w:val="20"/>
-              </w:rPr>
-              <w:t>Pages</w:t>
-            </w:r>
-            <w:proofErr w:type="spellEnd"/>
+              <w:t># Проверить GitHub Pages</w:t>
+            </w:r>
           </w:p>
           <w:p>
             <w:pPr>
@@ -30931,27 +29825,7 @@
                 <w:sz w:val="20"/>
                 <w:szCs w:val="20"/>
               </w:rPr>
-              <w:t>Git/</w:t>
-            </w:r>
-            <w:proofErr w:type="spellStart"/>
-            <w:r>
-              <w:rPr>
-                <w:rFonts w:ascii="Times New Roman" w:hAnsi="Times New Roman" w:cs="Times New Roman"/>
-                <w:b/>
-                <w:sz w:val="20"/>
-                <w:szCs w:val="20"/>
-              </w:rPr>
-              <w:t>GitHub</w:t>
-            </w:r>
-            <w:proofErr w:type="spellEnd"/>
-            <w:r>
-              <w:rPr>
-                <w:rFonts w:ascii="Times New Roman" w:hAnsi="Times New Roman" w:cs="Times New Roman"/>
-                <w:b/>
-                <w:sz w:val="20"/>
-                <w:szCs w:val="20"/>
-              </w:rPr>
-              <w:t>:</w:t>
+              <w:t>Git/GitHub:</w:t>
             </w:r>
           </w:p>
           <w:p>
@@ -30995,25 +29869,7 @@
                 <w:sz w:val="20"/>
                 <w:szCs w:val="20"/>
               </w:rPr>
-              <w:t xml:space="preserve">Знаю разницу между </w:t>
-            </w:r>
-            <w:proofErr w:type="spellStart"/>
-            <w:r>
-              <w:rPr>
-                <w:rFonts w:ascii="Times New Roman" w:hAnsi="Times New Roman" w:cs="Times New Roman"/>
-                <w:sz w:val="20"/>
-                <w:szCs w:val="20"/>
-              </w:rPr>
-              <w:t>git</w:t>
-            </w:r>
-            <w:proofErr w:type="spellEnd"/>
-            <w:r>
-              <w:rPr>
-                <w:rFonts w:ascii="Times New Roman" w:hAnsi="Times New Roman" w:cs="Times New Roman"/>
-                <w:sz w:val="20"/>
-                <w:szCs w:val="20"/>
-              </w:rPr>
-              <w:t xml:space="preserve"> </w:t>
+              <w:t xml:space="preserve">Знаю разницу между git </w:t>
             </w:r>
             <w:proofErr w:type="spellStart"/>
             <w:proofErr w:type="gramStart"/>
@@ -31041,25 +29897,7 @@
                 <w:sz w:val="20"/>
                 <w:szCs w:val="20"/>
               </w:rPr>
-              <w:t xml:space="preserve"> и </w:t>
-            </w:r>
-            <w:proofErr w:type="spellStart"/>
-            <w:r>
-              <w:rPr>
-                <w:rFonts w:ascii="Times New Roman" w:hAnsi="Times New Roman" w:cs="Times New Roman"/>
-                <w:sz w:val="20"/>
-                <w:szCs w:val="20"/>
-              </w:rPr>
-              <w:t>git</w:t>
-            </w:r>
-            <w:proofErr w:type="spellEnd"/>
-            <w:r>
-              <w:rPr>
-                <w:rFonts w:ascii="Times New Roman" w:hAnsi="Times New Roman" w:cs="Times New Roman"/>
-                <w:sz w:val="20"/>
-                <w:szCs w:val="20"/>
-              </w:rPr>
-              <w:t xml:space="preserve"> </w:t>
+              <w:t xml:space="preserve"> и git </w:t>
             </w:r>
             <w:proofErr w:type="spellStart"/>
             <w:r>
@@ -31099,7 +29937,25 @@
                 <w:sz w:val="20"/>
                 <w:szCs w:val="20"/>
               </w:rPr>
-              <w:t>Умею работать с удалённым репозиторием (</w:t>
+              <w:t xml:space="preserve">Умею работать с удалённым </w:t>
+            </w:r>
+            <w:proofErr w:type="spellStart"/>
+            <w:r>
+              <w:rPr>
+                <w:rFonts w:ascii="Times New Roman" w:hAnsi="Times New Roman" w:cs="Times New Roman"/>
+                <w:sz w:val="20"/>
+                <w:szCs w:val="20"/>
+              </w:rPr>
+              <w:t>репозиторием</w:t>
+            </w:r>
+            <w:proofErr w:type="spellEnd"/>
+            <w:r>
+              <w:rPr>
+                <w:rFonts w:ascii="Times New Roman" w:hAnsi="Times New Roman" w:cs="Times New Roman"/>
+                <w:sz w:val="20"/>
+                <w:szCs w:val="20"/>
+              </w:rPr>
+              <w:t xml:space="preserve"> (</w:t>
             </w:r>
             <w:proofErr w:type="spellStart"/>
             <w:r>
@@ -31157,43 +30013,7 @@
                 <w:sz w:val="20"/>
                 <w:szCs w:val="20"/>
               </w:rPr>
-              <w:t xml:space="preserve">Активировал </w:t>
-            </w:r>
-            <w:proofErr w:type="spellStart"/>
-            <w:r>
-              <w:rPr>
-                <w:rFonts w:ascii="Times New Roman" w:hAnsi="Times New Roman" w:cs="Times New Roman"/>
-                <w:sz w:val="20"/>
-                <w:szCs w:val="20"/>
-              </w:rPr>
-              <w:t>GitHub</w:t>
-            </w:r>
-            <w:proofErr w:type="spellEnd"/>
-            <w:r>
-              <w:rPr>
-                <w:rFonts w:ascii="Times New Roman" w:hAnsi="Times New Roman" w:cs="Times New Roman"/>
-                <w:sz w:val="20"/>
-                <w:szCs w:val="20"/>
-              </w:rPr>
-              <w:t xml:space="preserve"> </w:t>
-            </w:r>
-            <w:proofErr w:type="spellStart"/>
-            <w:r>
-              <w:rPr>
-                <w:rFonts w:ascii="Times New Roman" w:hAnsi="Times New Roman" w:cs="Times New Roman"/>
-                <w:sz w:val="20"/>
-                <w:szCs w:val="20"/>
-              </w:rPr>
-              <w:t>Pages</w:t>
-            </w:r>
-            <w:proofErr w:type="spellEnd"/>
-            <w:r>
-              <w:rPr>
-                <w:rFonts w:ascii="Times New Roman" w:hAnsi="Times New Roman" w:cs="Times New Roman"/>
-                <w:sz w:val="20"/>
-                <w:szCs w:val="20"/>
-              </w:rPr>
-              <w:t xml:space="preserve"> для своего портфолио</w:t>
+              <w:t>Активировал GitHub Pages для своего портфолио</w:t>
             </w:r>
           </w:p>
           <w:p>
@@ -31252,25 +30072,14 @@
                 <w:szCs w:val="20"/>
               </w:rPr>
             </w:pPr>
-            <w:proofErr w:type="spellStart"/>
-            <w:r>
-              <w:rPr>
-                <w:rFonts w:ascii="Times New Roman" w:hAnsi="Times New Roman" w:cs="Times New Roman"/>
-                <w:b/>
-                <w:sz w:val="20"/>
-                <w:szCs w:val="20"/>
-              </w:rPr>
-              <w:t>Figma</w:t>
-            </w:r>
-            <w:proofErr w:type="spellEnd"/>
-            <w:r>
-              <w:rPr>
-                <w:rFonts w:ascii="Times New Roman" w:hAnsi="Times New Roman" w:cs="Times New Roman"/>
-                <w:b/>
-                <w:sz w:val="20"/>
-                <w:szCs w:val="20"/>
-              </w:rPr>
-              <w:t>:</w:t>
+            <w:r>
+              <w:rPr>
+                <w:rFonts w:ascii="Times New Roman" w:hAnsi="Times New Roman" w:cs="Times New Roman"/>
+                <w:b/>
+                <w:sz w:val="20"/>
+                <w:szCs w:val="20"/>
+              </w:rPr>
+              <w:t>Figma:</w:t>
             </w:r>
           </w:p>
           <w:p>
@@ -31587,36 +30396,8 @@
                 <w:sz w:val="20"/>
                 <w:szCs w:val="20"/>
               </w:rPr>
-              <w:t xml:space="preserve">Все проекты залиты на </w:t>
-            </w:r>
-            <w:proofErr w:type="spellStart"/>
-            <w:r>
-              <w:rPr>
-                <w:rFonts w:ascii="Times New Roman" w:hAnsi="Times New Roman" w:cs="Times New Roman"/>
-                <w:sz w:val="20"/>
-                <w:szCs w:val="20"/>
-              </w:rPr>
-              <w:t>GitHub</w:t>
-            </w:r>
-            <w:proofErr w:type="spellEnd"/>
-            <w:r>
-              <w:rPr>
-                <w:rFonts w:ascii="Times New Roman" w:hAnsi="Times New Roman" w:cs="Times New Roman"/>
-                <w:sz w:val="20"/>
-                <w:szCs w:val="20"/>
-              </w:rPr>
-              <w:t xml:space="preserve"> </w:t>
-            </w:r>
-            <w:proofErr w:type="spellStart"/>
-            <w:r>
-              <w:rPr>
-                <w:rFonts w:ascii="Times New Roman" w:hAnsi="Times New Roman" w:cs="Times New Roman"/>
-                <w:sz w:val="20"/>
-                <w:szCs w:val="20"/>
-              </w:rPr>
-              <w:t>Pages</w:t>
-            </w:r>
-            <w:proofErr w:type="spellEnd"/>
+              <w:t>Все проекты залиты на GitHub Pages</w:t>
+            </w:r>
           </w:p>
           <w:p>
             <w:pPr>
@@ -31709,7 +30490,7 @@
 </file>
 
 <file path=word/numbering.xml><?xml version="1.0" encoding="utf-8"?>
-<w:numbering xmlns:wpc="http://schemas.microsoft.com/office/word/2010/wordprocessingCanvas" xmlns:cx="http://schemas.microsoft.com/office/drawing/2014/chartex" xmlns:cx1="http://schemas.microsoft.com/office/drawing/2015/9/8/chartex" xmlns:cx2="http://schemas.microsoft.com/office/drawing/2015/10/21/chartex" xmlns:cx3="http://schemas.microsoft.com/office/drawing/2016/5/9/chartex" xmlns:cx4="http://schemas.microsoft.com/office/drawing/2016/5/10/chartex" xmlns:cx5="http://schemas.microsoft.com/office/drawing/2016/5/11/chartex" xmlns:cx6="http://schemas.microsoft.com/office/drawing/2016/5/12/chartex" xmlns:cx7="http://schemas.microsoft.com/office/drawing/2016/5/13/chartex" xmlns:cx8="http://schemas.microsoft.com/office/drawing/2016/5/14/chartex" xmlns:mc="http://schemas.openxmlformats.org/markup-compatibility/2006" xmlns:aink="http://schemas.microsoft.com/office/drawing/2016/ink" xmlns:am3d="http://schemas.microsoft.com/office/drawing/2017/model3d" xmlns:o="urn:schemas-microsoft-com:office:office" xmlns:oel="http://schemas.microsoft.com/office/2019/extlst" xmlns:r="http://schemas.openxmlformats.org/officeDocument/2006/relationships" xmlns:m="http://schemas.openxmlformats.org/officeDocument/2006/math" xmlns:v="urn:schemas-microsoft-com:vml" xmlns:wp14="http://schemas.microsoft.com/office/word/2010/wordprocessingDrawing" xmlns:wp="http://schemas.openxmlformats.org/drawingml/2006/wordprocessingDrawing" xmlns:w10="urn:schemas-microsoft-com:office:word" xmlns:w="http://schemas.openxmlformats.org/wordprocessingml/2006/main" xmlns:w14="http://schemas.microsoft.com/office/word/2010/wordml" xmlns:w15="http://schemas.microsoft.com/office/word/2012/wordml" xmlns:w16cex="http://schemas.microsoft.com/office/word/2018/wordml/cex" xmlns:w16cid="http://schemas.microsoft.com/office/word/2016/wordml/cid" xmlns:w16="http://schemas.microsoft.com/office/word/2018/wordml" xmlns:w16sdtdh="http://schemas.microsoft.com/office/word/2020/wordml/sdtdatahash" xmlns:w16se="http://schemas.microsoft.com/office/word/2015/wordml/symex" xmlns:wpg="http://schemas.microsoft.com/office/word/2010/wordprocessingGroup" xmlns:wpi="http://schemas.microsoft.com/office/word/2010/wordprocessingInk" xmlns:wne="http://schemas.microsoft.com/office/word/2006/wordml" xmlns:wps="http://schemas.microsoft.com/office/word/2010/wordprocessingShape" mc:Ignorable="w14 w15 w16se w16cid w16 w16cex w16sdtdh wp14">
+<w:numbering xmlns:wpc="http://schemas.microsoft.com/office/word/2010/wordprocessingCanvas" xmlns:mc="http://schemas.openxmlformats.org/markup-compatibility/2006" xmlns:o="urn:schemas-microsoft-com:office:office" xmlns:r="http://schemas.openxmlformats.org/officeDocument/2006/relationships" xmlns:m="http://schemas.openxmlformats.org/officeDocument/2006/math" xmlns:v="urn:schemas-microsoft-com:vml" xmlns:wp14="http://schemas.microsoft.com/office/word/2010/wordprocessingDrawing" xmlns:wp="http://schemas.openxmlformats.org/drawingml/2006/wordprocessingDrawing" xmlns:w10="urn:schemas-microsoft-com:office:word" xmlns:w="http://schemas.openxmlformats.org/wordprocessingml/2006/main" xmlns:w14="http://schemas.microsoft.com/office/word/2010/wordml" xmlns:w15="http://schemas.microsoft.com/office/word/2012/wordml" xmlns:wpg="http://schemas.microsoft.com/office/word/2010/wordprocessingGroup" xmlns:wpi="http://schemas.microsoft.com/office/word/2010/wordprocessingInk" xmlns:wne="http://schemas.microsoft.com/office/word/2006/wordml" xmlns:wps="http://schemas.microsoft.com/office/word/2010/wordprocessingShape" mc:Ignorable="w14 w15 wp14">
   <w:abstractNum w:abstractNumId="0" w15:restartNumberingAfterBreak="0">
     <w:nsid w:val="01E84E31"/>
     <w:multiLevelType w:val="hybridMultilevel"/>
@@ -34243,86 +33024,86 @@
       </w:rPr>
     </w:lvl>
   </w:abstractNum>
-  <w:num w:numId="1" w16cid:durableId="929049581">
+  <w:num w:numId="1">
     <w:abstractNumId w:val="13"/>
   </w:num>
-  <w:num w:numId="2" w16cid:durableId="869806814">
+  <w:num w:numId="2">
     <w:abstractNumId w:val="15"/>
   </w:num>
-  <w:num w:numId="3" w16cid:durableId="1547713572">
+  <w:num w:numId="3">
     <w:abstractNumId w:val="4"/>
   </w:num>
-  <w:num w:numId="4" w16cid:durableId="1584292683">
+  <w:num w:numId="4">
     <w:abstractNumId w:val="21"/>
   </w:num>
-  <w:num w:numId="5" w16cid:durableId="1270699234">
+  <w:num w:numId="5">
     <w:abstractNumId w:val="17"/>
   </w:num>
-  <w:num w:numId="6" w16cid:durableId="540704100">
+  <w:num w:numId="6">
     <w:abstractNumId w:val="6"/>
   </w:num>
-  <w:num w:numId="7" w16cid:durableId="2018532597">
+  <w:num w:numId="7">
     <w:abstractNumId w:val="7"/>
   </w:num>
-  <w:num w:numId="8" w16cid:durableId="1737584501">
+  <w:num w:numId="8">
     <w:abstractNumId w:val="12"/>
   </w:num>
-  <w:num w:numId="9" w16cid:durableId="159543318">
+  <w:num w:numId="9">
     <w:abstractNumId w:val="22"/>
   </w:num>
-  <w:num w:numId="10" w16cid:durableId="301618482">
+  <w:num w:numId="10">
     <w:abstractNumId w:val="19"/>
   </w:num>
-  <w:num w:numId="11" w16cid:durableId="278802008">
+  <w:num w:numId="11">
     <w:abstractNumId w:val="9"/>
   </w:num>
-  <w:num w:numId="12" w16cid:durableId="514614784">
+  <w:num w:numId="12">
     <w:abstractNumId w:val="3"/>
   </w:num>
-  <w:num w:numId="13" w16cid:durableId="1118065849">
+  <w:num w:numId="13">
     <w:abstractNumId w:val="20"/>
   </w:num>
-  <w:num w:numId="14" w16cid:durableId="2140880022">
+  <w:num w:numId="14">
     <w:abstractNumId w:val="0"/>
   </w:num>
-  <w:num w:numId="15" w16cid:durableId="754516958">
+  <w:num w:numId="15">
     <w:abstractNumId w:val="10"/>
   </w:num>
-  <w:num w:numId="16" w16cid:durableId="1349454245">
+  <w:num w:numId="16">
     <w:abstractNumId w:val="1"/>
   </w:num>
-  <w:num w:numId="17" w16cid:durableId="1627201479">
+  <w:num w:numId="17">
     <w:abstractNumId w:val="18"/>
   </w:num>
-  <w:num w:numId="18" w16cid:durableId="808479657">
+  <w:num w:numId="18">
     <w:abstractNumId w:val="11"/>
   </w:num>
-  <w:num w:numId="19" w16cid:durableId="1545144290">
+  <w:num w:numId="19">
     <w:abstractNumId w:val="23"/>
   </w:num>
-  <w:num w:numId="20" w16cid:durableId="1573008669">
+  <w:num w:numId="20">
     <w:abstractNumId w:val="5"/>
   </w:num>
-  <w:num w:numId="21" w16cid:durableId="639769572">
+  <w:num w:numId="21">
     <w:abstractNumId w:val="16"/>
   </w:num>
-  <w:num w:numId="22" w16cid:durableId="1576629532">
+  <w:num w:numId="22">
     <w:abstractNumId w:val="8"/>
   </w:num>
-  <w:num w:numId="23" w16cid:durableId="38208332">
+  <w:num w:numId="23">
     <w:abstractNumId w:val="2"/>
   </w:num>
-  <w:num w:numId="24" w16cid:durableId="690256087">
+  <w:num w:numId="24">
     <w:abstractNumId w:val="24"/>
   </w:num>
-  <w:num w:numId="25" w16cid:durableId="127479298">
+  <w:num w:numId="25">
     <w:abstractNumId w:val="14"/>
   </w:num>
 </w:numbering>
 </file>
 
 <file path=word/styles.xml><?xml version="1.0" encoding="utf-8"?>
-<w:styles xmlns:mc="http://schemas.openxmlformats.org/markup-compatibility/2006" xmlns:r="http://schemas.openxmlformats.org/officeDocument/2006/relationships" xmlns:w="http://schemas.openxmlformats.org/wordprocessingml/2006/main" xmlns:w14="http://schemas.microsoft.com/office/word/2010/wordml" xmlns:w15="http://schemas.microsoft.com/office/word/2012/wordml" xmlns:w16cex="http://schemas.microsoft.com/office/word/2018/wordml/cex" xmlns:w16cid="http://schemas.microsoft.com/office/word/2016/wordml/cid" xmlns:w16="http://schemas.microsoft.com/office/word/2018/wordml" xmlns:w16sdtdh="http://schemas.microsoft.com/office/word/2020/wordml/sdtdatahash" xmlns:w16se="http://schemas.microsoft.com/office/word/2015/wordml/symex" mc:Ignorable="w14 w15 w16se w16cid w16 w16cex w16sdtdh">
+<w:styles xmlns:mc="http://schemas.openxmlformats.org/markup-compatibility/2006" xmlns:r="http://schemas.openxmlformats.org/officeDocument/2006/relationships" xmlns:w="http://schemas.openxmlformats.org/wordprocessingml/2006/main" xmlns:w14="http://schemas.microsoft.com/office/word/2010/wordml" xmlns:w15="http://schemas.microsoft.com/office/word/2012/wordml" mc:Ignorable="w14 w15">
   <w:docDefaults>
     <w:rPrDefault>
       <w:rPr>
@@ -34338,7 +33119,7 @@
       </w:pPr>
     </w:pPrDefault>
   </w:docDefaults>
-  <w:latentStyles w:defLockedState="0" w:defUIPriority="99" w:defSemiHidden="0" w:defUnhideWhenUsed="0" w:defQFormat="0" w:count="376">
+  <w:latentStyles w:defLockedState="0" w:defUIPriority="99" w:defSemiHidden="0" w:defUnhideWhenUsed="0" w:defQFormat="0" w:count="371">
     <w:lsdException w:name="Normal" w:uiPriority="0" w:qFormat="1"/>
     <w:lsdException w:name="heading 1" w:uiPriority="9" w:qFormat="1"/>
     <w:lsdException w:name="heading 2" w:semiHidden="1" w:uiPriority="9" w:unhideWhenUsed="1" w:qFormat="1"/>
@@ -34710,11 +33491,6 @@
     <w:lsdException w:name="List Table 5 Dark Accent 6" w:uiPriority="50"/>
     <w:lsdException w:name="List Table 6 Colorful Accent 6" w:uiPriority="51"/>
     <w:lsdException w:name="List Table 7 Colorful Accent 6" w:uiPriority="52"/>
-    <w:lsdException w:name="Mention" w:semiHidden="1" w:unhideWhenUsed="1"/>
-    <w:lsdException w:name="Smart Hyperlink" w:semiHidden="1" w:unhideWhenUsed="1"/>
-    <w:lsdException w:name="Hashtag" w:semiHidden="1" w:unhideWhenUsed="1"/>
-    <w:lsdException w:name="Unresolved Mention" w:semiHidden="1" w:unhideWhenUsed="1"/>
-    <w:lsdException w:name="Smart Link" w:semiHidden="1" w:unhideWhenUsed="1"/>
   </w:latentStyles>
   <w:style w:type="paragraph" w:default="1" w:styleId="a">
     <w:name w:val="Normal"/>
@@ -35151,7 +33927,7 @@
 </file>
 
 <file path=customXml/itemProps1.xml><?xml version="1.0" encoding="utf-8"?>
-<ds:datastoreItem xmlns:ds="http://schemas.openxmlformats.org/officeDocument/2006/customXml" ds:itemID="{3A779A74-ED8C-4639-8ADB-383B3C0436B5}">
+<ds:datastoreItem xmlns:ds="http://schemas.openxmlformats.org/officeDocument/2006/customXml" ds:itemID="{A8B7C9C1-E149-436F-B95E-7AF1E8765C4F}">
   <ds:schemaRefs>
     <ds:schemaRef ds:uri="http://schemas.openxmlformats.org/officeDocument/2006/bibliography"/>
   </ds:schemaRefs>

--- a/Road-map - 1 этап HTML-CSS.docx
+++ b/Road-map - 1 этап HTML-CSS.docx
@@ -1,6 +1,6 @@
 
 <file path=word/document.xml><?xml version="1.0" encoding="utf-8"?>
-<w:document xmlns:wpc="http://schemas.microsoft.com/office/word/2010/wordprocessingCanvas" xmlns:mc="http://schemas.openxmlformats.org/markup-compatibility/2006" xmlns:o="urn:schemas-microsoft-com:office:office" xmlns:r="http://schemas.openxmlformats.org/officeDocument/2006/relationships" xmlns:m="http://schemas.openxmlformats.org/officeDocument/2006/math" xmlns:v="urn:schemas-microsoft-com:vml" xmlns:wp14="http://schemas.microsoft.com/office/word/2010/wordprocessingDrawing" xmlns:wp="http://schemas.openxmlformats.org/drawingml/2006/wordprocessingDrawing" xmlns:w10="urn:schemas-microsoft-com:office:word" xmlns:w="http://schemas.openxmlformats.org/wordprocessingml/2006/main" xmlns:w14="http://schemas.microsoft.com/office/word/2010/wordml" xmlns:w15="http://schemas.microsoft.com/office/word/2012/wordml" xmlns:wpg="http://schemas.microsoft.com/office/word/2010/wordprocessingGroup" xmlns:wpi="http://schemas.microsoft.com/office/word/2010/wordprocessingInk" xmlns:wne="http://schemas.microsoft.com/office/word/2006/wordml" xmlns:wps="http://schemas.microsoft.com/office/word/2010/wordprocessingShape" mc:Ignorable="w14 w15 wp14">
+<w:document xmlns:wpc="http://schemas.microsoft.com/office/word/2010/wordprocessingCanvas" xmlns:cx="http://schemas.microsoft.com/office/drawing/2014/chartex" xmlns:cx1="http://schemas.microsoft.com/office/drawing/2015/9/8/chartex" xmlns:cx2="http://schemas.microsoft.com/office/drawing/2015/10/21/chartex" xmlns:cx3="http://schemas.microsoft.com/office/drawing/2016/5/9/chartex" xmlns:cx4="http://schemas.microsoft.com/office/drawing/2016/5/10/chartex" xmlns:cx5="http://schemas.microsoft.com/office/drawing/2016/5/11/chartex" xmlns:cx6="http://schemas.microsoft.com/office/drawing/2016/5/12/chartex" xmlns:cx7="http://schemas.microsoft.com/office/drawing/2016/5/13/chartex" xmlns:cx8="http://schemas.microsoft.com/office/drawing/2016/5/14/chartex" xmlns:mc="http://schemas.openxmlformats.org/markup-compatibility/2006" xmlns:aink="http://schemas.microsoft.com/office/drawing/2016/ink" xmlns:am3d="http://schemas.microsoft.com/office/drawing/2017/model3d" xmlns:o="urn:schemas-microsoft-com:office:office" xmlns:oel="http://schemas.microsoft.com/office/2019/extlst" xmlns:r="http://schemas.openxmlformats.org/officeDocument/2006/relationships" xmlns:m="http://schemas.openxmlformats.org/officeDocument/2006/math" xmlns:v="urn:schemas-microsoft-com:vml" xmlns:wp14="http://schemas.microsoft.com/office/word/2010/wordprocessingDrawing" xmlns:wp="http://schemas.openxmlformats.org/drawingml/2006/wordprocessingDrawing" xmlns:w10="urn:schemas-microsoft-com:office:word" xmlns:w="http://schemas.openxmlformats.org/wordprocessingml/2006/main" xmlns:w14="http://schemas.microsoft.com/office/word/2010/wordml" xmlns:w15="http://schemas.microsoft.com/office/word/2012/wordml" xmlns:w16cex="http://schemas.microsoft.com/office/word/2018/wordml/cex" xmlns:w16cid="http://schemas.microsoft.com/office/word/2016/wordml/cid" xmlns:w16="http://schemas.microsoft.com/office/word/2018/wordml" xmlns:w16sdtdh="http://schemas.microsoft.com/office/word/2020/wordml/sdtdatahash" xmlns:w16se="http://schemas.microsoft.com/office/word/2015/wordml/symex" xmlns:wpg="http://schemas.microsoft.com/office/word/2010/wordprocessingGroup" xmlns:wpi="http://schemas.microsoft.com/office/word/2010/wordprocessingInk" xmlns:wne="http://schemas.microsoft.com/office/word/2006/wordml" xmlns:wps="http://schemas.microsoft.com/office/word/2010/wordprocessingShape" mc:Ignorable="w14 w15 w16se w16cid w16 w16cex w16sdtdh wp14">
   <w:body>
     <w:tbl>
       <w:tblPr>
@@ -4386,15 +4386,6 @@
               <w:t>/Telegram (</w:t>
             </w:r>
             <w:proofErr w:type="spellStart"/>
-            <w:r>
-              <w:rPr>
-                <w:rFonts w:ascii="Times New Roman" w:hAnsi="Times New Roman" w:cs="Times New Roman"/>
-                <w:sz w:val="20"/>
-                <w:szCs w:val="20"/>
-                <w:lang w:val="en-US"/>
-              </w:rPr>
-              <w:t>og</w:t>
-            </w:r>
             <w:proofErr w:type="gramStart"/>
             <w:r>
               <w:rPr>
@@ -4403,7 +4394,7 @@
                 <w:szCs w:val="20"/>
                 <w:lang w:val="en-US"/>
               </w:rPr>
-              <w:t>:title</w:t>
+              <w:t>og:title</w:t>
             </w:r>
             <w:proofErr w:type="spellEnd"/>
             <w:proofErr w:type="gramEnd"/>
@@ -4629,7 +4620,25 @@
                 <w:sz w:val="20"/>
                 <w:szCs w:val="20"/>
               </w:rPr>
-              <w:t xml:space="preserve"> абсолютные (https://...). &lt;</w:t>
+              <w:t xml:space="preserve"> абсолютные (</w:t>
+            </w:r>
+            <w:proofErr w:type="spellStart"/>
+            <w:r>
+              <w:rPr>
+                <w:rFonts w:ascii="Times New Roman" w:hAnsi="Times New Roman" w:cs="Times New Roman"/>
+                <w:sz w:val="20"/>
+                <w:szCs w:val="20"/>
+              </w:rPr>
+              <w:t>https</w:t>
+            </w:r>
+            <w:proofErr w:type="spellEnd"/>
+            <w:r>
+              <w:rPr>
+                <w:rFonts w:ascii="Times New Roman" w:hAnsi="Times New Roman" w:cs="Times New Roman"/>
+                <w:sz w:val="20"/>
+                <w:szCs w:val="20"/>
+              </w:rPr>
+              <w:t>://...). &lt;</w:t>
             </w:r>
             <w:proofErr w:type="spellStart"/>
             <w:r>
@@ -4894,25 +4903,7 @@
                 <w:sz w:val="20"/>
                 <w:szCs w:val="20"/>
               </w:rPr>
-              <w:t>&gt; (</w:t>
-            </w:r>
-            <w:proofErr w:type="spellStart"/>
-            <w:r>
-              <w:rPr>
-                <w:rFonts w:ascii="Times New Roman" w:hAnsi="Times New Roman" w:cs="Times New Roman"/>
-                <w:sz w:val="20"/>
-                <w:szCs w:val="20"/>
-              </w:rPr>
-              <w:t>спойлер</w:t>
-            </w:r>
-            <w:proofErr w:type="spellEnd"/>
-            <w:r>
-              <w:rPr>
-                <w:rFonts w:ascii="Times New Roman" w:hAnsi="Times New Roman" w:cs="Times New Roman"/>
-                <w:sz w:val="20"/>
-                <w:szCs w:val="20"/>
-              </w:rPr>
-              <w:t>), &lt;</w:t>
+              <w:t>&gt; (спойлер), &lt;</w:t>
             </w:r>
             <w:proofErr w:type="spellStart"/>
             <w:r>
@@ -6802,25 +6793,7 @@
                 <w:sz w:val="20"/>
                 <w:szCs w:val="20"/>
               </w:rPr>
-              <w:t xml:space="preserve">, </w:t>
-            </w:r>
-            <w:proofErr w:type="spellStart"/>
-            <w:r>
-              <w:rPr>
-                <w:rFonts w:ascii="Times New Roman" w:hAnsi="Times New Roman" w:cs="Times New Roman"/>
-                <w:sz w:val="20"/>
-                <w:szCs w:val="20"/>
-              </w:rPr>
-              <w:t>валидацией</w:t>
-            </w:r>
-            <w:proofErr w:type="spellEnd"/>
-            <w:r>
-              <w:rPr>
-                <w:rFonts w:ascii="Times New Roman" w:hAnsi="Times New Roman" w:cs="Times New Roman"/>
-                <w:sz w:val="20"/>
-                <w:szCs w:val="20"/>
-              </w:rPr>
-              <w:t xml:space="preserve"> (</w:t>
+              <w:t>, валидацией (</w:t>
             </w:r>
             <w:proofErr w:type="spellStart"/>
             <w:r>
@@ -7742,23 +7715,13 @@
                 <w:szCs w:val="20"/>
               </w:rPr>
             </w:pPr>
-            <w:proofErr w:type="spellStart"/>
-            <w:r>
-              <w:rPr>
-                <w:rFonts w:ascii="Times New Roman" w:hAnsi="Times New Roman" w:cs="Times New Roman"/>
-                <w:sz w:val="20"/>
-                <w:szCs w:val="20"/>
-              </w:rPr>
-              <w:t>Google</w:t>
-            </w:r>
-            <w:proofErr w:type="spellEnd"/>
-            <w:r>
-              <w:rPr>
-                <w:rFonts w:ascii="Times New Roman" w:hAnsi="Times New Roman" w:cs="Times New Roman"/>
-                <w:sz w:val="20"/>
-                <w:szCs w:val="20"/>
-              </w:rPr>
-              <w:t xml:space="preserve"> </w:t>
+            <w:r>
+              <w:rPr>
+                <w:rFonts w:ascii="Times New Roman" w:hAnsi="Times New Roman" w:cs="Times New Roman"/>
+                <w:sz w:val="20"/>
+                <w:szCs w:val="20"/>
+              </w:rPr>
+              <w:t xml:space="preserve">Google </w:t>
             </w:r>
             <w:proofErr w:type="spellStart"/>
             <w:r>
@@ -9288,6 +9251,7 @@
             <w:tcBorders>
               <w:left w:val="single" w:sz="8" w:space="0" w:color="auto"/>
             </w:tcBorders>
+            <w:shd w:val="clear" w:color="auto" w:fill="E2EFD9" w:themeFill="accent6" w:themeFillTint="33"/>
             <w:vAlign w:val="center"/>
           </w:tcPr>
           <w:p>
@@ -9336,6 +9300,7 @@
                 <w:rFonts w:ascii="Times New Roman" w:hAnsi="Times New Roman" w:cs="Times New Roman"/>
                 <w:sz w:val="20"/>
                 <w:szCs w:val="20"/>
+                <w:lang w:val="en-US"/>
               </w:rPr>
             </w:pPr>
             <w:r>
@@ -9449,17 +9414,7 @@
                 <w:sz w:val="20"/>
                 <w:szCs w:val="20"/>
               </w:rPr>
-              <w:t>Создат</w:t>
-            </w:r>
-            <w:bookmarkStart w:id="0" w:name="_GoBack"/>
-            <w:bookmarkEnd w:id="0"/>
-            <w:r>
-              <w:rPr>
-                <w:rFonts w:ascii="Times New Roman" w:hAnsi="Times New Roman" w:cs="Times New Roman"/>
-                <w:sz w:val="20"/>
-                <w:szCs w:val="20"/>
-              </w:rPr>
-              <w:t>ь "бейджик" на углу картинки.</w:t>
+              <w:t>Создать "бейджик" на углу картинки.</w:t>
             </w:r>
           </w:p>
         </w:tc>
@@ -9474,6 +9429,7 @@
             <w:tcBorders>
               <w:left w:val="single" w:sz="8" w:space="0" w:color="auto"/>
             </w:tcBorders>
+            <w:shd w:val="clear" w:color="auto" w:fill="E2EFD9" w:themeFill="accent6" w:themeFillTint="33"/>
             <w:vAlign w:val="center"/>
           </w:tcPr>
           <w:p>
@@ -9668,6 +9624,7 @@
             <w:tcBorders>
               <w:left w:val="single" w:sz="8" w:space="0" w:color="auto"/>
             </w:tcBorders>
+            <w:shd w:val="clear" w:color="auto" w:fill="E2EFD9" w:themeFill="accent6" w:themeFillTint="33"/>
             <w:vAlign w:val="center"/>
           </w:tcPr>
           <w:p>
@@ -9911,6 +9868,7 @@
             <w:tcBorders>
               <w:left w:val="single" w:sz="8" w:space="0" w:color="auto"/>
             </w:tcBorders>
+            <w:shd w:val="clear" w:color="auto" w:fill="E2EFD9" w:themeFill="accent6" w:themeFillTint="33"/>
             <w:vAlign w:val="center"/>
           </w:tcPr>
           <w:p>
@@ -10152,14 +10110,16 @@
             <w:tcBorders>
               <w:left w:val="single" w:sz="8" w:space="0" w:color="auto"/>
             </w:tcBorders>
-            <w:vAlign w:val="center"/>
-          </w:tcPr>
-          <w:p>
-            <w:pPr>
-              <w:rPr>
-                <w:rFonts w:ascii="Times New Roman" w:hAnsi="Times New Roman" w:cs="Times New Roman"/>
-                <w:sz w:val="20"/>
-                <w:szCs w:val="20"/>
+            <w:shd w:val="clear" w:color="auto" w:fill="E2EFD9" w:themeFill="accent6" w:themeFillTint="33"/>
+            <w:vAlign w:val="center"/>
+          </w:tcPr>
+          <w:p>
+            <w:pPr>
+              <w:rPr>
+                <w:rFonts w:ascii="Times New Roman" w:hAnsi="Times New Roman" w:cs="Times New Roman"/>
+                <w:sz w:val="20"/>
+                <w:szCs w:val="20"/>
+                <w:lang w:val="en-US"/>
               </w:rPr>
             </w:pPr>
           </w:p>
@@ -10333,7 +10293,7 @@
                 <w:sz w:val="20"/>
                 <w:szCs w:val="20"/>
               </w:rPr>
-              <w:t>Добавить иконку перед ссылкой через</w:t>
+              <w:t xml:space="preserve">Добавить иконку перед ссылкой </w:t>
             </w:r>
             <w:proofErr w:type="gramStart"/>
             <w:r>
@@ -10342,19 +10302,19 @@
                 <w:sz w:val="20"/>
                 <w:szCs w:val="20"/>
               </w:rPr>
-              <w:t xml:space="preserve"> ::</w:t>
-            </w:r>
-            <w:proofErr w:type="spellStart"/>
+              <w:t>через ::</w:t>
+            </w:r>
+            <w:proofErr w:type="spellStart"/>
+            <w:r>
+              <w:rPr>
+                <w:rFonts w:ascii="Times New Roman" w:hAnsi="Times New Roman" w:cs="Times New Roman"/>
+                <w:sz w:val="20"/>
+                <w:szCs w:val="20"/>
+              </w:rPr>
+              <w:t>before</w:t>
+            </w:r>
+            <w:proofErr w:type="spellEnd"/>
             <w:proofErr w:type="gramEnd"/>
-            <w:r>
-              <w:rPr>
-                <w:rFonts w:ascii="Times New Roman" w:hAnsi="Times New Roman" w:cs="Times New Roman"/>
-                <w:sz w:val="20"/>
-                <w:szCs w:val="20"/>
-              </w:rPr>
-              <w:t>before</w:t>
-            </w:r>
-            <w:proofErr w:type="spellEnd"/>
             <w:r>
               <w:rPr>
                 <w:rFonts w:ascii="Times New Roman" w:hAnsi="Times New Roman" w:cs="Times New Roman"/>
@@ -10377,6 +10337,7 @@
               <w:left w:val="single" w:sz="8" w:space="0" w:color="auto"/>
               <w:bottom w:val="single" w:sz="8" w:space="0" w:color="auto"/>
             </w:tcBorders>
+            <w:shd w:val="clear" w:color="auto" w:fill="E2EFD9" w:themeFill="accent6" w:themeFillTint="33"/>
             <w:vAlign w:val="center"/>
           </w:tcPr>
           <w:p>
@@ -11383,7 +11344,25 @@
                 <w:sz w:val="20"/>
                 <w:szCs w:val="20"/>
               </w:rPr>
-              <w:t xml:space="preserve">Практика Flexbox. Используйте игру Flexbox </w:t>
+              <w:t xml:space="preserve">Практика Flexbox. Используйте игру </w:t>
+            </w:r>
+            <w:proofErr w:type="spellStart"/>
+            <w:r>
+              <w:rPr>
+                <w:rFonts w:ascii="Times New Roman" w:hAnsi="Times New Roman" w:cs="Times New Roman"/>
+                <w:sz w:val="20"/>
+                <w:szCs w:val="20"/>
+              </w:rPr>
+              <w:t>Flexbox</w:t>
+            </w:r>
+            <w:proofErr w:type="spellEnd"/>
+            <w:r>
+              <w:rPr>
+                <w:rFonts w:ascii="Times New Roman" w:hAnsi="Times New Roman" w:cs="Times New Roman"/>
+                <w:sz w:val="20"/>
+                <w:szCs w:val="20"/>
+              </w:rPr>
+              <w:t xml:space="preserve"> </w:t>
             </w:r>
             <w:proofErr w:type="spellStart"/>
             <w:r>
@@ -11523,25 +11502,7 @@
                 <w:sz w:val="20"/>
                 <w:szCs w:val="20"/>
               </w:rPr>
-              <w:t>Адаптивность: Медиазапросы (база). @</w:t>
-            </w:r>
-            <w:proofErr w:type="spellStart"/>
-            <w:r>
-              <w:rPr>
-                <w:rFonts w:ascii="Times New Roman" w:hAnsi="Times New Roman" w:cs="Times New Roman"/>
-                <w:sz w:val="20"/>
-                <w:szCs w:val="20"/>
-              </w:rPr>
-              <w:t>media</w:t>
-            </w:r>
-            <w:proofErr w:type="spellEnd"/>
-            <w:r>
-              <w:rPr>
-                <w:rFonts w:ascii="Times New Roman" w:hAnsi="Times New Roman" w:cs="Times New Roman"/>
-                <w:sz w:val="20"/>
-                <w:szCs w:val="20"/>
-              </w:rPr>
-              <w:t xml:space="preserve"> (</w:t>
+              <w:t>Адаптивность: Медиазапросы (база). @media (</w:t>
             </w:r>
             <w:proofErr w:type="spellStart"/>
             <w:r>
@@ -11559,16 +11520,16 @@
                 <w:sz w:val="20"/>
                 <w:szCs w:val="20"/>
               </w:rPr>
-              <w:t xml:space="preserve">: ...). </w:t>
-            </w:r>
-            <w:proofErr w:type="spellStart"/>
-            <w:r>
-              <w:rPr>
-                <w:rFonts w:ascii="Times New Roman" w:hAnsi="Times New Roman" w:cs="Times New Roman"/>
-                <w:sz w:val="20"/>
-                <w:szCs w:val="20"/>
-              </w:rPr>
-              <w:t>Mobile-first</w:t>
+              <w:t>: ...). Mobile-</w:t>
+            </w:r>
+            <w:proofErr w:type="spellStart"/>
+            <w:r>
+              <w:rPr>
+                <w:rFonts w:ascii="Times New Roman" w:hAnsi="Times New Roman" w:cs="Times New Roman"/>
+                <w:sz w:val="20"/>
+                <w:szCs w:val="20"/>
+              </w:rPr>
+              <w:t>first</w:t>
             </w:r>
             <w:proofErr w:type="spellEnd"/>
             <w:r>
@@ -15777,43 +15738,7 @@
                 <w:sz w:val="20"/>
                 <w:szCs w:val="20"/>
               </w:rPr>
-              <w:t xml:space="preserve">. Настройка в VS </w:t>
-            </w:r>
-            <w:proofErr w:type="spellStart"/>
-            <w:r>
-              <w:rPr>
-                <w:rFonts w:ascii="Times New Roman" w:hAnsi="Times New Roman" w:cs="Times New Roman"/>
-                <w:sz w:val="20"/>
-                <w:szCs w:val="20"/>
-              </w:rPr>
-              <w:t>Code</w:t>
-            </w:r>
-            <w:proofErr w:type="spellEnd"/>
-            <w:r>
-              <w:rPr>
-                <w:rFonts w:ascii="Times New Roman" w:hAnsi="Times New Roman" w:cs="Times New Roman"/>
-                <w:sz w:val="20"/>
-                <w:szCs w:val="20"/>
-              </w:rPr>
-              <w:t xml:space="preserve">: </w:t>
-            </w:r>
-            <w:proofErr w:type="spellStart"/>
-            <w:r>
-              <w:rPr>
-                <w:rFonts w:ascii="Times New Roman" w:hAnsi="Times New Roman" w:cs="Times New Roman"/>
-                <w:sz w:val="20"/>
-                <w:szCs w:val="20"/>
-              </w:rPr>
-              <w:t>Watch</w:t>
-            </w:r>
-            <w:proofErr w:type="spellEnd"/>
-            <w:r>
-              <w:rPr>
-                <w:rFonts w:ascii="Times New Roman" w:hAnsi="Times New Roman" w:cs="Times New Roman"/>
-                <w:sz w:val="20"/>
-                <w:szCs w:val="20"/>
-              </w:rPr>
-              <w:t xml:space="preserve"> </w:t>
+              <w:t xml:space="preserve">. Настройка в VS Code: Watch </w:t>
             </w:r>
             <w:proofErr w:type="spellStart"/>
             <w:r>
@@ -16681,107 +16606,7 @@
                 <w:szCs w:val="20"/>
                 <w:lang w:val="en-US"/>
               </w:rPr>
-              <w:t>&gt;$primary-color: #2c3e50;&lt;</w:t>
-            </w:r>
-            <w:proofErr w:type="spellStart"/>
-            <w:r>
-              <w:rPr>
-                <w:rFonts w:ascii="Times New Roman" w:hAnsi="Times New Roman" w:cs="Times New Roman"/>
-                <w:sz w:val="20"/>
-                <w:szCs w:val="20"/>
-                <w:lang w:val="en-US"/>
-              </w:rPr>
-              <w:t>br</w:t>
-            </w:r>
-            <w:proofErr w:type="spellEnd"/>
-            <w:r>
-              <w:rPr>
-                <w:rFonts w:ascii="Times New Roman" w:hAnsi="Times New Roman" w:cs="Times New Roman"/>
-                <w:sz w:val="20"/>
-                <w:szCs w:val="20"/>
-                <w:lang w:val="en-US"/>
-              </w:rPr>
-              <w:t>&gt;$secondary-color: #3498db;&lt;</w:t>
-            </w:r>
-            <w:proofErr w:type="spellStart"/>
-            <w:r>
-              <w:rPr>
-                <w:rFonts w:ascii="Times New Roman" w:hAnsi="Times New Roman" w:cs="Times New Roman"/>
-                <w:sz w:val="20"/>
-                <w:szCs w:val="20"/>
-                <w:lang w:val="en-US"/>
-              </w:rPr>
-              <w:t>br</w:t>
-            </w:r>
-            <w:proofErr w:type="spellEnd"/>
-            <w:r>
-              <w:rPr>
-                <w:rFonts w:ascii="Times New Roman" w:hAnsi="Times New Roman" w:cs="Times New Roman"/>
-                <w:sz w:val="20"/>
-                <w:szCs w:val="20"/>
-                <w:lang w:val="en-US"/>
-              </w:rPr>
-              <w:t>&gt;$text-color: #333;&lt;</w:t>
-            </w:r>
-            <w:proofErr w:type="spellStart"/>
-            <w:r>
-              <w:rPr>
-                <w:rFonts w:ascii="Times New Roman" w:hAnsi="Times New Roman" w:cs="Times New Roman"/>
-                <w:sz w:val="20"/>
-                <w:szCs w:val="20"/>
-                <w:lang w:val="en-US"/>
-              </w:rPr>
-              <w:t>br</w:t>
-            </w:r>
-            <w:proofErr w:type="spellEnd"/>
-            <w:r>
-              <w:rPr>
-                <w:rFonts w:ascii="Times New Roman" w:hAnsi="Times New Roman" w:cs="Times New Roman"/>
-                <w:sz w:val="20"/>
-                <w:szCs w:val="20"/>
-                <w:lang w:val="en-US"/>
-              </w:rPr>
-              <w:t>&gt;$light-gray: #f5f5f5;&lt;</w:t>
-            </w:r>
-            <w:proofErr w:type="spellStart"/>
-            <w:r>
-              <w:rPr>
-                <w:rFonts w:ascii="Times New Roman" w:hAnsi="Times New Roman" w:cs="Times New Roman"/>
-                <w:sz w:val="20"/>
-                <w:szCs w:val="20"/>
-                <w:lang w:val="en-US"/>
-              </w:rPr>
-              <w:t>br</w:t>
-            </w:r>
-            <w:proofErr w:type="spellEnd"/>
-            <w:r>
-              <w:rPr>
-                <w:rFonts w:ascii="Times New Roman" w:hAnsi="Times New Roman" w:cs="Times New Roman"/>
-                <w:sz w:val="20"/>
-                <w:szCs w:val="20"/>
-                <w:lang w:val="en-US"/>
-              </w:rPr>
-              <w:t>&gt;$font-main: '</w:t>
-            </w:r>
-            <w:proofErr w:type="spellStart"/>
-            <w:r>
-              <w:rPr>
-                <w:rFonts w:ascii="Times New Roman" w:hAnsi="Times New Roman" w:cs="Times New Roman"/>
-                <w:sz w:val="20"/>
-                <w:szCs w:val="20"/>
-                <w:lang w:val="en-US"/>
-              </w:rPr>
-              <w:t>Roboto</w:t>
-            </w:r>
-            <w:proofErr w:type="spellEnd"/>
-            <w:r>
-              <w:rPr>
-                <w:rFonts w:ascii="Times New Roman" w:hAnsi="Times New Roman" w:cs="Times New Roman"/>
-                <w:sz w:val="20"/>
-                <w:szCs w:val="20"/>
-                <w:lang w:val="en-US"/>
-              </w:rPr>
-              <w:t>', sans-serif;&lt;</w:t>
+              <w:t>&gt;$primary-color: #2c3e50;&lt;br&gt;$secondary-color: #3498db;&lt;br&gt;$text-color: #333;&lt;br&gt;$light-gray: #f5f5f5;&lt;br&gt;$font-main: 'Roboto', sans-serif;&lt;</w:t>
             </w:r>
             <w:proofErr w:type="spellStart"/>
             <w:r>
@@ -17816,27 +17641,7 @@
                 <w:szCs w:val="20"/>
                 <w:lang w:val="en-US"/>
               </w:rPr>
-              <w:t>&gt;.button {&lt;</w:t>
-            </w:r>
-            <w:proofErr w:type="spellStart"/>
-            <w:r>
-              <w:rPr>
-                <w:rFonts w:ascii="Times New Roman" w:hAnsi="Times New Roman" w:cs="Times New Roman"/>
-                <w:sz w:val="20"/>
-                <w:szCs w:val="20"/>
-                <w:lang w:val="en-US"/>
-              </w:rPr>
-              <w:t>br</w:t>
-            </w:r>
-            <w:proofErr w:type="spellEnd"/>
-            <w:r>
-              <w:rPr>
-                <w:rFonts w:ascii="Times New Roman" w:hAnsi="Times New Roman" w:cs="Times New Roman"/>
-                <w:sz w:val="20"/>
-                <w:szCs w:val="20"/>
-                <w:lang w:val="en-US"/>
-              </w:rPr>
-              <w:t>&gt; &amp;:hover { ... }&lt;</w:t>
+              <w:t>&gt;.button {&lt;br&gt; &amp;:hover { ... }&lt;</w:t>
             </w:r>
             <w:proofErr w:type="spellStart"/>
             <w:r>
@@ -18346,27 +18151,7 @@
                 <w:szCs w:val="20"/>
                 <w:lang w:val="en-US"/>
               </w:rPr>
-              <w:t>&gt;@</w:t>
-            </w:r>
-            <w:proofErr w:type="spellStart"/>
-            <w:r>
-              <w:rPr>
-                <w:rFonts w:ascii="Times New Roman" w:hAnsi="Times New Roman" w:cs="Times New Roman"/>
-                <w:sz w:val="20"/>
-                <w:szCs w:val="20"/>
-                <w:lang w:val="en-US"/>
-              </w:rPr>
-              <w:t>mixin</w:t>
-            </w:r>
-            <w:proofErr w:type="spellEnd"/>
-            <w:r>
-              <w:rPr>
-                <w:rFonts w:ascii="Times New Roman" w:hAnsi="Times New Roman" w:cs="Times New Roman"/>
-                <w:sz w:val="20"/>
-                <w:szCs w:val="20"/>
-                <w:lang w:val="en-US"/>
-              </w:rPr>
-              <w:t xml:space="preserve"> flex-center {&lt;</w:t>
+              <w:t>&gt;@mixin flex-center {&lt;</w:t>
             </w:r>
             <w:proofErr w:type="spellStart"/>
             <w:r>
@@ -18492,7 +18277,25 @@
                 <w:sz w:val="20"/>
                 <w:szCs w:val="20"/>
               </w:rPr>
-              <w:t>-выравнивание, стилизация кнопок, медиазапросы).</w:t>
+              <w:t xml:space="preserve">-выравнивание, стилизация кнопок, </w:t>
+            </w:r>
+            <w:proofErr w:type="spellStart"/>
+            <w:r>
+              <w:rPr>
+                <w:rFonts w:ascii="Times New Roman" w:hAnsi="Times New Roman" w:cs="Times New Roman"/>
+                <w:sz w:val="20"/>
+                <w:szCs w:val="20"/>
+              </w:rPr>
+              <w:t>медиазапросы</w:t>
+            </w:r>
+            <w:proofErr w:type="spellEnd"/>
+            <w:r>
+              <w:rPr>
+                <w:rFonts w:ascii="Times New Roman" w:hAnsi="Times New Roman" w:cs="Times New Roman"/>
+                <w:sz w:val="20"/>
+                <w:szCs w:val="20"/>
+              </w:rPr>
+              <w:t>).</w:t>
             </w:r>
           </w:p>
           <w:p>
@@ -18595,7 +18398,27 @@
                 <w:szCs w:val="20"/>
                 <w:lang w:val="en-US"/>
               </w:rPr>
-              <w:t>&gt;// Mixins&lt;</w:t>
+              <w:t xml:space="preserve">&gt;// </w:t>
+            </w:r>
+            <w:proofErr w:type="spellStart"/>
+            <w:r>
+              <w:rPr>
+                <w:rFonts w:ascii="Times New Roman" w:hAnsi="Times New Roman" w:cs="Times New Roman"/>
+                <w:sz w:val="20"/>
+                <w:szCs w:val="20"/>
+                <w:lang w:val="en-US"/>
+              </w:rPr>
+              <w:t>Mixins</w:t>
+            </w:r>
+            <w:proofErr w:type="spellEnd"/>
+            <w:r>
+              <w:rPr>
+                <w:rFonts w:ascii="Times New Roman" w:hAnsi="Times New Roman" w:cs="Times New Roman"/>
+                <w:sz w:val="20"/>
+                <w:szCs w:val="20"/>
+                <w:lang w:val="en-US"/>
+              </w:rPr>
+              <w:t>&lt;</w:t>
             </w:r>
             <w:proofErr w:type="spellStart"/>
             <w:r>
@@ -18615,27 +18438,7 @@
                 <w:szCs w:val="20"/>
                 <w:lang w:val="en-US"/>
               </w:rPr>
-              <w:t>&gt;@</w:t>
-            </w:r>
-            <w:proofErr w:type="spellStart"/>
-            <w:r>
-              <w:rPr>
-                <w:rFonts w:ascii="Times New Roman" w:hAnsi="Times New Roman" w:cs="Times New Roman"/>
-                <w:sz w:val="20"/>
-                <w:szCs w:val="20"/>
-                <w:lang w:val="en-US"/>
-              </w:rPr>
-              <w:t>mixin</w:t>
-            </w:r>
-            <w:proofErr w:type="spellEnd"/>
-            <w:r>
-              <w:rPr>
-                <w:rFonts w:ascii="Times New Roman" w:hAnsi="Times New Roman" w:cs="Times New Roman"/>
-                <w:sz w:val="20"/>
-                <w:szCs w:val="20"/>
-                <w:lang w:val="en-US"/>
-              </w:rPr>
-              <w:t xml:space="preserve"> flex-center {&lt;</w:t>
+              <w:t>&gt;@mixin flex-center {&lt;</w:t>
             </w:r>
             <w:proofErr w:type="spellStart"/>
             <w:r>
@@ -18755,27 +18558,7 @@
                 <w:szCs w:val="20"/>
                 <w:lang w:val="en-US"/>
               </w:rPr>
-              <w:t>&gt;@</w:t>
-            </w:r>
-            <w:proofErr w:type="spellStart"/>
-            <w:r>
-              <w:rPr>
-                <w:rFonts w:ascii="Times New Roman" w:hAnsi="Times New Roman" w:cs="Times New Roman"/>
-                <w:sz w:val="20"/>
-                <w:szCs w:val="20"/>
-                <w:lang w:val="en-US"/>
-              </w:rPr>
-              <w:t>mixin</w:t>
-            </w:r>
-            <w:proofErr w:type="spellEnd"/>
-            <w:r>
-              <w:rPr>
-                <w:rFonts w:ascii="Times New Roman" w:hAnsi="Times New Roman" w:cs="Times New Roman"/>
-                <w:sz w:val="20"/>
-                <w:szCs w:val="20"/>
-                <w:lang w:val="en-US"/>
-              </w:rPr>
-              <w:t xml:space="preserve"> mobile {&lt;</w:t>
+              <w:t>&gt;@mixin mobile {&lt;</w:t>
             </w:r>
             <w:proofErr w:type="spellStart"/>
             <w:r>
@@ -18815,27 +18598,7 @@
                 <w:szCs w:val="20"/>
                 <w:lang w:val="en-US"/>
               </w:rPr>
-              <w:t>&gt; @content;&lt;</w:t>
-            </w:r>
-            <w:proofErr w:type="spellStart"/>
-            <w:r>
-              <w:rPr>
-                <w:rFonts w:ascii="Times New Roman" w:hAnsi="Times New Roman" w:cs="Times New Roman"/>
-                <w:sz w:val="20"/>
-                <w:szCs w:val="20"/>
-                <w:lang w:val="en-US"/>
-              </w:rPr>
-              <w:t>br</w:t>
-            </w:r>
-            <w:proofErr w:type="spellEnd"/>
-            <w:r>
-              <w:rPr>
-                <w:rFonts w:ascii="Times New Roman" w:hAnsi="Times New Roman" w:cs="Times New Roman"/>
-                <w:sz w:val="20"/>
-                <w:szCs w:val="20"/>
-                <w:lang w:val="en-US"/>
-              </w:rPr>
-              <w:t>&gt; }&lt;</w:t>
+              <w:t>&gt; @content;&lt;br&gt; }&lt;</w:t>
             </w:r>
             <w:proofErr w:type="spellStart"/>
             <w:r>
@@ -19028,27 +18791,7 @@
                 <w:szCs w:val="20"/>
                 <w:lang w:val="en-US"/>
               </w:rPr>
-              <w:t>&gt;@</w:t>
-            </w:r>
-            <w:proofErr w:type="spellStart"/>
-            <w:r>
-              <w:rPr>
-                <w:rFonts w:ascii="Times New Roman" w:hAnsi="Times New Roman" w:cs="Times New Roman"/>
-                <w:sz w:val="20"/>
-                <w:szCs w:val="20"/>
-                <w:lang w:val="en-US"/>
-              </w:rPr>
-              <w:t>mixin</w:t>
-            </w:r>
-            <w:proofErr w:type="spellEnd"/>
-            <w:r>
-              <w:rPr>
-                <w:rFonts w:ascii="Times New Roman" w:hAnsi="Times New Roman" w:cs="Times New Roman"/>
-                <w:sz w:val="20"/>
-                <w:szCs w:val="20"/>
-                <w:lang w:val="en-US"/>
-              </w:rPr>
-              <w:t xml:space="preserve"> box($radius, $shadow) {&lt;</w:t>
+              <w:t>&gt;@mixin box($radius, $shadow) {&lt;</w:t>
             </w:r>
             <w:proofErr w:type="spellStart"/>
             <w:r>
@@ -19885,45 +19628,80 @@
                 <w:rFonts w:ascii="Times New Roman" w:hAnsi="Times New Roman" w:cs="Times New Roman"/>
                 <w:sz w:val="20"/>
                 <w:szCs w:val="20"/>
-                <w:lang w:val="en-US"/>
-              </w:rPr>
-            </w:pPr>
-            <w:r>
-              <w:rPr>
-                <w:rFonts w:ascii="Times New Roman" w:hAnsi="Times New Roman" w:cs="Times New Roman"/>
-                <w:sz w:val="20"/>
-                <w:szCs w:val="20"/>
-                <w:lang w:val="en-US"/>
+              </w:rPr>
+            </w:pPr>
+            <w:r>
+              <w:rPr>
+                <w:rFonts w:ascii="Times New Roman" w:hAnsi="Times New Roman" w:cs="Times New Roman"/>
+                <w:sz w:val="20"/>
+                <w:szCs w:val="20"/>
               </w:rPr>
               <w:t xml:space="preserve">└── </w:t>
             </w:r>
-            <w:proofErr w:type="spellStart"/>
-            <w:r>
-              <w:rPr>
-                <w:rFonts w:ascii="Times New Roman" w:hAnsi="Times New Roman" w:cs="Times New Roman"/>
-                <w:sz w:val="20"/>
-                <w:szCs w:val="20"/>
-                <w:lang w:val="en-US"/>
-              </w:rPr>
-              <w:t>main.scss</w:t>
-            </w:r>
-            <w:proofErr w:type="spellEnd"/>
-          </w:p>
-          <w:p>
-            <w:pPr>
-              <w:rPr>
-                <w:rFonts w:ascii="Times New Roman" w:hAnsi="Times New Roman" w:cs="Times New Roman"/>
-                <w:sz w:val="20"/>
-                <w:szCs w:val="20"/>
-              </w:rPr>
-            </w:pPr>
-            <w:r>
-              <w:rPr>
-                <w:rFonts w:ascii="Times New Roman" w:hAnsi="Times New Roman" w:cs="Times New Roman"/>
-                <w:sz w:val="20"/>
-                <w:szCs w:val="20"/>
-              </w:rPr>
-              <w:t xml:space="preserve">2. Перенесите переменные, миксины, компоненты в отдельные файлы (начинайте имена с _ — это </w:t>
+            <w:proofErr w:type="gramStart"/>
+            <w:r>
+              <w:rPr>
+                <w:rFonts w:ascii="Times New Roman" w:hAnsi="Times New Roman" w:cs="Times New Roman"/>
+                <w:sz w:val="20"/>
+                <w:szCs w:val="20"/>
+                <w:lang w:val="en-US"/>
+              </w:rPr>
+              <w:t>main</w:t>
+            </w:r>
+            <w:r>
+              <w:rPr>
+                <w:rFonts w:ascii="Times New Roman" w:hAnsi="Times New Roman" w:cs="Times New Roman"/>
+                <w:sz w:val="20"/>
+                <w:szCs w:val="20"/>
+              </w:rPr>
+              <w:t>.</w:t>
+            </w:r>
+            <w:proofErr w:type="spellStart"/>
+            <w:r>
+              <w:rPr>
+                <w:rFonts w:ascii="Times New Roman" w:hAnsi="Times New Roman" w:cs="Times New Roman"/>
+                <w:sz w:val="20"/>
+                <w:szCs w:val="20"/>
+                <w:lang w:val="en-US"/>
+              </w:rPr>
+              <w:t>scss</w:t>
+            </w:r>
+            <w:proofErr w:type="spellEnd"/>
+            <w:proofErr w:type="gramEnd"/>
+          </w:p>
+          <w:p>
+            <w:pPr>
+              <w:rPr>
+                <w:rFonts w:ascii="Times New Roman" w:hAnsi="Times New Roman" w:cs="Times New Roman"/>
+                <w:sz w:val="20"/>
+                <w:szCs w:val="20"/>
+              </w:rPr>
+            </w:pPr>
+            <w:r>
+              <w:rPr>
+                <w:rFonts w:ascii="Times New Roman" w:hAnsi="Times New Roman" w:cs="Times New Roman"/>
+                <w:sz w:val="20"/>
+                <w:szCs w:val="20"/>
+              </w:rPr>
+              <w:t xml:space="preserve">2. Перенесите переменные, </w:t>
+            </w:r>
+            <w:proofErr w:type="spellStart"/>
+            <w:r>
+              <w:rPr>
+                <w:rFonts w:ascii="Times New Roman" w:hAnsi="Times New Roman" w:cs="Times New Roman"/>
+                <w:sz w:val="20"/>
+                <w:szCs w:val="20"/>
+              </w:rPr>
+              <w:t>миксины</w:t>
+            </w:r>
+            <w:proofErr w:type="spellEnd"/>
+            <w:r>
+              <w:rPr>
+                <w:rFonts w:ascii="Times New Roman" w:hAnsi="Times New Roman" w:cs="Times New Roman"/>
+                <w:sz w:val="20"/>
+                <w:szCs w:val="20"/>
+              </w:rPr>
+              <w:t xml:space="preserve">, компоненты в отдельные файлы (начинайте имена с _ — это </w:t>
             </w:r>
             <w:proofErr w:type="spellStart"/>
             <w:r>
@@ -20358,7 +20136,25 @@
                 <w:sz w:val="20"/>
                 <w:szCs w:val="20"/>
               </w:rPr>
-              <w:t xml:space="preserve">Создайте новую ветку в Git: git </w:t>
+              <w:t xml:space="preserve">Создайте новую ветку в Git: </w:t>
+            </w:r>
+            <w:proofErr w:type="spellStart"/>
+            <w:r>
+              <w:rPr>
+                <w:rFonts w:ascii="Times New Roman" w:hAnsi="Times New Roman" w:cs="Times New Roman"/>
+                <w:sz w:val="20"/>
+                <w:szCs w:val="20"/>
+              </w:rPr>
+              <w:t>git</w:t>
+            </w:r>
+            <w:proofErr w:type="spellEnd"/>
+            <w:r>
+              <w:rPr>
+                <w:rFonts w:ascii="Times New Roman" w:hAnsi="Times New Roman" w:cs="Times New Roman"/>
+                <w:sz w:val="20"/>
+                <w:szCs w:val="20"/>
+              </w:rPr>
+              <w:t xml:space="preserve"> </w:t>
             </w:r>
             <w:proofErr w:type="spellStart"/>
             <w:r>
@@ -20880,6 +20676,15 @@
                 <w:lang w:val="en-US"/>
               </w:rPr>
             </w:pPr>
+            <w:r>
+              <w:rPr>
+                <w:rFonts w:ascii="Times New Roman" w:hAnsi="Times New Roman" w:cs="Times New Roman"/>
+                <w:sz w:val="20"/>
+                <w:szCs w:val="20"/>
+                <w:lang w:val="en-US"/>
+              </w:rPr>
+              <w:t xml:space="preserve">git </w:t>
+            </w:r>
             <w:proofErr w:type="gramStart"/>
             <w:r>
               <w:rPr>
@@ -20888,18 +20693,9 @@
                 <w:szCs w:val="20"/>
                 <w:lang w:val="en-US"/>
               </w:rPr>
-              <w:t>git</w:t>
+              <w:t>add .</w:t>
             </w:r>
             <w:proofErr w:type="gramEnd"/>
-            <w:r>
-              <w:rPr>
-                <w:rFonts w:ascii="Times New Roman" w:hAnsi="Times New Roman" w:cs="Times New Roman"/>
-                <w:sz w:val="20"/>
-                <w:szCs w:val="20"/>
-                <w:lang w:val="en-US"/>
-              </w:rPr>
-              <w:t xml:space="preserve"> add .</w:t>
-            </w:r>
           </w:p>
           <w:p>
             <w:pPr>
@@ -21322,7 +21118,25 @@
                 <w:b/>
                 <w:szCs w:val="20"/>
               </w:rPr>
-              <w:t xml:space="preserve">Git (базовые команды, GitHub), Figma (нарезка макетов), </w:t>
+              <w:t xml:space="preserve">Git (базовые команды, GitHub), </w:t>
+            </w:r>
+            <w:proofErr w:type="spellStart"/>
+            <w:r>
+              <w:rPr>
+                <w:rFonts w:ascii="Times New Roman" w:hAnsi="Times New Roman" w:cs="Times New Roman"/>
+                <w:b/>
+                <w:szCs w:val="20"/>
+              </w:rPr>
+              <w:t>Figma</w:t>
+            </w:r>
+            <w:proofErr w:type="spellEnd"/>
+            <w:r>
+              <w:rPr>
+                <w:rFonts w:ascii="Times New Roman" w:hAnsi="Times New Roman" w:cs="Times New Roman"/>
+                <w:b/>
+                <w:szCs w:val="20"/>
+              </w:rPr>
+              <w:t xml:space="preserve"> (нарезка макетов), </w:t>
             </w:r>
             <w:proofErr w:type="spellStart"/>
             <w:r>
@@ -21758,7 +21572,25 @@
                 <w:sz w:val="20"/>
                 <w:szCs w:val="20"/>
               </w:rPr>
-              <w:t>Установить Git с git-scm.com. Проверить: git --</w:t>
+              <w:t xml:space="preserve">Установить Git с git-scm.com. Проверить: </w:t>
+            </w:r>
+            <w:proofErr w:type="spellStart"/>
+            <w:r>
+              <w:rPr>
+                <w:rFonts w:ascii="Times New Roman" w:hAnsi="Times New Roman" w:cs="Times New Roman"/>
+                <w:sz w:val="20"/>
+                <w:szCs w:val="20"/>
+              </w:rPr>
+              <w:t>git</w:t>
+            </w:r>
+            <w:proofErr w:type="spellEnd"/>
+            <w:r>
+              <w:rPr>
+                <w:rFonts w:ascii="Times New Roman" w:hAnsi="Times New Roman" w:cs="Times New Roman"/>
+                <w:sz w:val="20"/>
+                <w:szCs w:val="20"/>
+              </w:rPr>
+              <w:t xml:space="preserve"> --</w:t>
             </w:r>
             <w:proofErr w:type="spellStart"/>
             <w:r>
@@ -21794,7 +21626,25 @@
                 <w:sz w:val="20"/>
                 <w:szCs w:val="20"/>
               </w:rPr>
-              <w:t xml:space="preserve">: git </w:t>
+              <w:t xml:space="preserve">: </w:t>
+            </w:r>
+            <w:proofErr w:type="spellStart"/>
+            <w:r>
+              <w:rPr>
+                <w:rFonts w:ascii="Times New Roman" w:hAnsi="Times New Roman" w:cs="Times New Roman"/>
+                <w:sz w:val="20"/>
+                <w:szCs w:val="20"/>
+              </w:rPr>
+              <w:t>git</w:t>
+            </w:r>
+            <w:proofErr w:type="spellEnd"/>
+            <w:r>
+              <w:rPr>
+                <w:rFonts w:ascii="Times New Roman" w:hAnsi="Times New Roman" w:cs="Times New Roman"/>
+                <w:sz w:val="20"/>
+                <w:szCs w:val="20"/>
+              </w:rPr>
+              <w:t xml:space="preserve"> </w:t>
             </w:r>
             <w:proofErr w:type="spellStart"/>
             <w:r>
@@ -21946,7 +21796,25 @@
                 <w:sz w:val="20"/>
                 <w:szCs w:val="20"/>
               </w:rPr>
-              <w:t xml:space="preserve">1. git </w:t>
+              <w:t xml:space="preserve">1. </w:t>
+            </w:r>
+            <w:proofErr w:type="spellStart"/>
+            <w:r>
+              <w:rPr>
+                <w:rFonts w:ascii="Times New Roman" w:hAnsi="Times New Roman" w:cs="Times New Roman"/>
+                <w:sz w:val="20"/>
+                <w:szCs w:val="20"/>
+              </w:rPr>
+              <w:t>git</w:t>
+            </w:r>
+            <w:proofErr w:type="spellEnd"/>
+            <w:r>
+              <w:rPr>
+                <w:rFonts w:ascii="Times New Roman" w:hAnsi="Times New Roman" w:cs="Times New Roman"/>
+                <w:sz w:val="20"/>
+                <w:szCs w:val="20"/>
+              </w:rPr>
+              <w:t xml:space="preserve"> </w:t>
             </w:r>
             <w:proofErr w:type="spellStart"/>
             <w:r>
@@ -21981,7 +21849,25 @@
                 <w:sz w:val="20"/>
                 <w:szCs w:val="20"/>
               </w:rPr>
-              <w:t xml:space="preserve">2. git </w:t>
+              <w:t xml:space="preserve">2. </w:t>
+            </w:r>
+            <w:proofErr w:type="spellStart"/>
+            <w:r>
+              <w:rPr>
+                <w:rFonts w:ascii="Times New Roman" w:hAnsi="Times New Roman" w:cs="Times New Roman"/>
+                <w:sz w:val="20"/>
+                <w:szCs w:val="20"/>
+              </w:rPr>
+              <w:t>git</w:t>
+            </w:r>
+            <w:proofErr w:type="spellEnd"/>
+            <w:r>
+              <w:rPr>
+                <w:rFonts w:ascii="Times New Roman" w:hAnsi="Times New Roman" w:cs="Times New Roman"/>
+                <w:sz w:val="20"/>
+                <w:szCs w:val="20"/>
+              </w:rPr>
+              <w:t xml:space="preserve"> </w:t>
             </w:r>
             <w:proofErr w:type="spellStart"/>
             <w:r>
@@ -22016,7 +21902,25 @@
                 <w:sz w:val="20"/>
                 <w:szCs w:val="20"/>
               </w:rPr>
-              <w:t xml:space="preserve">3. git </w:t>
+              <w:t xml:space="preserve">3. </w:t>
+            </w:r>
+            <w:proofErr w:type="spellStart"/>
+            <w:r>
+              <w:rPr>
+                <w:rFonts w:ascii="Times New Roman" w:hAnsi="Times New Roman" w:cs="Times New Roman"/>
+                <w:sz w:val="20"/>
+                <w:szCs w:val="20"/>
+              </w:rPr>
+              <w:t>git</w:t>
+            </w:r>
+            <w:proofErr w:type="spellEnd"/>
+            <w:r>
+              <w:rPr>
+                <w:rFonts w:ascii="Times New Roman" w:hAnsi="Times New Roman" w:cs="Times New Roman"/>
+                <w:sz w:val="20"/>
+                <w:szCs w:val="20"/>
+              </w:rPr>
+              <w:t xml:space="preserve"> </w:t>
             </w:r>
             <w:proofErr w:type="spellStart"/>
             <w:proofErr w:type="gramStart"/>
@@ -22044,7 +21948,25 @@
                 <w:sz w:val="20"/>
                 <w:szCs w:val="20"/>
               </w:rPr>
-              <w:t xml:space="preserve"> или git </w:t>
+              <w:t xml:space="preserve"> или </w:t>
+            </w:r>
+            <w:proofErr w:type="spellStart"/>
+            <w:r>
+              <w:rPr>
+                <w:rFonts w:ascii="Times New Roman" w:hAnsi="Times New Roman" w:cs="Times New Roman"/>
+                <w:sz w:val="20"/>
+                <w:szCs w:val="20"/>
+              </w:rPr>
+              <w:t>git</w:t>
+            </w:r>
+            <w:proofErr w:type="spellEnd"/>
+            <w:r>
+              <w:rPr>
+                <w:rFonts w:ascii="Times New Roman" w:hAnsi="Times New Roman" w:cs="Times New Roman"/>
+                <w:sz w:val="20"/>
+                <w:szCs w:val="20"/>
+              </w:rPr>
+              <w:t xml:space="preserve"> </w:t>
             </w:r>
             <w:proofErr w:type="spellStart"/>
             <w:r>
@@ -22079,7 +22001,25 @@
                 <w:sz w:val="20"/>
                 <w:szCs w:val="20"/>
               </w:rPr>
-              <w:t xml:space="preserve">4. git </w:t>
+              <w:t xml:space="preserve">4. </w:t>
+            </w:r>
+            <w:proofErr w:type="spellStart"/>
+            <w:r>
+              <w:rPr>
+                <w:rFonts w:ascii="Times New Roman" w:hAnsi="Times New Roman" w:cs="Times New Roman"/>
+                <w:sz w:val="20"/>
+                <w:szCs w:val="20"/>
+              </w:rPr>
+              <w:t>git</w:t>
+            </w:r>
+            <w:proofErr w:type="spellEnd"/>
+            <w:r>
+              <w:rPr>
+                <w:rFonts w:ascii="Times New Roman" w:hAnsi="Times New Roman" w:cs="Times New Roman"/>
+                <w:sz w:val="20"/>
+                <w:szCs w:val="20"/>
+              </w:rPr>
+              <w:t xml:space="preserve"> </w:t>
             </w:r>
             <w:proofErr w:type="spellStart"/>
             <w:r>
@@ -22114,7 +22054,25 @@
                 <w:sz w:val="20"/>
                 <w:szCs w:val="20"/>
               </w:rPr>
-              <w:t xml:space="preserve">5. git </w:t>
+              <w:t xml:space="preserve">5. </w:t>
+            </w:r>
+            <w:proofErr w:type="spellStart"/>
+            <w:r>
+              <w:rPr>
+                <w:rFonts w:ascii="Times New Roman" w:hAnsi="Times New Roman" w:cs="Times New Roman"/>
+                <w:sz w:val="20"/>
+                <w:szCs w:val="20"/>
+              </w:rPr>
+              <w:t>git</w:t>
+            </w:r>
+            <w:proofErr w:type="spellEnd"/>
+            <w:r>
+              <w:rPr>
+                <w:rFonts w:ascii="Times New Roman" w:hAnsi="Times New Roman" w:cs="Times New Roman"/>
+                <w:sz w:val="20"/>
+                <w:szCs w:val="20"/>
+              </w:rPr>
+              <w:t xml:space="preserve"> </w:t>
             </w:r>
             <w:proofErr w:type="spellStart"/>
             <w:r>
@@ -23245,18 +23203,26 @@
                 <w:sz w:val="20"/>
                 <w:szCs w:val="20"/>
               </w:rPr>
-              <w:t xml:space="preserve">Включите Pages для своего </w:t>
-            </w:r>
-            <w:proofErr w:type="spellStart"/>
-            <w:r>
-              <w:rPr>
-                <w:rFonts w:ascii="Times New Roman" w:hAnsi="Times New Roman" w:cs="Times New Roman"/>
-                <w:sz w:val="20"/>
-                <w:szCs w:val="20"/>
-              </w:rPr>
-              <w:t>репозитория</w:t>
-            </w:r>
-            <w:proofErr w:type="spellEnd"/>
+              <w:t xml:space="preserve">Включите </w:t>
+            </w:r>
+            <w:proofErr w:type="spellStart"/>
+            <w:r>
+              <w:rPr>
+                <w:rFonts w:ascii="Times New Roman" w:hAnsi="Times New Roman" w:cs="Times New Roman"/>
+                <w:sz w:val="20"/>
+                <w:szCs w:val="20"/>
+              </w:rPr>
+              <w:t>Pages</w:t>
+            </w:r>
+            <w:proofErr w:type="spellEnd"/>
+            <w:r>
+              <w:rPr>
+                <w:rFonts w:ascii="Times New Roman" w:hAnsi="Times New Roman" w:cs="Times New Roman"/>
+                <w:sz w:val="20"/>
+                <w:szCs w:val="20"/>
+              </w:rPr>
+              <w:t xml:space="preserve"> для своего репозитория</w:t>
+            </w:r>
             <w:r>
               <w:rPr>
                 <w:rFonts w:ascii="Times New Roman" w:hAnsi="Times New Roman" w:cs="Times New Roman"/>
@@ -23607,13 +23573,23 @@
                 <w:szCs w:val="20"/>
               </w:rPr>
             </w:pPr>
-            <w:r>
-              <w:rPr>
-                <w:rFonts w:ascii="Times New Roman" w:hAnsi="Times New Roman" w:cs="Times New Roman"/>
-                <w:sz w:val="20"/>
-                <w:szCs w:val="20"/>
-              </w:rPr>
-              <w:t xml:space="preserve">git </w:t>
+            <w:proofErr w:type="spellStart"/>
+            <w:r>
+              <w:rPr>
+                <w:rFonts w:ascii="Times New Roman" w:hAnsi="Times New Roman" w:cs="Times New Roman"/>
+                <w:sz w:val="20"/>
+                <w:szCs w:val="20"/>
+              </w:rPr>
+              <w:t>git</w:t>
+            </w:r>
+            <w:proofErr w:type="spellEnd"/>
+            <w:r>
+              <w:rPr>
+                <w:rFonts w:ascii="Times New Roman" w:hAnsi="Times New Roman" w:cs="Times New Roman"/>
+                <w:sz w:val="20"/>
+                <w:szCs w:val="20"/>
+              </w:rPr>
+              <w:t xml:space="preserve"> </w:t>
             </w:r>
             <w:proofErr w:type="spellStart"/>
             <w:r>
@@ -23776,6 +23752,24 @@
                 <w:lang w:val="en-US"/>
               </w:rPr>
             </w:pPr>
+            <w:r>
+              <w:rPr>
+                <w:rFonts w:ascii="Times New Roman" w:hAnsi="Times New Roman" w:cs="Times New Roman"/>
+                <w:sz w:val="20"/>
+                <w:szCs w:val="20"/>
+                <w:lang w:val="en-US"/>
+              </w:rPr>
+              <w:t>git</w:t>
+            </w:r>
+            <w:r>
+              <w:rPr>
+                <w:rFonts w:ascii="Times New Roman" w:hAnsi="Times New Roman" w:cs="Times New Roman"/>
+                <w:sz w:val="20"/>
+                <w:szCs w:val="20"/>
+                <w:lang w:val="en-US"/>
+              </w:rPr>
+              <w:t xml:space="preserve"> </w:t>
+            </w:r>
             <w:proofErr w:type="gramStart"/>
             <w:r>
               <w:rPr>
@@ -23784,72 +23778,64 @@
                 <w:szCs w:val="20"/>
                 <w:lang w:val="en-US"/>
               </w:rPr>
+              <w:t>add</w:t>
+            </w:r>
+            <w:r>
+              <w:rPr>
+                <w:rFonts w:ascii="Times New Roman" w:hAnsi="Times New Roman" w:cs="Times New Roman"/>
+                <w:sz w:val="20"/>
+                <w:szCs w:val="20"/>
+                <w:lang w:val="en-US"/>
+              </w:rPr>
+              <w:t xml:space="preserve"> .</w:t>
+            </w:r>
+            <w:proofErr w:type="gramEnd"/>
+          </w:p>
+          <w:p>
+            <w:pPr>
+              <w:rPr>
+                <w:rFonts w:ascii="Times New Roman" w:hAnsi="Times New Roman" w:cs="Times New Roman"/>
+                <w:sz w:val="20"/>
+                <w:szCs w:val="20"/>
+                <w:lang w:val="en-US"/>
+              </w:rPr>
+            </w:pPr>
+            <w:r>
+              <w:rPr>
+                <w:rFonts w:ascii="Times New Roman" w:hAnsi="Times New Roman" w:cs="Times New Roman"/>
+                <w:sz w:val="20"/>
+                <w:szCs w:val="20"/>
+                <w:lang w:val="en-US"/>
+              </w:rPr>
+              <w:t>git commit -m "feat: add responsive design for mobile"</w:t>
+            </w:r>
+          </w:p>
+          <w:p>
+            <w:pPr>
+              <w:rPr>
+                <w:rFonts w:ascii="Times New Roman" w:hAnsi="Times New Roman" w:cs="Times New Roman"/>
+                <w:b/>
+                <w:sz w:val="20"/>
+                <w:szCs w:val="20"/>
+              </w:rPr>
+            </w:pPr>
+            <w:proofErr w:type="spellStart"/>
+            <w:r>
+              <w:rPr>
+                <w:rFonts w:ascii="Times New Roman" w:hAnsi="Times New Roman" w:cs="Times New Roman"/>
+                <w:sz w:val="20"/>
+                <w:szCs w:val="20"/>
+              </w:rPr>
               <w:t>git</w:t>
             </w:r>
-            <w:proofErr w:type="gramEnd"/>
-            <w:r>
-              <w:rPr>
-                <w:rFonts w:ascii="Times New Roman" w:hAnsi="Times New Roman" w:cs="Times New Roman"/>
-                <w:sz w:val="20"/>
-                <w:szCs w:val="20"/>
-                <w:lang w:val="en-US"/>
+            <w:proofErr w:type="spellEnd"/>
+            <w:r>
+              <w:rPr>
+                <w:rFonts w:ascii="Times New Roman" w:hAnsi="Times New Roman" w:cs="Times New Roman"/>
+                <w:sz w:val="20"/>
+                <w:szCs w:val="20"/>
               </w:rPr>
               <w:t xml:space="preserve"> </w:t>
-            </w:r>
-            <w:r>
-              <w:rPr>
-                <w:rFonts w:ascii="Times New Roman" w:hAnsi="Times New Roman" w:cs="Times New Roman"/>
-                <w:sz w:val="20"/>
-                <w:szCs w:val="20"/>
-                <w:lang w:val="en-US"/>
-              </w:rPr>
-              <w:t>add</w:t>
-            </w:r>
-            <w:r>
-              <w:rPr>
-                <w:rFonts w:ascii="Times New Roman" w:hAnsi="Times New Roman" w:cs="Times New Roman"/>
-                <w:sz w:val="20"/>
-                <w:szCs w:val="20"/>
-                <w:lang w:val="en-US"/>
-              </w:rPr>
-              <w:t xml:space="preserve"> .</w:t>
-            </w:r>
-          </w:p>
-          <w:p>
-            <w:pPr>
-              <w:rPr>
-                <w:rFonts w:ascii="Times New Roman" w:hAnsi="Times New Roman" w:cs="Times New Roman"/>
-                <w:sz w:val="20"/>
-                <w:szCs w:val="20"/>
-                <w:lang w:val="en-US"/>
-              </w:rPr>
-            </w:pPr>
-            <w:r>
-              <w:rPr>
-                <w:rFonts w:ascii="Times New Roman" w:hAnsi="Times New Roman" w:cs="Times New Roman"/>
-                <w:sz w:val="20"/>
-                <w:szCs w:val="20"/>
-                <w:lang w:val="en-US"/>
-              </w:rPr>
-              <w:t>git commit -m "feat: add responsive design for mobile"</w:t>
-            </w:r>
-          </w:p>
-          <w:p>
-            <w:pPr>
-              <w:rPr>
-                <w:rFonts w:ascii="Times New Roman" w:hAnsi="Times New Roman" w:cs="Times New Roman"/>
-                <w:b/>
-                <w:sz w:val="20"/>
-                <w:szCs w:val="20"/>
-              </w:rPr>
-            </w:pPr>
-            <w:r>
-              <w:rPr>
-                <w:rFonts w:ascii="Times New Roman" w:hAnsi="Times New Roman" w:cs="Times New Roman"/>
-                <w:sz w:val="20"/>
-                <w:szCs w:val="20"/>
-              </w:rPr>
-              <w:t xml:space="preserve">git </w:t>
             </w:r>
             <w:proofErr w:type="spellStart"/>
             <w:r>
@@ -24034,7 +24020,6 @@
               </w:rPr>
               <w:t xml:space="preserve"> </w:t>
             </w:r>
-            <w:proofErr w:type="spellStart"/>
             <w:r>
               <w:rPr>
                 <w:rFonts w:ascii="Times New Roman" w:hAnsi="Times New Roman" w:cs="Times New Roman"/>
@@ -24043,7 +24028,6 @@
               </w:rPr>
               <w:t>коммит</w:t>
             </w:r>
-            <w:proofErr w:type="spellEnd"/>
             <w:r>
               <w:rPr>
                 <w:rFonts w:ascii="Times New Roman" w:hAnsi="Times New Roman" w:cs="Times New Roman"/>
@@ -24322,25 +24306,7 @@
                 <w:sz w:val="20"/>
                 <w:szCs w:val="20"/>
               </w:rPr>
-              <w:t xml:space="preserve">Финальный </w:t>
-            </w:r>
-            <w:proofErr w:type="spellStart"/>
-            <w:r>
-              <w:rPr>
-                <w:rFonts w:ascii="Times New Roman" w:hAnsi="Times New Roman" w:cs="Times New Roman"/>
-                <w:sz w:val="20"/>
-                <w:szCs w:val="20"/>
-              </w:rPr>
-              <w:t>коммит</w:t>
-            </w:r>
-            <w:proofErr w:type="spellEnd"/>
-            <w:r>
-              <w:rPr>
-                <w:rFonts w:ascii="Times New Roman" w:hAnsi="Times New Roman" w:cs="Times New Roman"/>
-                <w:sz w:val="20"/>
-                <w:szCs w:val="20"/>
-              </w:rPr>
-              <w:t xml:space="preserve">, </w:t>
+              <w:t xml:space="preserve">Финальный коммит, </w:t>
             </w:r>
             <w:proofErr w:type="spellStart"/>
             <w:r>
@@ -24358,7 +24324,25 @@
                 <w:sz w:val="20"/>
                 <w:szCs w:val="20"/>
               </w:rPr>
-              <w:t xml:space="preserve"> на GitHub. Проверить работу на GitHub Pages.</w:t>
+              <w:t xml:space="preserve"> на </w:t>
+            </w:r>
+            <w:proofErr w:type="spellStart"/>
+            <w:r>
+              <w:rPr>
+                <w:rFonts w:ascii="Times New Roman" w:hAnsi="Times New Roman" w:cs="Times New Roman"/>
+                <w:sz w:val="20"/>
+                <w:szCs w:val="20"/>
+              </w:rPr>
+              <w:t>GitHub</w:t>
+            </w:r>
+            <w:proofErr w:type="spellEnd"/>
+            <w:r>
+              <w:rPr>
+                <w:rFonts w:ascii="Times New Roman" w:hAnsi="Times New Roman" w:cs="Times New Roman"/>
+                <w:sz w:val="20"/>
+                <w:szCs w:val="20"/>
+              </w:rPr>
+              <w:t>. Проверить работу на GitHub Pages.</w:t>
             </w:r>
           </w:p>
         </w:tc>
@@ -25425,31 +25409,23 @@
                 <w:szCs w:val="20"/>
               </w:rPr>
             </w:pPr>
-            <w:r>
-              <w:rPr>
-                <w:rFonts w:ascii="Times New Roman" w:hAnsi="Times New Roman" w:cs="Times New Roman"/>
-                <w:sz w:val="20"/>
-                <w:szCs w:val="20"/>
-              </w:rPr>
-              <w:t xml:space="preserve">Figma </w:t>
-            </w:r>
-            <w:proofErr w:type="spellStart"/>
-            <w:r>
-              <w:rPr>
-                <w:rFonts w:ascii="Times New Roman" w:hAnsi="Times New Roman" w:cs="Times New Roman"/>
-                <w:sz w:val="20"/>
-                <w:szCs w:val="20"/>
-              </w:rPr>
-              <w:t>Community</w:t>
-            </w:r>
-            <w:proofErr w:type="spellEnd"/>
-            <w:r>
-              <w:rPr>
-                <w:rFonts w:ascii="Times New Roman" w:hAnsi="Times New Roman" w:cs="Times New Roman"/>
-                <w:sz w:val="20"/>
-                <w:szCs w:val="20"/>
-              </w:rPr>
-              <w:t xml:space="preserve"> - тысячи готовых макетов</w:t>
+            <w:proofErr w:type="spellStart"/>
+            <w:r>
+              <w:rPr>
+                <w:rFonts w:ascii="Times New Roman" w:hAnsi="Times New Roman" w:cs="Times New Roman"/>
+                <w:sz w:val="20"/>
+                <w:szCs w:val="20"/>
+              </w:rPr>
+              <w:t>Figma</w:t>
+            </w:r>
+            <w:proofErr w:type="spellEnd"/>
+            <w:r>
+              <w:rPr>
+                <w:rFonts w:ascii="Times New Roman" w:hAnsi="Times New Roman" w:cs="Times New Roman"/>
+                <w:sz w:val="20"/>
+                <w:szCs w:val="20"/>
+              </w:rPr>
+              <w:t xml:space="preserve"> Community - тысячи готовых макетов</w:t>
             </w:r>
           </w:p>
         </w:tc>
@@ -26244,70 +26220,89 @@
                 <w:szCs w:val="20"/>
               </w:rPr>
             </w:pPr>
-            <w:r>
-              <w:rPr>
-                <w:rFonts w:ascii="Times New Roman" w:hAnsi="Times New Roman" w:cs="Times New Roman"/>
-                <w:sz w:val="20"/>
-                <w:szCs w:val="20"/>
+            <w:proofErr w:type="spellStart"/>
+            <w:r>
+              <w:rPr>
+                <w:rFonts w:ascii="Times New Roman" w:hAnsi="Times New Roman" w:cs="Times New Roman"/>
+                <w:sz w:val="20"/>
+                <w:szCs w:val="20"/>
+              </w:rPr>
+              <w:t>git</w:t>
+            </w:r>
+            <w:proofErr w:type="spellEnd"/>
+            <w:r>
+              <w:rPr>
+                <w:rFonts w:ascii="Times New Roman" w:hAnsi="Times New Roman" w:cs="Times New Roman"/>
+                <w:sz w:val="20"/>
+                <w:szCs w:val="20"/>
+              </w:rPr>
+              <w:t xml:space="preserve"> </w:t>
+            </w:r>
+            <w:proofErr w:type="spellStart"/>
+            <w:r>
+              <w:rPr>
+                <w:rFonts w:ascii="Times New Roman" w:hAnsi="Times New Roman" w:cs="Times New Roman"/>
+                <w:sz w:val="20"/>
+                <w:szCs w:val="20"/>
+              </w:rPr>
+              <w:t>checkout</w:t>
+            </w:r>
+            <w:proofErr w:type="spellEnd"/>
+            <w:r>
+              <w:rPr>
+                <w:rFonts w:ascii="Times New Roman" w:hAnsi="Times New Roman" w:cs="Times New Roman"/>
+                <w:sz w:val="20"/>
+                <w:szCs w:val="20"/>
+              </w:rPr>
+              <w:t xml:space="preserve"> -b project-2</w:t>
+            </w:r>
+          </w:p>
+          <w:p>
+            <w:pPr>
+              <w:rPr>
+                <w:rFonts w:ascii="Times New Roman" w:hAnsi="Times New Roman" w:cs="Times New Roman"/>
+                <w:sz w:val="20"/>
+                <w:szCs w:val="20"/>
+              </w:rPr>
+            </w:pPr>
+          </w:p>
+          <w:p>
+            <w:pPr>
+              <w:rPr>
+                <w:rFonts w:ascii="Times New Roman" w:hAnsi="Times New Roman" w:cs="Times New Roman"/>
+                <w:i/>
+                <w:sz w:val="20"/>
+                <w:szCs w:val="20"/>
+              </w:rPr>
+            </w:pPr>
+            <w:r>
+              <w:rPr>
+                <w:rFonts w:ascii="Times New Roman" w:hAnsi="Times New Roman" w:cs="Times New Roman"/>
+                <w:i/>
+                <w:sz w:val="20"/>
+                <w:szCs w:val="20"/>
+              </w:rPr>
+              <w:t># Работаете в этой ветке</w:t>
+            </w:r>
+          </w:p>
+          <w:p>
+            <w:pPr>
+              <w:rPr>
+                <w:rFonts w:ascii="Times New Roman" w:hAnsi="Times New Roman" w:cs="Times New Roman"/>
+                <w:sz w:val="20"/>
+                <w:szCs w:val="20"/>
+                <w:lang w:val="en-US"/>
+              </w:rPr>
+            </w:pPr>
+            <w:r>
+              <w:rPr>
+                <w:rFonts w:ascii="Times New Roman" w:hAnsi="Times New Roman" w:cs="Times New Roman"/>
+                <w:sz w:val="20"/>
+                <w:szCs w:val="20"/>
+                <w:lang w:val="en-US"/>
               </w:rPr>
               <w:t xml:space="preserve">git </w:t>
             </w:r>
-            <w:proofErr w:type="spellStart"/>
-            <w:r>
-              <w:rPr>
-                <w:rFonts w:ascii="Times New Roman" w:hAnsi="Times New Roman" w:cs="Times New Roman"/>
-                <w:sz w:val="20"/>
-                <w:szCs w:val="20"/>
-              </w:rPr>
-              <w:t>checkout</w:t>
-            </w:r>
-            <w:proofErr w:type="spellEnd"/>
-            <w:r>
-              <w:rPr>
-                <w:rFonts w:ascii="Times New Roman" w:hAnsi="Times New Roman" w:cs="Times New Roman"/>
-                <w:sz w:val="20"/>
-                <w:szCs w:val="20"/>
-              </w:rPr>
-              <w:t xml:space="preserve"> -b project-2</w:t>
-            </w:r>
-          </w:p>
-          <w:p>
-            <w:pPr>
-              <w:rPr>
-                <w:rFonts w:ascii="Times New Roman" w:hAnsi="Times New Roman" w:cs="Times New Roman"/>
-                <w:sz w:val="20"/>
-                <w:szCs w:val="20"/>
-              </w:rPr>
-            </w:pPr>
-          </w:p>
-          <w:p>
-            <w:pPr>
-              <w:rPr>
-                <w:rFonts w:ascii="Times New Roman" w:hAnsi="Times New Roman" w:cs="Times New Roman"/>
-                <w:i/>
-                <w:sz w:val="20"/>
-                <w:szCs w:val="20"/>
-              </w:rPr>
-            </w:pPr>
-            <w:r>
-              <w:rPr>
-                <w:rFonts w:ascii="Times New Roman" w:hAnsi="Times New Roman" w:cs="Times New Roman"/>
-                <w:i/>
-                <w:sz w:val="20"/>
-                <w:szCs w:val="20"/>
-              </w:rPr>
-              <w:t># Работаете в этой ветке</w:t>
-            </w:r>
-          </w:p>
-          <w:p>
-            <w:pPr>
-              <w:rPr>
-                <w:rFonts w:ascii="Times New Roman" w:hAnsi="Times New Roman" w:cs="Times New Roman"/>
-                <w:sz w:val="20"/>
-                <w:szCs w:val="20"/>
-                <w:lang w:val="en-US"/>
-              </w:rPr>
-            </w:pPr>
             <w:proofErr w:type="gramStart"/>
             <w:r>
               <w:rPr>
@@ -26316,18 +26311,9 @@
                 <w:szCs w:val="20"/>
                 <w:lang w:val="en-US"/>
               </w:rPr>
-              <w:t>git</w:t>
+              <w:t>add .</w:t>
             </w:r>
             <w:proofErr w:type="gramEnd"/>
-            <w:r>
-              <w:rPr>
-                <w:rFonts w:ascii="Times New Roman" w:hAnsi="Times New Roman" w:cs="Times New Roman"/>
-                <w:sz w:val="20"/>
-                <w:szCs w:val="20"/>
-                <w:lang w:val="en-US"/>
-              </w:rPr>
-              <w:t xml:space="preserve"> add .</w:t>
-            </w:r>
           </w:p>
           <w:p>
             <w:pPr>
@@ -26464,13 +26450,23 @@
                 <w:szCs w:val="20"/>
               </w:rPr>
             </w:pPr>
-            <w:r>
-              <w:rPr>
-                <w:rFonts w:ascii="Times New Roman" w:hAnsi="Times New Roman" w:cs="Times New Roman"/>
-                <w:sz w:val="20"/>
-                <w:szCs w:val="20"/>
-              </w:rPr>
-              <w:t xml:space="preserve">git </w:t>
+            <w:proofErr w:type="spellStart"/>
+            <w:r>
+              <w:rPr>
+                <w:rFonts w:ascii="Times New Roman" w:hAnsi="Times New Roman" w:cs="Times New Roman"/>
+                <w:sz w:val="20"/>
+                <w:szCs w:val="20"/>
+              </w:rPr>
+              <w:t>git</w:t>
+            </w:r>
+            <w:proofErr w:type="spellEnd"/>
+            <w:r>
+              <w:rPr>
+                <w:rFonts w:ascii="Times New Roman" w:hAnsi="Times New Roman" w:cs="Times New Roman"/>
+                <w:sz w:val="20"/>
+                <w:szCs w:val="20"/>
+              </w:rPr>
+              <w:t xml:space="preserve"> </w:t>
             </w:r>
             <w:proofErr w:type="spellStart"/>
             <w:r>
@@ -26880,14 +26876,22 @@
                 <w:szCs w:val="20"/>
               </w:rPr>
             </w:pPr>
-            <w:proofErr w:type="spellStart"/>
-            <w:r>
-              <w:rPr>
-                <w:rFonts w:ascii="Times New Roman" w:hAnsi="Times New Roman" w:cs="Times New Roman"/>
-                <w:sz w:val="20"/>
-                <w:szCs w:val="20"/>
-              </w:rPr>
-              <w:t>Mobile-first</w:t>
+            <w:r>
+              <w:rPr>
+                <w:rFonts w:ascii="Times New Roman" w:hAnsi="Times New Roman" w:cs="Times New Roman"/>
+                <w:sz w:val="20"/>
+                <w:szCs w:val="20"/>
+              </w:rPr>
+              <w:t>Mobile-</w:t>
+            </w:r>
+            <w:proofErr w:type="spellStart"/>
+            <w:r>
+              <w:rPr>
+                <w:rFonts w:ascii="Times New Roman" w:hAnsi="Times New Roman" w:cs="Times New Roman"/>
+                <w:sz w:val="20"/>
+                <w:szCs w:val="20"/>
+              </w:rPr>
+              <w:t>first</w:t>
             </w:r>
             <w:proofErr w:type="spellEnd"/>
             <w:r>
@@ -27886,7 +27890,25 @@
                 <w:sz w:val="20"/>
                 <w:szCs w:val="20"/>
               </w:rPr>
-              <w:t xml:space="preserve">[Ссылка на макет в Figma/ </w:t>
+              <w:t xml:space="preserve">[Ссылка на макет в </w:t>
+            </w:r>
+            <w:proofErr w:type="spellStart"/>
+            <w:r>
+              <w:rPr>
+                <w:rFonts w:ascii="Times New Roman" w:hAnsi="Times New Roman" w:cs="Times New Roman"/>
+                <w:sz w:val="20"/>
+                <w:szCs w:val="20"/>
+              </w:rPr>
+              <w:t>Figma</w:t>
+            </w:r>
+            <w:proofErr w:type="spellEnd"/>
+            <w:r>
+              <w:rPr>
+                <w:rFonts w:ascii="Times New Roman" w:hAnsi="Times New Roman" w:cs="Times New Roman"/>
+                <w:sz w:val="20"/>
+                <w:szCs w:val="20"/>
+              </w:rPr>
+              <w:t xml:space="preserve">/ </w:t>
             </w:r>
             <w:proofErr w:type="spellStart"/>
             <w:r>
@@ -27907,6 +27929,7 @@
               <w:t xml:space="preserve"> </w:t>
             </w:r>
             <w:proofErr w:type="spellStart"/>
+            <w:proofErr w:type="gramStart"/>
             <w:r>
               <w:rPr>
                 <w:rFonts w:ascii="Times New Roman" w:hAnsi="Times New Roman" w:cs="Times New Roman"/>
@@ -27916,7 +27939,6 @@
               <w:t>Mentor</w:t>
             </w:r>
             <w:proofErr w:type="spellEnd"/>
-            <w:proofErr w:type="gramStart"/>
             <w:r>
               <w:rPr>
                 <w:rFonts w:ascii="Times New Roman" w:hAnsi="Times New Roman" w:cs="Times New Roman"/>
@@ -28404,27 +28426,7 @@
                 <w:szCs w:val="20"/>
                 <w:lang w:val="en-US"/>
               </w:rPr>
-              <w:t xml:space="preserve">&lt;html </w:t>
-            </w:r>
-            <w:proofErr w:type="spellStart"/>
-            <w:r>
-              <w:rPr>
-                <w:rFonts w:ascii="Times New Roman" w:hAnsi="Times New Roman" w:cs="Times New Roman"/>
-                <w:sz w:val="20"/>
-                <w:szCs w:val="20"/>
-                <w:lang w:val="en-US"/>
-              </w:rPr>
-              <w:t>lang</w:t>
-            </w:r>
-            <w:proofErr w:type="spellEnd"/>
-            <w:r>
-              <w:rPr>
-                <w:rFonts w:ascii="Times New Roman" w:hAnsi="Times New Roman" w:cs="Times New Roman"/>
-                <w:sz w:val="20"/>
-                <w:szCs w:val="20"/>
-                <w:lang w:val="en-US"/>
-              </w:rPr>
-              <w:t>="</w:t>
+              <w:t>&lt;html lang="</w:t>
             </w:r>
             <w:proofErr w:type="spellStart"/>
             <w:r>
@@ -29477,6 +29479,15 @@
                 <w:lang w:val="en-US"/>
               </w:rPr>
             </w:pPr>
+            <w:r>
+              <w:rPr>
+                <w:rFonts w:ascii="Times New Roman" w:hAnsi="Times New Roman" w:cs="Times New Roman"/>
+                <w:sz w:val="20"/>
+                <w:szCs w:val="20"/>
+                <w:lang w:val="en-US"/>
+              </w:rPr>
+              <w:t xml:space="preserve">git </w:t>
+            </w:r>
             <w:proofErr w:type="gramStart"/>
             <w:r>
               <w:rPr>
@@ -29485,18 +29496,9 @@
                 <w:szCs w:val="20"/>
                 <w:lang w:val="en-US"/>
               </w:rPr>
-              <w:t>git</w:t>
+              <w:t>add .</w:t>
             </w:r>
             <w:proofErr w:type="gramEnd"/>
-            <w:r>
-              <w:rPr>
-                <w:rFonts w:ascii="Times New Roman" w:hAnsi="Times New Roman" w:cs="Times New Roman"/>
-                <w:sz w:val="20"/>
-                <w:szCs w:val="20"/>
-                <w:lang w:val="en-US"/>
-              </w:rPr>
-              <w:t xml:space="preserve"> add .</w:t>
-            </w:r>
           </w:p>
           <w:p>
             <w:pPr>
@@ -29869,7 +29871,25 @@
                 <w:sz w:val="20"/>
                 <w:szCs w:val="20"/>
               </w:rPr>
-              <w:t xml:space="preserve">Знаю разницу между git </w:t>
+              <w:t xml:space="preserve">Знаю разницу между </w:t>
+            </w:r>
+            <w:proofErr w:type="spellStart"/>
+            <w:r>
+              <w:rPr>
+                <w:rFonts w:ascii="Times New Roman" w:hAnsi="Times New Roman" w:cs="Times New Roman"/>
+                <w:sz w:val="20"/>
+                <w:szCs w:val="20"/>
+              </w:rPr>
+              <w:t>git</w:t>
+            </w:r>
+            <w:proofErr w:type="spellEnd"/>
+            <w:r>
+              <w:rPr>
+                <w:rFonts w:ascii="Times New Roman" w:hAnsi="Times New Roman" w:cs="Times New Roman"/>
+                <w:sz w:val="20"/>
+                <w:szCs w:val="20"/>
+              </w:rPr>
+              <w:t xml:space="preserve"> </w:t>
             </w:r>
             <w:proofErr w:type="spellStart"/>
             <w:proofErr w:type="gramStart"/>
@@ -29897,7 +29917,25 @@
                 <w:sz w:val="20"/>
                 <w:szCs w:val="20"/>
               </w:rPr>
-              <w:t xml:space="preserve"> и git </w:t>
+              <w:t xml:space="preserve"> и </w:t>
+            </w:r>
+            <w:proofErr w:type="spellStart"/>
+            <w:r>
+              <w:rPr>
+                <w:rFonts w:ascii="Times New Roman" w:hAnsi="Times New Roman" w:cs="Times New Roman"/>
+                <w:sz w:val="20"/>
+                <w:szCs w:val="20"/>
+              </w:rPr>
+              <w:t>git</w:t>
+            </w:r>
+            <w:proofErr w:type="spellEnd"/>
+            <w:r>
+              <w:rPr>
+                <w:rFonts w:ascii="Times New Roman" w:hAnsi="Times New Roman" w:cs="Times New Roman"/>
+                <w:sz w:val="20"/>
+                <w:szCs w:val="20"/>
+              </w:rPr>
+              <w:t xml:space="preserve"> </w:t>
             </w:r>
             <w:proofErr w:type="spellStart"/>
             <w:r>
@@ -29937,25 +29975,7 @@
                 <w:sz w:val="20"/>
                 <w:szCs w:val="20"/>
               </w:rPr>
-              <w:t xml:space="preserve">Умею работать с удалённым </w:t>
-            </w:r>
-            <w:proofErr w:type="spellStart"/>
-            <w:r>
-              <w:rPr>
-                <w:rFonts w:ascii="Times New Roman" w:hAnsi="Times New Roman" w:cs="Times New Roman"/>
-                <w:sz w:val="20"/>
-                <w:szCs w:val="20"/>
-              </w:rPr>
-              <w:t>репозиторием</w:t>
-            </w:r>
-            <w:proofErr w:type="spellEnd"/>
-            <w:r>
-              <w:rPr>
-                <w:rFonts w:ascii="Times New Roman" w:hAnsi="Times New Roman" w:cs="Times New Roman"/>
-                <w:sz w:val="20"/>
-                <w:szCs w:val="20"/>
-              </w:rPr>
-              <w:t xml:space="preserve"> (</w:t>
+              <w:t>Умею работать с удалённым репозиторием (</w:t>
             </w:r>
             <w:proofErr w:type="spellStart"/>
             <w:r>
@@ -30490,7 +30510,7 @@
 </file>
 
 <file path=word/numbering.xml><?xml version="1.0" encoding="utf-8"?>
-<w:numbering xmlns:wpc="http://schemas.microsoft.com/office/word/2010/wordprocessingCanvas" xmlns:mc="http://schemas.openxmlformats.org/markup-compatibility/2006" xmlns:o="urn:schemas-microsoft-com:office:office" xmlns:r="http://schemas.openxmlformats.org/officeDocument/2006/relationships" xmlns:m="http://schemas.openxmlformats.org/officeDocument/2006/math" xmlns:v="urn:schemas-microsoft-com:vml" xmlns:wp14="http://schemas.microsoft.com/office/word/2010/wordprocessingDrawing" xmlns:wp="http://schemas.openxmlformats.org/drawingml/2006/wordprocessingDrawing" xmlns:w10="urn:schemas-microsoft-com:office:word" xmlns:w="http://schemas.openxmlformats.org/wordprocessingml/2006/main" xmlns:w14="http://schemas.microsoft.com/office/word/2010/wordml" xmlns:w15="http://schemas.microsoft.com/office/word/2012/wordml" xmlns:wpg="http://schemas.microsoft.com/office/word/2010/wordprocessingGroup" xmlns:wpi="http://schemas.microsoft.com/office/word/2010/wordprocessingInk" xmlns:wne="http://schemas.microsoft.com/office/word/2006/wordml" xmlns:wps="http://schemas.microsoft.com/office/word/2010/wordprocessingShape" mc:Ignorable="w14 w15 wp14">
+<w:numbering xmlns:wpc="http://schemas.microsoft.com/office/word/2010/wordprocessingCanvas" xmlns:cx="http://schemas.microsoft.com/office/drawing/2014/chartex" xmlns:cx1="http://schemas.microsoft.com/office/drawing/2015/9/8/chartex" xmlns:cx2="http://schemas.microsoft.com/office/drawing/2015/10/21/chartex" xmlns:cx3="http://schemas.microsoft.com/office/drawing/2016/5/9/chartex" xmlns:cx4="http://schemas.microsoft.com/office/drawing/2016/5/10/chartex" xmlns:cx5="http://schemas.microsoft.com/office/drawing/2016/5/11/chartex" xmlns:cx6="http://schemas.microsoft.com/office/drawing/2016/5/12/chartex" xmlns:cx7="http://schemas.microsoft.com/office/drawing/2016/5/13/chartex" xmlns:cx8="http://schemas.microsoft.com/office/drawing/2016/5/14/chartex" xmlns:mc="http://schemas.openxmlformats.org/markup-compatibility/2006" xmlns:aink="http://schemas.microsoft.com/office/drawing/2016/ink" xmlns:am3d="http://schemas.microsoft.com/office/drawing/2017/model3d" xmlns:o="urn:schemas-microsoft-com:office:office" xmlns:oel="http://schemas.microsoft.com/office/2019/extlst" xmlns:r="http://schemas.openxmlformats.org/officeDocument/2006/relationships" xmlns:m="http://schemas.openxmlformats.org/officeDocument/2006/math" xmlns:v="urn:schemas-microsoft-com:vml" xmlns:wp14="http://schemas.microsoft.com/office/word/2010/wordprocessingDrawing" xmlns:wp="http://schemas.openxmlformats.org/drawingml/2006/wordprocessingDrawing" xmlns:w10="urn:schemas-microsoft-com:office:word" xmlns:w="http://schemas.openxmlformats.org/wordprocessingml/2006/main" xmlns:w14="http://schemas.microsoft.com/office/word/2010/wordml" xmlns:w15="http://schemas.microsoft.com/office/word/2012/wordml" xmlns:w16cex="http://schemas.microsoft.com/office/word/2018/wordml/cex" xmlns:w16cid="http://schemas.microsoft.com/office/word/2016/wordml/cid" xmlns:w16="http://schemas.microsoft.com/office/word/2018/wordml" xmlns:w16sdtdh="http://schemas.microsoft.com/office/word/2020/wordml/sdtdatahash" xmlns:w16se="http://schemas.microsoft.com/office/word/2015/wordml/symex" xmlns:wpg="http://schemas.microsoft.com/office/word/2010/wordprocessingGroup" xmlns:wpi="http://schemas.microsoft.com/office/word/2010/wordprocessingInk" xmlns:wne="http://schemas.microsoft.com/office/word/2006/wordml" xmlns:wps="http://schemas.microsoft.com/office/word/2010/wordprocessingShape" mc:Ignorable="w14 w15 w16se w16cid w16 w16cex w16sdtdh wp14">
   <w:abstractNum w:abstractNumId="0" w15:restartNumberingAfterBreak="0">
     <w:nsid w:val="01E84E31"/>
     <w:multiLevelType w:val="hybridMultilevel"/>
@@ -33024,86 +33044,86 @@
       </w:rPr>
     </w:lvl>
   </w:abstractNum>
-  <w:num w:numId="1">
+  <w:num w:numId="1" w16cid:durableId="286087762">
     <w:abstractNumId w:val="13"/>
   </w:num>
-  <w:num w:numId="2">
+  <w:num w:numId="2" w16cid:durableId="1259295202">
     <w:abstractNumId w:val="15"/>
   </w:num>
-  <w:num w:numId="3">
+  <w:num w:numId="3" w16cid:durableId="1620992450">
     <w:abstractNumId w:val="4"/>
   </w:num>
-  <w:num w:numId="4">
+  <w:num w:numId="4" w16cid:durableId="376007266">
     <w:abstractNumId w:val="21"/>
   </w:num>
-  <w:num w:numId="5">
+  <w:num w:numId="5" w16cid:durableId="1828785218">
     <w:abstractNumId w:val="17"/>
   </w:num>
-  <w:num w:numId="6">
+  <w:num w:numId="6" w16cid:durableId="1637223933">
     <w:abstractNumId w:val="6"/>
   </w:num>
-  <w:num w:numId="7">
+  <w:num w:numId="7" w16cid:durableId="1706908378">
     <w:abstractNumId w:val="7"/>
   </w:num>
-  <w:num w:numId="8">
+  <w:num w:numId="8" w16cid:durableId="114522674">
     <w:abstractNumId w:val="12"/>
   </w:num>
-  <w:num w:numId="9">
+  <w:num w:numId="9" w16cid:durableId="914820836">
     <w:abstractNumId w:val="22"/>
   </w:num>
-  <w:num w:numId="10">
+  <w:num w:numId="10" w16cid:durableId="833296780">
     <w:abstractNumId w:val="19"/>
   </w:num>
-  <w:num w:numId="11">
+  <w:num w:numId="11" w16cid:durableId="385418117">
     <w:abstractNumId w:val="9"/>
   </w:num>
-  <w:num w:numId="12">
+  <w:num w:numId="12" w16cid:durableId="689138859">
     <w:abstractNumId w:val="3"/>
   </w:num>
-  <w:num w:numId="13">
+  <w:num w:numId="13" w16cid:durableId="237641767">
     <w:abstractNumId w:val="20"/>
   </w:num>
-  <w:num w:numId="14">
+  <w:num w:numId="14" w16cid:durableId="847065677">
     <w:abstractNumId w:val="0"/>
   </w:num>
-  <w:num w:numId="15">
+  <w:num w:numId="15" w16cid:durableId="1531838606">
     <w:abstractNumId w:val="10"/>
   </w:num>
-  <w:num w:numId="16">
+  <w:num w:numId="16" w16cid:durableId="1537307603">
     <w:abstractNumId w:val="1"/>
   </w:num>
-  <w:num w:numId="17">
+  <w:num w:numId="17" w16cid:durableId="815028456">
     <w:abstractNumId w:val="18"/>
   </w:num>
-  <w:num w:numId="18">
+  <w:num w:numId="18" w16cid:durableId="1785617827">
     <w:abstractNumId w:val="11"/>
   </w:num>
-  <w:num w:numId="19">
+  <w:num w:numId="19" w16cid:durableId="1819108988">
     <w:abstractNumId w:val="23"/>
   </w:num>
-  <w:num w:numId="20">
+  <w:num w:numId="20" w16cid:durableId="1443845289">
     <w:abstractNumId w:val="5"/>
   </w:num>
-  <w:num w:numId="21">
+  <w:num w:numId="21" w16cid:durableId="645552236">
     <w:abstractNumId w:val="16"/>
   </w:num>
-  <w:num w:numId="22">
+  <w:num w:numId="22" w16cid:durableId="2110925889">
     <w:abstractNumId w:val="8"/>
   </w:num>
-  <w:num w:numId="23">
+  <w:num w:numId="23" w16cid:durableId="756556971">
     <w:abstractNumId w:val="2"/>
   </w:num>
-  <w:num w:numId="24">
+  <w:num w:numId="24" w16cid:durableId="1665552576">
     <w:abstractNumId w:val="24"/>
   </w:num>
-  <w:num w:numId="25">
+  <w:num w:numId="25" w16cid:durableId="1587811403">
     <w:abstractNumId w:val="14"/>
   </w:num>
 </w:numbering>
 </file>
 
 <file path=word/styles.xml><?xml version="1.0" encoding="utf-8"?>
-<w:styles xmlns:mc="http://schemas.openxmlformats.org/markup-compatibility/2006" xmlns:r="http://schemas.openxmlformats.org/officeDocument/2006/relationships" xmlns:w="http://schemas.openxmlformats.org/wordprocessingml/2006/main" xmlns:w14="http://schemas.microsoft.com/office/word/2010/wordml" xmlns:w15="http://schemas.microsoft.com/office/word/2012/wordml" mc:Ignorable="w14 w15">
+<w:styles xmlns:mc="http://schemas.openxmlformats.org/markup-compatibility/2006" xmlns:r="http://schemas.openxmlformats.org/officeDocument/2006/relationships" xmlns:w="http://schemas.openxmlformats.org/wordprocessingml/2006/main" xmlns:w14="http://schemas.microsoft.com/office/word/2010/wordml" xmlns:w15="http://schemas.microsoft.com/office/word/2012/wordml" xmlns:w16cex="http://schemas.microsoft.com/office/word/2018/wordml/cex" xmlns:w16cid="http://schemas.microsoft.com/office/word/2016/wordml/cid" xmlns:w16="http://schemas.microsoft.com/office/word/2018/wordml" xmlns:w16sdtdh="http://schemas.microsoft.com/office/word/2020/wordml/sdtdatahash" xmlns:w16se="http://schemas.microsoft.com/office/word/2015/wordml/symex" mc:Ignorable="w14 w15 w16se w16cid w16 w16cex w16sdtdh">
   <w:docDefaults>
     <w:rPrDefault>
       <w:rPr>
@@ -33119,7 +33139,7 @@
       </w:pPr>
     </w:pPrDefault>
   </w:docDefaults>
-  <w:latentStyles w:defLockedState="0" w:defUIPriority="99" w:defSemiHidden="0" w:defUnhideWhenUsed="0" w:defQFormat="0" w:count="371">
+  <w:latentStyles w:defLockedState="0" w:defUIPriority="99" w:defSemiHidden="0" w:defUnhideWhenUsed="0" w:defQFormat="0" w:count="376">
     <w:lsdException w:name="Normal" w:uiPriority="0" w:qFormat="1"/>
     <w:lsdException w:name="heading 1" w:uiPriority="9" w:qFormat="1"/>
     <w:lsdException w:name="heading 2" w:semiHidden="1" w:uiPriority="9" w:unhideWhenUsed="1" w:qFormat="1"/>
@@ -33491,6 +33511,11 @@
     <w:lsdException w:name="List Table 5 Dark Accent 6" w:uiPriority="50"/>
     <w:lsdException w:name="List Table 6 Colorful Accent 6" w:uiPriority="51"/>
     <w:lsdException w:name="List Table 7 Colorful Accent 6" w:uiPriority="52"/>
+    <w:lsdException w:name="Mention" w:semiHidden="1" w:unhideWhenUsed="1"/>
+    <w:lsdException w:name="Smart Hyperlink" w:semiHidden="1" w:unhideWhenUsed="1"/>
+    <w:lsdException w:name="Hashtag" w:semiHidden="1" w:unhideWhenUsed="1"/>
+    <w:lsdException w:name="Unresolved Mention" w:semiHidden="1" w:unhideWhenUsed="1"/>
+    <w:lsdException w:name="Smart Link" w:semiHidden="1" w:unhideWhenUsed="1"/>
   </w:latentStyles>
   <w:style w:type="paragraph" w:default="1" w:styleId="a">
     <w:name w:val="Normal"/>

--- a/Road-map - 1 этап HTML-CSS.docx
+++ b/Road-map - 1 этап HTML-CSS.docx
@@ -9300,7 +9300,6 @@
                 <w:rFonts w:ascii="Times New Roman" w:hAnsi="Times New Roman" w:cs="Times New Roman"/>
                 <w:sz w:val="20"/>
                 <w:szCs w:val="20"/>
-                <w:lang w:val="en-US"/>
               </w:rPr>
             </w:pPr>
             <w:r>
@@ -10753,6 +10752,7 @@
             <w:tcBorders>
               <w:left w:val="single" w:sz="8" w:space="0" w:color="auto"/>
             </w:tcBorders>
+            <w:shd w:val="clear" w:color="auto" w:fill="E2EFD9" w:themeFill="accent6" w:themeFillTint="33"/>
             <w:vAlign w:val="center"/>
           </w:tcPr>
           <w:p>
@@ -21118,7 +21118,25 @@
                 <w:b/>
                 <w:szCs w:val="20"/>
               </w:rPr>
-              <w:t xml:space="preserve">Git (базовые команды, GitHub), </w:t>
+              <w:t xml:space="preserve">Git (базовые команды, </w:t>
+            </w:r>
+            <w:proofErr w:type="spellStart"/>
+            <w:r>
+              <w:rPr>
+                <w:rFonts w:ascii="Times New Roman" w:hAnsi="Times New Roman" w:cs="Times New Roman"/>
+                <w:b/>
+                <w:szCs w:val="20"/>
+              </w:rPr>
+              <w:t>GitHub</w:t>
+            </w:r>
+            <w:proofErr w:type="spellEnd"/>
+            <w:r>
+              <w:rPr>
+                <w:rFonts w:ascii="Times New Roman" w:hAnsi="Times New Roman" w:cs="Times New Roman"/>
+                <w:b/>
+                <w:szCs w:val="20"/>
+              </w:rPr>
+              <w:t xml:space="preserve">), </w:t>
             </w:r>
             <w:proofErr w:type="spellStart"/>
             <w:r>

--- a/Road-map - 1 этап HTML-CSS.docx
+++ b/Road-map - 1 этап HTML-CSS.docx
@@ -1,6 +1,6 @@
 
 <file path=word/document.xml><?xml version="1.0" encoding="utf-8"?>
-<w:document xmlns:wpc="http://schemas.microsoft.com/office/word/2010/wordprocessingCanvas" xmlns:cx="http://schemas.microsoft.com/office/drawing/2014/chartex" xmlns:cx1="http://schemas.microsoft.com/office/drawing/2015/9/8/chartex" xmlns:cx2="http://schemas.microsoft.com/office/drawing/2015/10/21/chartex" xmlns:cx3="http://schemas.microsoft.com/office/drawing/2016/5/9/chartex" xmlns:cx4="http://schemas.microsoft.com/office/drawing/2016/5/10/chartex" xmlns:cx5="http://schemas.microsoft.com/office/drawing/2016/5/11/chartex" xmlns:cx6="http://schemas.microsoft.com/office/drawing/2016/5/12/chartex" xmlns:cx7="http://schemas.microsoft.com/office/drawing/2016/5/13/chartex" xmlns:cx8="http://schemas.microsoft.com/office/drawing/2016/5/14/chartex" xmlns:mc="http://schemas.openxmlformats.org/markup-compatibility/2006" xmlns:aink="http://schemas.microsoft.com/office/drawing/2016/ink" xmlns:am3d="http://schemas.microsoft.com/office/drawing/2017/model3d" xmlns:o="urn:schemas-microsoft-com:office:office" xmlns:oel="http://schemas.microsoft.com/office/2019/extlst" xmlns:r="http://schemas.openxmlformats.org/officeDocument/2006/relationships" xmlns:m="http://schemas.openxmlformats.org/officeDocument/2006/math" xmlns:v="urn:schemas-microsoft-com:vml" xmlns:wp14="http://schemas.microsoft.com/office/word/2010/wordprocessingDrawing" xmlns:wp="http://schemas.openxmlformats.org/drawingml/2006/wordprocessingDrawing" xmlns:w10="urn:schemas-microsoft-com:office:word" xmlns:w="http://schemas.openxmlformats.org/wordprocessingml/2006/main" xmlns:w14="http://schemas.microsoft.com/office/word/2010/wordml" xmlns:w15="http://schemas.microsoft.com/office/word/2012/wordml" xmlns:w16cex="http://schemas.microsoft.com/office/word/2018/wordml/cex" xmlns:w16cid="http://schemas.microsoft.com/office/word/2016/wordml/cid" xmlns:w16="http://schemas.microsoft.com/office/word/2018/wordml" xmlns:w16sdtdh="http://schemas.microsoft.com/office/word/2020/wordml/sdtdatahash" xmlns:w16se="http://schemas.microsoft.com/office/word/2015/wordml/symex" xmlns:wpg="http://schemas.microsoft.com/office/word/2010/wordprocessingGroup" xmlns:wpi="http://schemas.microsoft.com/office/word/2010/wordprocessingInk" xmlns:wne="http://schemas.microsoft.com/office/word/2006/wordml" xmlns:wps="http://schemas.microsoft.com/office/word/2010/wordprocessingShape" mc:Ignorable="w14 w15 w16se w16cid w16 w16cex w16sdtdh wp14">
+<w:document xmlns:wpc="http://schemas.microsoft.com/office/word/2010/wordprocessingCanvas" xmlns:mc="http://schemas.openxmlformats.org/markup-compatibility/2006" xmlns:o="urn:schemas-microsoft-com:office:office" xmlns:r="http://schemas.openxmlformats.org/officeDocument/2006/relationships" xmlns:m="http://schemas.openxmlformats.org/officeDocument/2006/math" xmlns:v="urn:schemas-microsoft-com:vml" xmlns:wp14="http://schemas.microsoft.com/office/word/2010/wordprocessingDrawing" xmlns:wp="http://schemas.openxmlformats.org/drawingml/2006/wordprocessingDrawing" xmlns:w10="urn:schemas-microsoft-com:office:word" xmlns:w="http://schemas.openxmlformats.org/wordprocessingml/2006/main" xmlns:w14="http://schemas.microsoft.com/office/word/2010/wordml" xmlns:w15="http://schemas.microsoft.com/office/word/2012/wordml" xmlns:wpg="http://schemas.microsoft.com/office/word/2010/wordprocessingGroup" xmlns:wpi="http://schemas.microsoft.com/office/word/2010/wordprocessingInk" xmlns:wne="http://schemas.microsoft.com/office/word/2006/wordml" xmlns:wps="http://schemas.microsoft.com/office/word/2010/wordprocessingShape" mc:Ignorable="w14 w15 wp14">
   <w:body>
     <w:tbl>
       <w:tblPr>
@@ -4386,6 +4386,15 @@
               <w:t>/Telegram (</w:t>
             </w:r>
             <w:proofErr w:type="spellStart"/>
+            <w:r>
+              <w:rPr>
+                <w:rFonts w:ascii="Times New Roman" w:hAnsi="Times New Roman" w:cs="Times New Roman"/>
+                <w:sz w:val="20"/>
+                <w:szCs w:val="20"/>
+                <w:lang w:val="en-US"/>
+              </w:rPr>
+              <w:t>og</w:t>
+            </w:r>
             <w:proofErr w:type="gramStart"/>
             <w:r>
               <w:rPr>
@@ -4394,7 +4403,7 @@
                 <w:szCs w:val="20"/>
                 <w:lang w:val="en-US"/>
               </w:rPr>
-              <w:t>og:title</w:t>
+              <w:t>:title</w:t>
             </w:r>
             <w:proofErr w:type="spellEnd"/>
             <w:proofErr w:type="gramEnd"/>
@@ -4620,25 +4629,7 @@
                 <w:sz w:val="20"/>
                 <w:szCs w:val="20"/>
               </w:rPr>
-              <w:t xml:space="preserve"> абсолютные (</w:t>
-            </w:r>
-            <w:proofErr w:type="spellStart"/>
-            <w:r>
-              <w:rPr>
-                <w:rFonts w:ascii="Times New Roman" w:hAnsi="Times New Roman" w:cs="Times New Roman"/>
-                <w:sz w:val="20"/>
-                <w:szCs w:val="20"/>
-              </w:rPr>
-              <w:t>https</w:t>
-            </w:r>
-            <w:proofErr w:type="spellEnd"/>
-            <w:r>
-              <w:rPr>
-                <w:rFonts w:ascii="Times New Roman" w:hAnsi="Times New Roman" w:cs="Times New Roman"/>
-                <w:sz w:val="20"/>
-                <w:szCs w:val="20"/>
-              </w:rPr>
-              <w:t>://...). &lt;</w:t>
+              <w:t xml:space="preserve"> абсолютные (https://...). &lt;</w:t>
             </w:r>
             <w:proofErr w:type="spellStart"/>
             <w:r>
@@ -4903,7 +4894,25 @@
                 <w:sz w:val="20"/>
                 <w:szCs w:val="20"/>
               </w:rPr>
-              <w:t>&gt; (спойлер), &lt;</w:t>
+              <w:t>&gt; (</w:t>
+            </w:r>
+            <w:proofErr w:type="spellStart"/>
+            <w:r>
+              <w:rPr>
+                <w:rFonts w:ascii="Times New Roman" w:hAnsi="Times New Roman" w:cs="Times New Roman"/>
+                <w:sz w:val="20"/>
+                <w:szCs w:val="20"/>
+              </w:rPr>
+              <w:t>спойлер</w:t>
+            </w:r>
+            <w:proofErr w:type="spellEnd"/>
+            <w:r>
+              <w:rPr>
+                <w:rFonts w:ascii="Times New Roman" w:hAnsi="Times New Roman" w:cs="Times New Roman"/>
+                <w:sz w:val="20"/>
+                <w:szCs w:val="20"/>
+              </w:rPr>
+              <w:t>), &lt;</w:t>
             </w:r>
             <w:proofErr w:type="spellStart"/>
             <w:r>
@@ -6793,7 +6802,25 @@
                 <w:sz w:val="20"/>
                 <w:szCs w:val="20"/>
               </w:rPr>
-              <w:t>, валидацией (</w:t>
+              <w:t xml:space="preserve">, </w:t>
+            </w:r>
+            <w:proofErr w:type="spellStart"/>
+            <w:r>
+              <w:rPr>
+                <w:rFonts w:ascii="Times New Roman" w:hAnsi="Times New Roman" w:cs="Times New Roman"/>
+                <w:sz w:val="20"/>
+                <w:szCs w:val="20"/>
+              </w:rPr>
+              <w:t>валидацией</w:t>
+            </w:r>
+            <w:proofErr w:type="spellEnd"/>
+            <w:r>
+              <w:rPr>
+                <w:rFonts w:ascii="Times New Roman" w:hAnsi="Times New Roman" w:cs="Times New Roman"/>
+                <w:sz w:val="20"/>
+                <w:szCs w:val="20"/>
+              </w:rPr>
+              <w:t xml:space="preserve"> (</w:t>
             </w:r>
             <w:proofErr w:type="spellStart"/>
             <w:r>
@@ -7715,13 +7742,23 @@
                 <w:szCs w:val="20"/>
               </w:rPr>
             </w:pPr>
-            <w:r>
-              <w:rPr>
-                <w:rFonts w:ascii="Times New Roman" w:hAnsi="Times New Roman" w:cs="Times New Roman"/>
-                <w:sz w:val="20"/>
-                <w:szCs w:val="20"/>
-              </w:rPr>
-              <w:t xml:space="preserve">Google </w:t>
+            <w:proofErr w:type="spellStart"/>
+            <w:r>
+              <w:rPr>
+                <w:rFonts w:ascii="Times New Roman" w:hAnsi="Times New Roman" w:cs="Times New Roman"/>
+                <w:sz w:val="20"/>
+                <w:szCs w:val="20"/>
+              </w:rPr>
+              <w:t>Google</w:t>
+            </w:r>
+            <w:proofErr w:type="spellEnd"/>
+            <w:r>
+              <w:rPr>
+                <w:rFonts w:ascii="Times New Roman" w:hAnsi="Times New Roman" w:cs="Times New Roman"/>
+                <w:sz w:val="20"/>
+                <w:szCs w:val="20"/>
+              </w:rPr>
+              <w:t xml:space="preserve"> </w:t>
             </w:r>
             <w:proofErr w:type="spellStart"/>
             <w:r>
@@ -10292,7 +10329,7 @@
                 <w:sz w:val="20"/>
                 <w:szCs w:val="20"/>
               </w:rPr>
-              <w:t xml:space="preserve">Добавить иконку перед ссылкой </w:t>
+              <w:t>Добавить иконку перед ссылкой через</w:t>
             </w:r>
             <w:proofErr w:type="gramStart"/>
             <w:r>
@@ -10301,9 +10338,10 @@
                 <w:sz w:val="20"/>
                 <w:szCs w:val="20"/>
               </w:rPr>
-              <w:t>через ::</w:t>
-            </w:r>
-            <w:proofErr w:type="spellStart"/>
+              <w:t xml:space="preserve"> ::</w:t>
+            </w:r>
+            <w:proofErr w:type="spellStart"/>
+            <w:proofErr w:type="gramEnd"/>
             <w:r>
               <w:rPr>
                 <w:rFonts w:ascii="Times New Roman" w:hAnsi="Times New Roman" w:cs="Times New Roman"/>
@@ -10313,7 +10351,6 @@
               <w:t>before</w:t>
             </w:r>
             <w:proofErr w:type="spellEnd"/>
-            <w:proofErr w:type="gramEnd"/>
             <w:r>
               <w:rPr>
                 <w:rFonts w:ascii="Times New Roman" w:hAnsi="Times New Roman" w:cs="Times New Roman"/>
@@ -10928,6 +10965,7 @@
             <w:tcBorders>
               <w:left w:val="single" w:sz="8" w:space="0" w:color="auto"/>
             </w:tcBorders>
+            <w:shd w:val="clear" w:color="auto" w:fill="E2EFD9" w:themeFill="accent6" w:themeFillTint="33"/>
             <w:vAlign w:val="center"/>
           </w:tcPr>
           <w:p>
@@ -11112,6 +11150,7 @@
             <w:tcBorders>
               <w:left w:val="single" w:sz="8" w:space="0" w:color="auto"/>
             </w:tcBorders>
+            <w:shd w:val="clear" w:color="auto" w:fill="E2EFD9" w:themeFill="accent6" w:themeFillTint="33"/>
             <w:vAlign w:val="center"/>
           </w:tcPr>
           <w:p>
@@ -11288,6 +11327,7 @@
             <w:tcBorders>
               <w:left w:val="single" w:sz="8" w:space="0" w:color="auto"/>
             </w:tcBorders>
+            <w:shd w:val="clear" w:color="auto" w:fill="E2EFD9" w:themeFill="accent6" w:themeFillTint="33"/>
             <w:vAlign w:val="center"/>
           </w:tcPr>
           <w:p>
@@ -11344,25 +11384,7 @@
                 <w:sz w:val="20"/>
                 <w:szCs w:val="20"/>
               </w:rPr>
-              <w:t xml:space="preserve">Практика Flexbox. Используйте игру </w:t>
-            </w:r>
-            <w:proofErr w:type="spellStart"/>
-            <w:r>
-              <w:rPr>
-                <w:rFonts w:ascii="Times New Roman" w:hAnsi="Times New Roman" w:cs="Times New Roman"/>
-                <w:sz w:val="20"/>
-                <w:szCs w:val="20"/>
-              </w:rPr>
-              <w:t>Flexbox</w:t>
-            </w:r>
-            <w:proofErr w:type="spellEnd"/>
-            <w:r>
-              <w:rPr>
-                <w:rFonts w:ascii="Times New Roman" w:hAnsi="Times New Roman" w:cs="Times New Roman"/>
-                <w:sz w:val="20"/>
-                <w:szCs w:val="20"/>
-              </w:rPr>
-              <w:t xml:space="preserve"> </w:t>
+              <w:t xml:space="preserve">Практика Flexbox. Используйте игру Flexbox </w:t>
             </w:r>
             <w:proofErr w:type="spellStart"/>
             <w:r>
@@ -11446,6 +11468,7 @@
             <w:tcBorders>
               <w:left w:val="single" w:sz="8" w:space="0" w:color="auto"/>
             </w:tcBorders>
+            <w:shd w:val="clear" w:color="auto" w:fill="E2EFD9" w:themeFill="accent6" w:themeFillTint="33"/>
             <w:vAlign w:val="center"/>
           </w:tcPr>
           <w:p>
@@ -11502,7 +11525,25 @@
                 <w:sz w:val="20"/>
                 <w:szCs w:val="20"/>
               </w:rPr>
-              <w:t>Адаптивность: Медиазапросы (база). @media (</w:t>
+              <w:t>Адаптивность: Медиазапросы (база). @</w:t>
+            </w:r>
+            <w:proofErr w:type="spellStart"/>
+            <w:r>
+              <w:rPr>
+                <w:rFonts w:ascii="Times New Roman" w:hAnsi="Times New Roman" w:cs="Times New Roman"/>
+                <w:sz w:val="20"/>
+                <w:szCs w:val="20"/>
+              </w:rPr>
+              <w:t>media</w:t>
+            </w:r>
+            <w:proofErr w:type="spellEnd"/>
+            <w:r>
+              <w:rPr>
+                <w:rFonts w:ascii="Times New Roman" w:hAnsi="Times New Roman" w:cs="Times New Roman"/>
+                <w:sz w:val="20"/>
+                <w:szCs w:val="20"/>
+              </w:rPr>
+              <w:t xml:space="preserve"> (</w:t>
             </w:r>
             <w:proofErr w:type="spellStart"/>
             <w:r>
@@ -11520,16 +11561,16 @@
                 <w:sz w:val="20"/>
                 <w:szCs w:val="20"/>
               </w:rPr>
-              <w:t>: ...). Mobile-</w:t>
-            </w:r>
-            <w:proofErr w:type="spellStart"/>
-            <w:r>
-              <w:rPr>
-                <w:rFonts w:ascii="Times New Roman" w:hAnsi="Times New Roman" w:cs="Times New Roman"/>
-                <w:sz w:val="20"/>
-                <w:szCs w:val="20"/>
-              </w:rPr>
-              <w:t>first</w:t>
+              <w:t xml:space="preserve">: ...). </w:t>
+            </w:r>
+            <w:proofErr w:type="spellStart"/>
+            <w:r>
+              <w:rPr>
+                <w:rFonts w:ascii="Times New Roman" w:hAnsi="Times New Roman" w:cs="Times New Roman"/>
+                <w:sz w:val="20"/>
+                <w:szCs w:val="20"/>
+              </w:rPr>
+              <w:t>Mobile-first</w:t>
             </w:r>
             <w:proofErr w:type="spellEnd"/>
             <w:r>
@@ -11622,6 +11663,7 @@
             <w:tcBorders>
               <w:left w:val="single" w:sz="8" w:space="0" w:color="auto"/>
             </w:tcBorders>
+            <w:shd w:val="clear" w:color="auto" w:fill="E2EFD9" w:themeFill="accent6" w:themeFillTint="33"/>
             <w:vAlign w:val="center"/>
           </w:tcPr>
           <w:p>
@@ -11911,6 +11953,8 @@
               </w:rPr>
               <w:t>Сверстайте адаптивную карточку товара. На десктопе — горизонтальная, на мобильном — вертикальная (Flexbox + медиазапросы).</w:t>
             </w:r>
+            <w:bookmarkStart w:id="0" w:name="_GoBack"/>
+            <w:bookmarkEnd w:id="0"/>
           </w:p>
         </w:tc>
       </w:tr>
@@ -15738,7 +15782,43 @@
                 <w:sz w:val="20"/>
                 <w:szCs w:val="20"/>
               </w:rPr>
-              <w:t xml:space="preserve">. Настройка в VS Code: Watch </w:t>
+              <w:t xml:space="preserve">. Настройка в VS </w:t>
+            </w:r>
+            <w:proofErr w:type="spellStart"/>
+            <w:r>
+              <w:rPr>
+                <w:rFonts w:ascii="Times New Roman" w:hAnsi="Times New Roman" w:cs="Times New Roman"/>
+                <w:sz w:val="20"/>
+                <w:szCs w:val="20"/>
+              </w:rPr>
+              <w:t>Code</w:t>
+            </w:r>
+            <w:proofErr w:type="spellEnd"/>
+            <w:r>
+              <w:rPr>
+                <w:rFonts w:ascii="Times New Roman" w:hAnsi="Times New Roman" w:cs="Times New Roman"/>
+                <w:sz w:val="20"/>
+                <w:szCs w:val="20"/>
+              </w:rPr>
+              <w:t xml:space="preserve">: </w:t>
+            </w:r>
+            <w:proofErr w:type="spellStart"/>
+            <w:r>
+              <w:rPr>
+                <w:rFonts w:ascii="Times New Roman" w:hAnsi="Times New Roman" w:cs="Times New Roman"/>
+                <w:sz w:val="20"/>
+                <w:szCs w:val="20"/>
+              </w:rPr>
+              <w:t>Watch</w:t>
+            </w:r>
+            <w:proofErr w:type="spellEnd"/>
+            <w:r>
+              <w:rPr>
+                <w:rFonts w:ascii="Times New Roman" w:hAnsi="Times New Roman" w:cs="Times New Roman"/>
+                <w:sz w:val="20"/>
+                <w:szCs w:val="20"/>
+              </w:rPr>
+              <w:t xml:space="preserve"> </w:t>
             </w:r>
             <w:proofErr w:type="spellStart"/>
             <w:r>
@@ -16606,7 +16686,107 @@
                 <w:szCs w:val="20"/>
                 <w:lang w:val="en-US"/>
               </w:rPr>
-              <w:t>&gt;$primary-color: #2c3e50;&lt;br&gt;$secondary-color: #3498db;&lt;br&gt;$text-color: #333;&lt;br&gt;$light-gray: #f5f5f5;&lt;br&gt;$font-main: 'Roboto', sans-serif;&lt;</w:t>
+              <w:t>&gt;$primary-color: #2c3e50;&lt;</w:t>
+            </w:r>
+            <w:proofErr w:type="spellStart"/>
+            <w:r>
+              <w:rPr>
+                <w:rFonts w:ascii="Times New Roman" w:hAnsi="Times New Roman" w:cs="Times New Roman"/>
+                <w:sz w:val="20"/>
+                <w:szCs w:val="20"/>
+                <w:lang w:val="en-US"/>
+              </w:rPr>
+              <w:t>br</w:t>
+            </w:r>
+            <w:proofErr w:type="spellEnd"/>
+            <w:r>
+              <w:rPr>
+                <w:rFonts w:ascii="Times New Roman" w:hAnsi="Times New Roman" w:cs="Times New Roman"/>
+                <w:sz w:val="20"/>
+                <w:szCs w:val="20"/>
+                <w:lang w:val="en-US"/>
+              </w:rPr>
+              <w:t>&gt;$secondary-color: #3498db;&lt;</w:t>
+            </w:r>
+            <w:proofErr w:type="spellStart"/>
+            <w:r>
+              <w:rPr>
+                <w:rFonts w:ascii="Times New Roman" w:hAnsi="Times New Roman" w:cs="Times New Roman"/>
+                <w:sz w:val="20"/>
+                <w:szCs w:val="20"/>
+                <w:lang w:val="en-US"/>
+              </w:rPr>
+              <w:t>br</w:t>
+            </w:r>
+            <w:proofErr w:type="spellEnd"/>
+            <w:r>
+              <w:rPr>
+                <w:rFonts w:ascii="Times New Roman" w:hAnsi="Times New Roman" w:cs="Times New Roman"/>
+                <w:sz w:val="20"/>
+                <w:szCs w:val="20"/>
+                <w:lang w:val="en-US"/>
+              </w:rPr>
+              <w:t>&gt;$text-color: #333;&lt;</w:t>
+            </w:r>
+            <w:proofErr w:type="spellStart"/>
+            <w:r>
+              <w:rPr>
+                <w:rFonts w:ascii="Times New Roman" w:hAnsi="Times New Roman" w:cs="Times New Roman"/>
+                <w:sz w:val="20"/>
+                <w:szCs w:val="20"/>
+                <w:lang w:val="en-US"/>
+              </w:rPr>
+              <w:t>br</w:t>
+            </w:r>
+            <w:proofErr w:type="spellEnd"/>
+            <w:r>
+              <w:rPr>
+                <w:rFonts w:ascii="Times New Roman" w:hAnsi="Times New Roman" w:cs="Times New Roman"/>
+                <w:sz w:val="20"/>
+                <w:szCs w:val="20"/>
+                <w:lang w:val="en-US"/>
+              </w:rPr>
+              <w:t>&gt;$light-gray: #f5f5f5;&lt;</w:t>
+            </w:r>
+            <w:proofErr w:type="spellStart"/>
+            <w:r>
+              <w:rPr>
+                <w:rFonts w:ascii="Times New Roman" w:hAnsi="Times New Roman" w:cs="Times New Roman"/>
+                <w:sz w:val="20"/>
+                <w:szCs w:val="20"/>
+                <w:lang w:val="en-US"/>
+              </w:rPr>
+              <w:t>br</w:t>
+            </w:r>
+            <w:proofErr w:type="spellEnd"/>
+            <w:r>
+              <w:rPr>
+                <w:rFonts w:ascii="Times New Roman" w:hAnsi="Times New Roman" w:cs="Times New Roman"/>
+                <w:sz w:val="20"/>
+                <w:szCs w:val="20"/>
+                <w:lang w:val="en-US"/>
+              </w:rPr>
+              <w:t>&gt;$font-main: '</w:t>
+            </w:r>
+            <w:proofErr w:type="spellStart"/>
+            <w:r>
+              <w:rPr>
+                <w:rFonts w:ascii="Times New Roman" w:hAnsi="Times New Roman" w:cs="Times New Roman"/>
+                <w:sz w:val="20"/>
+                <w:szCs w:val="20"/>
+                <w:lang w:val="en-US"/>
+              </w:rPr>
+              <w:t>Roboto</w:t>
+            </w:r>
+            <w:proofErr w:type="spellEnd"/>
+            <w:r>
+              <w:rPr>
+                <w:rFonts w:ascii="Times New Roman" w:hAnsi="Times New Roman" w:cs="Times New Roman"/>
+                <w:sz w:val="20"/>
+                <w:szCs w:val="20"/>
+                <w:lang w:val="en-US"/>
+              </w:rPr>
+              <w:t>', sans-serif;&lt;</w:t>
             </w:r>
             <w:proofErr w:type="spellStart"/>
             <w:r>
@@ -17641,7 +17821,27 @@
                 <w:szCs w:val="20"/>
                 <w:lang w:val="en-US"/>
               </w:rPr>
-              <w:t>&gt;.button {&lt;br&gt; &amp;:hover { ... }&lt;</w:t>
+              <w:t>&gt;.button {&lt;</w:t>
+            </w:r>
+            <w:proofErr w:type="spellStart"/>
+            <w:r>
+              <w:rPr>
+                <w:rFonts w:ascii="Times New Roman" w:hAnsi="Times New Roman" w:cs="Times New Roman"/>
+                <w:sz w:val="20"/>
+                <w:szCs w:val="20"/>
+                <w:lang w:val="en-US"/>
+              </w:rPr>
+              <w:t>br</w:t>
+            </w:r>
+            <w:proofErr w:type="spellEnd"/>
+            <w:r>
+              <w:rPr>
+                <w:rFonts w:ascii="Times New Roman" w:hAnsi="Times New Roman" w:cs="Times New Roman"/>
+                <w:sz w:val="20"/>
+                <w:szCs w:val="20"/>
+                <w:lang w:val="en-US"/>
+              </w:rPr>
+              <w:t>&gt; &amp;:hover { ... }&lt;</w:t>
             </w:r>
             <w:proofErr w:type="spellStart"/>
             <w:r>
@@ -18151,7 +18351,27 @@
                 <w:szCs w:val="20"/>
                 <w:lang w:val="en-US"/>
               </w:rPr>
-              <w:t>&gt;@mixin flex-center {&lt;</w:t>
+              <w:t>&gt;@</w:t>
+            </w:r>
+            <w:proofErr w:type="spellStart"/>
+            <w:r>
+              <w:rPr>
+                <w:rFonts w:ascii="Times New Roman" w:hAnsi="Times New Roman" w:cs="Times New Roman"/>
+                <w:sz w:val="20"/>
+                <w:szCs w:val="20"/>
+                <w:lang w:val="en-US"/>
+              </w:rPr>
+              <w:t>mixin</w:t>
+            </w:r>
+            <w:proofErr w:type="spellEnd"/>
+            <w:r>
+              <w:rPr>
+                <w:rFonts w:ascii="Times New Roman" w:hAnsi="Times New Roman" w:cs="Times New Roman"/>
+                <w:sz w:val="20"/>
+                <w:szCs w:val="20"/>
+                <w:lang w:val="en-US"/>
+              </w:rPr>
+              <w:t xml:space="preserve"> flex-center {&lt;</w:t>
             </w:r>
             <w:proofErr w:type="spellStart"/>
             <w:r>
@@ -18277,25 +18497,7 @@
                 <w:sz w:val="20"/>
                 <w:szCs w:val="20"/>
               </w:rPr>
-              <w:t xml:space="preserve">-выравнивание, стилизация кнопок, </w:t>
-            </w:r>
-            <w:proofErr w:type="spellStart"/>
-            <w:r>
-              <w:rPr>
-                <w:rFonts w:ascii="Times New Roman" w:hAnsi="Times New Roman" w:cs="Times New Roman"/>
-                <w:sz w:val="20"/>
-                <w:szCs w:val="20"/>
-              </w:rPr>
-              <w:t>медиазапросы</w:t>
-            </w:r>
-            <w:proofErr w:type="spellEnd"/>
-            <w:r>
-              <w:rPr>
-                <w:rFonts w:ascii="Times New Roman" w:hAnsi="Times New Roman" w:cs="Times New Roman"/>
-                <w:sz w:val="20"/>
-                <w:szCs w:val="20"/>
-              </w:rPr>
-              <w:t>).</w:t>
+              <w:t>-выравнивание, стилизация кнопок, медиазапросы).</w:t>
             </w:r>
           </w:p>
           <w:p>
@@ -18398,27 +18600,7 @@
                 <w:szCs w:val="20"/>
                 <w:lang w:val="en-US"/>
               </w:rPr>
-              <w:t xml:space="preserve">&gt;// </w:t>
-            </w:r>
-            <w:proofErr w:type="spellStart"/>
-            <w:r>
-              <w:rPr>
-                <w:rFonts w:ascii="Times New Roman" w:hAnsi="Times New Roman" w:cs="Times New Roman"/>
-                <w:sz w:val="20"/>
-                <w:szCs w:val="20"/>
-                <w:lang w:val="en-US"/>
-              </w:rPr>
-              <w:t>Mixins</w:t>
-            </w:r>
-            <w:proofErr w:type="spellEnd"/>
-            <w:r>
-              <w:rPr>
-                <w:rFonts w:ascii="Times New Roman" w:hAnsi="Times New Roman" w:cs="Times New Roman"/>
-                <w:sz w:val="20"/>
-                <w:szCs w:val="20"/>
-                <w:lang w:val="en-US"/>
-              </w:rPr>
-              <w:t>&lt;</w:t>
+              <w:t>&gt;// Mixins&lt;</w:t>
             </w:r>
             <w:proofErr w:type="spellStart"/>
             <w:r>
@@ -18438,7 +18620,27 @@
                 <w:szCs w:val="20"/>
                 <w:lang w:val="en-US"/>
               </w:rPr>
-              <w:t>&gt;@mixin flex-center {&lt;</w:t>
+              <w:t>&gt;@</w:t>
+            </w:r>
+            <w:proofErr w:type="spellStart"/>
+            <w:r>
+              <w:rPr>
+                <w:rFonts w:ascii="Times New Roman" w:hAnsi="Times New Roman" w:cs="Times New Roman"/>
+                <w:sz w:val="20"/>
+                <w:szCs w:val="20"/>
+                <w:lang w:val="en-US"/>
+              </w:rPr>
+              <w:t>mixin</w:t>
+            </w:r>
+            <w:proofErr w:type="spellEnd"/>
+            <w:r>
+              <w:rPr>
+                <w:rFonts w:ascii="Times New Roman" w:hAnsi="Times New Roman" w:cs="Times New Roman"/>
+                <w:sz w:val="20"/>
+                <w:szCs w:val="20"/>
+                <w:lang w:val="en-US"/>
+              </w:rPr>
+              <w:t xml:space="preserve"> flex-center {&lt;</w:t>
             </w:r>
             <w:proofErr w:type="spellStart"/>
             <w:r>
@@ -18558,7 +18760,27 @@
                 <w:szCs w:val="20"/>
                 <w:lang w:val="en-US"/>
               </w:rPr>
-              <w:t>&gt;@mixin mobile {&lt;</w:t>
+              <w:t>&gt;@</w:t>
+            </w:r>
+            <w:proofErr w:type="spellStart"/>
+            <w:r>
+              <w:rPr>
+                <w:rFonts w:ascii="Times New Roman" w:hAnsi="Times New Roman" w:cs="Times New Roman"/>
+                <w:sz w:val="20"/>
+                <w:szCs w:val="20"/>
+                <w:lang w:val="en-US"/>
+              </w:rPr>
+              <w:t>mixin</w:t>
+            </w:r>
+            <w:proofErr w:type="spellEnd"/>
+            <w:r>
+              <w:rPr>
+                <w:rFonts w:ascii="Times New Roman" w:hAnsi="Times New Roman" w:cs="Times New Roman"/>
+                <w:sz w:val="20"/>
+                <w:szCs w:val="20"/>
+                <w:lang w:val="en-US"/>
+              </w:rPr>
+              <w:t xml:space="preserve"> mobile {&lt;</w:t>
             </w:r>
             <w:proofErr w:type="spellStart"/>
             <w:r>
@@ -18598,7 +18820,27 @@
                 <w:szCs w:val="20"/>
                 <w:lang w:val="en-US"/>
               </w:rPr>
-              <w:t>&gt; @content;&lt;br&gt; }&lt;</w:t>
+              <w:t>&gt; @content;&lt;</w:t>
+            </w:r>
+            <w:proofErr w:type="spellStart"/>
+            <w:r>
+              <w:rPr>
+                <w:rFonts w:ascii="Times New Roman" w:hAnsi="Times New Roman" w:cs="Times New Roman"/>
+                <w:sz w:val="20"/>
+                <w:szCs w:val="20"/>
+                <w:lang w:val="en-US"/>
+              </w:rPr>
+              <w:t>br</w:t>
+            </w:r>
+            <w:proofErr w:type="spellEnd"/>
+            <w:r>
+              <w:rPr>
+                <w:rFonts w:ascii="Times New Roman" w:hAnsi="Times New Roman" w:cs="Times New Roman"/>
+                <w:sz w:val="20"/>
+                <w:szCs w:val="20"/>
+                <w:lang w:val="en-US"/>
+              </w:rPr>
+              <w:t>&gt; }&lt;</w:t>
             </w:r>
             <w:proofErr w:type="spellStart"/>
             <w:r>
@@ -18791,7 +19033,27 @@
                 <w:szCs w:val="20"/>
                 <w:lang w:val="en-US"/>
               </w:rPr>
-              <w:t>&gt;@mixin box($radius, $shadow) {&lt;</w:t>
+              <w:t>&gt;@</w:t>
+            </w:r>
+            <w:proofErr w:type="spellStart"/>
+            <w:r>
+              <w:rPr>
+                <w:rFonts w:ascii="Times New Roman" w:hAnsi="Times New Roman" w:cs="Times New Roman"/>
+                <w:sz w:val="20"/>
+                <w:szCs w:val="20"/>
+                <w:lang w:val="en-US"/>
+              </w:rPr>
+              <w:t>mixin</w:t>
+            </w:r>
+            <w:proofErr w:type="spellEnd"/>
+            <w:r>
+              <w:rPr>
+                <w:rFonts w:ascii="Times New Roman" w:hAnsi="Times New Roman" w:cs="Times New Roman"/>
+                <w:sz w:val="20"/>
+                <w:szCs w:val="20"/>
+                <w:lang w:val="en-US"/>
+              </w:rPr>
+              <w:t xml:space="preserve"> box($radius, $shadow) {&lt;</w:t>
             </w:r>
             <w:proofErr w:type="spellStart"/>
             <w:r>
@@ -19638,7 +19900,6 @@
               </w:rPr>
               <w:t xml:space="preserve">└── </w:t>
             </w:r>
-            <w:proofErr w:type="gramStart"/>
             <w:r>
               <w:rPr>
                 <w:rFonts w:ascii="Times New Roman" w:hAnsi="Times New Roman" w:cs="Times New Roman"/>
@@ -19667,41 +19928,22 @@
               <w:t>scss</w:t>
             </w:r>
             <w:proofErr w:type="spellEnd"/>
-            <w:proofErr w:type="gramEnd"/>
-          </w:p>
-          <w:p>
-            <w:pPr>
-              <w:rPr>
-                <w:rFonts w:ascii="Times New Roman" w:hAnsi="Times New Roman" w:cs="Times New Roman"/>
-                <w:sz w:val="20"/>
-                <w:szCs w:val="20"/>
-              </w:rPr>
-            </w:pPr>
-            <w:r>
-              <w:rPr>
-                <w:rFonts w:ascii="Times New Roman" w:hAnsi="Times New Roman" w:cs="Times New Roman"/>
-                <w:sz w:val="20"/>
-                <w:szCs w:val="20"/>
-              </w:rPr>
-              <w:t xml:space="preserve">2. Перенесите переменные, </w:t>
-            </w:r>
-            <w:proofErr w:type="spellStart"/>
-            <w:r>
-              <w:rPr>
-                <w:rFonts w:ascii="Times New Roman" w:hAnsi="Times New Roman" w:cs="Times New Roman"/>
-                <w:sz w:val="20"/>
-                <w:szCs w:val="20"/>
-              </w:rPr>
-              <w:t>миксины</w:t>
-            </w:r>
-            <w:proofErr w:type="spellEnd"/>
-            <w:r>
-              <w:rPr>
-                <w:rFonts w:ascii="Times New Roman" w:hAnsi="Times New Roman" w:cs="Times New Roman"/>
-                <w:sz w:val="20"/>
-                <w:szCs w:val="20"/>
-              </w:rPr>
-              <w:t xml:space="preserve">, компоненты в отдельные файлы (начинайте имена с _ — это </w:t>
+          </w:p>
+          <w:p>
+            <w:pPr>
+              <w:rPr>
+                <w:rFonts w:ascii="Times New Roman" w:hAnsi="Times New Roman" w:cs="Times New Roman"/>
+                <w:sz w:val="20"/>
+                <w:szCs w:val="20"/>
+              </w:rPr>
+            </w:pPr>
+            <w:r>
+              <w:rPr>
+                <w:rFonts w:ascii="Times New Roman" w:hAnsi="Times New Roman" w:cs="Times New Roman"/>
+                <w:sz w:val="20"/>
+                <w:szCs w:val="20"/>
+              </w:rPr>
+              <w:t xml:space="preserve">2. Перенесите переменные, миксины, компоненты в отдельные файлы (начинайте имена с _ — это </w:t>
             </w:r>
             <w:proofErr w:type="spellStart"/>
             <w:r>
@@ -20136,25 +20378,7 @@
                 <w:sz w:val="20"/>
                 <w:szCs w:val="20"/>
               </w:rPr>
-              <w:t xml:space="preserve">Создайте новую ветку в Git: </w:t>
-            </w:r>
-            <w:proofErr w:type="spellStart"/>
-            <w:r>
-              <w:rPr>
-                <w:rFonts w:ascii="Times New Roman" w:hAnsi="Times New Roman" w:cs="Times New Roman"/>
-                <w:sz w:val="20"/>
-                <w:szCs w:val="20"/>
-              </w:rPr>
-              <w:t>git</w:t>
-            </w:r>
-            <w:proofErr w:type="spellEnd"/>
-            <w:r>
-              <w:rPr>
-                <w:rFonts w:ascii="Times New Roman" w:hAnsi="Times New Roman" w:cs="Times New Roman"/>
-                <w:sz w:val="20"/>
-                <w:szCs w:val="20"/>
-              </w:rPr>
-              <w:t xml:space="preserve"> </w:t>
+              <w:t xml:space="preserve">Создайте новую ветку в Git: git </w:t>
             </w:r>
             <w:proofErr w:type="spellStart"/>
             <w:r>
@@ -20676,15 +20900,6 @@
                 <w:lang w:val="en-US"/>
               </w:rPr>
             </w:pPr>
-            <w:r>
-              <w:rPr>
-                <w:rFonts w:ascii="Times New Roman" w:hAnsi="Times New Roman" w:cs="Times New Roman"/>
-                <w:sz w:val="20"/>
-                <w:szCs w:val="20"/>
-                <w:lang w:val="en-US"/>
-              </w:rPr>
-              <w:t xml:space="preserve">git </w:t>
-            </w:r>
             <w:proofErr w:type="gramStart"/>
             <w:r>
               <w:rPr>
@@ -20693,9 +20908,18 @@
                 <w:szCs w:val="20"/>
                 <w:lang w:val="en-US"/>
               </w:rPr>
-              <w:t>add .</w:t>
+              <w:t>git</w:t>
             </w:r>
             <w:proofErr w:type="gramEnd"/>
+            <w:r>
+              <w:rPr>
+                <w:rFonts w:ascii="Times New Roman" w:hAnsi="Times New Roman" w:cs="Times New Roman"/>
+                <w:sz w:val="20"/>
+                <w:szCs w:val="20"/>
+                <w:lang w:val="en-US"/>
+              </w:rPr>
+              <w:t xml:space="preserve"> add .</w:t>
+            </w:r>
           </w:p>
           <w:p>
             <w:pPr>
@@ -21118,43 +21342,7 @@
                 <w:b/>
                 <w:szCs w:val="20"/>
               </w:rPr>
-              <w:t xml:space="preserve">Git (базовые команды, </w:t>
-            </w:r>
-            <w:proofErr w:type="spellStart"/>
-            <w:r>
-              <w:rPr>
-                <w:rFonts w:ascii="Times New Roman" w:hAnsi="Times New Roman" w:cs="Times New Roman"/>
-                <w:b/>
-                <w:szCs w:val="20"/>
-              </w:rPr>
-              <w:t>GitHub</w:t>
-            </w:r>
-            <w:proofErr w:type="spellEnd"/>
-            <w:r>
-              <w:rPr>
-                <w:rFonts w:ascii="Times New Roman" w:hAnsi="Times New Roman" w:cs="Times New Roman"/>
-                <w:b/>
-                <w:szCs w:val="20"/>
-              </w:rPr>
-              <w:t xml:space="preserve">), </w:t>
-            </w:r>
-            <w:proofErr w:type="spellStart"/>
-            <w:r>
-              <w:rPr>
-                <w:rFonts w:ascii="Times New Roman" w:hAnsi="Times New Roman" w:cs="Times New Roman"/>
-                <w:b/>
-                <w:szCs w:val="20"/>
-              </w:rPr>
-              <w:t>Figma</w:t>
-            </w:r>
-            <w:proofErr w:type="spellEnd"/>
-            <w:r>
-              <w:rPr>
-                <w:rFonts w:ascii="Times New Roman" w:hAnsi="Times New Roman" w:cs="Times New Roman"/>
-                <w:b/>
-                <w:szCs w:val="20"/>
-              </w:rPr>
-              <w:t xml:space="preserve"> (нарезка макетов), </w:t>
+              <w:t xml:space="preserve">Git (базовые команды, GitHub), Figma (нарезка макетов), </w:t>
             </w:r>
             <w:proofErr w:type="spellStart"/>
             <w:r>
@@ -21590,25 +21778,7 @@
                 <w:sz w:val="20"/>
                 <w:szCs w:val="20"/>
               </w:rPr>
-              <w:t xml:space="preserve">Установить Git с git-scm.com. Проверить: </w:t>
-            </w:r>
-            <w:proofErr w:type="spellStart"/>
-            <w:r>
-              <w:rPr>
-                <w:rFonts w:ascii="Times New Roman" w:hAnsi="Times New Roman" w:cs="Times New Roman"/>
-                <w:sz w:val="20"/>
-                <w:szCs w:val="20"/>
-              </w:rPr>
-              <w:t>git</w:t>
-            </w:r>
-            <w:proofErr w:type="spellEnd"/>
-            <w:r>
-              <w:rPr>
-                <w:rFonts w:ascii="Times New Roman" w:hAnsi="Times New Roman" w:cs="Times New Roman"/>
-                <w:sz w:val="20"/>
-                <w:szCs w:val="20"/>
-              </w:rPr>
-              <w:t xml:space="preserve"> --</w:t>
+              <w:t>Установить Git с git-scm.com. Проверить: git --</w:t>
             </w:r>
             <w:proofErr w:type="spellStart"/>
             <w:r>
@@ -21644,25 +21814,7 @@
                 <w:sz w:val="20"/>
                 <w:szCs w:val="20"/>
               </w:rPr>
-              <w:t xml:space="preserve">: </w:t>
-            </w:r>
-            <w:proofErr w:type="spellStart"/>
-            <w:r>
-              <w:rPr>
-                <w:rFonts w:ascii="Times New Roman" w:hAnsi="Times New Roman" w:cs="Times New Roman"/>
-                <w:sz w:val="20"/>
-                <w:szCs w:val="20"/>
-              </w:rPr>
-              <w:t>git</w:t>
-            </w:r>
-            <w:proofErr w:type="spellEnd"/>
-            <w:r>
-              <w:rPr>
-                <w:rFonts w:ascii="Times New Roman" w:hAnsi="Times New Roman" w:cs="Times New Roman"/>
-                <w:sz w:val="20"/>
-                <w:szCs w:val="20"/>
-              </w:rPr>
-              <w:t xml:space="preserve"> </w:t>
+              <w:t xml:space="preserve">: git </w:t>
             </w:r>
             <w:proofErr w:type="spellStart"/>
             <w:r>
@@ -21814,25 +21966,7 @@
                 <w:sz w:val="20"/>
                 <w:szCs w:val="20"/>
               </w:rPr>
-              <w:t xml:space="preserve">1. </w:t>
-            </w:r>
-            <w:proofErr w:type="spellStart"/>
-            <w:r>
-              <w:rPr>
-                <w:rFonts w:ascii="Times New Roman" w:hAnsi="Times New Roman" w:cs="Times New Roman"/>
-                <w:sz w:val="20"/>
-                <w:szCs w:val="20"/>
-              </w:rPr>
-              <w:t>git</w:t>
-            </w:r>
-            <w:proofErr w:type="spellEnd"/>
-            <w:r>
-              <w:rPr>
-                <w:rFonts w:ascii="Times New Roman" w:hAnsi="Times New Roman" w:cs="Times New Roman"/>
-                <w:sz w:val="20"/>
-                <w:szCs w:val="20"/>
-              </w:rPr>
-              <w:t xml:space="preserve"> </w:t>
+              <w:t xml:space="preserve">1. git </w:t>
             </w:r>
             <w:proofErr w:type="spellStart"/>
             <w:r>
@@ -21867,25 +22001,7 @@
                 <w:sz w:val="20"/>
                 <w:szCs w:val="20"/>
               </w:rPr>
-              <w:t xml:space="preserve">2. </w:t>
-            </w:r>
-            <w:proofErr w:type="spellStart"/>
-            <w:r>
-              <w:rPr>
-                <w:rFonts w:ascii="Times New Roman" w:hAnsi="Times New Roman" w:cs="Times New Roman"/>
-                <w:sz w:val="20"/>
-                <w:szCs w:val="20"/>
-              </w:rPr>
-              <w:t>git</w:t>
-            </w:r>
-            <w:proofErr w:type="spellEnd"/>
-            <w:r>
-              <w:rPr>
-                <w:rFonts w:ascii="Times New Roman" w:hAnsi="Times New Roman" w:cs="Times New Roman"/>
-                <w:sz w:val="20"/>
-                <w:szCs w:val="20"/>
-              </w:rPr>
-              <w:t xml:space="preserve"> </w:t>
+              <w:t xml:space="preserve">2. git </w:t>
             </w:r>
             <w:proofErr w:type="spellStart"/>
             <w:r>
@@ -21920,25 +22036,7 @@
                 <w:sz w:val="20"/>
                 <w:szCs w:val="20"/>
               </w:rPr>
-              <w:t xml:space="preserve">3. </w:t>
-            </w:r>
-            <w:proofErr w:type="spellStart"/>
-            <w:r>
-              <w:rPr>
-                <w:rFonts w:ascii="Times New Roman" w:hAnsi="Times New Roman" w:cs="Times New Roman"/>
-                <w:sz w:val="20"/>
-                <w:szCs w:val="20"/>
-              </w:rPr>
-              <w:t>git</w:t>
-            </w:r>
-            <w:proofErr w:type="spellEnd"/>
-            <w:r>
-              <w:rPr>
-                <w:rFonts w:ascii="Times New Roman" w:hAnsi="Times New Roman" w:cs="Times New Roman"/>
-                <w:sz w:val="20"/>
-                <w:szCs w:val="20"/>
-              </w:rPr>
-              <w:t xml:space="preserve"> </w:t>
+              <w:t xml:space="preserve">3. git </w:t>
             </w:r>
             <w:proofErr w:type="spellStart"/>
             <w:proofErr w:type="gramStart"/>
@@ -21966,25 +22064,7 @@
                 <w:sz w:val="20"/>
                 <w:szCs w:val="20"/>
               </w:rPr>
-              <w:t xml:space="preserve"> или </w:t>
-            </w:r>
-            <w:proofErr w:type="spellStart"/>
-            <w:r>
-              <w:rPr>
-                <w:rFonts w:ascii="Times New Roman" w:hAnsi="Times New Roman" w:cs="Times New Roman"/>
-                <w:sz w:val="20"/>
-                <w:szCs w:val="20"/>
-              </w:rPr>
-              <w:t>git</w:t>
-            </w:r>
-            <w:proofErr w:type="spellEnd"/>
-            <w:r>
-              <w:rPr>
-                <w:rFonts w:ascii="Times New Roman" w:hAnsi="Times New Roman" w:cs="Times New Roman"/>
-                <w:sz w:val="20"/>
-                <w:szCs w:val="20"/>
-              </w:rPr>
-              <w:t xml:space="preserve"> </w:t>
+              <w:t xml:space="preserve"> или git </w:t>
             </w:r>
             <w:proofErr w:type="spellStart"/>
             <w:r>
@@ -22019,25 +22099,7 @@
                 <w:sz w:val="20"/>
                 <w:szCs w:val="20"/>
               </w:rPr>
-              <w:t xml:space="preserve">4. </w:t>
-            </w:r>
-            <w:proofErr w:type="spellStart"/>
-            <w:r>
-              <w:rPr>
-                <w:rFonts w:ascii="Times New Roman" w:hAnsi="Times New Roman" w:cs="Times New Roman"/>
-                <w:sz w:val="20"/>
-                <w:szCs w:val="20"/>
-              </w:rPr>
-              <w:t>git</w:t>
-            </w:r>
-            <w:proofErr w:type="spellEnd"/>
-            <w:r>
-              <w:rPr>
-                <w:rFonts w:ascii="Times New Roman" w:hAnsi="Times New Roman" w:cs="Times New Roman"/>
-                <w:sz w:val="20"/>
-                <w:szCs w:val="20"/>
-              </w:rPr>
-              <w:t xml:space="preserve"> </w:t>
+              <w:t xml:space="preserve">4. git </w:t>
             </w:r>
             <w:proofErr w:type="spellStart"/>
             <w:r>
@@ -22072,25 +22134,7 @@
                 <w:sz w:val="20"/>
                 <w:szCs w:val="20"/>
               </w:rPr>
-              <w:t xml:space="preserve">5. </w:t>
-            </w:r>
-            <w:proofErr w:type="spellStart"/>
-            <w:r>
-              <w:rPr>
-                <w:rFonts w:ascii="Times New Roman" w:hAnsi="Times New Roman" w:cs="Times New Roman"/>
-                <w:sz w:val="20"/>
-                <w:szCs w:val="20"/>
-              </w:rPr>
-              <w:t>git</w:t>
-            </w:r>
-            <w:proofErr w:type="spellEnd"/>
-            <w:r>
-              <w:rPr>
-                <w:rFonts w:ascii="Times New Roman" w:hAnsi="Times New Roman" w:cs="Times New Roman"/>
-                <w:sz w:val="20"/>
-                <w:szCs w:val="20"/>
-              </w:rPr>
-              <w:t xml:space="preserve"> </w:t>
+              <w:t xml:space="preserve">5. git </w:t>
             </w:r>
             <w:proofErr w:type="spellStart"/>
             <w:r>
@@ -23221,26 +23265,18 @@
                 <w:sz w:val="20"/>
                 <w:szCs w:val="20"/>
               </w:rPr>
-              <w:t xml:space="preserve">Включите </w:t>
-            </w:r>
-            <w:proofErr w:type="spellStart"/>
-            <w:r>
-              <w:rPr>
-                <w:rFonts w:ascii="Times New Roman" w:hAnsi="Times New Roman" w:cs="Times New Roman"/>
-                <w:sz w:val="20"/>
-                <w:szCs w:val="20"/>
-              </w:rPr>
-              <w:t>Pages</w:t>
-            </w:r>
-            <w:proofErr w:type="spellEnd"/>
-            <w:r>
-              <w:rPr>
-                <w:rFonts w:ascii="Times New Roman" w:hAnsi="Times New Roman" w:cs="Times New Roman"/>
-                <w:sz w:val="20"/>
-                <w:szCs w:val="20"/>
-              </w:rPr>
-              <w:t xml:space="preserve"> для своего репозитория</w:t>
-            </w:r>
+              <w:t xml:space="preserve">Включите Pages для своего </w:t>
+            </w:r>
+            <w:proofErr w:type="spellStart"/>
+            <w:r>
+              <w:rPr>
+                <w:rFonts w:ascii="Times New Roman" w:hAnsi="Times New Roman" w:cs="Times New Roman"/>
+                <w:sz w:val="20"/>
+                <w:szCs w:val="20"/>
+              </w:rPr>
+              <w:t>репозитория</w:t>
+            </w:r>
+            <w:proofErr w:type="spellEnd"/>
             <w:r>
               <w:rPr>
                 <w:rFonts w:ascii="Times New Roman" w:hAnsi="Times New Roman" w:cs="Times New Roman"/>
@@ -23591,204 +23627,195 @@
                 <w:szCs w:val="20"/>
               </w:rPr>
             </w:pPr>
-            <w:proofErr w:type="spellStart"/>
-            <w:r>
-              <w:rPr>
-                <w:rFonts w:ascii="Times New Roman" w:hAnsi="Times New Roman" w:cs="Times New Roman"/>
-                <w:sz w:val="20"/>
-                <w:szCs w:val="20"/>
+            <w:r>
+              <w:rPr>
+                <w:rFonts w:ascii="Times New Roman" w:hAnsi="Times New Roman" w:cs="Times New Roman"/>
+                <w:sz w:val="20"/>
+                <w:szCs w:val="20"/>
+              </w:rPr>
+              <w:t xml:space="preserve">git </w:t>
+            </w:r>
+            <w:proofErr w:type="spellStart"/>
+            <w:r>
+              <w:rPr>
+                <w:rFonts w:ascii="Times New Roman" w:hAnsi="Times New Roman" w:cs="Times New Roman"/>
+                <w:sz w:val="20"/>
+                <w:szCs w:val="20"/>
+              </w:rPr>
+              <w:t>pull</w:t>
+            </w:r>
+            <w:proofErr w:type="spellEnd"/>
+            <w:r>
+              <w:rPr>
+                <w:rFonts w:ascii="Times New Roman" w:hAnsi="Times New Roman" w:cs="Times New Roman"/>
+                <w:sz w:val="20"/>
+                <w:szCs w:val="20"/>
+              </w:rPr>
+              <w:t xml:space="preserve"> </w:t>
+            </w:r>
+            <w:proofErr w:type="spellStart"/>
+            <w:r>
+              <w:rPr>
+                <w:rFonts w:ascii="Times New Roman" w:hAnsi="Times New Roman" w:cs="Times New Roman"/>
+                <w:sz w:val="20"/>
+                <w:szCs w:val="20"/>
+              </w:rPr>
+              <w:t>origin</w:t>
+            </w:r>
+            <w:proofErr w:type="spellEnd"/>
+            <w:r>
+              <w:rPr>
+                <w:rFonts w:ascii="Times New Roman" w:hAnsi="Times New Roman" w:cs="Times New Roman"/>
+                <w:sz w:val="20"/>
+                <w:szCs w:val="20"/>
+              </w:rPr>
+              <w:t xml:space="preserve"> </w:t>
+            </w:r>
+            <w:proofErr w:type="spellStart"/>
+            <w:proofErr w:type="gramStart"/>
+            <w:r>
+              <w:rPr>
+                <w:rFonts w:ascii="Times New Roman" w:hAnsi="Times New Roman" w:cs="Times New Roman"/>
+                <w:sz w:val="20"/>
+                <w:szCs w:val="20"/>
+              </w:rPr>
+              <w:t>main</w:t>
+            </w:r>
+            <w:proofErr w:type="spellEnd"/>
+            <w:r>
+              <w:rPr>
+                <w:rFonts w:ascii="Times New Roman" w:hAnsi="Times New Roman" w:cs="Times New Roman"/>
+                <w:sz w:val="20"/>
+                <w:szCs w:val="20"/>
+              </w:rPr>
+              <w:t xml:space="preserve">  </w:t>
+            </w:r>
+            <w:r>
+              <w:rPr>
+                <w:rFonts w:ascii="Times New Roman" w:hAnsi="Times New Roman" w:cs="Times New Roman"/>
+                <w:i/>
+                <w:sz w:val="20"/>
+                <w:szCs w:val="20"/>
+              </w:rPr>
+              <w:t>#</w:t>
+            </w:r>
+            <w:proofErr w:type="gramEnd"/>
+            <w:r>
+              <w:rPr>
+                <w:rFonts w:ascii="Times New Roman" w:hAnsi="Times New Roman" w:cs="Times New Roman"/>
+                <w:i/>
+                <w:sz w:val="20"/>
+                <w:szCs w:val="20"/>
+              </w:rPr>
+              <w:t xml:space="preserve"> если работаете на нескольких устройствах</w:t>
+            </w:r>
+          </w:p>
+          <w:p>
+            <w:pPr>
+              <w:rPr>
+                <w:rFonts w:ascii="Times New Roman" w:hAnsi="Times New Roman" w:cs="Times New Roman"/>
+                <w:sz w:val="20"/>
+                <w:szCs w:val="20"/>
+              </w:rPr>
+            </w:pPr>
+          </w:p>
+          <w:p>
+            <w:pPr>
+              <w:rPr>
+                <w:rFonts w:ascii="Times New Roman" w:hAnsi="Times New Roman" w:cs="Times New Roman"/>
+                <w:i/>
+                <w:sz w:val="20"/>
+                <w:szCs w:val="20"/>
+                <w:lang w:val="en-US"/>
+              </w:rPr>
+            </w:pPr>
+            <w:r>
+              <w:rPr>
+                <w:rFonts w:ascii="Times New Roman" w:hAnsi="Times New Roman" w:cs="Times New Roman"/>
+                <w:i/>
+                <w:sz w:val="20"/>
+                <w:szCs w:val="20"/>
+                <w:lang w:val="en-US"/>
+              </w:rPr>
+              <w:t xml:space="preserve"># </w:t>
+            </w:r>
+            <w:r>
+              <w:rPr>
+                <w:rFonts w:ascii="Times New Roman" w:hAnsi="Times New Roman" w:cs="Times New Roman"/>
+                <w:i/>
+                <w:sz w:val="20"/>
+                <w:szCs w:val="20"/>
+              </w:rPr>
+              <w:t>После</w:t>
+            </w:r>
+            <w:r>
+              <w:rPr>
+                <w:rFonts w:ascii="Times New Roman" w:hAnsi="Times New Roman" w:cs="Times New Roman"/>
+                <w:i/>
+                <w:sz w:val="20"/>
+                <w:szCs w:val="20"/>
+                <w:lang w:val="en-US"/>
+              </w:rPr>
+              <w:t xml:space="preserve"> </w:t>
+            </w:r>
+            <w:r>
+              <w:rPr>
+                <w:rFonts w:ascii="Times New Roman" w:hAnsi="Times New Roman" w:cs="Times New Roman"/>
+                <w:i/>
+                <w:sz w:val="20"/>
+                <w:szCs w:val="20"/>
+              </w:rPr>
+              <w:t>каждого</w:t>
+            </w:r>
+            <w:r>
+              <w:rPr>
+                <w:rFonts w:ascii="Times New Roman" w:hAnsi="Times New Roman" w:cs="Times New Roman"/>
+                <w:i/>
+                <w:sz w:val="20"/>
+                <w:szCs w:val="20"/>
+                <w:lang w:val="en-US"/>
+              </w:rPr>
+              <w:t xml:space="preserve"> </w:t>
+            </w:r>
+            <w:r>
+              <w:rPr>
+                <w:rFonts w:ascii="Times New Roman" w:hAnsi="Times New Roman" w:cs="Times New Roman"/>
+                <w:i/>
+                <w:sz w:val="20"/>
+                <w:szCs w:val="20"/>
+              </w:rPr>
+              <w:t>этапа</w:t>
+            </w:r>
+          </w:p>
+          <w:p>
+            <w:pPr>
+              <w:rPr>
+                <w:rFonts w:ascii="Times New Roman" w:hAnsi="Times New Roman" w:cs="Times New Roman"/>
+                <w:sz w:val="20"/>
+                <w:szCs w:val="20"/>
+                <w:lang w:val="en-US"/>
+              </w:rPr>
+            </w:pPr>
+            <w:proofErr w:type="gramStart"/>
+            <w:r>
+              <w:rPr>
+                <w:rFonts w:ascii="Times New Roman" w:hAnsi="Times New Roman" w:cs="Times New Roman"/>
+                <w:sz w:val="20"/>
+                <w:szCs w:val="20"/>
+                <w:lang w:val="en-US"/>
               </w:rPr>
               <w:t>git</w:t>
             </w:r>
-            <w:proofErr w:type="spellEnd"/>
-            <w:r>
-              <w:rPr>
-                <w:rFonts w:ascii="Times New Roman" w:hAnsi="Times New Roman" w:cs="Times New Roman"/>
-                <w:sz w:val="20"/>
-                <w:szCs w:val="20"/>
+            <w:proofErr w:type="gramEnd"/>
+            <w:r>
+              <w:rPr>
+                <w:rFonts w:ascii="Times New Roman" w:hAnsi="Times New Roman" w:cs="Times New Roman"/>
+                <w:sz w:val="20"/>
+                <w:szCs w:val="20"/>
+                <w:lang w:val="en-US"/>
               </w:rPr>
               <w:t xml:space="preserve"> </w:t>
             </w:r>
-            <w:proofErr w:type="spellStart"/>
-            <w:r>
-              <w:rPr>
-                <w:rFonts w:ascii="Times New Roman" w:hAnsi="Times New Roman" w:cs="Times New Roman"/>
-                <w:sz w:val="20"/>
-                <w:szCs w:val="20"/>
-              </w:rPr>
-              <w:t>pull</w:t>
-            </w:r>
-            <w:proofErr w:type="spellEnd"/>
-            <w:r>
-              <w:rPr>
-                <w:rFonts w:ascii="Times New Roman" w:hAnsi="Times New Roman" w:cs="Times New Roman"/>
-                <w:sz w:val="20"/>
-                <w:szCs w:val="20"/>
-              </w:rPr>
-              <w:t xml:space="preserve"> </w:t>
-            </w:r>
-            <w:proofErr w:type="spellStart"/>
-            <w:r>
-              <w:rPr>
-                <w:rFonts w:ascii="Times New Roman" w:hAnsi="Times New Roman" w:cs="Times New Roman"/>
-                <w:sz w:val="20"/>
-                <w:szCs w:val="20"/>
-              </w:rPr>
-              <w:t>origin</w:t>
-            </w:r>
-            <w:proofErr w:type="spellEnd"/>
-            <w:r>
-              <w:rPr>
-                <w:rFonts w:ascii="Times New Roman" w:hAnsi="Times New Roman" w:cs="Times New Roman"/>
-                <w:sz w:val="20"/>
-                <w:szCs w:val="20"/>
-              </w:rPr>
-              <w:t xml:space="preserve"> </w:t>
-            </w:r>
-            <w:proofErr w:type="spellStart"/>
-            <w:proofErr w:type="gramStart"/>
-            <w:r>
-              <w:rPr>
-                <w:rFonts w:ascii="Times New Roman" w:hAnsi="Times New Roman" w:cs="Times New Roman"/>
-                <w:sz w:val="20"/>
-                <w:szCs w:val="20"/>
-              </w:rPr>
-              <w:t>main</w:t>
-            </w:r>
-            <w:proofErr w:type="spellEnd"/>
-            <w:r>
-              <w:rPr>
-                <w:rFonts w:ascii="Times New Roman" w:hAnsi="Times New Roman" w:cs="Times New Roman"/>
-                <w:sz w:val="20"/>
-                <w:szCs w:val="20"/>
-              </w:rPr>
-              <w:t xml:space="preserve">  </w:t>
-            </w:r>
-            <w:r>
-              <w:rPr>
-                <w:rFonts w:ascii="Times New Roman" w:hAnsi="Times New Roman" w:cs="Times New Roman"/>
-                <w:i/>
-                <w:sz w:val="20"/>
-                <w:szCs w:val="20"/>
-              </w:rPr>
-              <w:t>#</w:t>
-            </w:r>
-            <w:proofErr w:type="gramEnd"/>
-            <w:r>
-              <w:rPr>
-                <w:rFonts w:ascii="Times New Roman" w:hAnsi="Times New Roman" w:cs="Times New Roman"/>
-                <w:i/>
-                <w:sz w:val="20"/>
-                <w:szCs w:val="20"/>
-              </w:rPr>
-              <w:t xml:space="preserve"> если работаете на нескольких устройствах</w:t>
-            </w:r>
-          </w:p>
-          <w:p>
-            <w:pPr>
-              <w:rPr>
-                <w:rFonts w:ascii="Times New Roman" w:hAnsi="Times New Roman" w:cs="Times New Roman"/>
-                <w:sz w:val="20"/>
-                <w:szCs w:val="20"/>
-              </w:rPr>
-            </w:pPr>
-          </w:p>
-          <w:p>
-            <w:pPr>
-              <w:rPr>
-                <w:rFonts w:ascii="Times New Roman" w:hAnsi="Times New Roman" w:cs="Times New Roman"/>
-                <w:i/>
-                <w:sz w:val="20"/>
-                <w:szCs w:val="20"/>
-                <w:lang w:val="en-US"/>
-              </w:rPr>
-            </w:pPr>
-            <w:r>
-              <w:rPr>
-                <w:rFonts w:ascii="Times New Roman" w:hAnsi="Times New Roman" w:cs="Times New Roman"/>
-                <w:i/>
-                <w:sz w:val="20"/>
-                <w:szCs w:val="20"/>
-                <w:lang w:val="en-US"/>
-              </w:rPr>
-              <w:t xml:space="preserve"># </w:t>
-            </w:r>
-            <w:r>
-              <w:rPr>
-                <w:rFonts w:ascii="Times New Roman" w:hAnsi="Times New Roman" w:cs="Times New Roman"/>
-                <w:i/>
-                <w:sz w:val="20"/>
-                <w:szCs w:val="20"/>
-              </w:rPr>
-              <w:t>После</w:t>
-            </w:r>
-            <w:r>
-              <w:rPr>
-                <w:rFonts w:ascii="Times New Roman" w:hAnsi="Times New Roman" w:cs="Times New Roman"/>
-                <w:i/>
-                <w:sz w:val="20"/>
-                <w:szCs w:val="20"/>
-                <w:lang w:val="en-US"/>
-              </w:rPr>
-              <w:t xml:space="preserve"> </w:t>
-            </w:r>
-            <w:r>
-              <w:rPr>
-                <w:rFonts w:ascii="Times New Roman" w:hAnsi="Times New Roman" w:cs="Times New Roman"/>
-                <w:i/>
-                <w:sz w:val="20"/>
-                <w:szCs w:val="20"/>
-              </w:rPr>
-              <w:t>каждого</w:t>
-            </w:r>
-            <w:r>
-              <w:rPr>
-                <w:rFonts w:ascii="Times New Roman" w:hAnsi="Times New Roman" w:cs="Times New Roman"/>
-                <w:i/>
-                <w:sz w:val="20"/>
-                <w:szCs w:val="20"/>
-                <w:lang w:val="en-US"/>
-              </w:rPr>
-              <w:t xml:space="preserve"> </w:t>
-            </w:r>
-            <w:r>
-              <w:rPr>
-                <w:rFonts w:ascii="Times New Roman" w:hAnsi="Times New Roman" w:cs="Times New Roman"/>
-                <w:i/>
-                <w:sz w:val="20"/>
-                <w:szCs w:val="20"/>
-              </w:rPr>
-              <w:t>этапа</w:t>
-            </w:r>
-          </w:p>
-          <w:p>
-            <w:pPr>
-              <w:rPr>
-                <w:rFonts w:ascii="Times New Roman" w:hAnsi="Times New Roman" w:cs="Times New Roman"/>
-                <w:sz w:val="20"/>
-                <w:szCs w:val="20"/>
-                <w:lang w:val="en-US"/>
-              </w:rPr>
-            </w:pPr>
-            <w:r>
-              <w:rPr>
-                <w:rFonts w:ascii="Times New Roman" w:hAnsi="Times New Roman" w:cs="Times New Roman"/>
-                <w:sz w:val="20"/>
-                <w:szCs w:val="20"/>
-                <w:lang w:val="en-US"/>
-              </w:rPr>
-              <w:t>git</w:t>
-            </w:r>
-            <w:r>
-              <w:rPr>
-                <w:rFonts w:ascii="Times New Roman" w:hAnsi="Times New Roman" w:cs="Times New Roman"/>
-                <w:sz w:val="20"/>
-                <w:szCs w:val="20"/>
-                <w:lang w:val="en-US"/>
-              </w:rPr>
-              <w:t xml:space="preserve"> </w:t>
-            </w:r>
-            <w:proofErr w:type="gramStart"/>
             <w:r>
               <w:rPr>
                 <w:rFonts w:ascii="Times New Roman" w:hAnsi="Times New Roman" w:cs="Times New Roman"/>
@@ -23807,7 +23834,6 @@
               </w:rPr>
               <w:t xml:space="preserve"> .</w:t>
             </w:r>
-            <w:proofErr w:type="gramEnd"/>
           </w:p>
           <w:p>
             <w:pPr>
@@ -23837,23 +23863,13 @@
                 <w:szCs w:val="20"/>
               </w:rPr>
             </w:pPr>
-            <w:proofErr w:type="spellStart"/>
-            <w:r>
-              <w:rPr>
-                <w:rFonts w:ascii="Times New Roman" w:hAnsi="Times New Roman" w:cs="Times New Roman"/>
-                <w:sz w:val="20"/>
-                <w:szCs w:val="20"/>
-              </w:rPr>
-              <w:t>git</w:t>
-            </w:r>
-            <w:proofErr w:type="spellEnd"/>
-            <w:r>
-              <w:rPr>
-                <w:rFonts w:ascii="Times New Roman" w:hAnsi="Times New Roman" w:cs="Times New Roman"/>
-                <w:sz w:val="20"/>
-                <w:szCs w:val="20"/>
-              </w:rPr>
-              <w:t xml:space="preserve"> </w:t>
+            <w:r>
+              <w:rPr>
+                <w:rFonts w:ascii="Times New Roman" w:hAnsi="Times New Roman" w:cs="Times New Roman"/>
+                <w:sz w:val="20"/>
+                <w:szCs w:val="20"/>
+              </w:rPr>
+              <w:t xml:space="preserve">git </w:t>
             </w:r>
             <w:proofErr w:type="spellStart"/>
             <w:r>
@@ -24038,6 +24054,7 @@
               </w:rPr>
               <w:t xml:space="preserve"> </w:t>
             </w:r>
+            <w:proofErr w:type="spellStart"/>
             <w:r>
               <w:rPr>
                 <w:rFonts w:ascii="Times New Roman" w:hAnsi="Times New Roman" w:cs="Times New Roman"/>
@@ -24046,6 +24063,7 @@
               </w:rPr>
               <w:t>коммит</w:t>
             </w:r>
+            <w:proofErr w:type="spellEnd"/>
             <w:r>
               <w:rPr>
                 <w:rFonts w:ascii="Times New Roman" w:hAnsi="Times New Roman" w:cs="Times New Roman"/>
@@ -24324,7 +24342,25 @@
                 <w:sz w:val="20"/>
                 <w:szCs w:val="20"/>
               </w:rPr>
-              <w:t xml:space="preserve">Финальный коммит, </w:t>
+              <w:t xml:space="preserve">Финальный </w:t>
+            </w:r>
+            <w:proofErr w:type="spellStart"/>
+            <w:r>
+              <w:rPr>
+                <w:rFonts w:ascii="Times New Roman" w:hAnsi="Times New Roman" w:cs="Times New Roman"/>
+                <w:sz w:val="20"/>
+                <w:szCs w:val="20"/>
+              </w:rPr>
+              <w:t>коммит</w:t>
+            </w:r>
+            <w:proofErr w:type="spellEnd"/>
+            <w:r>
+              <w:rPr>
+                <w:rFonts w:ascii="Times New Roman" w:hAnsi="Times New Roman" w:cs="Times New Roman"/>
+                <w:sz w:val="20"/>
+                <w:szCs w:val="20"/>
+              </w:rPr>
+              <w:t xml:space="preserve">, </w:t>
             </w:r>
             <w:proofErr w:type="spellStart"/>
             <w:r>
@@ -24342,25 +24378,7 @@
                 <w:sz w:val="20"/>
                 <w:szCs w:val="20"/>
               </w:rPr>
-              <w:t xml:space="preserve"> на </w:t>
-            </w:r>
-            <w:proofErr w:type="spellStart"/>
-            <w:r>
-              <w:rPr>
-                <w:rFonts w:ascii="Times New Roman" w:hAnsi="Times New Roman" w:cs="Times New Roman"/>
-                <w:sz w:val="20"/>
-                <w:szCs w:val="20"/>
-              </w:rPr>
-              <w:t>GitHub</w:t>
-            </w:r>
-            <w:proofErr w:type="spellEnd"/>
-            <w:r>
-              <w:rPr>
-                <w:rFonts w:ascii="Times New Roman" w:hAnsi="Times New Roman" w:cs="Times New Roman"/>
-                <w:sz w:val="20"/>
-                <w:szCs w:val="20"/>
-              </w:rPr>
-              <w:t>. Проверить работу на GitHub Pages.</w:t>
+              <w:t xml:space="preserve"> на GitHub. Проверить работу на GitHub Pages.</w:t>
             </w:r>
           </w:p>
         </w:tc>
@@ -25427,23 +25445,31 @@
                 <w:szCs w:val="20"/>
               </w:rPr>
             </w:pPr>
-            <w:proofErr w:type="spellStart"/>
-            <w:r>
-              <w:rPr>
-                <w:rFonts w:ascii="Times New Roman" w:hAnsi="Times New Roman" w:cs="Times New Roman"/>
-                <w:sz w:val="20"/>
-                <w:szCs w:val="20"/>
-              </w:rPr>
-              <w:t>Figma</w:t>
-            </w:r>
-            <w:proofErr w:type="spellEnd"/>
-            <w:r>
-              <w:rPr>
-                <w:rFonts w:ascii="Times New Roman" w:hAnsi="Times New Roman" w:cs="Times New Roman"/>
-                <w:sz w:val="20"/>
-                <w:szCs w:val="20"/>
-              </w:rPr>
-              <w:t xml:space="preserve"> Community - тысячи готовых макетов</w:t>
+            <w:r>
+              <w:rPr>
+                <w:rFonts w:ascii="Times New Roman" w:hAnsi="Times New Roman" w:cs="Times New Roman"/>
+                <w:sz w:val="20"/>
+                <w:szCs w:val="20"/>
+              </w:rPr>
+              <w:t xml:space="preserve">Figma </w:t>
+            </w:r>
+            <w:proofErr w:type="spellStart"/>
+            <w:r>
+              <w:rPr>
+                <w:rFonts w:ascii="Times New Roman" w:hAnsi="Times New Roman" w:cs="Times New Roman"/>
+                <w:sz w:val="20"/>
+                <w:szCs w:val="20"/>
+              </w:rPr>
+              <w:t>Community</w:t>
+            </w:r>
+            <w:proofErr w:type="spellEnd"/>
+            <w:r>
+              <w:rPr>
+                <w:rFonts w:ascii="Times New Roman" w:hAnsi="Times New Roman" w:cs="Times New Roman"/>
+                <w:sz w:val="20"/>
+                <w:szCs w:val="20"/>
+              </w:rPr>
+              <w:t xml:space="preserve"> - тысячи готовых макетов</w:t>
             </w:r>
           </w:p>
         </w:tc>
@@ -26238,100 +26264,90 @@
                 <w:szCs w:val="20"/>
               </w:rPr>
             </w:pPr>
-            <w:proofErr w:type="spellStart"/>
-            <w:r>
-              <w:rPr>
-                <w:rFonts w:ascii="Times New Roman" w:hAnsi="Times New Roman" w:cs="Times New Roman"/>
-                <w:sz w:val="20"/>
-                <w:szCs w:val="20"/>
+            <w:r>
+              <w:rPr>
+                <w:rFonts w:ascii="Times New Roman" w:hAnsi="Times New Roman" w:cs="Times New Roman"/>
+                <w:sz w:val="20"/>
+                <w:szCs w:val="20"/>
+              </w:rPr>
+              <w:t xml:space="preserve">git </w:t>
+            </w:r>
+            <w:proofErr w:type="spellStart"/>
+            <w:r>
+              <w:rPr>
+                <w:rFonts w:ascii="Times New Roman" w:hAnsi="Times New Roman" w:cs="Times New Roman"/>
+                <w:sz w:val="20"/>
+                <w:szCs w:val="20"/>
+              </w:rPr>
+              <w:t>checkout</w:t>
+            </w:r>
+            <w:proofErr w:type="spellEnd"/>
+            <w:r>
+              <w:rPr>
+                <w:rFonts w:ascii="Times New Roman" w:hAnsi="Times New Roman" w:cs="Times New Roman"/>
+                <w:sz w:val="20"/>
+                <w:szCs w:val="20"/>
+              </w:rPr>
+              <w:t xml:space="preserve"> -b project-2</w:t>
+            </w:r>
+          </w:p>
+          <w:p>
+            <w:pPr>
+              <w:rPr>
+                <w:rFonts w:ascii="Times New Roman" w:hAnsi="Times New Roman" w:cs="Times New Roman"/>
+                <w:sz w:val="20"/>
+                <w:szCs w:val="20"/>
+              </w:rPr>
+            </w:pPr>
+          </w:p>
+          <w:p>
+            <w:pPr>
+              <w:rPr>
+                <w:rFonts w:ascii="Times New Roman" w:hAnsi="Times New Roman" w:cs="Times New Roman"/>
+                <w:i/>
+                <w:sz w:val="20"/>
+                <w:szCs w:val="20"/>
+              </w:rPr>
+            </w:pPr>
+            <w:r>
+              <w:rPr>
+                <w:rFonts w:ascii="Times New Roman" w:hAnsi="Times New Roman" w:cs="Times New Roman"/>
+                <w:i/>
+                <w:sz w:val="20"/>
+                <w:szCs w:val="20"/>
+              </w:rPr>
+              <w:t># Работаете в этой ветке</w:t>
+            </w:r>
+          </w:p>
+          <w:p>
+            <w:pPr>
+              <w:rPr>
+                <w:rFonts w:ascii="Times New Roman" w:hAnsi="Times New Roman" w:cs="Times New Roman"/>
+                <w:sz w:val="20"/>
+                <w:szCs w:val="20"/>
+                <w:lang w:val="en-US"/>
+              </w:rPr>
+            </w:pPr>
+            <w:proofErr w:type="gramStart"/>
+            <w:r>
+              <w:rPr>
+                <w:rFonts w:ascii="Times New Roman" w:hAnsi="Times New Roman" w:cs="Times New Roman"/>
+                <w:sz w:val="20"/>
+                <w:szCs w:val="20"/>
+                <w:lang w:val="en-US"/>
               </w:rPr>
               <w:t>git</w:t>
             </w:r>
-            <w:proofErr w:type="spellEnd"/>
-            <w:r>
-              <w:rPr>
-                <w:rFonts w:ascii="Times New Roman" w:hAnsi="Times New Roman" w:cs="Times New Roman"/>
-                <w:sz w:val="20"/>
-                <w:szCs w:val="20"/>
-              </w:rPr>
-              <w:t xml:space="preserve"> </w:t>
-            </w:r>
-            <w:proofErr w:type="spellStart"/>
-            <w:r>
-              <w:rPr>
-                <w:rFonts w:ascii="Times New Roman" w:hAnsi="Times New Roman" w:cs="Times New Roman"/>
-                <w:sz w:val="20"/>
-                <w:szCs w:val="20"/>
-              </w:rPr>
-              <w:t>checkout</w:t>
-            </w:r>
-            <w:proofErr w:type="spellEnd"/>
-            <w:r>
-              <w:rPr>
-                <w:rFonts w:ascii="Times New Roman" w:hAnsi="Times New Roman" w:cs="Times New Roman"/>
-                <w:sz w:val="20"/>
-                <w:szCs w:val="20"/>
-              </w:rPr>
-              <w:t xml:space="preserve"> -b project-2</w:t>
-            </w:r>
-          </w:p>
-          <w:p>
-            <w:pPr>
-              <w:rPr>
-                <w:rFonts w:ascii="Times New Roman" w:hAnsi="Times New Roman" w:cs="Times New Roman"/>
-                <w:sz w:val="20"/>
-                <w:szCs w:val="20"/>
-              </w:rPr>
-            </w:pPr>
-          </w:p>
-          <w:p>
-            <w:pPr>
-              <w:rPr>
-                <w:rFonts w:ascii="Times New Roman" w:hAnsi="Times New Roman" w:cs="Times New Roman"/>
-                <w:i/>
-                <w:sz w:val="20"/>
-                <w:szCs w:val="20"/>
-              </w:rPr>
-            </w:pPr>
-            <w:r>
-              <w:rPr>
-                <w:rFonts w:ascii="Times New Roman" w:hAnsi="Times New Roman" w:cs="Times New Roman"/>
-                <w:i/>
-                <w:sz w:val="20"/>
-                <w:szCs w:val="20"/>
-              </w:rPr>
-              <w:t># Работаете в этой ветке</w:t>
-            </w:r>
-          </w:p>
-          <w:p>
-            <w:pPr>
-              <w:rPr>
-                <w:rFonts w:ascii="Times New Roman" w:hAnsi="Times New Roman" w:cs="Times New Roman"/>
-                <w:sz w:val="20"/>
-                <w:szCs w:val="20"/>
-                <w:lang w:val="en-US"/>
-              </w:rPr>
-            </w:pPr>
-            <w:r>
-              <w:rPr>
-                <w:rFonts w:ascii="Times New Roman" w:hAnsi="Times New Roman" w:cs="Times New Roman"/>
-                <w:sz w:val="20"/>
-                <w:szCs w:val="20"/>
-                <w:lang w:val="en-US"/>
-              </w:rPr>
-              <w:t xml:space="preserve">git </w:t>
-            </w:r>
-            <w:proofErr w:type="gramStart"/>
-            <w:r>
-              <w:rPr>
-                <w:rFonts w:ascii="Times New Roman" w:hAnsi="Times New Roman" w:cs="Times New Roman"/>
-                <w:sz w:val="20"/>
-                <w:szCs w:val="20"/>
-                <w:lang w:val="en-US"/>
-              </w:rPr>
-              <w:t>add .</w:t>
-            </w:r>
             <w:proofErr w:type="gramEnd"/>
+            <w:r>
+              <w:rPr>
+                <w:rFonts w:ascii="Times New Roman" w:hAnsi="Times New Roman" w:cs="Times New Roman"/>
+                <w:sz w:val="20"/>
+                <w:szCs w:val="20"/>
+                <w:lang w:val="en-US"/>
+              </w:rPr>
+              <w:t xml:space="preserve"> add .</w:t>
+            </w:r>
           </w:p>
           <w:p>
             <w:pPr>
@@ -26468,23 +26484,13 @@
                 <w:szCs w:val="20"/>
               </w:rPr>
             </w:pPr>
-            <w:proofErr w:type="spellStart"/>
-            <w:r>
-              <w:rPr>
-                <w:rFonts w:ascii="Times New Roman" w:hAnsi="Times New Roman" w:cs="Times New Roman"/>
-                <w:sz w:val="20"/>
-                <w:szCs w:val="20"/>
-              </w:rPr>
-              <w:t>git</w:t>
-            </w:r>
-            <w:proofErr w:type="spellEnd"/>
-            <w:r>
-              <w:rPr>
-                <w:rFonts w:ascii="Times New Roman" w:hAnsi="Times New Roman" w:cs="Times New Roman"/>
-                <w:sz w:val="20"/>
-                <w:szCs w:val="20"/>
-              </w:rPr>
-              <w:t xml:space="preserve"> </w:t>
+            <w:r>
+              <w:rPr>
+                <w:rFonts w:ascii="Times New Roman" w:hAnsi="Times New Roman" w:cs="Times New Roman"/>
+                <w:sz w:val="20"/>
+                <w:szCs w:val="20"/>
+              </w:rPr>
+              <w:t xml:space="preserve">git </w:t>
             </w:r>
             <w:proofErr w:type="spellStart"/>
             <w:r>
@@ -26894,22 +26900,14 @@
                 <w:szCs w:val="20"/>
               </w:rPr>
             </w:pPr>
-            <w:r>
-              <w:rPr>
-                <w:rFonts w:ascii="Times New Roman" w:hAnsi="Times New Roman" w:cs="Times New Roman"/>
-                <w:sz w:val="20"/>
-                <w:szCs w:val="20"/>
-              </w:rPr>
-              <w:t>Mobile-</w:t>
-            </w:r>
-            <w:proofErr w:type="spellStart"/>
-            <w:r>
-              <w:rPr>
-                <w:rFonts w:ascii="Times New Roman" w:hAnsi="Times New Roman" w:cs="Times New Roman"/>
-                <w:sz w:val="20"/>
-                <w:szCs w:val="20"/>
-              </w:rPr>
-              <w:t>first</w:t>
+            <w:proofErr w:type="spellStart"/>
+            <w:r>
+              <w:rPr>
+                <w:rFonts w:ascii="Times New Roman" w:hAnsi="Times New Roman" w:cs="Times New Roman"/>
+                <w:sz w:val="20"/>
+                <w:szCs w:val="20"/>
+              </w:rPr>
+              <w:t>Mobile-first</w:t>
             </w:r>
             <w:proofErr w:type="spellEnd"/>
             <w:r>
@@ -27908,25 +27906,7 @@
                 <w:sz w:val="20"/>
                 <w:szCs w:val="20"/>
               </w:rPr>
-              <w:t xml:space="preserve">[Ссылка на макет в </w:t>
-            </w:r>
-            <w:proofErr w:type="spellStart"/>
-            <w:r>
-              <w:rPr>
-                <w:rFonts w:ascii="Times New Roman" w:hAnsi="Times New Roman" w:cs="Times New Roman"/>
-                <w:sz w:val="20"/>
-                <w:szCs w:val="20"/>
-              </w:rPr>
-              <w:t>Figma</w:t>
-            </w:r>
-            <w:proofErr w:type="spellEnd"/>
-            <w:r>
-              <w:rPr>
-                <w:rFonts w:ascii="Times New Roman" w:hAnsi="Times New Roman" w:cs="Times New Roman"/>
-                <w:sz w:val="20"/>
-                <w:szCs w:val="20"/>
-              </w:rPr>
-              <w:t xml:space="preserve">/ </w:t>
+              <w:t xml:space="preserve">[Ссылка на макет в Figma/ </w:t>
             </w:r>
             <w:proofErr w:type="spellStart"/>
             <w:r>
@@ -27947,16 +27927,16 @@
               <w:t xml:space="preserve"> </w:t>
             </w:r>
             <w:proofErr w:type="spellStart"/>
+            <w:r>
+              <w:rPr>
+                <w:rFonts w:ascii="Times New Roman" w:hAnsi="Times New Roman" w:cs="Times New Roman"/>
+                <w:sz w:val="20"/>
+                <w:szCs w:val="20"/>
+              </w:rPr>
+              <w:t>Mentor</w:t>
+            </w:r>
+            <w:proofErr w:type="spellEnd"/>
             <w:proofErr w:type="gramStart"/>
-            <w:r>
-              <w:rPr>
-                <w:rFonts w:ascii="Times New Roman" w:hAnsi="Times New Roman" w:cs="Times New Roman"/>
-                <w:sz w:val="20"/>
-                <w:szCs w:val="20"/>
-              </w:rPr>
-              <w:t>Mentor</w:t>
-            </w:r>
-            <w:proofErr w:type="spellEnd"/>
             <w:r>
               <w:rPr>
                 <w:rFonts w:ascii="Times New Roman" w:hAnsi="Times New Roman" w:cs="Times New Roman"/>
@@ -28444,7 +28424,27 @@
                 <w:szCs w:val="20"/>
                 <w:lang w:val="en-US"/>
               </w:rPr>
-              <w:t>&lt;html lang="</w:t>
+              <w:t xml:space="preserve">&lt;html </w:t>
+            </w:r>
+            <w:proofErr w:type="spellStart"/>
+            <w:r>
+              <w:rPr>
+                <w:rFonts w:ascii="Times New Roman" w:hAnsi="Times New Roman" w:cs="Times New Roman"/>
+                <w:sz w:val="20"/>
+                <w:szCs w:val="20"/>
+                <w:lang w:val="en-US"/>
+              </w:rPr>
+              <w:t>lang</w:t>
+            </w:r>
+            <w:proofErr w:type="spellEnd"/>
+            <w:r>
+              <w:rPr>
+                <w:rFonts w:ascii="Times New Roman" w:hAnsi="Times New Roman" w:cs="Times New Roman"/>
+                <w:sz w:val="20"/>
+                <w:szCs w:val="20"/>
+                <w:lang w:val="en-US"/>
+              </w:rPr>
+              <w:t>="</w:t>
             </w:r>
             <w:proofErr w:type="spellStart"/>
             <w:r>
@@ -29497,15 +29497,6 @@
                 <w:lang w:val="en-US"/>
               </w:rPr>
             </w:pPr>
-            <w:r>
-              <w:rPr>
-                <w:rFonts w:ascii="Times New Roman" w:hAnsi="Times New Roman" w:cs="Times New Roman"/>
-                <w:sz w:val="20"/>
-                <w:szCs w:val="20"/>
-                <w:lang w:val="en-US"/>
-              </w:rPr>
-              <w:t xml:space="preserve">git </w:t>
-            </w:r>
             <w:proofErr w:type="gramStart"/>
             <w:r>
               <w:rPr>
@@ -29514,9 +29505,18 @@
                 <w:szCs w:val="20"/>
                 <w:lang w:val="en-US"/>
               </w:rPr>
-              <w:t>add .</w:t>
+              <w:t>git</w:t>
             </w:r>
             <w:proofErr w:type="gramEnd"/>
+            <w:r>
+              <w:rPr>
+                <w:rFonts w:ascii="Times New Roman" w:hAnsi="Times New Roman" w:cs="Times New Roman"/>
+                <w:sz w:val="20"/>
+                <w:szCs w:val="20"/>
+                <w:lang w:val="en-US"/>
+              </w:rPr>
+              <w:t xml:space="preserve"> add .</w:t>
+            </w:r>
           </w:p>
           <w:p>
             <w:pPr>
@@ -29889,25 +29889,7 @@
                 <w:sz w:val="20"/>
                 <w:szCs w:val="20"/>
               </w:rPr>
-              <w:t xml:space="preserve">Знаю разницу между </w:t>
-            </w:r>
-            <w:proofErr w:type="spellStart"/>
-            <w:r>
-              <w:rPr>
-                <w:rFonts w:ascii="Times New Roman" w:hAnsi="Times New Roman" w:cs="Times New Roman"/>
-                <w:sz w:val="20"/>
-                <w:szCs w:val="20"/>
-              </w:rPr>
-              <w:t>git</w:t>
-            </w:r>
-            <w:proofErr w:type="spellEnd"/>
-            <w:r>
-              <w:rPr>
-                <w:rFonts w:ascii="Times New Roman" w:hAnsi="Times New Roman" w:cs="Times New Roman"/>
-                <w:sz w:val="20"/>
-                <w:szCs w:val="20"/>
-              </w:rPr>
-              <w:t xml:space="preserve"> </w:t>
+              <w:t xml:space="preserve">Знаю разницу между git </w:t>
             </w:r>
             <w:proofErr w:type="spellStart"/>
             <w:proofErr w:type="gramStart"/>
@@ -29935,25 +29917,7 @@
                 <w:sz w:val="20"/>
                 <w:szCs w:val="20"/>
               </w:rPr>
-              <w:t xml:space="preserve"> и </w:t>
-            </w:r>
-            <w:proofErr w:type="spellStart"/>
-            <w:r>
-              <w:rPr>
-                <w:rFonts w:ascii="Times New Roman" w:hAnsi="Times New Roman" w:cs="Times New Roman"/>
-                <w:sz w:val="20"/>
-                <w:szCs w:val="20"/>
-              </w:rPr>
-              <w:t>git</w:t>
-            </w:r>
-            <w:proofErr w:type="spellEnd"/>
-            <w:r>
-              <w:rPr>
-                <w:rFonts w:ascii="Times New Roman" w:hAnsi="Times New Roman" w:cs="Times New Roman"/>
-                <w:sz w:val="20"/>
-                <w:szCs w:val="20"/>
-              </w:rPr>
-              <w:t xml:space="preserve"> </w:t>
+              <w:t xml:space="preserve"> и git </w:t>
             </w:r>
             <w:proofErr w:type="spellStart"/>
             <w:r>
@@ -29993,7 +29957,25 @@
                 <w:sz w:val="20"/>
                 <w:szCs w:val="20"/>
               </w:rPr>
-              <w:t>Умею работать с удалённым репозиторием (</w:t>
+              <w:t xml:space="preserve">Умею работать с удалённым </w:t>
+            </w:r>
+            <w:proofErr w:type="spellStart"/>
+            <w:r>
+              <w:rPr>
+                <w:rFonts w:ascii="Times New Roman" w:hAnsi="Times New Roman" w:cs="Times New Roman"/>
+                <w:sz w:val="20"/>
+                <w:szCs w:val="20"/>
+              </w:rPr>
+              <w:t>репозиторием</w:t>
+            </w:r>
+            <w:proofErr w:type="spellEnd"/>
+            <w:r>
+              <w:rPr>
+                <w:rFonts w:ascii="Times New Roman" w:hAnsi="Times New Roman" w:cs="Times New Roman"/>
+                <w:sz w:val="20"/>
+                <w:szCs w:val="20"/>
+              </w:rPr>
+              <w:t xml:space="preserve"> (</w:t>
             </w:r>
             <w:proofErr w:type="spellStart"/>
             <w:r>
@@ -30528,7 +30510,7 @@
 </file>
 
 <file path=word/numbering.xml><?xml version="1.0" encoding="utf-8"?>
-<w:numbering xmlns:wpc="http://schemas.microsoft.com/office/word/2010/wordprocessingCanvas" xmlns:cx="http://schemas.microsoft.com/office/drawing/2014/chartex" xmlns:cx1="http://schemas.microsoft.com/office/drawing/2015/9/8/chartex" xmlns:cx2="http://schemas.microsoft.com/office/drawing/2015/10/21/chartex" xmlns:cx3="http://schemas.microsoft.com/office/drawing/2016/5/9/chartex" xmlns:cx4="http://schemas.microsoft.com/office/drawing/2016/5/10/chartex" xmlns:cx5="http://schemas.microsoft.com/office/drawing/2016/5/11/chartex" xmlns:cx6="http://schemas.microsoft.com/office/drawing/2016/5/12/chartex" xmlns:cx7="http://schemas.microsoft.com/office/drawing/2016/5/13/chartex" xmlns:cx8="http://schemas.microsoft.com/office/drawing/2016/5/14/chartex" xmlns:mc="http://schemas.openxmlformats.org/markup-compatibility/2006" xmlns:aink="http://schemas.microsoft.com/office/drawing/2016/ink" xmlns:am3d="http://schemas.microsoft.com/office/drawing/2017/model3d" xmlns:o="urn:schemas-microsoft-com:office:office" xmlns:oel="http://schemas.microsoft.com/office/2019/extlst" xmlns:r="http://schemas.openxmlformats.org/officeDocument/2006/relationships" xmlns:m="http://schemas.openxmlformats.org/officeDocument/2006/math" xmlns:v="urn:schemas-microsoft-com:vml" xmlns:wp14="http://schemas.microsoft.com/office/word/2010/wordprocessingDrawing" xmlns:wp="http://schemas.openxmlformats.org/drawingml/2006/wordprocessingDrawing" xmlns:w10="urn:schemas-microsoft-com:office:word" xmlns:w="http://schemas.openxmlformats.org/wordprocessingml/2006/main" xmlns:w14="http://schemas.microsoft.com/office/word/2010/wordml" xmlns:w15="http://schemas.microsoft.com/office/word/2012/wordml" xmlns:w16cex="http://schemas.microsoft.com/office/word/2018/wordml/cex" xmlns:w16cid="http://schemas.microsoft.com/office/word/2016/wordml/cid" xmlns:w16="http://schemas.microsoft.com/office/word/2018/wordml" xmlns:w16sdtdh="http://schemas.microsoft.com/office/word/2020/wordml/sdtdatahash" xmlns:w16se="http://schemas.microsoft.com/office/word/2015/wordml/symex" xmlns:wpg="http://schemas.microsoft.com/office/word/2010/wordprocessingGroup" xmlns:wpi="http://schemas.microsoft.com/office/word/2010/wordprocessingInk" xmlns:wne="http://schemas.microsoft.com/office/word/2006/wordml" xmlns:wps="http://schemas.microsoft.com/office/word/2010/wordprocessingShape" mc:Ignorable="w14 w15 w16se w16cid w16 w16cex w16sdtdh wp14">
+<w:numbering xmlns:wpc="http://schemas.microsoft.com/office/word/2010/wordprocessingCanvas" xmlns:mc="http://schemas.openxmlformats.org/markup-compatibility/2006" xmlns:o="urn:schemas-microsoft-com:office:office" xmlns:r="http://schemas.openxmlformats.org/officeDocument/2006/relationships" xmlns:m="http://schemas.openxmlformats.org/officeDocument/2006/math" xmlns:v="urn:schemas-microsoft-com:vml" xmlns:wp14="http://schemas.microsoft.com/office/word/2010/wordprocessingDrawing" xmlns:wp="http://schemas.openxmlformats.org/drawingml/2006/wordprocessingDrawing" xmlns:w10="urn:schemas-microsoft-com:office:word" xmlns:w="http://schemas.openxmlformats.org/wordprocessingml/2006/main" xmlns:w14="http://schemas.microsoft.com/office/word/2010/wordml" xmlns:w15="http://schemas.microsoft.com/office/word/2012/wordml" xmlns:wpg="http://schemas.microsoft.com/office/word/2010/wordprocessingGroup" xmlns:wpi="http://schemas.microsoft.com/office/word/2010/wordprocessingInk" xmlns:wne="http://schemas.microsoft.com/office/word/2006/wordml" xmlns:wps="http://schemas.microsoft.com/office/word/2010/wordprocessingShape" mc:Ignorable="w14 w15 wp14">
   <w:abstractNum w:abstractNumId="0" w15:restartNumberingAfterBreak="0">
     <w:nsid w:val="01E84E31"/>
     <w:multiLevelType w:val="hybridMultilevel"/>
@@ -33062,86 +33044,86 @@
       </w:rPr>
     </w:lvl>
   </w:abstractNum>
-  <w:num w:numId="1" w16cid:durableId="286087762">
+  <w:num w:numId="1">
     <w:abstractNumId w:val="13"/>
   </w:num>
-  <w:num w:numId="2" w16cid:durableId="1259295202">
+  <w:num w:numId="2">
     <w:abstractNumId w:val="15"/>
   </w:num>
-  <w:num w:numId="3" w16cid:durableId="1620992450">
+  <w:num w:numId="3">
     <w:abstractNumId w:val="4"/>
   </w:num>
-  <w:num w:numId="4" w16cid:durableId="376007266">
+  <w:num w:numId="4">
     <w:abstractNumId w:val="21"/>
   </w:num>
-  <w:num w:numId="5" w16cid:durableId="1828785218">
+  <w:num w:numId="5">
     <w:abstractNumId w:val="17"/>
   </w:num>
-  <w:num w:numId="6" w16cid:durableId="1637223933">
+  <w:num w:numId="6">
     <w:abstractNumId w:val="6"/>
   </w:num>
-  <w:num w:numId="7" w16cid:durableId="1706908378">
+  <w:num w:numId="7">
     <w:abstractNumId w:val="7"/>
   </w:num>
-  <w:num w:numId="8" w16cid:durableId="114522674">
+  <w:num w:numId="8">
     <w:abstractNumId w:val="12"/>
   </w:num>
-  <w:num w:numId="9" w16cid:durableId="914820836">
+  <w:num w:numId="9">
     <w:abstractNumId w:val="22"/>
   </w:num>
-  <w:num w:numId="10" w16cid:durableId="833296780">
+  <w:num w:numId="10">
     <w:abstractNumId w:val="19"/>
   </w:num>
-  <w:num w:numId="11" w16cid:durableId="385418117">
+  <w:num w:numId="11">
     <w:abstractNumId w:val="9"/>
   </w:num>
-  <w:num w:numId="12" w16cid:durableId="689138859">
+  <w:num w:numId="12">
     <w:abstractNumId w:val="3"/>
   </w:num>
-  <w:num w:numId="13" w16cid:durableId="237641767">
+  <w:num w:numId="13">
     <w:abstractNumId w:val="20"/>
   </w:num>
-  <w:num w:numId="14" w16cid:durableId="847065677">
+  <w:num w:numId="14">
     <w:abstractNumId w:val="0"/>
   </w:num>
-  <w:num w:numId="15" w16cid:durableId="1531838606">
+  <w:num w:numId="15">
     <w:abstractNumId w:val="10"/>
   </w:num>
-  <w:num w:numId="16" w16cid:durableId="1537307603">
+  <w:num w:numId="16">
     <w:abstractNumId w:val="1"/>
   </w:num>
-  <w:num w:numId="17" w16cid:durableId="815028456">
+  <w:num w:numId="17">
     <w:abstractNumId w:val="18"/>
   </w:num>
-  <w:num w:numId="18" w16cid:durableId="1785617827">
+  <w:num w:numId="18">
     <w:abstractNumId w:val="11"/>
   </w:num>
-  <w:num w:numId="19" w16cid:durableId="1819108988">
+  <w:num w:numId="19">
     <w:abstractNumId w:val="23"/>
   </w:num>
-  <w:num w:numId="20" w16cid:durableId="1443845289">
+  <w:num w:numId="20">
     <w:abstractNumId w:val="5"/>
   </w:num>
-  <w:num w:numId="21" w16cid:durableId="645552236">
+  <w:num w:numId="21">
     <w:abstractNumId w:val="16"/>
   </w:num>
-  <w:num w:numId="22" w16cid:durableId="2110925889">
+  <w:num w:numId="22">
     <w:abstractNumId w:val="8"/>
   </w:num>
-  <w:num w:numId="23" w16cid:durableId="756556971">
+  <w:num w:numId="23">
     <w:abstractNumId w:val="2"/>
   </w:num>
-  <w:num w:numId="24" w16cid:durableId="1665552576">
+  <w:num w:numId="24">
     <w:abstractNumId w:val="24"/>
   </w:num>
-  <w:num w:numId="25" w16cid:durableId="1587811403">
+  <w:num w:numId="25">
     <w:abstractNumId w:val="14"/>
   </w:num>
 </w:numbering>
 </file>
 
 <file path=word/styles.xml><?xml version="1.0" encoding="utf-8"?>
-<w:styles xmlns:mc="http://schemas.openxmlformats.org/markup-compatibility/2006" xmlns:r="http://schemas.openxmlformats.org/officeDocument/2006/relationships" xmlns:w="http://schemas.openxmlformats.org/wordprocessingml/2006/main" xmlns:w14="http://schemas.microsoft.com/office/word/2010/wordml" xmlns:w15="http://schemas.microsoft.com/office/word/2012/wordml" xmlns:w16cex="http://schemas.microsoft.com/office/word/2018/wordml/cex" xmlns:w16cid="http://schemas.microsoft.com/office/word/2016/wordml/cid" xmlns:w16="http://schemas.microsoft.com/office/word/2018/wordml" xmlns:w16sdtdh="http://schemas.microsoft.com/office/word/2020/wordml/sdtdatahash" xmlns:w16se="http://schemas.microsoft.com/office/word/2015/wordml/symex" mc:Ignorable="w14 w15 w16se w16cid w16 w16cex w16sdtdh">
+<w:styles xmlns:mc="http://schemas.openxmlformats.org/markup-compatibility/2006" xmlns:r="http://schemas.openxmlformats.org/officeDocument/2006/relationships" xmlns:w="http://schemas.openxmlformats.org/wordprocessingml/2006/main" xmlns:w14="http://schemas.microsoft.com/office/word/2010/wordml" xmlns:w15="http://schemas.microsoft.com/office/word/2012/wordml" mc:Ignorable="w14 w15">
   <w:docDefaults>
     <w:rPrDefault>
       <w:rPr>
@@ -33157,7 +33139,7 @@
       </w:pPr>
     </w:pPrDefault>
   </w:docDefaults>
-  <w:latentStyles w:defLockedState="0" w:defUIPriority="99" w:defSemiHidden="0" w:defUnhideWhenUsed="0" w:defQFormat="0" w:count="376">
+  <w:latentStyles w:defLockedState="0" w:defUIPriority="99" w:defSemiHidden="0" w:defUnhideWhenUsed="0" w:defQFormat="0" w:count="371">
     <w:lsdException w:name="Normal" w:uiPriority="0" w:qFormat="1"/>
     <w:lsdException w:name="heading 1" w:uiPriority="9" w:qFormat="1"/>
     <w:lsdException w:name="heading 2" w:semiHidden="1" w:uiPriority="9" w:unhideWhenUsed="1" w:qFormat="1"/>
@@ -33529,11 +33511,6 @@
     <w:lsdException w:name="List Table 5 Dark Accent 6" w:uiPriority="50"/>
     <w:lsdException w:name="List Table 6 Colorful Accent 6" w:uiPriority="51"/>
     <w:lsdException w:name="List Table 7 Colorful Accent 6" w:uiPriority="52"/>
-    <w:lsdException w:name="Mention" w:semiHidden="1" w:unhideWhenUsed="1"/>
-    <w:lsdException w:name="Smart Hyperlink" w:semiHidden="1" w:unhideWhenUsed="1"/>
-    <w:lsdException w:name="Hashtag" w:semiHidden="1" w:unhideWhenUsed="1"/>
-    <w:lsdException w:name="Unresolved Mention" w:semiHidden="1" w:unhideWhenUsed="1"/>
-    <w:lsdException w:name="Smart Link" w:semiHidden="1" w:unhideWhenUsed="1"/>
   </w:latentStyles>
   <w:style w:type="paragraph" w:default="1" w:styleId="a">
     <w:name w:val="Normal"/>
@@ -33970,7 +33947,7 @@
 </file>
 
 <file path=customXml/itemProps1.xml><?xml version="1.0" encoding="utf-8"?>
-<ds:datastoreItem xmlns:ds="http://schemas.openxmlformats.org/officeDocument/2006/customXml" ds:itemID="{A8B7C9C1-E149-436F-B95E-7AF1E8765C4F}">
+<ds:datastoreItem xmlns:ds="http://schemas.openxmlformats.org/officeDocument/2006/customXml" ds:itemID="{3775E234-8368-4709-BE74-76F7D4EC5D18}">
   <ds:schemaRefs>
     <ds:schemaRef ds:uri="http://schemas.openxmlformats.org/officeDocument/2006/bibliography"/>
   </ds:schemaRefs>
